--- a/CSE-2206/Assembly Lab.docx
+++ b/CSE-2206/Assembly Lab.docx
@@ -389,7 +389,7 @@
                     </pic:cNvPicPr>
                   </pic:nvPicPr>
                   <pic:blipFill>
-                    <a:blip r:embed="rId4">
+                    <a:blip r:embed="rId5">
                       <a:extLst>
                         <a:ext uri="{28A0092B-C50C-407E-A947-70E740481C1C}">
                           <a14:useLocalDpi xmlns:a14="http://schemas.microsoft.com/office/drawing/2010/main" val="0"/>
@@ -936,7 +936,7 @@
                     </pic:cNvPicPr>
                   </pic:nvPicPr>
                   <pic:blipFill>
-                    <a:blip r:embed="rId5"/>
+                    <a:blip r:embed="rId6"/>
                     <a:stretch>
                       <a:fillRect/>
                     </a:stretch>
@@ -1489,7 +1489,7 @@
                     </pic:cNvPicPr>
                   </pic:nvPicPr>
                   <pic:blipFill rotWithShape="1">
-                    <a:blip r:embed="rId6"/>
+                    <a:blip r:embed="rId7"/>
                     <a:srcRect l="974"/>
                     <a:stretch>
                       <a:fillRect/>
@@ -2282,48 +2282,48 @@
         <w:jc w:val="both"/>
       </w:pPr>
       <w:r>
+        <w:t>PRINT:</w:t>
+      </w:r>
+    </w:p>
+    <w:p>
+      <w:pPr>
+        <w:pStyle w:val="PreformattedText"/>
+        <w:jc w:val="both"/>
+      </w:pPr>
+      <w:r>
+        <w:t xml:space="preserve">    MOV </w:t>
+      </w:r>
+      <w:proofErr w:type="gramStart"/>
+      <w:r>
+        <w:t>A,AL</w:t>
+      </w:r>
+      <w:proofErr w:type="gramEnd"/>
+    </w:p>
+    <w:p>
+      <w:pPr>
+        <w:pStyle w:val="PreformattedText"/>
+        <w:jc w:val="both"/>
+      </w:pPr>
+      <w:r>
+        <w:t xml:space="preserve">    MOV AH,2</w:t>
+      </w:r>
+    </w:p>
+    <w:p>
+      <w:pPr>
+        <w:pStyle w:val="PreformattedText"/>
+        <w:jc w:val="both"/>
+      </w:pPr>
+      <w:r>
+        <w:t xml:space="preserve">    ADD A,32</w:t>
+      </w:r>
+    </w:p>
+    <w:p>
+      <w:pPr>
+        <w:pStyle w:val="PreformattedText"/>
+        <w:jc w:val="both"/>
+      </w:pPr>
+      <w:r>
         <w:lastRenderedPageBreak/>
-        <w:t>PRINT:</w:t>
-      </w:r>
-    </w:p>
-    <w:p>
-      <w:pPr>
-        <w:pStyle w:val="PreformattedText"/>
-        <w:jc w:val="both"/>
-      </w:pPr>
-      <w:r>
-        <w:t xml:space="preserve">    MOV </w:t>
-      </w:r>
-      <w:proofErr w:type="gramStart"/>
-      <w:r>
-        <w:t>A,AL</w:t>
-      </w:r>
-      <w:proofErr w:type="gramEnd"/>
-    </w:p>
-    <w:p>
-      <w:pPr>
-        <w:pStyle w:val="PreformattedText"/>
-        <w:jc w:val="both"/>
-      </w:pPr>
-      <w:r>
-        <w:t xml:space="preserve">    MOV AH,2</w:t>
-      </w:r>
-    </w:p>
-    <w:p>
-      <w:pPr>
-        <w:pStyle w:val="PreformattedText"/>
-        <w:jc w:val="both"/>
-      </w:pPr>
-      <w:r>
-        <w:t xml:space="preserve">    ADD A,32</w:t>
-      </w:r>
-    </w:p>
-    <w:p>
-      <w:pPr>
-        <w:pStyle w:val="PreformattedText"/>
-        <w:jc w:val="both"/>
-      </w:pPr>
-      <w:r>
         <w:t xml:space="preserve">    MOV </w:t>
       </w:r>
       <w:proofErr w:type="gramStart"/>
@@ -2563,7 +2563,7 @@
                     </pic:cNvPicPr>
                   </pic:nvPicPr>
                   <pic:blipFill rotWithShape="1">
-                    <a:blip r:embed="rId7"/>
+                    <a:blip r:embed="rId8"/>
                     <a:srcRect l="921"/>
                     <a:stretch>
                       <a:fillRect/>
@@ -2627,7 +2627,7 @@
                     </pic:cNvPicPr>
                   </pic:nvPicPr>
                   <pic:blipFill rotWithShape="1">
-                    <a:blip r:embed="rId8"/>
+                    <a:blip r:embed="rId9"/>
                     <a:srcRect l="1542" r="1873" b="4426"/>
                     <a:stretch>
                       <a:fillRect/>
@@ -3314,52 +3314,52 @@
         <w:jc w:val="both"/>
       </w:pPr>
       <w:r>
+        <w:t xml:space="preserve">CHECK_2:         </w:t>
+      </w:r>
+    </w:p>
+    <w:p>
+      <w:pPr>
+        <w:pStyle w:val="PreformattedText"/>
+        <w:jc w:val="both"/>
+      </w:pPr>
+      <w:r>
+        <w:t xml:space="preserve">    MOV AH,9</w:t>
+      </w:r>
+    </w:p>
+    <w:p>
+      <w:pPr>
+        <w:pStyle w:val="PreformattedText"/>
+        <w:jc w:val="both"/>
+      </w:pPr>
+      <w:r>
+        <w:t xml:space="preserve">    LEA DX, ASK_AGAIN</w:t>
+      </w:r>
+    </w:p>
+    <w:p>
+      <w:pPr>
+        <w:pStyle w:val="PreformattedText"/>
+        <w:jc w:val="both"/>
+      </w:pPr>
+      <w:r>
+        <w:t xml:space="preserve">    INT 21H</w:t>
+      </w:r>
+    </w:p>
+    <w:p>
+      <w:pPr>
+        <w:pStyle w:val="PreformattedText"/>
+        <w:jc w:val="both"/>
+      </w:pPr>
+      <w:r>
+        <w:t xml:space="preserve">    MOV AH,1</w:t>
+      </w:r>
+    </w:p>
+    <w:p>
+      <w:pPr>
+        <w:pStyle w:val="PreformattedText"/>
+        <w:jc w:val="both"/>
+      </w:pPr>
+      <w:r>
         <w:lastRenderedPageBreak/>
-        <w:t xml:space="preserve">CHECK_2:         </w:t>
-      </w:r>
-    </w:p>
-    <w:p>
-      <w:pPr>
-        <w:pStyle w:val="PreformattedText"/>
-        <w:jc w:val="both"/>
-      </w:pPr>
-      <w:r>
-        <w:t xml:space="preserve">    MOV AH,9</w:t>
-      </w:r>
-    </w:p>
-    <w:p>
-      <w:pPr>
-        <w:pStyle w:val="PreformattedText"/>
-        <w:jc w:val="both"/>
-      </w:pPr>
-      <w:r>
-        <w:t xml:space="preserve">    LEA DX, ASK_AGAIN</w:t>
-      </w:r>
-    </w:p>
-    <w:p>
-      <w:pPr>
-        <w:pStyle w:val="PreformattedText"/>
-        <w:jc w:val="both"/>
-      </w:pPr>
-      <w:r>
-        <w:t xml:space="preserve">    INT 21H</w:t>
-      </w:r>
-    </w:p>
-    <w:p>
-      <w:pPr>
-        <w:pStyle w:val="PreformattedText"/>
-        <w:jc w:val="both"/>
-      </w:pPr>
-      <w:r>
-        <w:t xml:space="preserve">    MOV AH,1</w:t>
-      </w:r>
-    </w:p>
-    <w:p>
-      <w:pPr>
-        <w:pStyle w:val="PreformattedText"/>
-        <w:jc w:val="both"/>
-      </w:pPr>
-      <w:r>
         <w:t xml:space="preserve">    INT 21H</w:t>
       </w:r>
     </w:p>
@@ -3623,7 +3623,7 @@
                     </pic:cNvPicPr>
                   </pic:nvPicPr>
                   <pic:blipFill rotWithShape="1">
-                    <a:blip r:embed="rId9"/>
+                    <a:blip r:embed="rId10"/>
                     <a:srcRect l="1525" t="1936" r="914"/>
                     <a:stretch>
                       <a:fillRect/>
@@ -3836,14 +3836,2191 @@
         <w:t xml:space="preserve"> operation. </w:t>
       </w:r>
     </w:p>
+    <w:p>
+      <w:pPr>
+        <w:jc w:val="both"/>
+        <w:rPr>
+          <w:rStyle w:val="Strong"/>
+          <w:b w:val="0"/>
+          <w:bCs w:val="0"/>
+        </w:rPr>
+      </w:pPr>
+    </w:p>
+    <w:p>
+      <w:pPr>
+        <w:rPr>
+          <w:rStyle w:val="Strong"/>
+          <w:b w:val="0"/>
+          <w:bCs w:val="0"/>
+        </w:rPr>
+      </w:pPr>
+      <w:r>
+        <w:rPr>
+          <w:rStyle w:val="Strong"/>
+          <w:b w:val="0"/>
+          <w:bCs w:val="0"/>
+        </w:rPr>
+        <w:br w:type="page"/>
+      </w:r>
+    </w:p>
+    <w:p>
+      <w:pPr>
+        <w:spacing w:after="120"/>
+        <w:jc w:val="both"/>
+        <w:rPr>
+          <w:rStyle w:val="Strong"/>
+        </w:rPr>
+      </w:pPr>
+      <w:r>
+        <w:rPr>
+          <w:rStyle w:val="Strong"/>
+        </w:rPr>
+        <w:lastRenderedPageBreak/>
+        <w:t>Experiment No.: 01</w:t>
+      </w:r>
+    </w:p>
+    <w:p>
+      <w:pPr>
+        <w:spacing w:after="120"/>
+        <w:jc w:val="both"/>
+        <w:rPr>
+          <w:rFonts w:ascii="Times New Roman" w:hAnsi="Times New Roman" w:cs="Times New Roman"/>
+          <w:b/>
+          <w:bCs/>
+        </w:rPr>
+      </w:pPr>
+      <w:r>
+        <w:rPr>
+          <w:rStyle w:val="Strong"/>
+        </w:rPr>
+        <w:t xml:space="preserve">Experiment Name: </w:t>
+      </w:r>
+      <w:r>
+        <w:rPr>
+          <w:rStyle w:val="Strong"/>
+          <w:b w:val="0"/>
+          <w:bCs w:val="0"/>
+        </w:rPr>
+        <w:t>Binary Input-Output, Reversal, Compliment and Odd Parity Check</w:t>
+      </w:r>
+    </w:p>
+    <w:p>
+      <w:pPr>
+        <w:spacing w:after="120"/>
+        <w:jc w:val="both"/>
+        <w:rPr>
+          <w:rFonts w:ascii="Times New Roman" w:hAnsi="Times New Roman" w:cs="Times New Roman"/>
+        </w:rPr>
+      </w:pPr>
+      <w:r>
+        <w:rPr>
+          <w:rFonts w:ascii="Times New Roman" w:hAnsi="Times New Roman" w:cs="Times New Roman"/>
+          <w:b/>
+          <w:bCs/>
+        </w:rPr>
+        <w:t>Code:</w:t>
+      </w:r>
+    </w:p>
+    <w:p>
+      <w:pPr>
+        <w:pStyle w:val="PreformattedText"/>
+        <w:jc w:val="both"/>
+      </w:pPr>
+      <w:proofErr w:type="gramStart"/>
+      <w:r>
+        <w:t>.MODEL</w:t>
+      </w:r>
+      <w:proofErr w:type="gramEnd"/>
+      <w:r>
+        <w:t xml:space="preserve"> SMALL</w:t>
+      </w:r>
+    </w:p>
+    <w:p>
+      <w:pPr>
+        <w:pStyle w:val="PreformattedText"/>
+        <w:jc w:val="both"/>
+      </w:pPr>
+      <w:proofErr w:type="gramStart"/>
+      <w:r>
+        <w:t>.STACK</w:t>
+      </w:r>
+      <w:proofErr w:type="gramEnd"/>
+      <w:r>
+        <w:t xml:space="preserve"> 100H</w:t>
+      </w:r>
+    </w:p>
+    <w:p>
+      <w:pPr>
+        <w:pStyle w:val="PreformattedText"/>
+        <w:jc w:val="both"/>
+      </w:pPr>
+      <w:r>
+        <w:t>.DATA</w:t>
+      </w:r>
+    </w:p>
+    <w:p>
+      <w:pPr>
+        <w:pStyle w:val="PreformattedText"/>
+        <w:jc w:val="both"/>
+      </w:pPr>
+      <w:r>
+        <w:t xml:space="preserve">ORIG </w:t>
+      </w:r>
+      <w:proofErr w:type="gramStart"/>
+      <w:r>
+        <w:t>DB ?</w:t>
+      </w:r>
+      <w:proofErr w:type="gramEnd"/>
+    </w:p>
+    <w:p>
+      <w:pPr>
+        <w:pStyle w:val="PreformattedText"/>
+        <w:jc w:val="both"/>
+      </w:pPr>
+      <w:r>
+        <w:t xml:space="preserve">COMP </w:t>
+      </w:r>
+      <w:proofErr w:type="gramStart"/>
+      <w:r>
+        <w:t>DB ?</w:t>
+      </w:r>
+      <w:proofErr w:type="gramEnd"/>
+      <w:r>
+        <w:t xml:space="preserve">        </w:t>
+      </w:r>
+    </w:p>
+    <w:p>
+      <w:pPr>
+        <w:pStyle w:val="PreformattedText"/>
+        <w:jc w:val="both"/>
+      </w:pPr>
+      <w:r>
+        <w:t xml:space="preserve">REV </w:t>
+      </w:r>
+      <w:proofErr w:type="gramStart"/>
+      <w:r>
+        <w:t>DB ?</w:t>
+      </w:r>
+      <w:proofErr w:type="gramEnd"/>
+    </w:p>
+    <w:p>
+      <w:pPr>
+        <w:pStyle w:val="PreformattedText"/>
+        <w:jc w:val="both"/>
+      </w:pPr>
+      <w:r>
+        <w:t xml:space="preserve">ODD </w:t>
+      </w:r>
+      <w:proofErr w:type="gramStart"/>
+      <w:r>
+        <w:t>DB ?</w:t>
+      </w:r>
+      <w:proofErr w:type="gramEnd"/>
+    </w:p>
+    <w:p>
+      <w:pPr>
+        <w:pStyle w:val="PreformattedText"/>
+        <w:jc w:val="both"/>
+      </w:pPr>
+      <w:r>
+        <w:t xml:space="preserve">TEMP </w:t>
+      </w:r>
+      <w:proofErr w:type="gramStart"/>
+      <w:r>
+        <w:t>DB ?</w:t>
+      </w:r>
+      <w:proofErr w:type="gramEnd"/>
+    </w:p>
+    <w:p>
+      <w:pPr>
+        <w:pStyle w:val="PreformattedText"/>
+        <w:jc w:val="both"/>
+      </w:pPr>
+    </w:p>
+    <w:p>
+      <w:pPr>
+        <w:pStyle w:val="PreformattedText"/>
+        <w:jc w:val="both"/>
+      </w:pPr>
+      <w:proofErr w:type="gramStart"/>
+      <w:r>
+        <w:t>.CODE</w:t>
+      </w:r>
+      <w:proofErr w:type="gramEnd"/>
+    </w:p>
+    <w:p>
+      <w:pPr>
+        <w:pStyle w:val="PreformattedText"/>
+        <w:jc w:val="both"/>
+      </w:pPr>
+    </w:p>
+    <w:p>
+      <w:pPr>
+        <w:pStyle w:val="PreformattedText"/>
+        <w:jc w:val="both"/>
+      </w:pPr>
+      <w:r>
+        <w:t>MAIN PROC</w:t>
+      </w:r>
+    </w:p>
+    <w:p>
+      <w:pPr>
+        <w:pStyle w:val="PreformattedText"/>
+        <w:jc w:val="both"/>
+      </w:pPr>
+      <w:r>
+        <w:t xml:space="preserve">    MOV </w:t>
+      </w:r>
+      <w:proofErr w:type="gramStart"/>
+      <w:r>
+        <w:t>AX,@</w:t>
+      </w:r>
+      <w:proofErr w:type="gramEnd"/>
+      <w:r>
+        <w:t>DATA</w:t>
+      </w:r>
+    </w:p>
+    <w:p>
+      <w:pPr>
+        <w:pStyle w:val="PreformattedText"/>
+        <w:jc w:val="both"/>
+      </w:pPr>
+      <w:r>
+        <w:t xml:space="preserve">    MOV </w:t>
+      </w:r>
+      <w:proofErr w:type="gramStart"/>
+      <w:r>
+        <w:t>DS,AX</w:t>
+      </w:r>
+      <w:proofErr w:type="gramEnd"/>
+    </w:p>
+    <w:p>
+      <w:pPr>
+        <w:pStyle w:val="PreformattedText"/>
+        <w:jc w:val="both"/>
+      </w:pPr>
+      <w:r>
+        <w:t xml:space="preserve">    </w:t>
+      </w:r>
+    </w:p>
+    <w:p>
+      <w:pPr>
+        <w:pStyle w:val="PreformattedText"/>
+        <w:jc w:val="both"/>
+      </w:pPr>
+      <w:r>
+        <w:t xml:space="preserve">    MOV BL,0</w:t>
+      </w:r>
+    </w:p>
+    <w:p>
+      <w:pPr>
+        <w:pStyle w:val="PreformattedText"/>
+        <w:jc w:val="both"/>
+      </w:pPr>
+      <w:r>
+        <w:t xml:space="preserve">    MOV AH,1</w:t>
+      </w:r>
+    </w:p>
+    <w:p>
+      <w:pPr>
+        <w:pStyle w:val="PreformattedText"/>
+        <w:jc w:val="both"/>
+      </w:pPr>
+      <w:r>
+        <w:t xml:space="preserve">    MOV CX,8</w:t>
+      </w:r>
+    </w:p>
+    <w:p>
+      <w:pPr>
+        <w:pStyle w:val="PreformattedText"/>
+        <w:jc w:val="both"/>
+      </w:pPr>
+      <w:r>
+        <w:t>INPUT:</w:t>
+      </w:r>
+    </w:p>
+    <w:p>
+      <w:pPr>
+        <w:pStyle w:val="PreformattedText"/>
+        <w:jc w:val="both"/>
+      </w:pPr>
+      <w:r>
+        <w:t xml:space="preserve">    INT 21H </w:t>
+      </w:r>
+    </w:p>
+    <w:p>
+      <w:pPr>
+        <w:pStyle w:val="PreformattedText"/>
+        <w:jc w:val="both"/>
+      </w:pPr>
+      <w:r>
+        <w:t xml:space="preserve">    SUB AL,'0'</w:t>
+      </w:r>
+    </w:p>
+    <w:p>
+      <w:pPr>
+        <w:pStyle w:val="PreformattedText"/>
+        <w:jc w:val="both"/>
+      </w:pPr>
+      <w:r>
+        <w:t xml:space="preserve">    SHL BL,1</w:t>
+      </w:r>
+    </w:p>
+    <w:p>
+      <w:pPr>
+        <w:pStyle w:val="PreformattedText"/>
+        <w:jc w:val="both"/>
+      </w:pPr>
+      <w:r>
+        <w:t xml:space="preserve">    OR </w:t>
+      </w:r>
+      <w:proofErr w:type="gramStart"/>
+      <w:r>
+        <w:t>BL,AL</w:t>
+      </w:r>
+      <w:proofErr w:type="gramEnd"/>
+    </w:p>
+    <w:p>
+      <w:pPr>
+        <w:pStyle w:val="PreformattedText"/>
+        <w:jc w:val="both"/>
+      </w:pPr>
+      <w:r>
+        <w:t xml:space="preserve">    LOOP INPUT</w:t>
+      </w:r>
+    </w:p>
+    <w:p>
+      <w:pPr>
+        <w:pStyle w:val="PreformattedText"/>
+        <w:jc w:val="both"/>
+      </w:pPr>
+      <w:r>
+        <w:t xml:space="preserve">    JMP COMPLEMENT   </w:t>
+      </w:r>
+    </w:p>
+    <w:p>
+      <w:pPr>
+        <w:pStyle w:val="PreformattedText"/>
+        <w:jc w:val="both"/>
+      </w:pPr>
+      <w:r>
+        <w:t>COMPLEMENT:</w:t>
+      </w:r>
+    </w:p>
+    <w:p>
+      <w:pPr>
+        <w:pStyle w:val="PreformattedText"/>
+        <w:jc w:val="both"/>
+      </w:pPr>
+      <w:r>
+        <w:t xml:space="preserve">    MOV </w:t>
+      </w:r>
+      <w:proofErr w:type="gramStart"/>
+      <w:r>
+        <w:t>DL,BL</w:t>
+      </w:r>
+      <w:proofErr w:type="gramEnd"/>
+    </w:p>
+    <w:p>
+      <w:pPr>
+        <w:pStyle w:val="PreformattedText"/>
+        <w:jc w:val="both"/>
+      </w:pPr>
+      <w:r>
+        <w:t xml:space="preserve">    MOV </w:t>
+      </w:r>
+      <w:proofErr w:type="gramStart"/>
+      <w:r>
+        <w:t>ORIG,BL</w:t>
+      </w:r>
+      <w:proofErr w:type="gramEnd"/>
+      <w:r>
+        <w:t xml:space="preserve">          </w:t>
+      </w:r>
+    </w:p>
+    <w:p>
+      <w:pPr>
+        <w:pStyle w:val="PreformattedText"/>
+        <w:jc w:val="both"/>
+      </w:pPr>
+      <w:r>
+        <w:t xml:space="preserve">    XOR DL, 11111111B </w:t>
+      </w:r>
+    </w:p>
+    <w:p>
+      <w:pPr>
+        <w:pStyle w:val="PreformattedText"/>
+        <w:jc w:val="both"/>
+      </w:pPr>
+      <w:r>
+        <w:t xml:space="preserve">    MOV </w:t>
+      </w:r>
+      <w:proofErr w:type="gramStart"/>
+      <w:r>
+        <w:t>COMP,DL</w:t>
+      </w:r>
+      <w:proofErr w:type="gramEnd"/>
+      <w:r>
+        <w:t xml:space="preserve">    </w:t>
+      </w:r>
+    </w:p>
+    <w:p>
+      <w:pPr>
+        <w:pStyle w:val="PreformattedText"/>
+        <w:jc w:val="both"/>
+      </w:pPr>
+      <w:r>
+        <w:t xml:space="preserve">    </w:t>
+      </w:r>
+    </w:p>
+    <w:p>
+      <w:pPr>
+        <w:pStyle w:val="PreformattedText"/>
+        <w:jc w:val="both"/>
+      </w:pPr>
+      <w:r>
+        <w:t xml:space="preserve">    MOV CX,8              </w:t>
+      </w:r>
+    </w:p>
+    <w:p>
+      <w:pPr>
+        <w:pStyle w:val="PreformattedText"/>
+        <w:jc w:val="both"/>
+      </w:pPr>
+      <w:r>
+        <w:t xml:space="preserve">    MOV AL,0        </w:t>
+      </w:r>
+    </w:p>
+    <w:p>
+      <w:pPr>
+        <w:pStyle w:val="PreformattedText"/>
+        <w:jc w:val="both"/>
+      </w:pPr>
+      <w:r>
+        <w:t xml:space="preserve">REVERSE:                 </w:t>
+      </w:r>
+    </w:p>
+    <w:p>
+      <w:pPr>
+        <w:pStyle w:val="PreformattedText"/>
+        <w:jc w:val="both"/>
+      </w:pPr>
+      <w:r>
+        <w:t xml:space="preserve">    MOV TEMP,1</w:t>
+      </w:r>
+    </w:p>
+    <w:p>
+      <w:pPr>
+        <w:pStyle w:val="PreformattedText"/>
+        <w:jc w:val="both"/>
+      </w:pPr>
+      <w:r>
+        <w:t xml:space="preserve">    AND </w:t>
+      </w:r>
+      <w:proofErr w:type="gramStart"/>
+      <w:r>
+        <w:t>TEMP,DL</w:t>
+      </w:r>
+      <w:proofErr w:type="gramEnd"/>
+    </w:p>
+    <w:p>
+      <w:pPr>
+        <w:pStyle w:val="PreformattedText"/>
+        <w:jc w:val="both"/>
+      </w:pPr>
+      <w:r>
+        <w:t xml:space="preserve">    ROR DL,1  </w:t>
+      </w:r>
+    </w:p>
+    <w:p>
+      <w:pPr>
+        <w:pStyle w:val="PreformattedText"/>
+        <w:jc w:val="both"/>
+      </w:pPr>
+      <w:r>
+        <w:t xml:space="preserve">    SHL AL,1</w:t>
+      </w:r>
+    </w:p>
+    <w:p>
+      <w:pPr>
+        <w:pStyle w:val="PreformattedText"/>
+        <w:jc w:val="both"/>
+      </w:pPr>
+      <w:r>
+        <w:t xml:space="preserve">    OR </w:t>
+      </w:r>
+      <w:proofErr w:type="gramStart"/>
+      <w:r>
+        <w:t>AL,TEMP</w:t>
+      </w:r>
+      <w:proofErr w:type="gramEnd"/>
+    </w:p>
+    <w:p>
+      <w:pPr>
+        <w:pStyle w:val="PreformattedText"/>
+        <w:jc w:val="both"/>
+      </w:pPr>
+      <w:r>
+        <w:t xml:space="preserve">    LOOP REVERSE</w:t>
+      </w:r>
+    </w:p>
+    <w:p>
+      <w:pPr>
+        <w:pStyle w:val="PreformattedText"/>
+        <w:jc w:val="both"/>
+      </w:pPr>
+      <w:r>
+        <w:t xml:space="preserve">    MOV </w:t>
+      </w:r>
+      <w:proofErr w:type="gramStart"/>
+      <w:r>
+        <w:t>REV,AL</w:t>
+      </w:r>
+      <w:proofErr w:type="gramEnd"/>
+      <w:r>
+        <w:t xml:space="preserve"> </w:t>
+      </w:r>
+    </w:p>
+    <w:p>
+      <w:pPr>
+        <w:pStyle w:val="PreformattedText"/>
+        <w:jc w:val="both"/>
+      </w:pPr>
+      <w:r>
+        <w:t xml:space="preserve">    MOV CX,4 </w:t>
+      </w:r>
+    </w:p>
+    <w:p>
+      <w:pPr>
+        <w:pStyle w:val="PreformattedText"/>
+        <w:jc w:val="both"/>
+      </w:pPr>
+      <w:r>
+        <w:t xml:space="preserve">    MOV DH,0</w:t>
+      </w:r>
+    </w:p>
+    <w:p>
+      <w:pPr>
+        <w:pStyle w:val="PreformattedText"/>
+        <w:jc w:val="both"/>
+      </w:pPr>
+      <w:r>
+        <w:t>PARITY:</w:t>
+      </w:r>
+    </w:p>
+    <w:p>
+      <w:pPr>
+        <w:pStyle w:val="PreformattedText"/>
+        <w:jc w:val="both"/>
+      </w:pPr>
+      <w:r>
+        <w:t xml:space="preserve">    MOV TEMP,1</w:t>
+      </w:r>
+    </w:p>
+    <w:p>
+      <w:pPr>
+        <w:pStyle w:val="PreformattedText"/>
+        <w:jc w:val="both"/>
+      </w:pPr>
+      <w:r>
+        <w:t xml:space="preserve">    AND TEMP, AL</w:t>
+      </w:r>
+    </w:p>
+    <w:p>
+      <w:pPr>
+        <w:pStyle w:val="PreformattedText"/>
+        <w:jc w:val="both"/>
+      </w:pPr>
+      <w:r>
+        <w:t xml:space="preserve">    SHR AL,1   </w:t>
+      </w:r>
+    </w:p>
+    <w:p>
+      <w:pPr>
+        <w:pStyle w:val="PreformattedText"/>
+        <w:jc w:val="both"/>
+      </w:pPr>
+      <w:r>
+        <w:t xml:space="preserve">    XOR </w:t>
+      </w:r>
+      <w:proofErr w:type="gramStart"/>
+      <w:r>
+        <w:t>DH,TEMP</w:t>
+      </w:r>
+      <w:proofErr w:type="gramEnd"/>
+      <w:r>
+        <w:t xml:space="preserve">     </w:t>
+      </w:r>
+    </w:p>
+    <w:p>
+      <w:pPr>
+        <w:pStyle w:val="PreformattedText"/>
+        <w:jc w:val="both"/>
+      </w:pPr>
+      <w:r>
+        <w:t xml:space="preserve">    LOOP PARITY    </w:t>
+      </w:r>
+    </w:p>
+    <w:p>
+      <w:pPr>
+        <w:pStyle w:val="PreformattedText"/>
+        <w:jc w:val="both"/>
+      </w:pPr>
+      <w:r>
+        <w:t xml:space="preserve">    XOR DH,1 </w:t>
+      </w:r>
+    </w:p>
+    <w:p>
+      <w:pPr>
+        <w:pStyle w:val="PreformattedText"/>
+        <w:jc w:val="both"/>
+      </w:pPr>
+      <w:r>
+        <w:t xml:space="preserve">    MOV </w:t>
+      </w:r>
+      <w:proofErr w:type="gramStart"/>
+      <w:r>
+        <w:t>ODD,DH</w:t>
+      </w:r>
+      <w:proofErr w:type="gramEnd"/>
+      <w:r>
+        <w:t xml:space="preserve">           </w:t>
+      </w:r>
+    </w:p>
+    <w:p>
+      <w:pPr>
+        <w:pStyle w:val="PreformattedText"/>
+        <w:jc w:val="both"/>
+      </w:pPr>
+      <w:r>
+        <w:t xml:space="preserve">  </w:t>
+      </w:r>
+    </w:p>
+    <w:p>
+      <w:pPr>
+        <w:pStyle w:val="PreformattedText"/>
+        <w:jc w:val="both"/>
+      </w:pPr>
+      <w:r>
+        <w:t xml:space="preserve">END:              </w:t>
+      </w:r>
+    </w:p>
+    <w:p>
+      <w:pPr>
+        <w:pStyle w:val="PreformattedText"/>
+        <w:jc w:val="both"/>
+      </w:pPr>
+      <w:r>
+        <w:t xml:space="preserve">   MOV AH,2     </w:t>
+      </w:r>
+    </w:p>
+    <w:p>
+      <w:pPr>
+        <w:pStyle w:val="PreformattedText"/>
+        <w:jc w:val="both"/>
+      </w:pPr>
+      <w:r>
+        <w:t xml:space="preserve">   </w:t>
+      </w:r>
+    </w:p>
+    <w:p>
+      <w:pPr>
+        <w:pStyle w:val="PreformattedText"/>
+        <w:jc w:val="both"/>
+      </w:pPr>
+      <w:r>
+        <w:t xml:space="preserve">   MOV CX,8     </w:t>
+      </w:r>
+    </w:p>
+    <w:p>
+      <w:pPr>
+        <w:pStyle w:val="PreformattedText"/>
+        <w:jc w:val="both"/>
+      </w:pPr>
+      <w:r>
+        <w:t xml:space="preserve">   MOV DL,10</w:t>
+      </w:r>
+    </w:p>
+    <w:p>
+      <w:pPr>
+        <w:pStyle w:val="PreformattedText"/>
+        <w:jc w:val="both"/>
+      </w:pPr>
+      <w:r>
+        <w:t xml:space="preserve">   INT 21H</w:t>
+      </w:r>
+    </w:p>
+    <w:p>
+      <w:pPr>
+        <w:pStyle w:val="PreformattedText"/>
+        <w:jc w:val="both"/>
+      </w:pPr>
+      <w:r>
+        <w:t xml:space="preserve">   MOV DL,13</w:t>
+      </w:r>
+    </w:p>
+    <w:p>
+      <w:pPr>
+        <w:pStyle w:val="PreformattedText"/>
+        <w:jc w:val="both"/>
+      </w:pPr>
+      <w:r>
+        <w:lastRenderedPageBreak/>
+        <w:t xml:space="preserve">   INT 21H</w:t>
+      </w:r>
+    </w:p>
+    <w:p>
+      <w:pPr>
+        <w:pStyle w:val="PreformattedText"/>
+        <w:jc w:val="both"/>
+      </w:pPr>
+      <w:r>
+        <w:t xml:space="preserve">   MOV </w:t>
+      </w:r>
+      <w:proofErr w:type="gramStart"/>
+      <w:r>
+        <w:t>BL,ORIG</w:t>
+      </w:r>
+      <w:proofErr w:type="gramEnd"/>
+    </w:p>
+    <w:p>
+      <w:pPr>
+        <w:pStyle w:val="PreformattedText"/>
+        <w:jc w:val="both"/>
+      </w:pPr>
+      <w:r>
+        <w:t>LOOP1:</w:t>
+      </w:r>
+    </w:p>
+    <w:p>
+      <w:pPr>
+        <w:pStyle w:val="PreformattedText"/>
+        <w:jc w:val="both"/>
+      </w:pPr>
+      <w:r>
+        <w:t xml:space="preserve">   MOV TEMP,10000000B</w:t>
+      </w:r>
+    </w:p>
+    <w:p>
+      <w:pPr>
+        <w:pStyle w:val="PreformattedText"/>
+        <w:jc w:val="both"/>
+      </w:pPr>
+      <w:r>
+        <w:t xml:space="preserve">   AND </w:t>
+      </w:r>
+      <w:proofErr w:type="gramStart"/>
+      <w:r>
+        <w:t>TEMP,BL</w:t>
+      </w:r>
+      <w:proofErr w:type="gramEnd"/>
+    </w:p>
+    <w:p>
+      <w:pPr>
+        <w:pStyle w:val="PreformattedText"/>
+        <w:jc w:val="both"/>
+      </w:pPr>
+      <w:r>
+        <w:t xml:space="preserve">   ROL BL,1   </w:t>
+      </w:r>
+    </w:p>
+    <w:p>
+      <w:pPr>
+        <w:pStyle w:val="PreformattedText"/>
+        <w:jc w:val="both"/>
+      </w:pPr>
+      <w:r>
+        <w:t xml:space="preserve">   ROL TEMP,1  </w:t>
+      </w:r>
+    </w:p>
+    <w:p>
+      <w:pPr>
+        <w:pStyle w:val="PreformattedText"/>
+        <w:jc w:val="both"/>
+      </w:pPr>
+      <w:r>
+        <w:t xml:space="preserve">   ADD TEMP,'0'</w:t>
+      </w:r>
+    </w:p>
+    <w:p>
+      <w:pPr>
+        <w:pStyle w:val="PreformattedText"/>
+        <w:jc w:val="both"/>
+      </w:pPr>
+      <w:r>
+        <w:t xml:space="preserve">   MOV </w:t>
+      </w:r>
+      <w:proofErr w:type="gramStart"/>
+      <w:r>
+        <w:t>DL,TEMP</w:t>
+      </w:r>
+      <w:proofErr w:type="gramEnd"/>
+    </w:p>
+    <w:p>
+      <w:pPr>
+        <w:pStyle w:val="PreformattedText"/>
+        <w:jc w:val="both"/>
+      </w:pPr>
+      <w:r>
+        <w:t xml:space="preserve">   INT 21H</w:t>
+      </w:r>
+    </w:p>
+    <w:p>
+      <w:pPr>
+        <w:pStyle w:val="PreformattedText"/>
+        <w:jc w:val="both"/>
+      </w:pPr>
+      <w:r>
+        <w:t xml:space="preserve">   LOOP LOOP1</w:t>
+      </w:r>
+    </w:p>
+    <w:p>
+      <w:pPr>
+        <w:pStyle w:val="PreformattedText"/>
+        <w:jc w:val="both"/>
+      </w:pPr>
+      <w:r>
+        <w:t xml:space="preserve">                  </w:t>
+      </w:r>
+    </w:p>
+    <w:p>
+      <w:pPr>
+        <w:pStyle w:val="PreformattedText"/>
+        <w:jc w:val="both"/>
+      </w:pPr>
+      <w:r>
+        <w:t xml:space="preserve">   MOV CX,8     </w:t>
+      </w:r>
+    </w:p>
+    <w:p>
+      <w:pPr>
+        <w:pStyle w:val="PreformattedText"/>
+        <w:jc w:val="both"/>
+      </w:pPr>
+      <w:r>
+        <w:t xml:space="preserve">   MOV DL,10</w:t>
+      </w:r>
+    </w:p>
+    <w:p>
+      <w:pPr>
+        <w:pStyle w:val="PreformattedText"/>
+        <w:jc w:val="both"/>
+      </w:pPr>
+      <w:r>
+        <w:t xml:space="preserve">   INT 21H</w:t>
+      </w:r>
+    </w:p>
+    <w:p>
+      <w:pPr>
+        <w:pStyle w:val="PreformattedText"/>
+        <w:jc w:val="both"/>
+      </w:pPr>
+      <w:r>
+        <w:t xml:space="preserve">   MOV DL,13</w:t>
+      </w:r>
+    </w:p>
+    <w:p>
+      <w:pPr>
+        <w:pStyle w:val="PreformattedText"/>
+        <w:jc w:val="both"/>
+      </w:pPr>
+      <w:r>
+        <w:t xml:space="preserve">   INT 21H</w:t>
+      </w:r>
+    </w:p>
+    <w:p>
+      <w:pPr>
+        <w:pStyle w:val="PreformattedText"/>
+        <w:jc w:val="both"/>
+      </w:pPr>
+      <w:r>
+        <w:t xml:space="preserve">   MOV </w:t>
+      </w:r>
+      <w:proofErr w:type="gramStart"/>
+      <w:r>
+        <w:t>BL,COMP</w:t>
+      </w:r>
+      <w:proofErr w:type="gramEnd"/>
+    </w:p>
+    <w:p>
+      <w:pPr>
+        <w:pStyle w:val="PreformattedText"/>
+        <w:jc w:val="both"/>
+      </w:pPr>
+      <w:r>
+        <w:t>LOOP2:</w:t>
+      </w:r>
+    </w:p>
+    <w:p>
+      <w:pPr>
+        <w:pStyle w:val="PreformattedText"/>
+        <w:jc w:val="both"/>
+      </w:pPr>
+      <w:r>
+        <w:t xml:space="preserve">   MOV TEMP,10000000B</w:t>
+      </w:r>
+    </w:p>
+    <w:p>
+      <w:pPr>
+        <w:pStyle w:val="PreformattedText"/>
+        <w:jc w:val="both"/>
+      </w:pPr>
+      <w:r>
+        <w:t xml:space="preserve">   AND </w:t>
+      </w:r>
+      <w:proofErr w:type="gramStart"/>
+      <w:r>
+        <w:t>TEMP,BL</w:t>
+      </w:r>
+      <w:proofErr w:type="gramEnd"/>
+    </w:p>
+    <w:p>
+      <w:pPr>
+        <w:pStyle w:val="PreformattedText"/>
+        <w:jc w:val="both"/>
+      </w:pPr>
+      <w:r>
+        <w:t xml:space="preserve">   ROL BL,1   </w:t>
+      </w:r>
+    </w:p>
+    <w:p>
+      <w:pPr>
+        <w:pStyle w:val="PreformattedText"/>
+        <w:jc w:val="both"/>
+      </w:pPr>
+      <w:r>
+        <w:t xml:space="preserve">   ROL TEMP,1  </w:t>
+      </w:r>
+    </w:p>
+    <w:p>
+      <w:pPr>
+        <w:pStyle w:val="PreformattedText"/>
+        <w:jc w:val="both"/>
+      </w:pPr>
+      <w:r>
+        <w:t xml:space="preserve">   ADD TEMP,'0'</w:t>
+      </w:r>
+    </w:p>
+    <w:p>
+      <w:pPr>
+        <w:pStyle w:val="PreformattedText"/>
+        <w:jc w:val="both"/>
+      </w:pPr>
+      <w:r>
+        <w:t xml:space="preserve">   MOV </w:t>
+      </w:r>
+      <w:proofErr w:type="gramStart"/>
+      <w:r>
+        <w:t>DL,TEMP</w:t>
+      </w:r>
+      <w:proofErr w:type="gramEnd"/>
+    </w:p>
+    <w:p>
+      <w:pPr>
+        <w:pStyle w:val="PreformattedText"/>
+        <w:jc w:val="both"/>
+      </w:pPr>
+      <w:r>
+        <w:t xml:space="preserve">   INT 21H</w:t>
+      </w:r>
+    </w:p>
+    <w:p>
+      <w:pPr>
+        <w:pStyle w:val="PreformattedText"/>
+        <w:jc w:val="both"/>
+      </w:pPr>
+      <w:r>
+        <w:t xml:space="preserve">   LOOP LOOP2</w:t>
+      </w:r>
+    </w:p>
+    <w:p>
+      <w:pPr>
+        <w:pStyle w:val="PreformattedText"/>
+        <w:jc w:val="both"/>
+      </w:pPr>
+      <w:r>
+        <w:t xml:space="preserve">   </w:t>
+      </w:r>
+    </w:p>
+    <w:p>
+      <w:pPr>
+        <w:pStyle w:val="PreformattedText"/>
+        <w:jc w:val="both"/>
+      </w:pPr>
+      <w:r>
+        <w:t xml:space="preserve">   </w:t>
+      </w:r>
+    </w:p>
+    <w:p>
+      <w:pPr>
+        <w:pStyle w:val="PreformattedText"/>
+        <w:jc w:val="both"/>
+      </w:pPr>
+      <w:r>
+        <w:t xml:space="preserve">   MOV CX,8     </w:t>
+      </w:r>
+    </w:p>
+    <w:p>
+      <w:pPr>
+        <w:pStyle w:val="PreformattedText"/>
+        <w:jc w:val="both"/>
+      </w:pPr>
+      <w:r>
+        <w:t xml:space="preserve">   MOV DL,10</w:t>
+      </w:r>
+    </w:p>
+    <w:p>
+      <w:pPr>
+        <w:pStyle w:val="PreformattedText"/>
+        <w:jc w:val="both"/>
+      </w:pPr>
+      <w:r>
+        <w:t xml:space="preserve">   INT 21H</w:t>
+      </w:r>
+    </w:p>
+    <w:p>
+      <w:pPr>
+        <w:pStyle w:val="PreformattedText"/>
+        <w:jc w:val="both"/>
+      </w:pPr>
+      <w:r>
+        <w:t xml:space="preserve">   MOV DL,13</w:t>
+      </w:r>
+    </w:p>
+    <w:p>
+      <w:pPr>
+        <w:pStyle w:val="PreformattedText"/>
+        <w:jc w:val="both"/>
+      </w:pPr>
+      <w:r>
+        <w:t xml:space="preserve">   INT 21H</w:t>
+      </w:r>
+    </w:p>
+    <w:p>
+      <w:pPr>
+        <w:pStyle w:val="PreformattedText"/>
+        <w:jc w:val="both"/>
+      </w:pPr>
+      <w:r>
+        <w:t xml:space="preserve">   MOV </w:t>
+      </w:r>
+      <w:proofErr w:type="gramStart"/>
+      <w:r>
+        <w:t>BL,REV</w:t>
+      </w:r>
+      <w:proofErr w:type="gramEnd"/>
+    </w:p>
+    <w:p>
+      <w:pPr>
+        <w:pStyle w:val="PreformattedText"/>
+        <w:jc w:val="both"/>
+      </w:pPr>
+      <w:r>
+        <w:t>LOOP3:</w:t>
+      </w:r>
+    </w:p>
+    <w:p>
+      <w:pPr>
+        <w:pStyle w:val="PreformattedText"/>
+        <w:jc w:val="both"/>
+      </w:pPr>
+      <w:r>
+        <w:t xml:space="preserve">   MOV TEMP,10000000B</w:t>
+      </w:r>
+    </w:p>
+    <w:p>
+      <w:pPr>
+        <w:pStyle w:val="PreformattedText"/>
+        <w:jc w:val="both"/>
+      </w:pPr>
+      <w:r>
+        <w:t xml:space="preserve">   AND </w:t>
+      </w:r>
+      <w:proofErr w:type="gramStart"/>
+      <w:r>
+        <w:t>TEMP,BL</w:t>
+      </w:r>
+      <w:proofErr w:type="gramEnd"/>
+    </w:p>
+    <w:p>
+      <w:pPr>
+        <w:pStyle w:val="PreformattedText"/>
+        <w:jc w:val="both"/>
+      </w:pPr>
+      <w:r>
+        <w:t xml:space="preserve">   ROL BL,1   </w:t>
+      </w:r>
+    </w:p>
+    <w:p>
+      <w:pPr>
+        <w:pStyle w:val="PreformattedText"/>
+        <w:jc w:val="both"/>
+      </w:pPr>
+      <w:r>
+        <w:t xml:space="preserve">   ROL TEMP,1  </w:t>
+      </w:r>
+    </w:p>
+    <w:p>
+      <w:pPr>
+        <w:pStyle w:val="PreformattedText"/>
+        <w:jc w:val="both"/>
+      </w:pPr>
+      <w:r>
+        <w:t xml:space="preserve">   ADD TEMP,'0'</w:t>
+      </w:r>
+    </w:p>
+    <w:p>
+      <w:pPr>
+        <w:pStyle w:val="PreformattedText"/>
+        <w:jc w:val="both"/>
+      </w:pPr>
+      <w:r>
+        <w:t xml:space="preserve">   MOV </w:t>
+      </w:r>
+      <w:proofErr w:type="gramStart"/>
+      <w:r>
+        <w:t>DL,TEMP</w:t>
+      </w:r>
+      <w:proofErr w:type="gramEnd"/>
+    </w:p>
+    <w:p>
+      <w:pPr>
+        <w:pStyle w:val="PreformattedText"/>
+        <w:jc w:val="both"/>
+      </w:pPr>
+      <w:r>
+        <w:t xml:space="preserve">   INT 21H</w:t>
+      </w:r>
+    </w:p>
+    <w:p>
+      <w:pPr>
+        <w:pStyle w:val="PreformattedText"/>
+        <w:jc w:val="both"/>
+      </w:pPr>
+      <w:r>
+        <w:t xml:space="preserve">   LOOP LOOP3  </w:t>
+      </w:r>
+    </w:p>
+    <w:p>
+      <w:pPr>
+        <w:pStyle w:val="PreformattedText"/>
+        <w:jc w:val="both"/>
+      </w:pPr>
+      <w:r>
+        <w:t xml:space="preserve">   </w:t>
+      </w:r>
+    </w:p>
+    <w:p>
+      <w:pPr>
+        <w:pStyle w:val="PreformattedText"/>
+        <w:jc w:val="both"/>
+      </w:pPr>
+      <w:r>
+        <w:t xml:space="preserve">   MOV DL,10</w:t>
+      </w:r>
+    </w:p>
+    <w:p>
+      <w:pPr>
+        <w:pStyle w:val="PreformattedText"/>
+        <w:jc w:val="both"/>
+      </w:pPr>
+      <w:r>
+        <w:t xml:space="preserve">   INT 21H</w:t>
+      </w:r>
+    </w:p>
+    <w:p>
+      <w:pPr>
+        <w:pStyle w:val="PreformattedText"/>
+        <w:jc w:val="both"/>
+      </w:pPr>
+      <w:r>
+        <w:t xml:space="preserve">   MOV DL,13</w:t>
+      </w:r>
+    </w:p>
+    <w:p>
+      <w:pPr>
+        <w:pStyle w:val="PreformattedText"/>
+        <w:jc w:val="both"/>
+      </w:pPr>
+      <w:r>
+        <w:t xml:space="preserve">   INT 21H</w:t>
+      </w:r>
+    </w:p>
+    <w:p>
+      <w:pPr>
+        <w:pStyle w:val="PreformattedText"/>
+        <w:jc w:val="both"/>
+      </w:pPr>
+      <w:r>
+        <w:t xml:space="preserve">   MOV </w:t>
+      </w:r>
+      <w:proofErr w:type="gramStart"/>
+      <w:r>
+        <w:t>BL,REV</w:t>
+      </w:r>
+      <w:proofErr w:type="gramEnd"/>
+      <w:r>
+        <w:t xml:space="preserve">  </w:t>
+      </w:r>
+    </w:p>
+    <w:p>
+      <w:pPr>
+        <w:pStyle w:val="PreformattedText"/>
+        <w:jc w:val="both"/>
+      </w:pPr>
+      <w:r>
+        <w:t xml:space="preserve">   </w:t>
+      </w:r>
+    </w:p>
+    <w:p>
+      <w:pPr>
+        <w:pStyle w:val="PreformattedText"/>
+        <w:jc w:val="both"/>
+      </w:pPr>
+      <w:r>
+        <w:t xml:space="preserve">   MOV </w:t>
+      </w:r>
+      <w:proofErr w:type="gramStart"/>
+      <w:r>
+        <w:t>DL,ODD</w:t>
+      </w:r>
+      <w:proofErr w:type="gramEnd"/>
+    </w:p>
+    <w:p>
+      <w:pPr>
+        <w:pStyle w:val="PreformattedText"/>
+        <w:jc w:val="both"/>
+      </w:pPr>
+      <w:r>
+        <w:t xml:space="preserve">   ADD DL,'0'</w:t>
+      </w:r>
+    </w:p>
+    <w:p>
+      <w:pPr>
+        <w:pStyle w:val="PreformattedText"/>
+        <w:jc w:val="both"/>
+      </w:pPr>
+      <w:r>
+        <w:t xml:space="preserve">   INT 21H</w:t>
+      </w:r>
+    </w:p>
+    <w:p>
+      <w:pPr>
+        <w:pStyle w:val="PreformattedText"/>
+        <w:jc w:val="both"/>
+      </w:pPr>
+      <w:r>
+        <w:t xml:space="preserve">   </w:t>
+      </w:r>
+    </w:p>
+    <w:p>
+      <w:pPr>
+        <w:pStyle w:val="PreformattedText"/>
+        <w:jc w:val="both"/>
+      </w:pPr>
+      <w:r>
+        <w:t xml:space="preserve">   MOV AH,4CH</w:t>
+      </w:r>
+    </w:p>
+    <w:p>
+      <w:pPr>
+        <w:pStyle w:val="PreformattedText"/>
+        <w:jc w:val="both"/>
+      </w:pPr>
+      <w:r>
+        <w:t xml:space="preserve">   INT 21H</w:t>
+      </w:r>
+    </w:p>
+    <w:p>
+      <w:pPr>
+        <w:pStyle w:val="PreformattedText"/>
+        <w:jc w:val="both"/>
+      </w:pPr>
+      <w:r>
+        <w:t xml:space="preserve">   MAIN ENDP</w:t>
+      </w:r>
+    </w:p>
+    <w:p>
+      <w:pPr>
+        <w:pStyle w:val="PreformattedText"/>
+        <w:jc w:val="both"/>
+      </w:pPr>
+      <w:r>
+        <w:t>END MAIN</w:t>
+      </w:r>
+    </w:p>
+    <w:p>
+      <w:pPr>
+        <w:pStyle w:val="PreformattedText"/>
+        <w:jc w:val="both"/>
+      </w:pPr>
+    </w:p>
+    <w:p>
+      <w:pPr>
+        <w:pStyle w:val="PreformattedText"/>
+        <w:jc w:val="both"/>
+      </w:pPr>
+    </w:p>
+    <w:p>
+      <w:pPr>
+        <w:pStyle w:val="PreformattedText"/>
+        <w:jc w:val="both"/>
+      </w:pPr>
+    </w:p>
+    <w:p>
+      <w:pPr>
+        <w:pStyle w:val="PreformattedText"/>
+        <w:jc w:val="both"/>
+      </w:pPr>
+    </w:p>
+    <w:p>
+      <w:pPr>
+        <w:jc w:val="both"/>
+        <w:rPr>
+          <w:rStyle w:val="Strong"/>
+        </w:rPr>
+      </w:pPr>
+    </w:p>
+    <w:p>
+      <w:pPr>
+        <w:jc w:val="both"/>
+        <w:rPr>
+          <w:rStyle w:val="Strong"/>
+        </w:rPr>
+      </w:pPr>
+      <w:r>
+        <w:rPr>
+          <w:rStyle w:val="Strong"/>
+        </w:rPr>
+        <w:lastRenderedPageBreak/>
+        <w:t>Output:</w:t>
+      </w:r>
+    </w:p>
+    <w:p>
+      <w:pPr>
+        <w:jc w:val="both"/>
+        <w:rPr>
+          <w:rFonts w:ascii="Times New Roman" w:hAnsi="Times New Roman" w:cs="Times New Roman"/>
+        </w:rPr>
+      </w:pPr>
+    </w:p>
+    <w:p>
+      <w:pPr>
+        <w:jc w:val="both"/>
+        <w:rPr>
+          <w:rFonts w:ascii="Times New Roman" w:hAnsi="Times New Roman" w:cs="Times New Roman"/>
+        </w:rPr>
+      </w:pPr>
+      <w:r>
+        <w:rPr>
+          <w:rFonts w:ascii="Times New Roman" w:hAnsi="Times New Roman" w:cs="Times New Roman"/>
+        </w:rPr>
+        <w:drawing>
+          <wp:anchor distT="0" distB="0" distL="114300" distR="114300" simplePos="0" relativeHeight="251659264" behindDoc="1" locked="0" layoutInCell="1" allowOverlap="1" wp14:anchorId="062D6F43" wp14:editId="44696C90">
+            <wp:simplePos x="0" y="0"/>
+            <wp:positionH relativeFrom="margin">
+              <wp:align>center</wp:align>
+            </wp:positionH>
+            <wp:positionV relativeFrom="paragraph">
+              <wp:posOffset>9525</wp:posOffset>
+            </wp:positionV>
+            <wp:extent cx="4419600" cy="2120900"/>
+            <wp:effectExtent l="0" t="0" r="0" b="0"/>
+            <wp:wrapTight wrapText="bothSides">
+              <wp:wrapPolygon edited="0">
+                <wp:start x="0" y="0"/>
+                <wp:lineTo x="0" y="21341"/>
+                <wp:lineTo x="21507" y="21341"/>
+                <wp:lineTo x="21507" y="0"/>
+                <wp:lineTo x="0" y="0"/>
+              </wp:wrapPolygon>
+            </wp:wrapTight>
+            <wp:docPr id="1856310816" name="Picture 1"/>
+            <wp:cNvGraphicFramePr>
+              <a:graphicFrameLocks xmlns:a="http://schemas.openxmlformats.org/drawingml/2006/main" noChangeAspect="1"/>
+            </wp:cNvGraphicFramePr>
+            <a:graphic xmlns:a="http://schemas.openxmlformats.org/drawingml/2006/main">
+              <a:graphicData uri="http://schemas.openxmlformats.org/drawingml/2006/picture">
+                <pic:pic xmlns:pic="http://schemas.openxmlformats.org/drawingml/2006/picture">
+                  <pic:nvPicPr>
+                    <pic:cNvPr id="1856310816" name=""/>
+                    <pic:cNvPicPr/>
+                  </pic:nvPicPr>
+                  <pic:blipFill rotWithShape="1">
+                    <a:blip r:embed="rId11">
+                      <a:extLst>
+                        <a:ext uri="{28A0092B-C50C-407E-A947-70E740481C1C}">
+                          <a14:useLocalDpi xmlns:a14="http://schemas.microsoft.com/office/drawing/2010/main" val="0"/>
+                        </a:ext>
+                      </a:extLst>
+                    </a:blip>
+                    <a:srcRect t="2339"/>
+                    <a:stretch>
+                      <a:fillRect/>
+                    </a:stretch>
+                  </pic:blipFill>
+                  <pic:spPr bwMode="auto">
+                    <a:xfrm>
+                      <a:off x="0" y="0"/>
+                      <a:ext cx="4419600" cy="2120900"/>
+                    </a:xfrm>
+                    <a:prstGeom prst="rect">
+                      <a:avLst/>
+                    </a:prstGeom>
+                    <a:ln>
+                      <a:noFill/>
+                    </a:ln>
+                    <a:extLst>
+                      <a:ext uri="{53640926-AAD7-44D8-BBD7-CCE9431645EC}">
+                        <a14:shadowObscured xmlns:a14="http://schemas.microsoft.com/office/drawing/2010/main"/>
+                      </a:ext>
+                    </a:extLst>
+                  </pic:spPr>
+                </pic:pic>
+              </a:graphicData>
+            </a:graphic>
+          </wp:anchor>
+        </w:drawing>
+      </w:r>
+    </w:p>
+    <w:p>
+      <w:pPr>
+        <w:jc w:val="both"/>
+        <w:rPr>
+          <w:rFonts w:ascii="Times New Roman" w:hAnsi="Times New Roman" w:cs="Times New Roman"/>
+        </w:rPr>
+      </w:pPr>
+    </w:p>
+    <w:p>
+      <w:pPr>
+        <w:jc w:val="both"/>
+        <w:rPr>
+          <w:rFonts w:ascii="Times New Roman" w:hAnsi="Times New Roman" w:cs="Times New Roman"/>
+        </w:rPr>
+      </w:pPr>
+    </w:p>
+    <w:p>
+      <w:pPr>
+        <w:jc w:val="both"/>
+        <w:rPr>
+          <w:rFonts w:ascii="Times New Roman" w:hAnsi="Times New Roman" w:cs="Times New Roman"/>
+        </w:rPr>
+      </w:pPr>
+    </w:p>
+    <w:p>
+      <w:pPr>
+        <w:jc w:val="both"/>
+        <w:rPr>
+          <w:rFonts w:ascii="Times New Roman" w:hAnsi="Times New Roman" w:cs="Times New Roman"/>
+        </w:rPr>
+      </w:pPr>
+    </w:p>
+    <w:p>
+      <w:pPr>
+        <w:jc w:val="both"/>
+        <w:rPr>
+          <w:rFonts w:ascii="Times New Roman" w:hAnsi="Times New Roman" w:cs="Times New Roman"/>
+        </w:rPr>
+      </w:pPr>
+    </w:p>
+    <w:p>
+      <w:pPr>
+        <w:jc w:val="both"/>
+        <w:rPr>
+          <w:rFonts w:ascii="Times New Roman" w:hAnsi="Times New Roman" w:cs="Times New Roman"/>
+        </w:rPr>
+      </w:pPr>
+    </w:p>
+    <w:p>
+      <w:pPr>
+        <w:jc w:val="both"/>
+        <w:rPr>
+          <w:rFonts w:ascii="Times New Roman" w:hAnsi="Times New Roman" w:cs="Times New Roman"/>
+        </w:rPr>
+      </w:pPr>
+    </w:p>
+    <w:p>
+      <w:pPr>
+        <w:jc w:val="both"/>
+        <w:rPr>
+          <w:rFonts w:ascii="Times New Roman" w:hAnsi="Times New Roman" w:cs="Times New Roman"/>
+        </w:rPr>
+      </w:pPr>
+    </w:p>
+    <w:p>
+      <w:pPr>
+        <w:jc w:val="both"/>
+        <w:rPr>
+          <w:rFonts w:ascii="Times New Roman" w:hAnsi="Times New Roman" w:cs="Times New Roman"/>
+        </w:rPr>
+      </w:pPr>
+    </w:p>
+    <w:p>
+      <w:pPr>
+        <w:jc w:val="both"/>
+        <w:rPr>
+          <w:rFonts w:ascii="Times New Roman" w:hAnsi="Times New Roman" w:cs="Times New Roman"/>
+        </w:rPr>
+      </w:pPr>
+    </w:p>
+    <w:p>
+      <w:pPr>
+        <w:jc w:val="both"/>
+        <w:rPr>
+          <w:rFonts w:ascii="Times New Roman" w:hAnsi="Times New Roman" w:cs="Times New Roman"/>
+        </w:rPr>
+      </w:pPr>
+    </w:p>
+    <w:p>
+      <w:pPr>
+        <w:jc w:val="both"/>
+        <w:rPr>
+          <w:rFonts w:ascii="Times New Roman" w:hAnsi="Times New Roman" w:cs="Times New Roman"/>
+        </w:rPr>
+      </w:pPr>
+    </w:p>
+    <w:p>
+      <w:pPr>
+        <w:jc w:val="both"/>
+        <w:rPr>
+          <w:rFonts w:ascii="Times New Roman" w:hAnsi="Times New Roman" w:cs="Times New Roman"/>
+        </w:rPr>
+      </w:pPr>
+    </w:p>
+    <w:p>
+      <w:pPr>
+        <w:jc w:val="both"/>
+        <w:rPr>
+          <w:rStyle w:val="Strong"/>
+        </w:rPr>
+      </w:pPr>
+      <w:r>
+        <w:rPr>
+          <w:rStyle w:val="Strong"/>
+        </w:rPr>
+        <w:t>Discussion:</w:t>
+      </w:r>
+    </w:p>
+    <w:p>
+      <w:pPr>
+        <w:jc w:val="both"/>
+        <w:rPr>
+          <w:rStyle w:val="Strong"/>
+          <w:b w:val="0"/>
+          <w:bCs w:val="0"/>
+        </w:rPr>
+      </w:pPr>
+      <w:r>
+        <w:rPr>
+          <w:rStyle w:val="Strong"/>
+          <w:b w:val="0"/>
+          <w:bCs w:val="0"/>
+        </w:rPr>
+        <w:t>The program-</w:t>
+      </w:r>
+    </w:p>
+    <w:p>
+      <w:pPr>
+        <w:pStyle w:val="ListParagraph"/>
+        <w:numPr>
+          <w:ilvl w:val="0"/>
+          <w:numId w:val="2"/>
+        </w:numPr>
+        <w:jc w:val="both"/>
+        <w:rPr>
+          <w:rStyle w:val="Strong"/>
+          <w:b w:val="0"/>
+          <w:bCs w:val="0"/>
+        </w:rPr>
+      </w:pPr>
+      <w:r>
+        <w:rPr>
+          <w:rStyle w:val="Strong"/>
+          <w:b w:val="0"/>
+          <w:bCs w:val="0"/>
+        </w:rPr>
+        <w:t>T</w:t>
+      </w:r>
+      <w:r>
+        <w:rPr>
+          <w:rStyle w:val="Strong"/>
+          <w:b w:val="0"/>
+          <w:bCs w:val="0"/>
+        </w:rPr>
+        <w:t>ook ascii input of 0s and 1s and transformed into real binary code</w:t>
+      </w:r>
+      <w:r>
+        <w:rPr>
+          <w:rStyle w:val="Strong"/>
+          <w:b w:val="0"/>
+          <w:bCs w:val="0"/>
+        </w:rPr>
+        <w:t xml:space="preserve"> stored in the </w:t>
+      </w:r>
+      <w:r>
+        <w:rPr>
+          <w:rStyle w:val="Strong"/>
+          <w:b w:val="0"/>
+          <w:bCs w:val="0"/>
+          <w:i/>
+          <w:iCs/>
+        </w:rPr>
+        <w:t xml:space="preserve">ORIG </w:t>
+      </w:r>
+      <w:r>
+        <w:rPr>
+          <w:rStyle w:val="Strong"/>
+          <w:b w:val="0"/>
+          <w:bCs w:val="0"/>
+        </w:rPr>
+        <w:t>variable</w:t>
+      </w:r>
+    </w:p>
+    <w:p>
+      <w:pPr>
+        <w:pStyle w:val="ListParagraph"/>
+        <w:numPr>
+          <w:ilvl w:val="0"/>
+          <w:numId w:val="2"/>
+        </w:numPr>
+        <w:jc w:val="both"/>
+        <w:rPr>
+          <w:rStyle w:val="Strong"/>
+          <w:b w:val="0"/>
+          <w:bCs w:val="0"/>
+        </w:rPr>
+      </w:pPr>
+      <w:r>
+        <w:rPr>
+          <w:rStyle w:val="Strong"/>
+          <w:b w:val="0"/>
+          <w:bCs w:val="0"/>
+        </w:rPr>
+        <w:t xml:space="preserve">Performed 1’s compliment with bitwise arithmetic, which is </w:t>
+      </w:r>
+      <w:proofErr w:type="gramStart"/>
+      <w:r>
+        <w:rPr>
+          <w:rStyle w:val="Strong"/>
+          <w:b w:val="0"/>
+          <w:bCs w:val="0"/>
+        </w:rPr>
+        <w:t>showed</w:t>
+      </w:r>
+      <w:proofErr w:type="gramEnd"/>
+      <w:r>
+        <w:rPr>
+          <w:rStyle w:val="Strong"/>
+          <w:b w:val="0"/>
+          <w:bCs w:val="0"/>
+        </w:rPr>
+        <w:t xml:space="preserve"> in </w:t>
+      </w:r>
+      <w:r>
+        <w:rPr>
+          <w:rStyle w:val="Strong"/>
+          <w:b w:val="0"/>
+          <w:bCs w:val="0"/>
+          <w:i/>
+          <w:iCs/>
+        </w:rPr>
+        <w:t xml:space="preserve">COMP </w:t>
+      </w:r>
+      <w:r>
+        <w:rPr>
+          <w:rStyle w:val="Strong"/>
+          <w:b w:val="0"/>
+          <w:bCs w:val="0"/>
+        </w:rPr>
+        <w:t>variable</w:t>
+      </w:r>
+    </w:p>
+    <w:p>
+      <w:pPr>
+        <w:pStyle w:val="ListParagraph"/>
+        <w:numPr>
+          <w:ilvl w:val="0"/>
+          <w:numId w:val="2"/>
+        </w:numPr>
+        <w:jc w:val="both"/>
+        <w:rPr>
+          <w:rStyle w:val="Strong"/>
+          <w:b w:val="0"/>
+          <w:bCs w:val="0"/>
+        </w:rPr>
+      </w:pPr>
+      <w:r>
+        <w:rPr>
+          <w:rStyle w:val="Strong"/>
+          <w:b w:val="0"/>
+          <w:bCs w:val="0"/>
+        </w:rPr>
+        <w:t xml:space="preserve">Reversed the complimented value with SHL and RHL along with bitwise arithmetic and it is in </w:t>
+      </w:r>
+      <w:r>
+        <w:rPr>
+          <w:rStyle w:val="Strong"/>
+          <w:b w:val="0"/>
+          <w:bCs w:val="0"/>
+          <w:i/>
+          <w:iCs/>
+        </w:rPr>
+        <w:t xml:space="preserve">REV </w:t>
+      </w:r>
+      <w:r>
+        <w:rPr>
+          <w:rStyle w:val="Strong"/>
+          <w:b w:val="0"/>
+          <w:bCs w:val="0"/>
+        </w:rPr>
+        <w:t>variable.</w:t>
+      </w:r>
+    </w:p>
+    <w:p>
+      <w:pPr>
+        <w:pStyle w:val="ListParagraph"/>
+        <w:numPr>
+          <w:ilvl w:val="0"/>
+          <w:numId w:val="2"/>
+        </w:numPr>
+        <w:jc w:val="both"/>
+        <w:rPr>
+          <w:rStyle w:val="Strong"/>
+          <w:b w:val="0"/>
+          <w:bCs w:val="0"/>
+        </w:rPr>
+      </w:pPr>
+      <w:r>
+        <w:rPr>
+          <w:rStyle w:val="Strong"/>
+          <w:b w:val="0"/>
+          <w:bCs w:val="0"/>
+        </w:rPr>
+        <w:t>Lastly,</w:t>
+      </w:r>
+      <w:r>
+        <w:rPr>
+          <w:rStyle w:val="Strong"/>
+          <w:b w:val="0"/>
+          <w:bCs w:val="0"/>
+        </w:rPr>
+        <w:t xml:space="preserve"> we checked for odd </w:t>
+      </w:r>
+      <w:proofErr w:type="gramStart"/>
+      <w:r>
+        <w:rPr>
+          <w:rStyle w:val="Strong"/>
+          <w:b w:val="0"/>
+          <w:bCs w:val="0"/>
+        </w:rPr>
+        <w:t>parity</w:t>
+      </w:r>
+      <w:proofErr w:type="gramEnd"/>
+      <w:r>
+        <w:rPr>
+          <w:rStyle w:val="Strong"/>
+          <w:b w:val="0"/>
+          <w:bCs w:val="0"/>
+        </w:rPr>
+        <w:t xml:space="preserve"> which is 0 for this input</w:t>
+      </w:r>
+      <w:r>
+        <w:rPr>
+          <w:rStyle w:val="Strong"/>
+          <w:b w:val="0"/>
+          <w:bCs w:val="0"/>
+        </w:rPr>
+        <w:t xml:space="preserve"> in </w:t>
+      </w:r>
+      <w:r>
+        <w:rPr>
+          <w:rStyle w:val="Strong"/>
+          <w:b w:val="0"/>
+          <w:bCs w:val="0"/>
+          <w:i/>
+          <w:iCs/>
+        </w:rPr>
+        <w:t>ODD</w:t>
+      </w:r>
+      <w:r>
+        <w:rPr>
+          <w:rStyle w:val="Strong"/>
+          <w:b w:val="0"/>
+          <w:bCs w:val="0"/>
+        </w:rPr>
+        <w:t xml:space="preserve">. </w:t>
+      </w:r>
+    </w:p>
+    <w:p>
+      <w:pPr>
+        <w:jc w:val="both"/>
+        <w:rPr>
+          <w:rStyle w:val="Strong"/>
+          <w:b w:val="0"/>
+          <w:bCs w:val="0"/>
+        </w:rPr>
+      </w:pPr>
+      <w:r>
+        <w:rPr>
+          <w:rStyle w:val="Strong"/>
+          <w:b w:val="0"/>
+          <w:bCs w:val="0"/>
+        </w:rPr>
+        <w:t>Limitations-</w:t>
+      </w:r>
+    </w:p>
+    <w:p>
+      <w:pPr>
+        <w:pStyle w:val="ListParagraph"/>
+        <w:numPr>
+          <w:ilvl w:val="0"/>
+          <w:numId w:val="3"/>
+        </w:numPr>
+        <w:jc w:val="both"/>
+        <w:rPr>
+          <w:rStyle w:val="Strong"/>
+          <w:b w:val="0"/>
+          <w:bCs w:val="0"/>
+        </w:rPr>
+      </w:pPr>
+      <w:r>
+        <w:rPr>
+          <w:rStyle w:val="Strong"/>
+          <w:b w:val="0"/>
+          <w:bCs w:val="0"/>
+        </w:rPr>
+        <w:t>Some operations could have been simplified by using carry and RCL/RCR operations</w:t>
+      </w:r>
+    </w:p>
+    <w:p>
+      <w:pPr>
+        <w:pStyle w:val="ListParagraph"/>
+        <w:numPr>
+          <w:ilvl w:val="0"/>
+          <w:numId w:val="3"/>
+        </w:numPr>
+        <w:jc w:val="both"/>
+        <w:rPr>
+          <w:rStyle w:val="Strong"/>
+          <w:b w:val="0"/>
+          <w:bCs w:val="0"/>
+        </w:rPr>
+      </w:pPr>
+      <w:r>
+        <w:rPr>
+          <w:rStyle w:val="Strong"/>
+          <w:b w:val="0"/>
+          <w:bCs w:val="0"/>
+        </w:rPr>
+        <w:t>The use of auxiliary variables to store</w:t>
+      </w:r>
+      <w:r>
+        <w:rPr>
+          <w:rStyle w:val="Strong"/>
+          <w:b w:val="0"/>
+          <w:bCs w:val="0"/>
+        </w:rPr>
+        <w:t xml:space="preserve"> the result of bit-checking with</w:t>
+      </w:r>
+      <w:r>
+        <w:rPr>
+          <w:rStyle w:val="Strong"/>
+          <w:b w:val="0"/>
+          <w:bCs w:val="0"/>
+        </w:rPr>
+        <w:t xml:space="preserve"> AND could have been avoided with TEST opcode</w:t>
+      </w:r>
+    </w:p>
     <w:sectPr>
-      <w:pgSz w:w="12240" w:h="15840"/>
+      <w:pgSz w:w="11906" w:h="16838" w:code="9"/>
       <w:pgMar w:top="1134" w:right="1134" w:bottom="1134" w:left="1134" w:header="0" w:footer="0" w:gutter="0"/>
       <w:cols w:space="720"/>
       <w:formProt w:val="0"/>
+      <w:docGrid w:linePitch="326"/>
     </w:sectPr>
   </w:body>
 </w:document>
+</file>
+
+<file path=word/numbering.xml><?xml version="1.0" encoding="utf-8"?>
+<w:numbering xmlns:wpc="http://schemas.microsoft.com/office/word/2010/wordprocessingCanvas" xmlns:cx="http://schemas.microsoft.com/office/drawing/2014/chartex" xmlns:cx1="http://schemas.microsoft.com/office/drawing/2015/9/8/chartex" xmlns:cx2="http://schemas.microsoft.com/office/drawing/2015/10/21/chartex" xmlns:cx3="http://schemas.microsoft.com/office/drawing/2016/5/9/chartex" xmlns:cx4="http://schemas.microsoft.com/office/drawing/2016/5/10/chartex" xmlns:cx5="http://schemas.microsoft.com/office/drawing/2016/5/11/chartex" xmlns:cx6="http://schemas.microsoft.com/office/drawing/2016/5/12/chartex" xmlns:cx7="http://schemas.microsoft.com/office/drawing/2016/5/13/chartex" xmlns:cx8="http://schemas.microsoft.com/office/drawing/2016/5/14/chartex" xmlns:mc="http://schemas.openxmlformats.org/markup-compatibility/2006" xmlns:aink="http://schemas.microsoft.com/office/drawing/2016/ink" xmlns:am3d="http://schemas.microsoft.com/office/drawing/2017/model3d" xmlns:o="urn:schemas-microsoft-com:office:office" xmlns:oel="http://schemas.microsoft.com/office/2019/extlst" xmlns:r="http://schemas.openxmlformats.org/officeDocument/2006/relationships" xmlns:m="http://schemas.openxmlformats.org/officeDocument/2006/math" xmlns:v="urn:schemas-microsoft-com:vml" xmlns:wp14="http://schemas.microsoft.com/office/word/2010/wordprocessingDrawing" xmlns:wp="http://schemas.openxmlformats.org/drawingml/2006/wordprocessingDrawing" xmlns:w10="urn:schemas-microsoft-com:office:word" xmlns:w="http://schemas.openxmlformats.org/wordprocessingml/2006/main" xmlns:w14="http://schemas.microsoft.com/office/word/2010/wordml" xmlns:w15="http://schemas.microsoft.com/office/word/2012/wordml" xmlns:w16cei="http://schemas.microsoft.com/office/word/2026/wordml/cei" xmlns:w16cex="http://schemas.microsoft.com/office/word/2018/wordml/cex" xmlns:w16cid="http://schemas.microsoft.com/office/word/2016/wordml/cid" xmlns:w16="http://schemas.microsoft.com/office/word/2018/wordml" xmlns:w16du="http://schemas.microsoft.com/office/word/2023/wordml/word16du" xmlns:w16sdtdh="http://schemas.microsoft.com/office/word/2020/wordml/sdtdatahash" xmlns:w16sdtfl="http://schemas.microsoft.com/office/word/2024/wordml/sdtformatlock" xmlns:w16se="http://schemas.microsoft.com/office/word/2015/wordml/symex" xmlns:wpg="http://schemas.microsoft.com/office/word/2010/wordprocessingGroup" xmlns:wpi="http://schemas.microsoft.com/office/word/2010/wordprocessingInk" xmlns:wne="http://schemas.microsoft.com/office/word/2006/wordml" xmlns:wps="http://schemas.microsoft.com/office/word/2010/wordprocessingShape" mc:Ignorable="w14 w15 w16se w16cid w16 w16cex w16sdtdh w16sdtfl w16du wp14">
+  <w:abstractNum w:abstractNumId="0" w15:restartNumberingAfterBreak="0">
+    <w:nsid w:val="02301357"/>
+    <w:multiLevelType w:val="hybridMultilevel"/>
+    <w:tmpl w:val="DAC2D66A"/>
+    <w:lvl w:ilvl="0" w:tplc="0409000F">
+      <w:start w:val="1"/>
+      <w:numFmt w:val="decimal"/>
+      <w:lvlText w:val="%1."/>
+      <w:lvlJc w:val="left"/>
+      <w:pPr>
+        <w:ind w:left="720" w:hanging="360"/>
+      </w:pPr>
+      <w:rPr>
+        <w:rFonts w:hint="default"/>
+      </w:rPr>
+    </w:lvl>
+    <w:lvl w:ilvl="1" w:tplc="04090019" w:tentative="1">
+      <w:start w:val="1"/>
+      <w:numFmt w:val="lowerLetter"/>
+      <w:lvlText w:val="%2."/>
+      <w:lvlJc w:val="left"/>
+      <w:pPr>
+        <w:ind w:left="1440" w:hanging="360"/>
+      </w:pPr>
+    </w:lvl>
+    <w:lvl w:ilvl="2" w:tplc="0409001B" w:tentative="1">
+      <w:start w:val="1"/>
+      <w:numFmt w:val="lowerRoman"/>
+      <w:lvlText w:val="%3."/>
+      <w:lvlJc w:val="right"/>
+      <w:pPr>
+        <w:ind w:left="2160" w:hanging="180"/>
+      </w:pPr>
+    </w:lvl>
+    <w:lvl w:ilvl="3" w:tplc="0409000F" w:tentative="1">
+      <w:start w:val="1"/>
+      <w:numFmt w:val="decimal"/>
+      <w:lvlText w:val="%4."/>
+      <w:lvlJc w:val="left"/>
+      <w:pPr>
+        <w:ind w:left="2880" w:hanging="360"/>
+      </w:pPr>
+    </w:lvl>
+    <w:lvl w:ilvl="4" w:tplc="04090019" w:tentative="1">
+      <w:start w:val="1"/>
+      <w:numFmt w:val="lowerLetter"/>
+      <w:lvlText w:val="%5."/>
+      <w:lvlJc w:val="left"/>
+      <w:pPr>
+        <w:ind w:left="3600" w:hanging="360"/>
+      </w:pPr>
+    </w:lvl>
+    <w:lvl w:ilvl="5" w:tplc="0409001B" w:tentative="1">
+      <w:start w:val="1"/>
+      <w:numFmt w:val="lowerRoman"/>
+      <w:lvlText w:val="%6."/>
+      <w:lvlJc w:val="right"/>
+      <w:pPr>
+        <w:ind w:left="4320" w:hanging="180"/>
+      </w:pPr>
+    </w:lvl>
+    <w:lvl w:ilvl="6" w:tplc="0409000F" w:tentative="1">
+      <w:start w:val="1"/>
+      <w:numFmt w:val="decimal"/>
+      <w:lvlText w:val="%7."/>
+      <w:lvlJc w:val="left"/>
+      <w:pPr>
+        <w:ind w:left="5040" w:hanging="360"/>
+      </w:pPr>
+    </w:lvl>
+    <w:lvl w:ilvl="7" w:tplc="04090019" w:tentative="1">
+      <w:start w:val="1"/>
+      <w:numFmt w:val="lowerLetter"/>
+      <w:lvlText w:val="%8."/>
+      <w:lvlJc w:val="left"/>
+      <w:pPr>
+        <w:ind w:left="5760" w:hanging="360"/>
+      </w:pPr>
+    </w:lvl>
+    <w:lvl w:ilvl="8" w:tplc="0409001B" w:tentative="1">
+      <w:start w:val="1"/>
+      <w:numFmt w:val="lowerRoman"/>
+      <w:lvlText w:val="%9."/>
+      <w:lvlJc w:val="right"/>
+      <w:pPr>
+        <w:ind w:left="6480" w:hanging="180"/>
+      </w:pPr>
+    </w:lvl>
+  </w:abstractNum>
+  <w:abstractNum w:abstractNumId="1" w15:restartNumberingAfterBreak="0">
+    <w:nsid w:val="11661C84"/>
+    <w:multiLevelType w:val="hybridMultilevel"/>
+    <w:tmpl w:val="66B8378C"/>
+    <w:lvl w:ilvl="0" w:tplc="0409000F">
+      <w:start w:val="1"/>
+      <w:numFmt w:val="decimal"/>
+      <w:lvlText w:val="%1."/>
+      <w:lvlJc w:val="left"/>
+      <w:pPr>
+        <w:ind w:left="720" w:hanging="360"/>
+      </w:pPr>
+      <w:rPr>
+        <w:rFonts w:hint="default"/>
+      </w:rPr>
+    </w:lvl>
+    <w:lvl w:ilvl="1" w:tplc="04090019" w:tentative="1">
+      <w:start w:val="1"/>
+      <w:numFmt w:val="lowerLetter"/>
+      <w:lvlText w:val="%2."/>
+      <w:lvlJc w:val="left"/>
+      <w:pPr>
+        <w:ind w:left="1440" w:hanging="360"/>
+      </w:pPr>
+    </w:lvl>
+    <w:lvl w:ilvl="2" w:tplc="0409001B" w:tentative="1">
+      <w:start w:val="1"/>
+      <w:numFmt w:val="lowerRoman"/>
+      <w:lvlText w:val="%3."/>
+      <w:lvlJc w:val="right"/>
+      <w:pPr>
+        <w:ind w:left="2160" w:hanging="180"/>
+      </w:pPr>
+    </w:lvl>
+    <w:lvl w:ilvl="3" w:tplc="0409000F" w:tentative="1">
+      <w:start w:val="1"/>
+      <w:numFmt w:val="decimal"/>
+      <w:lvlText w:val="%4."/>
+      <w:lvlJc w:val="left"/>
+      <w:pPr>
+        <w:ind w:left="2880" w:hanging="360"/>
+      </w:pPr>
+    </w:lvl>
+    <w:lvl w:ilvl="4" w:tplc="04090019" w:tentative="1">
+      <w:start w:val="1"/>
+      <w:numFmt w:val="lowerLetter"/>
+      <w:lvlText w:val="%5."/>
+      <w:lvlJc w:val="left"/>
+      <w:pPr>
+        <w:ind w:left="3600" w:hanging="360"/>
+      </w:pPr>
+    </w:lvl>
+    <w:lvl w:ilvl="5" w:tplc="0409001B" w:tentative="1">
+      <w:start w:val="1"/>
+      <w:numFmt w:val="lowerRoman"/>
+      <w:lvlText w:val="%6."/>
+      <w:lvlJc w:val="right"/>
+      <w:pPr>
+        <w:ind w:left="4320" w:hanging="180"/>
+      </w:pPr>
+    </w:lvl>
+    <w:lvl w:ilvl="6" w:tplc="0409000F" w:tentative="1">
+      <w:start w:val="1"/>
+      <w:numFmt w:val="decimal"/>
+      <w:lvlText w:val="%7."/>
+      <w:lvlJc w:val="left"/>
+      <w:pPr>
+        <w:ind w:left="5040" w:hanging="360"/>
+      </w:pPr>
+    </w:lvl>
+    <w:lvl w:ilvl="7" w:tplc="04090019" w:tentative="1">
+      <w:start w:val="1"/>
+      <w:numFmt w:val="lowerLetter"/>
+      <w:lvlText w:val="%8."/>
+      <w:lvlJc w:val="left"/>
+      <w:pPr>
+        <w:ind w:left="5760" w:hanging="360"/>
+      </w:pPr>
+    </w:lvl>
+    <w:lvl w:ilvl="8" w:tplc="0409001B" w:tentative="1">
+      <w:start w:val="1"/>
+      <w:numFmt w:val="lowerRoman"/>
+      <w:lvlText w:val="%9."/>
+      <w:lvlJc w:val="right"/>
+      <w:pPr>
+        <w:ind w:left="6480" w:hanging="180"/>
+      </w:pPr>
+    </w:lvl>
+  </w:abstractNum>
+  <w:abstractNum w:abstractNumId="2" w15:restartNumberingAfterBreak="0">
+    <w:nsid w:val="3A091B53"/>
+    <w:multiLevelType w:val="hybridMultilevel"/>
+    <w:tmpl w:val="4756263E"/>
+    <w:lvl w:ilvl="0" w:tplc="0409000F">
+      <w:start w:val="1"/>
+      <w:numFmt w:val="decimal"/>
+      <w:lvlText w:val="%1."/>
+      <w:lvlJc w:val="left"/>
+      <w:pPr>
+        <w:ind w:left="720" w:hanging="360"/>
+      </w:pPr>
+      <w:rPr>
+        <w:rFonts w:hint="default"/>
+      </w:rPr>
+    </w:lvl>
+    <w:lvl w:ilvl="1" w:tplc="04090019" w:tentative="1">
+      <w:start w:val="1"/>
+      <w:numFmt w:val="lowerLetter"/>
+      <w:lvlText w:val="%2."/>
+      <w:lvlJc w:val="left"/>
+      <w:pPr>
+        <w:ind w:left="1440" w:hanging="360"/>
+      </w:pPr>
+    </w:lvl>
+    <w:lvl w:ilvl="2" w:tplc="0409001B" w:tentative="1">
+      <w:start w:val="1"/>
+      <w:numFmt w:val="lowerRoman"/>
+      <w:lvlText w:val="%3."/>
+      <w:lvlJc w:val="right"/>
+      <w:pPr>
+        <w:ind w:left="2160" w:hanging="180"/>
+      </w:pPr>
+    </w:lvl>
+    <w:lvl w:ilvl="3" w:tplc="0409000F" w:tentative="1">
+      <w:start w:val="1"/>
+      <w:numFmt w:val="decimal"/>
+      <w:lvlText w:val="%4."/>
+      <w:lvlJc w:val="left"/>
+      <w:pPr>
+        <w:ind w:left="2880" w:hanging="360"/>
+      </w:pPr>
+    </w:lvl>
+    <w:lvl w:ilvl="4" w:tplc="04090019" w:tentative="1">
+      <w:start w:val="1"/>
+      <w:numFmt w:val="lowerLetter"/>
+      <w:lvlText w:val="%5."/>
+      <w:lvlJc w:val="left"/>
+      <w:pPr>
+        <w:ind w:left="3600" w:hanging="360"/>
+      </w:pPr>
+    </w:lvl>
+    <w:lvl w:ilvl="5" w:tplc="0409001B" w:tentative="1">
+      <w:start w:val="1"/>
+      <w:numFmt w:val="lowerRoman"/>
+      <w:lvlText w:val="%6."/>
+      <w:lvlJc w:val="right"/>
+      <w:pPr>
+        <w:ind w:left="4320" w:hanging="180"/>
+      </w:pPr>
+    </w:lvl>
+    <w:lvl w:ilvl="6" w:tplc="0409000F" w:tentative="1">
+      <w:start w:val="1"/>
+      <w:numFmt w:val="decimal"/>
+      <w:lvlText w:val="%7."/>
+      <w:lvlJc w:val="left"/>
+      <w:pPr>
+        <w:ind w:left="5040" w:hanging="360"/>
+      </w:pPr>
+    </w:lvl>
+    <w:lvl w:ilvl="7" w:tplc="04090019" w:tentative="1">
+      <w:start w:val="1"/>
+      <w:numFmt w:val="lowerLetter"/>
+      <w:lvlText w:val="%8."/>
+      <w:lvlJc w:val="left"/>
+      <w:pPr>
+        <w:ind w:left="5760" w:hanging="360"/>
+      </w:pPr>
+    </w:lvl>
+    <w:lvl w:ilvl="8" w:tplc="0409001B" w:tentative="1">
+      <w:start w:val="1"/>
+      <w:numFmt w:val="lowerRoman"/>
+      <w:lvlText w:val="%9."/>
+      <w:lvlJc w:val="right"/>
+      <w:pPr>
+        <w:ind w:left="6480" w:hanging="180"/>
+      </w:pPr>
+    </w:lvl>
+  </w:abstractNum>
+  <w:num w:numId="1" w16cid:durableId="1940797265">
+    <w:abstractNumId w:val="0"/>
+  </w:num>
+  <w:num w:numId="2" w16cid:durableId="984313637">
+    <w:abstractNumId w:val="2"/>
+  </w:num>
+  <w:num w:numId="3" w16cid:durableId="1902473167">
+    <w:abstractNumId w:val="1"/>
+  </w:num>
+</w:numbering>
 </file>
 
 <file path=word/styles.xml><?xml version="1.0" encoding="utf-8"?>
@@ -4341,6 +6518,21 @@
       <w:bCs/>
     </w:rPr>
   </w:style>
+  <w:style w:type="paragraph" w:styleId="ListParagraph">
+    <w:name w:val="List Paragraph"/>
+    <w:basedOn w:val="Normal"/>
+    <w:uiPriority w:val="34"/>
+    <w:qFormat/>
+    <w:rsid w:val="002E1DD1"/>
+    <w:pPr>
+      <w:ind w:left="720"/>
+      <w:contextualSpacing/>
+    </w:pPr>
+    <w:rPr>
+      <w:rFonts w:cs="Mangal"/>
+      <w:szCs w:val="21"/>
+    </w:rPr>
+  </w:style>
 </w:styles>
 </file>
 

--- a/CSE-2206/Assembly Lab.docx
+++ b/CSE-2206/Assembly Lab.docx
@@ -6461,8 +6461,8 @@
             <wp:wrapTight wrapText="bothSides">
               <wp:wrapPolygon edited="0">
                 <wp:start x="1" y="0"/>
-                <wp:lineTo x="1" y="21339"/>
-                <wp:lineTo x="21507" y="21339"/>
+                <wp:lineTo x="1" y="21332"/>
+                <wp:lineTo x="21507" y="21332"/>
                 <wp:lineTo x="21507" y="0"/>
                 <wp:lineTo x="1" y="0"/>
               </wp:wrapPolygon>
@@ -6946,29 +6946,24 @@
           <w:b w:val="false"/>
           <w:bCs w:val="false"/>
         </w:rPr>
-        <w:t>The use of auxiliary variables to store the result of bit-checking with AND could have been avoided with TEST opco</w:t>
-      </w:r>
-      <w:r>
+        <w:t>The use of auxiliary variables to store the result of bit-checking with AND could have been avoided with TEST opcode</w:t>
+      </w:r>
+    </w:p>
+    <w:p>
+      <w:pPr>
+        <w:pStyle w:val="ListParagraph"/>
+        <w:jc w:val="both"/>
         <w:rPr>
           <w:rStyle w:val="Strong"/>
           <w:b w:val="false"/>
           <w:bCs w:val="false"/>
         </w:rPr>
-        <w:t>de</w:t>
-      </w:r>
-    </w:p>
-    <w:p>
-      <w:pPr>
-        <w:pStyle w:val="ListParagraph"/>
-        <w:jc w:val="both"/>
-        <w:rPr>
-          <w:rStyle w:val="Strong"/>
+      </w:pPr>
+      <w:r>
+        <w:rPr>
           <w:b w:val="false"/>
           <w:bCs w:val="false"/>
         </w:rPr>
-      </w:pPr>
-      <w:r>
-        <w:rPr/>
       </w:r>
     </w:p>
     <w:p>
@@ -6982,21 +6977,27 @@
         </w:rPr>
       </w:pPr>
       <w:r>
-        <w:rPr/>
-      </w:r>
-    </w:p>
-    <w:p>
-      <w:pPr>
-        <w:pStyle w:val="ListParagraph"/>
-        <w:jc w:val="both"/>
-        <w:rPr>
-          <w:rStyle w:val="Strong"/>
+        <w:rPr>
           <w:b w:val="false"/>
           <w:bCs w:val="false"/>
         </w:rPr>
-      </w:pPr>
-      <w:r>
-        <w:rPr/>
+      </w:r>
+    </w:p>
+    <w:p>
+      <w:pPr>
+        <w:pStyle w:val="ListParagraph"/>
+        <w:jc w:val="both"/>
+        <w:rPr>
+          <w:rStyle w:val="Strong"/>
+          <w:b w:val="false"/>
+          <w:bCs w:val="false"/>
+        </w:rPr>
+      </w:pPr>
+      <w:r>
+        <w:rPr>
+          <w:b w:val="false"/>
+          <w:bCs w:val="false"/>
+        </w:rPr>
       </w:r>
       <w:r>
         <w:br w:type="page"/>
@@ -8466,6 +8467,2022 @@
           <w:bCs w:val="false"/>
         </w:rPr>
         <w:t>The program uses the main stack and an array as a secondary stack. Firstly, the entire input is put into stack and then from the stack to the array. After that word by word is reversed with the help of the two stacks. The program successfully reversed the string word by word.</w:t>
+      </w:r>
+      <w:r>
+        <w:br w:type="page"/>
+      </w:r>
+    </w:p>
+    <w:p>
+      <w:pPr>
+        <w:pStyle w:val="Normal"/>
+        <w:spacing w:before="0" w:after="120"/>
+        <w:jc w:val="both"/>
+        <w:rPr>
+          <w:rStyle w:val="Strong"/>
+        </w:rPr>
+      </w:pPr>
+      <w:r>
+        <w:rPr>
+          <w:rStyle w:val="Strong"/>
+        </w:rPr>
+        <w:t>Experiment No.: 01</w:t>
+      </w:r>
+    </w:p>
+    <w:p>
+      <w:pPr>
+        <w:pStyle w:val="Normal"/>
+        <w:spacing w:before="0" w:after="120"/>
+        <w:jc w:val="both"/>
+        <w:rPr>
+          <w:rFonts w:ascii="Times New Roman" w:hAnsi="Times New Roman" w:cs="Times New Roman"/>
+          <w:b w:val="false"/>
+          <w:bCs w:val="false"/>
+          <w:vertAlign w:val="subscript"/>
+        </w:rPr>
+      </w:pPr>
+      <w:r>
+        <w:rPr>
+          <w:rStyle w:val="Strong"/>
+        </w:rPr>
+        <w:t xml:space="preserve">Experiment Name:  </w:t>
+      </w:r>
+      <w:r>
+        <w:rPr>
+          <w:rStyle w:val="Strong"/>
+        </w:rPr>
+        <w:t>T</w:t>
+      </w:r>
+      <w:r>
+        <w:rPr>
+          <w:rStyle w:val="Strong"/>
+          <w:b w:val="false"/>
+          <w:bCs w:val="false"/>
+        </w:rPr>
+        <w:t>ime division</w:t>
+      </w:r>
+    </w:p>
+    <w:p>
+      <w:pPr>
+        <w:pStyle w:val="Normal"/>
+        <w:spacing w:before="0" w:after="120"/>
+        <w:jc w:val="both"/>
+        <w:rPr>
+          <w:rFonts w:ascii="Times New Roman" w:hAnsi="Times New Roman" w:cs="Times New Roman"/>
+        </w:rPr>
+      </w:pPr>
+      <w:r>
+        <w:rPr>
+          <w:rFonts w:cs="Times New Roman" w:ascii="Times New Roman" w:hAnsi="Times New Roman"/>
+          <w:b/>
+          <w:bCs/>
+        </w:rPr>
+        <w:t>Code:</w:t>
+      </w:r>
+    </w:p>
+    <w:p>
+      <w:pPr>
+        <w:pStyle w:val="PreformattedText"/>
+        <w:bidi w:val="0"/>
+        <w:jc w:val="both"/>
+        <w:rPr/>
+      </w:pPr>
+      <w:r>
+        <w:rPr/>
+        <w:t>.MODEL SMALL</w:t>
+      </w:r>
+    </w:p>
+    <w:p>
+      <w:pPr>
+        <w:pStyle w:val="PreformattedText"/>
+        <w:bidi w:val="0"/>
+        <w:jc w:val="both"/>
+        <w:rPr/>
+      </w:pPr>
+      <w:r>
+        <w:rPr/>
+        <w:t>.STACK 100H</w:t>
+      </w:r>
+    </w:p>
+    <w:p>
+      <w:pPr>
+        <w:pStyle w:val="PreformattedText"/>
+        <w:bidi w:val="0"/>
+        <w:jc w:val="both"/>
+        <w:rPr/>
+      </w:pPr>
+      <w:r>
+        <w:rPr/>
+        <w:t>.DATA</w:t>
+      </w:r>
+    </w:p>
+    <w:p>
+      <w:pPr>
+        <w:pStyle w:val="PreformattedText"/>
+        <w:bidi w:val="0"/>
+        <w:jc w:val="both"/>
+        <w:rPr/>
+      </w:pPr>
+      <w:r>
+        <w:rPr/>
+        <w:t xml:space="preserve">INPUT DW ?         </w:t>
+      </w:r>
+    </w:p>
+    <w:p>
+      <w:pPr>
+        <w:pStyle w:val="PreformattedText"/>
+        <w:bidi w:val="0"/>
+        <w:jc w:val="both"/>
+        <w:rPr/>
+      </w:pPr>
+      <w:r>
+        <w:rPr/>
+        <w:t>INFO DB 'GIVE TIME INPUT: $'</w:t>
+      </w:r>
+    </w:p>
+    <w:p>
+      <w:pPr>
+        <w:pStyle w:val="PreformattedText"/>
+        <w:bidi w:val="0"/>
+        <w:jc w:val="both"/>
+        <w:rPr/>
+      </w:pPr>
+      <w:r>
+        <w:rPr/>
+        <w:t>HR DB 'HR: $'</w:t>
+      </w:r>
+    </w:p>
+    <w:p>
+      <w:pPr>
+        <w:pStyle w:val="PreformattedText"/>
+        <w:bidi w:val="0"/>
+        <w:jc w:val="both"/>
+        <w:rPr/>
+      </w:pPr>
+      <w:r>
+        <w:rPr/>
+        <w:t>MIN DB 'MIN: $'</w:t>
+      </w:r>
+    </w:p>
+    <w:p>
+      <w:pPr>
+        <w:pStyle w:val="PreformattedText"/>
+        <w:bidi w:val="0"/>
+        <w:jc w:val="both"/>
+        <w:rPr/>
+      </w:pPr>
+      <w:r>
+        <w:rPr/>
+        <w:t xml:space="preserve">SEC DB 'SEC: $' </w:t>
+      </w:r>
+    </w:p>
+    <w:p>
+      <w:pPr>
+        <w:pStyle w:val="PreformattedText"/>
+        <w:bidi w:val="0"/>
+        <w:jc w:val="both"/>
+        <w:rPr/>
+      </w:pPr>
+      <w:r>
+        <w:rPr/>
+        <w:t xml:space="preserve">.CODE     </w:t>
+      </w:r>
+    </w:p>
+    <w:p>
+      <w:pPr>
+        <w:pStyle w:val="PreformattedText"/>
+        <w:bidi w:val="0"/>
+        <w:jc w:val="both"/>
+        <w:rPr/>
+      </w:pPr>
+      <w:r>
+        <w:rPr/>
+        <w:t xml:space="preserve">MAIN PROC </w:t>
+      </w:r>
+    </w:p>
+    <w:p>
+      <w:pPr>
+        <w:pStyle w:val="PreformattedText"/>
+        <w:bidi w:val="0"/>
+        <w:jc w:val="both"/>
+        <w:rPr/>
+      </w:pPr>
+      <w:r>
+        <w:rPr/>
+        <w:t xml:space="preserve">    </w:t>
+      </w:r>
+      <w:r>
+        <w:rPr/>
+        <w:t>MOV AX,@DATA</w:t>
+      </w:r>
+    </w:p>
+    <w:p>
+      <w:pPr>
+        <w:pStyle w:val="PreformattedText"/>
+        <w:bidi w:val="0"/>
+        <w:jc w:val="both"/>
+        <w:rPr/>
+      </w:pPr>
+      <w:r>
+        <w:rPr/>
+        <w:t xml:space="preserve">    </w:t>
+      </w:r>
+      <w:r>
+        <w:rPr/>
+        <w:t>MOV DS,AX</w:t>
+      </w:r>
+    </w:p>
+    <w:p>
+      <w:pPr>
+        <w:pStyle w:val="PreformattedText"/>
+        <w:bidi w:val="0"/>
+        <w:jc w:val="both"/>
+        <w:rPr/>
+      </w:pPr>
+      <w:r>
+        <w:rPr/>
+        <w:t xml:space="preserve">    </w:t>
+      </w:r>
+      <w:r>
+        <w:rPr/>
+        <w:t>MOV AH,9</w:t>
+      </w:r>
+    </w:p>
+    <w:p>
+      <w:pPr>
+        <w:pStyle w:val="PreformattedText"/>
+        <w:bidi w:val="0"/>
+        <w:jc w:val="both"/>
+        <w:rPr/>
+      </w:pPr>
+      <w:r>
+        <w:rPr/>
+        <w:t xml:space="preserve">    </w:t>
+      </w:r>
+      <w:r>
+        <w:rPr/>
+        <w:t>LEA DX,INFO</w:t>
+      </w:r>
+    </w:p>
+    <w:p>
+      <w:pPr>
+        <w:pStyle w:val="PreformattedText"/>
+        <w:bidi w:val="0"/>
+        <w:jc w:val="both"/>
+        <w:rPr/>
+      </w:pPr>
+      <w:r>
+        <w:rPr/>
+        <w:t xml:space="preserve">    </w:t>
+      </w:r>
+      <w:r>
+        <w:rPr/>
+        <w:t>INT 21H</w:t>
+      </w:r>
+    </w:p>
+    <w:p>
+      <w:pPr>
+        <w:pStyle w:val="PreformattedText"/>
+        <w:bidi w:val="0"/>
+        <w:jc w:val="both"/>
+        <w:rPr/>
+      </w:pPr>
+      <w:r>
+        <w:rPr/>
+        <w:t xml:space="preserve">    </w:t>
+      </w:r>
+    </w:p>
+    <w:p>
+      <w:pPr>
+        <w:pStyle w:val="PreformattedText"/>
+        <w:bidi w:val="0"/>
+        <w:jc w:val="both"/>
+        <w:rPr/>
+      </w:pPr>
+      <w:r>
+        <w:rPr/>
+        <w:t xml:space="preserve">    </w:t>
+      </w:r>
+      <w:r>
+        <w:rPr/>
+        <w:t>CALL INDEC</w:t>
+      </w:r>
+    </w:p>
+    <w:p>
+      <w:pPr>
+        <w:pStyle w:val="PreformattedText"/>
+        <w:bidi w:val="0"/>
+        <w:jc w:val="both"/>
+        <w:rPr/>
+      </w:pPr>
+      <w:r>
+        <w:rPr/>
+        <w:t xml:space="preserve">    </w:t>
+      </w:r>
+      <w:r>
+        <w:rPr/>
+        <w:t xml:space="preserve">MOV INPUT,AX       </w:t>
+      </w:r>
+    </w:p>
+    <w:p>
+      <w:pPr>
+        <w:pStyle w:val="PreformattedText"/>
+        <w:bidi w:val="0"/>
+        <w:jc w:val="both"/>
+        <w:rPr/>
+      </w:pPr>
+      <w:r>
+        <w:rPr/>
+        <w:t xml:space="preserve">    </w:t>
+      </w:r>
+      <w:r>
+        <w:rPr/>
+        <w:t>CALL NL</w:t>
+      </w:r>
+    </w:p>
+    <w:p>
+      <w:pPr>
+        <w:pStyle w:val="PreformattedText"/>
+        <w:bidi w:val="0"/>
+        <w:jc w:val="both"/>
+        <w:rPr/>
+      </w:pPr>
+      <w:r>
+        <w:rPr/>
+        <w:t xml:space="preserve">    </w:t>
+      </w:r>
+      <w:r>
+        <w:rPr/>
+        <w:t xml:space="preserve">MOV CX,3           </w:t>
+      </w:r>
+    </w:p>
+    <w:p>
+      <w:pPr>
+        <w:pStyle w:val="PreformattedText"/>
+        <w:bidi w:val="0"/>
+        <w:jc w:val="both"/>
+        <w:rPr/>
+      </w:pPr>
+      <w:r>
+        <w:rPr/>
+        <w:t xml:space="preserve">    </w:t>
+      </w:r>
+    </w:p>
+    <w:p>
+      <w:pPr>
+        <w:pStyle w:val="PreformattedText"/>
+        <w:bidi w:val="0"/>
+        <w:jc w:val="both"/>
+        <w:rPr/>
+      </w:pPr>
+      <w:r>
+        <w:rPr/>
+        <w:t xml:space="preserve">MAIN_LOOP:    </w:t>
+      </w:r>
+    </w:p>
+    <w:p>
+      <w:pPr>
+        <w:pStyle w:val="PreformattedText"/>
+        <w:bidi w:val="0"/>
+        <w:jc w:val="both"/>
+        <w:rPr/>
+      </w:pPr>
+      <w:r>
+        <w:rPr/>
+        <w:t xml:space="preserve">    </w:t>
+      </w:r>
+      <w:r>
+        <w:rPr/>
+        <w:t>MOV BX,60</w:t>
+      </w:r>
+    </w:p>
+    <w:p>
+      <w:pPr>
+        <w:pStyle w:val="PreformattedText"/>
+        <w:bidi w:val="0"/>
+        <w:jc w:val="both"/>
+        <w:rPr/>
+      </w:pPr>
+      <w:r>
+        <w:rPr/>
+        <w:t xml:space="preserve">    </w:t>
+      </w:r>
+      <w:r>
+        <w:rPr/>
+        <w:t>MOV DX,0 ; HR</w:t>
+      </w:r>
+    </w:p>
+    <w:p>
+      <w:pPr>
+        <w:pStyle w:val="PreformattedText"/>
+        <w:bidi w:val="0"/>
+        <w:jc w:val="both"/>
+        <w:rPr/>
+      </w:pPr>
+      <w:r>
+        <w:rPr/>
+        <w:t xml:space="preserve">    </w:t>
+      </w:r>
+      <w:r>
+        <w:rPr/>
+        <w:t xml:space="preserve">DIV BX    </w:t>
+      </w:r>
+    </w:p>
+    <w:p>
+      <w:pPr>
+        <w:pStyle w:val="PreformattedText"/>
+        <w:bidi w:val="0"/>
+        <w:jc w:val="both"/>
+        <w:rPr/>
+      </w:pPr>
+      <w:r>
+        <w:rPr/>
+        <w:t xml:space="preserve">    </w:t>
+      </w:r>
+      <w:r>
+        <w:rPr/>
+        <w:t>PUSH DX</w:t>
+      </w:r>
+    </w:p>
+    <w:p>
+      <w:pPr>
+        <w:pStyle w:val="PreformattedText"/>
+        <w:bidi w:val="0"/>
+        <w:jc w:val="both"/>
+        <w:rPr/>
+      </w:pPr>
+      <w:r>
+        <w:rPr/>
+        <w:t xml:space="preserve">    </w:t>
+      </w:r>
+      <w:r>
+        <w:rPr/>
+        <w:t xml:space="preserve">LOOP MAIN_LOOP     </w:t>
+      </w:r>
+    </w:p>
+    <w:p>
+      <w:pPr>
+        <w:pStyle w:val="PreformattedText"/>
+        <w:bidi w:val="0"/>
+        <w:jc w:val="both"/>
+        <w:rPr/>
+      </w:pPr>
+      <w:r>
+        <w:rPr/>
+        <w:t xml:space="preserve">    </w:t>
+      </w:r>
+    </w:p>
+    <w:p>
+      <w:pPr>
+        <w:pStyle w:val="PreformattedText"/>
+        <w:bidi w:val="0"/>
+        <w:jc w:val="both"/>
+        <w:rPr/>
+      </w:pPr>
+      <w:r>
+        <w:rPr/>
+        <w:t xml:space="preserve">PRINT:   </w:t>
+      </w:r>
+    </w:p>
+    <w:p>
+      <w:pPr>
+        <w:pStyle w:val="PreformattedText"/>
+        <w:bidi w:val="0"/>
+        <w:jc w:val="both"/>
+        <w:rPr/>
+      </w:pPr>
+      <w:r>
+        <w:rPr/>
+        <w:t xml:space="preserve">    </w:t>
+      </w:r>
+      <w:r>
+        <w:rPr/>
+        <w:t>MOV AH,9</w:t>
+      </w:r>
+    </w:p>
+    <w:p>
+      <w:pPr>
+        <w:pStyle w:val="PreformattedText"/>
+        <w:bidi w:val="0"/>
+        <w:jc w:val="both"/>
+        <w:rPr/>
+      </w:pPr>
+      <w:r>
+        <w:rPr/>
+        <w:t xml:space="preserve">    </w:t>
+      </w:r>
+      <w:r>
+        <w:rPr/>
+        <w:t>LEA DX, HR</w:t>
+      </w:r>
+    </w:p>
+    <w:p>
+      <w:pPr>
+        <w:pStyle w:val="PreformattedText"/>
+        <w:bidi w:val="0"/>
+        <w:jc w:val="both"/>
+        <w:rPr/>
+      </w:pPr>
+      <w:r>
+        <w:rPr/>
+        <w:t xml:space="preserve">    </w:t>
+      </w:r>
+      <w:r>
+        <w:rPr/>
+        <w:t>INT 21H</w:t>
+      </w:r>
+    </w:p>
+    <w:p>
+      <w:pPr>
+        <w:pStyle w:val="PreformattedText"/>
+        <w:bidi w:val="0"/>
+        <w:jc w:val="both"/>
+        <w:rPr/>
+      </w:pPr>
+      <w:r>
+        <w:rPr/>
+        <w:t xml:space="preserve">    </w:t>
+      </w:r>
+      <w:r>
+        <w:rPr/>
+        <w:t>POP BX</w:t>
+      </w:r>
+    </w:p>
+    <w:p>
+      <w:pPr>
+        <w:pStyle w:val="PreformattedText"/>
+        <w:bidi w:val="0"/>
+        <w:jc w:val="both"/>
+        <w:rPr/>
+      </w:pPr>
+      <w:r>
+        <w:rPr/>
+        <w:t xml:space="preserve">    </w:t>
+      </w:r>
+      <w:r>
+        <w:rPr/>
+        <w:t xml:space="preserve">CALL OUTDEC  </w:t>
+      </w:r>
+    </w:p>
+    <w:p>
+      <w:pPr>
+        <w:pStyle w:val="PreformattedText"/>
+        <w:bidi w:val="0"/>
+        <w:jc w:val="both"/>
+        <w:rPr/>
+      </w:pPr>
+      <w:r>
+        <w:rPr/>
+        <w:t xml:space="preserve">    </w:t>
+      </w:r>
+      <w:r>
+        <w:rPr/>
+        <w:t>CALL NL</w:t>
+      </w:r>
+    </w:p>
+    <w:p>
+      <w:pPr>
+        <w:pStyle w:val="PreformattedText"/>
+        <w:bidi w:val="0"/>
+        <w:jc w:val="both"/>
+        <w:rPr/>
+      </w:pPr>
+      <w:r>
+        <w:rPr/>
+        <w:t xml:space="preserve">    </w:t>
+      </w:r>
+    </w:p>
+    <w:p>
+      <w:pPr>
+        <w:pStyle w:val="PreformattedText"/>
+        <w:bidi w:val="0"/>
+        <w:jc w:val="both"/>
+        <w:rPr/>
+      </w:pPr>
+      <w:r>
+        <w:rPr/>
+        <w:t xml:space="preserve">    </w:t>
+      </w:r>
+      <w:r>
+        <w:rPr/>
+        <w:t>MOV AH,9</w:t>
+      </w:r>
+    </w:p>
+    <w:p>
+      <w:pPr>
+        <w:pStyle w:val="PreformattedText"/>
+        <w:bidi w:val="0"/>
+        <w:jc w:val="both"/>
+        <w:rPr/>
+      </w:pPr>
+      <w:r>
+        <w:rPr/>
+        <w:t xml:space="preserve">    </w:t>
+      </w:r>
+      <w:r>
+        <w:rPr/>
+        <w:t>LEA DX, MIN</w:t>
+      </w:r>
+    </w:p>
+    <w:p>
+      <w:pPr>
+        <w:pStyle w:val="PreformattedText"/>
+        <w:bidi w:val="0"/>
+        <w:jc w:val="both"/>
+        <w:rPr/>
+      </w:pPr>
+      <w:r>
+        <w:rPr/>
+        <w:t xml:space="preserve">    </w:t>
+      </w:r>
+      <w:r>
+        <w:rPr/>
+        <w:t>INT 21H</w:t>
+      </w:r>
+    </w:p>
+    <w:p>
+      <w:pPr>
+        <w:pStyle w:val="PreformattedText"/>
+        <w:bidi w:val="0"/>
+        <w:jc w:val="both"/>
+        <w:rPr/>
+      </w:pPr>
+      <w:r>
+        <w:rPr/>
+        <w:t xml:space="preserve">    </w:t>
+      </w:r>
+      <w:r>
+        <w:rPr/>
+        <w:t>POP BX</w:t>
+      </w:r>
+    </w:p>
+    <w:p>
+      <w:pPr>
+        <w:pStyle w:val="PreformattedText"/>
+        <w:bidi w:val="0"/>
+        <w:jc w:val="both"/>
+        <w:rPr/>
+      </w:pPr>
+      <w:r>
+        <w:rPr/>
+        <w:t xml:space="preserve">    </w:t>
+      </w:r>
+      <w:r>
+        <w:rPr/>
+        <w:t>CALL OUTDEC</w:t>
+      </w:r>
+    </w:p>
+    <w:p>
+      <w:pPr>
+        <w:pStyle w:val="PreformattedText"/>
+        <w:bidi w:val="0"/>
+        <w:jc w:val="both"/>
+        <w:rPr/>
+      </w:pPr>
+      <w:r>
+        <w:rPr/>
+        <w:t xml:space="preserve">    </w:t>
+      </w:r>
+      <w:r>
+        <w:rPr/>
+        <w:t>CALL NL</w:t>
+      </w:r>
+    </w:p>
+    <w:p>
+      <w:pPr>
+        <w:pStyle w:val="PreformattedText"/>
+        <w:bidi w:val="0"/>
+        <w:jc w:val="both"/>
+        <w:rPr/>
+      </w:pPr>
+      <w:r>
+        <w:rPr/>
+        <w:t xml:space="preserve">    </w:t>
+      </w:r>
+    </w:p>
+    <w:p>
+      <w:pPr>
+        <w:pStyle w:val="PreformattedText"/>
+        <w:bidi w:val="0"/>
+        <w:jc w:val="both"/>
+        <w:rPr/>
+      </w:pPr>
+      <w:r>
+        <w:rPr/>
+        <w:t xml:space="preserve">    </w:t>
+      </w:r>
+      <w:r>
+        <w:rPr/>
+        <w:t>MOV AH,9</w:t>
+      </w:r>
+    </w:p>
+    <w:p>
+      <w:pPr>
+        <w:pStyle w:val="PreformattedText"/>
+        <w:bidi w:val="0"/>
+        <w:jc w:val="both"/>
+        <w:rPr/>
+      </w:pPr>
+      <w:r>
+        <w:rPr/>
+        <w:t xml:space="preserve">    </w:t>
+      </w:r>
+      <w:r>
+        <w:rPr/>
+        <w:t>LEA DX, SEC</w:t>
+      </w:r>
+    </w:p>
+    <w:p>
+      <w:pPr>
+        <w:pStyle w:val="PreformattedText"/>
+        <w:bidi w:val="0"/>
+        <w:jc w:val="both"/>
+        <w:rPr/>
+      </w:pPr>
+      <w:r>
+        <w:rPr/>
+        <w:t xml:space="preserve">    </w:t>
+      </w:r>
+      <w:r>
+        <w:rPr/>
+        <w:t>INT 21H</w:t>
+      </w:r>
+    </w:p>
+    <w:p>
+      <w:pPr>
+        <w:pStyle w:val="PreformattedText"/>
+        <w:bidi w:val="0"/>
+        <w:jc w:val="both"/>
+        <w:rPr/>
+      </w:pPr>
+      <w:r>
+        <w:rPr/>
+        <w:t xml:space="preserve">    </w:t>
+      </w:r>
+      <w:r>
+        <w:rPr/>
+        <w:t>POP BX</w:t>
+      </w:r>
+    </w:p>
+    <w:p>
+      <w:pPr>
+        <w:pStyle w:val="PreformattedText"/>
+        <w:bidi w:val="0"/>
+        <w:jc w:val="both"/>
+        <w:rPr/>
+      </w:pPr>
+      <w:r>
+        <w:rPr/>
+        <w:t xml:space="preserve">    </w:t>
+      </w:r>
+      <w:r>
+        <w:rPr/>
+        <w:t xml:space="preserve">CALL OUTDEC    </w:t>
+      </w:r>
+    </w:p>
+    <w:p>
+      <w:pPr>
+        <w:pStyle w:val="PreformattedText"/>
+        <w:bidi w:val="0"/>
+        <w:jc w:val="both"/>
+        <w:rPr/>
+      </w:pPr>
+      <w:r>
+        <w:rPr/>
+        <w:t xml:space="preserve">    </w:t>
+      </w:r>
+      <w:r>
+        <w:rPr/>
+        <w:t>MOV AH,4CH</w:t>
+      </w:r>
+    </w:p>
+    <w:p>
+      <w:pPr>
+        <w:pStyle w:val="PreformattedText"/>
+        <w:bidi w:val="0"/>
+        <w:jc w:val="both"/>
+        <w:rPr/>
+      </w:pPr>
+      <w:r>
+        <w:rPr/>
+        <w:t xml:space="preserve">    </w:t>
+      </w:r>
+      <w:r>
+        <w:rPr/>
+        <w:t>INT 21H</w:t>
+      </w:r>
+    </w:p>
+    <w:p>
+      <w:pPr>
+        <w:pStyle w:val="PreformattedText"/>
+        <w:bidi w:val="0"/>
+        <w:jc w:val="both"/>
+        <w:rPr/>
+      </w:pPr>
+      <w:r>
+        <w:rPr/>
+        <w:t xml:space="preserve">    </w:t>
+      </w:r>
+      <w:r>
+        <w:rPr/>
+        <w:t>MAIN ENDP</w:t>
+      </w:r>
+    </w:p>
+    <w:p>
+      <w:pPr>
+        <w:pStyle w:val="PreformattedText"/>
+        <w:bidi w:val="0"/>
+        <w:jc w:val="both"/>
+        <w:rPr/>
+      </w:pPr>
+      <w:r>
+        <w:rPr/>
+      </w:r>
+    </w:p>
+    <w:p>
+      <w:pPr>
+        <w:pStyle w:val="PreformattedText"/>
+        <w:bidi w:val="0"/>
+        <w:jc w:val="both"/>
+        <w:rPr/>
+      </w:pPr>
+      <w:r>
+        <w:rPr/>
+        <w:t>INDEC PROC</w:t>
+      </w:r>
+    </w:p>
+    <w:p>
+      <w:pPr>
+        <w:pStyle w:val="PreformattedText"/>
+        <w:bidi w:val="0"/>
+        <w:jc w:val="both"/>
+        <w:rPr/>
+      </w:pPr>
+      <w:r>
+        <w:rPr/>
+        <w:t xml:space="preserve">    </w:t>
+      </w:r>
+      <w:r>
+        <w:rPr/>
+        <w:t>PUSH BX</w:t>
+      </w:r>
+    </w:p>
+    <w:p>
+      <w:pPr>
+        <w:pStyle w:val="PreformattedText"/>
+        <w:bidi w:val="0"/>
+        <w:jc w:val="both"/>
+        <w:rPr/>
+      </w:pPr>
+      <w:r>
+        <w:rPr/>
+        <w:t xml:space="preserve">    </w:t>
+      </w:r>
+      <w:r>
+        <w:rPr/>
+        <w:t>PUSH CX</w:t>
+      </w:r>
+    </w:p>
+    <w:p>
+      <w:pPr>
+        <w:pStyle w:val="PreformattedText"/>
+        <w:bidi w:val="0"/>
+        <w:jc w:val="both"/>
+        <w:rPr/>
+      </w:pPr>
+      <w:r>
+        <w:rPr/>
+        <w:t xml:space="preserve">    </w:t>
+      </w:r>
+      <w:r>
+        <w:rPr/>
+        <w:t xml:space="preserve">PUSH DX    </w:t>
+      </w:r>
+    </w:p>
+    <w:p>
+      <w:pPr>
+        <w:pStyle w:val="PreformattedText"/>
+        <w:bidi w:val="0"/>
+        <w:jc w:val="both"/>
+        <w:rPr/>
+      </w:pPr>
+      <w:r>
+        <w:rPr/>
+        <w:t xml:space="preserve">    </w:t>
+      </w:r>
+      <w:r>
+        <w:rPr/>
+        <w:t xml:space="preserve">MOV BX,0   </w:t>
+      </w:r>
+    </w:p>
+    <w:p>
+      <w:pPr>
+        <w:pStyle w:val="PreformattedText"/>
+        <w:bidi w:val="0"/>
+        <w:jc w:val="both"/>
+        <w:rPr/>
+      </w:pPr>
+      <w:r>
+        <w:rPr/>
+        <w:t xml:space="preserve">    </w:t>
+      </w:r>
+      <w:r>
+        <w:rPr/>
+        <w:t>MOV CX,10</w:t>
+      </w:r>
+    </w:p>
+    <w:p>
+      <w:pPr>
+        <w:pStyle w:val="PreformattedText"/>
+        <w:bidi w:val="0"/>
+        <w:jc w:val="both"/>
+        <w:rPr/>
+      </w:pPr>
+      <w:r>
+        <w:rPr/>
+        <w:t>INPUT_LOOP:</w:t>
+      </w:r>
+    </w:p>
+    <w:p>
+      <w:pPr>
+        <w:pStyle w:val="PreformattedText"/>
+        <w:bidi w:val="0"/>
+        <w:jc w:val="both"/>
+        <w:rPr/>
+      </w:pPr>
+      <w:r>
+        <w:rPr/>
+        <w:t xml:space="preserve">    </w:t>
+      </w:r>
+      <w:r>
+        <w:rPr/>
+        <w:t>MOV AH,1</w:t>
+      </w:r>
+    </w:p>
+    <w:p>
+      <w:pPr>
+        <w:pStyle w:val="PreformattedText"/>
+        <w:bidi w:val="0"/>
+        <w:jc w:val="both"/>
+        <w:rPr/>
+      </w:pPr>
+      <w:r>
+        <w:rPr/>
+        <w:t xml:space="preserve">    </w:t>
+      </w:r>
+      <w:r>
+        <w:rPr/>
+        <w:t>INT 21H</w:t>
+      </w:r>
+    </w:p>
+    <w:p>
+      <w:pPr>
+        <w:pStyle w:val="PreformattedText"/>
+        <w:bidi w:val="0"/>
+        <w:jc w:val="both"/>
+        <w:rPr/>
+      </w:pPr>
+      <w:r>
+        <w:rPr/>
+        <w:t xml:space="preserve">    </w:t>
+      </w:r>
+      <w:r>
+        <w:rPr/>
+        <w:t>CMP AL,' '</w:t>
+      </w:r>
+    </w:p>
+    <w:p>
+      <w:pPr>
+        <w:pStyle w:val="PreformattedText"/>
+        <w:bidi w:val="0"/>
+        <w:jc w:val="both"/>
+        <w:rPr/>
+      </w:pPr>
+      <w:r>
+        <w:rPr/>
+        <w:t xml:space="preserve">    </w:t>
+      </w:r>
+      <w:r>
+        <w:rPr/>
+        <w:t>JE ENDIT</w:t>
+      </w:r>
+    </w:p>
+    <w:p>
+      <w:pPr>
+        <w:pStyle w:val="PreformattedText"/>
+        <w:bidi w:val="0"/>
+        <w:jc w:val="both"/>
+        <w:rPr/>
+      </w:pPr>
+      <w:r>
+        <w:rPr/>
+        <w:t xml:space="preserve">    </w:t>
+      </w:r>
+      <w:r>
+        <w:rPr/>
+        <w:t>CMP AL,0DH</w:t>
+      </w:r>
+    </w:p>
+    <w:p>
+      <w:pPr>
+        <w:pStyle w:val="PreformattedText"/>
+        <w:bidi w:val="0"/>
+        <w:jc w:val="both"/>
+        <w:rPr/>
+      </w:pPr>
+      <w:r>
+        <w:rPr/>
+        <w:t xml:space="preserve">    </w:t>
+      </w:r>
+      <w:r>
+        <w:rPr/>
+        <w:t xml:space="preserve">JE ENDIT </w:t>
+      </w:r>
+    </w:p>
+    <w:p>
+      <w:pPr>
+        <w:pStyle w:val="PreformattedText"/>
+        <w:bidi w:val="0"/>
+        <w:jc w:val="both"/>
+        <w:rPr/>
+      </w:pPr>
+      <w:r>
+        <w:rPr/>
+        <w:t xml:space="preserve">    </w:t>
+      </w:r>
+      <w:r>
+        <w:rPr/>
+        <w:t>AND AX,0FH</w:t>
+      </w:r>
+    </w:p>
+    <w:p>
+      <w:pPr>
+        <w:pStyle w:val="PreformattedText"/>
+        <w:bidi w:val="0"/>
+        <w:jc w:val="both"/>
+        <w:rPr/>
+      </w:pPr>
+      <w:r>
+        <w:rPr/>
+        <w:t xml:space="preserve">    </w:t>
+      </w:r>
+      <w:r>
+        <w:rPr/>
+        <w:t>XCHG AX,BX</w:t>
+      </w:r>
+    </w:p>
+    <w:p>
+      <w:pPr>
+        <w:pStyle w:val="PreformattedText"/>
+        <w:bidi w:val="0"/>
+        <w:jc w:val="both"/>
+        <w:rPr/>
+      </w:pPr>
+      <w:r>
+        <w:rPr/>
+        <w:t xml:space="preserve">    </w:t>
+      </w:r>
+      <w:r>
+        <w:rPr/>
+        <w:t>MUL CX</w:t>
+      </w:r>
+    </w:p>
+    <w:p>
+      <w:pPr>
+        <w:pStyle w:val="PreformattedText"/>
+        <w:bidi w:val="0"/>
+        <w:jc w:val="both"/>
+        <w:rPr/>
+      </w:pPr>
+      <w:r>
+        <w:rPr/>
+        <w:t xml:space="preserve">    </w:t>
+      </w:r>
+      <w:r>
+        <w:rPr/>
+        <w:t>ADD AX,BX</w:t>
+      </w:r>
+    </w:p>
+    <w:p>
+      <w:pPr>
+        <w:pStyle w:val="PreformattedText"/>
+        <w:bidi w:val="0"/>
+        <w:jc w:val="both"/>
+        <w:rPr/>
+      </w:pPr>
+      <w:r>
+        <w:rPr/>
+        <w:t xml:space="preserve">    </w:t>
+      </w:r>
+      <w:r>
+        <w:rPr/>
+        <w:t xml:space="preserve">MOV BX,AX      </w:t>
+      </w:r>
+    </w:p>
+    <w:p>
+      <w:pPr>
+        <w:pStyle w:val="PreformattedText"/>
+        <w:bidi w:val="0"/>
+        <w:jc w:val="both"/>
+        <w:rPr/>
+      </w:pPr>
+      <w:r>
+        <w:rPr/>
+        <w:t xml:space="preserve">    </w:t>
+      </w:r>
+      <w:r>
+        <w:rPr/>
+        <w:t>JMP INPUT_LOOP</w:t>
+      </w:r>
+    </w:p>
+    <w:p>
+      <w:pPr>
+        <w:pStyle w:val="PreformattedText"/>
+        <w:bidi w:val="0"/>
+        <w:jc w:val="both"/>
+        <w:rPr/>
+      </w:pPr>
+      <w:r>
+        <w:rPr/>
+        <w:t>ENDIT:</w:t>
+      </w:r>
+    </w:p>
+    <w:p>
+      <w:pPr>
+        <w:pStyle w:val="PreformattedText"/>
+        <w:bidi w:val="0"/>
+        <w:jc w:val="both"/>
+        <w:rPr/>
+      </w:pPr>
+      <w:r>
+        <w:rPr/>
+        <w:t xml:space="preserve">    </w:t>
+      </w:r>
+      <w:r>
+        <w:rPr/>
+        <w:t>MOV AX,BX</w:t>
+      </w:r>
+    </w:p>
+    <w:p>
+      <w:pPr>
+        <w:pStyle w:val="PreformattedText"/>
+        <w:bidi w:val="0"/>
+        <w:jc w:val="both"/>
+        <w:rPr/>
+      </w:pPr>
+      <w:r>
+        <w:rPr/>
+        <w:t xml:space="preserve">    </w:t>
+      </w:r>
+      <w:r>
+        <w:rPr/>
+        <w:t>POP DX</w:t>
+      </w:r>
+    </w:p>
+    <w:p>
+      <w:pPr>
+        <w:pStyle w:val="PreformattedText"/>
+        <w:bidi w:val="0"/>
+        <w:jc w:val="both"/>
+        <w:rPr/>
+      </w:pPr>
+      <w:r>
+        <w:rPr/>
+        <w:t xml:space="preserve">    </w:t>
+      </w:r>
+      <w:r>
+        <w:rPr/>
+        <w:t>POP CX</w:t>
+      </w:r>
+    </w:p>
+    <w:p>
+      <w:pPr>
+        <w:pStyle w:val="PreformattedText"/>
+        <w:bidi w:val="0"/>
+        <w:jc w:val="both"/>
+        <w:rPr/>
+      </w:pPr>
+      <w:r>
+        <w:rPr/>
+        <w:t xml:space="preserve">    </w:t>
+      </w:r>
+      <w:r>
+        <w:rPr/>
+        <w:t>POP BX</w:t>
+      </w:r>
+    </w:p>
+    <w:p>
+      <w:pPr>
+        <w:pStyle w:val="PreformattedText"/>
+        <w:bidi w:val="0"/>
+        <w:jc w:val="both"/>
+        <w:rPr/>
+      </w:pPr>
+      <w:r>
+        <w:rPr/>
+        <w:t xml:space="preserve">    </w:t>
+      </w:r>
+      <w:r>
+        <w:rPr/>
+        <w:t>RET</w:t>
+      </w:r>
+    </w:p>
+    <w:p>
+      <w:pPr>
+        <w:pStyle w:val="PreformattedText"/>
+        <w:bidi w:val="0"/>
+        <w:jc w:val="both"/>
+        <w:rPr/>
+      </w:pPr>
+      <w:r>
+        <w:rPr/>
+        <w:t xml:space="preserve">    </w:t>
+      </w:r>
+      <w:r>
+        <w:rPr/>
+        <w:t>INDEC ENDP</w:t>
+      </w:r>
+    </w:p>
+    <w:p>
+      <w:pPr>
+        <w:pStyle w:val="PreformattedText"/>
+        <w:bidi w:val="0"/>
+        <w:jc w:val="both"/>
+        <w:rPr/>
+      </w:pPr>
+      <w:r>
+        <w:rPr/>
+      </w:r>
+    </w:p>
+    <w:p>
+      <w:pPr>
+        <w:pStyle w:val="PreformattedText"/>
+        <w:bidi w:val="0"/>
+        <w:jc w:val="both"/>
+        <w:rPr/>
+      </w:pPr>
+      <w:r>
+        <w:rPr/>
+        <w:t>OUTDEC PROC</w:t>
+      </w:r>
+    </w:p>
+    <w:p>
+      <w:pPr>
+        <w:pStyle w:val="PreformattedText"/>
+        <w:bidi w:val="0"/>
+        <w:jc w:val="both"/>
+        <w:rPr/>
+      </w:pPr>
+      <w:r>
+        <w:rPr/>
+        <w:t xml:space="preserve">   </w:t>
+      </w:r>
+      <w:r>
+        <w:rPr/>
+        <w:t>PUSH AX</w:t>
+      </w:r>
+    </w:p>
+    <w:p>
+      <w:pPr>
+        <w:pStyle w:val="PreformattedText"/>
+        <w:bidi w:val="0"/>
+        <w:jc w:val="both"/>
+        <w:rPr/>
+      </w:pPr>
+      <w:r>
+        <w:rPr/>
+        <w:t xml:space="preserve">   </w:t>
+      </w:r>
+      <w:r>
+        <w:rPr/>
+        <w:t>PUSH DX</w:t>
+      </w:r>
+    </w:p>
+    <w:p>
+      <w:pPr>
+        <w:pStyle w:val="PreformattedText"/>
+        <w:bidi w:val="0"/>
+        <w:jc w:val="both"/>
+        <w:rPr/>
+      </w:pPr>
+      <w:r>
+        <w:rPr/>
+        <w:t xml:space="preserve">   </w:t>
+      </w:r>
+      <w:r>
+        <w:rPr/>
+        <w:t>PUSH CX</w:t>
+      </w:r>
+    </w:p>
+    <w:p>
+      <w:pPr>
+        <w:pStyle w:val="PreformattedText"/>
+        <w:bidi w:val="0"/>
+        <w:jc w:val="both"/>
+        <w:rPr/>
+      </w:pPr>
+      <w:r>
+        <w:rPr/>
+        <w:t xml:space="preserve">   </w:t>
+      </w:r>
+      <w:r>
+        <w:rPr/>
+        <w:t xml:space="preserve">MOV CX,0    </w:t>
+      </w:r>
+    </w:p>
+    <w:p>
+      <w:pPr>
+        <w:pStyle w:val="PreformattedText"/>
+        <w:bidi w:val="0"/>
+        <w:jc w:val="both"/>
+        <w:rPr/>
+      </w:pPr>
+      <w:r>
+        <w:rPr/>
+        <w:t xml:space="preserve">   </w:t>
+      </w:r>
+      <w:r>
+        <w:rPr/>
+        <w:t>MOV AX,BX</w:t>
+      </w:r>
+    </w:p>
+    <w:p>
+      <w:pPr>
+        <w:pStyle w:val="PreformattedText"/>
+        <w:bidi w:val="0"/>
+        <w:jc w:val="both"/>
+        <w:rPr/>
+      </w:pPr>
+      <w:r>
+        <w:rPr/>
+        <w:t xml:space="preserve">   </w:t>
+      </w:r>
+      <w:r>
+        <w:rPr/>
+        <w:t>MOV BX,10</w:t>
+      </w:r>
+    </w:p>
+    <w:p>
+      <w:pPr>
+        <w:pStyle w:val="PreformattedText"/>
+        <w:bidi w:val="0"/>
+        <w:jc w:val="both"/>
+        <w:rPr/>
+      </w:pPr>
+      <w:r>
+        <w:rPr/>
+        <w:t xml:space="preserve">STACK_LOAD:    </w:t>
+      </w:r>
+    </w:p>
+    <w:p>
+      <w:pPr>
+        <w:pStyle w:val="PreformattedText"/>
+        <w:bidi w:val="0"/>
+        <w:jc w:val="both"/>
+        <w:rPr/>
+      </w:pPr>
+      <w:r>
+        <w:rPr/>
+        <w:t xml:space="preserve">   </w:t>
+      </w:r>
+      <w:r>
+        <w:rPr/>
+        <w:t>MOV DX,0</w:t>
+      </w:r>
+    </w:p>
+    <w:p>
+      <w:pPr>
+        <w:pStyle w:val="PreformattedText"/>
+        <w:bidi w:val="0"/>
+        <w:jc w:val="both"/>
+        <w:rPr/>
+      </w:pPr>
+      <w:r>
+        <w:rPr/>
+        <w:t xml:space="preserve">   </w:t>
+      </w:r>
+      <w:r>
+        <w:rPr/>
+        <w:t xml:space="preserve">DIV BX  </w:t>
+      </w:r>
+    </w:p>
+    <w:p>
+      <w:pPr>
+        <w:pStyle w:val="PreformattedText"/>
+        <w:bidi w:val="0"/>
+        <w:jc w:val="both"/>
+        <w:rPr/>
+      </w:pPr>
+      <w:r>
+        <w:rPr/>
+        <w:t xml:space="preserve">   </w:t>
+      </w:r>
+      <w:r>
+        <w:rPr/>
+        <w:t>PUSH DX</w:t>
+      </w:r>
+    </w:p>
+    <w:p>
+      <w:pPr>
+        <w:pStyle w:val="PreformattedText"/>
+        <w:bidi w:val="0"/>
+        <w:jc w:val="both"/>
+        <w:rPr/>
+      </w:pPr>
+      <w:r>
+        <w:rPr/>
+        <w:t xml:space="preserve">   </w:t>
+      </w:r>
+      <w:r>
+        <w:rPr/>
+        <w:t>INC CX</w:t>
+      </w:r>
+    </w:p>
+    <w:p>
+      <w:pPr>
+        <w:pStyle w:val="PreformattedText"/>
+        <w:bidi w:val="0"/>
+        <w:jc w:val="both"/>
+        <w:rPr/>
+      </w:pPr>
+      <w:r>
+        <w:rPr/>
+        <w:t xml:space="preserve">   </w:t>
+      </w:r>
+      <w:r>
+        <w:rPr/>
+        <w:t>CMP AX,0</w:t>
+      </w:r>
+    </w:p>
+    <w:p>
+      <w:pPr>
+        <w:pStyle w:val="PreformattedText"/>
+        <w:bidi w:val="0"/>
+        <w:jc w:val="both"/>
+        <w:rPr/>
+      </w:pPr>
+      <w:r>
+        <w:rPr/>
+        <w:t xml:space="preserve">   </w:t>
+      </w:r>
+      <w:r>
+        <w:rPr/>
+        <w:t>JE  STACK_UNLOAD</w:t>
+      </w:r>
+    </w:p>
+    <w:p>
+      <w:pPr>
+        <w:pStyle w:val="PreformattedText"/>
+        <w:bidi w:val="0"/>
+        <w:jc w:val="both"/>
+        <w:rPr/>
+      </w:pPr>
+      <w:r>
+        <w:rPr/>
+        <w:t xml:space="preserve">   </w:t>
+      </w:r>
+      <w:r>
+        <w:rPr/>
+        <w:t>JMP STACK_LOAD</w:t>
+      </w:r>
+    </w:p>
+    <w:p>
+      <w:pPr>
+        <w:pStyle w:val="PreformattedText"/>
+        <w:bidi w:val="0"/>
+        <w:jc w:val="both"/>
+        <w:rPr/>
+      </w:pPr>
+      <w:r>
+        <w:rPr/>
+        <w:t xml:space="preserve">STACK_UNLOAD:    </w:t>
+      </w:r>
+    </w:p>
+    <w:p>
+      <w:pPr>
+        <w:pStyle w:val="PreformattedText"/>
+        <w:bidi w:val="0"/>
+        <w:jc w:val="both"/>
+        <w:rPr/>
+      </w:pPr>
+      <w:r>
+        <w:rPr/>
+        <w:t xml:space="preserve">    </w:t>
+      </w:r>
+      <w:r>
+        <w:rPr/>
+        <w:t>MOV AH,2</w:t>
+      </w:r>
+    </w:p>
+    <w:p>
+      <w:pPr>
+        <w:pStyle w:val="PreformattedText"/>
+        <w:bidi w:val="0"/>
+        <w:jc w:val="both"/>
+        <w:rPr/>
+      </w:pPr>
+      <w:r>
+        <w:rPr/>
+        <w:t xml:space="preserve">    </w:t>
+      </w:r>
+      <w:r>
+        <w:rPr/>
+        <w:t xml:space="preserve">POP DX    </w:t>
+      </w:r>
+    </w:p>
+    <w:p>
+      <w:pPr>
+        <w:pStyle w:val="PreformattedText"/>
+        <w:bidi w:val="0"/>
+        <w:jc w:val="both"/>
+        <w:rPr/>
+      </w:pPr>
+      <w:r>
+        <w:rPr/>
+        <w:t xml:space="preserve">    </w:t>
+      </w:r>
+      <w:r>
+        <w:rPr/>
+        <w:t>ADD DL,'0'</w:t>
+      </w:r>
+    </w:p>
+    <w:p>
+      <w:pPr>
+        <w:pStyle w:val="PreformattedText"/>
+        <w:bidi w:val="0"/>
+        <w:jc w:val="both"/>
+        <w:rPr/>
+      </w:pPr>
+      <w:r>
+        <w:rPr/>
+        <w:t xml:space="preserve">    </w:t>
+      </w:r>
+      <w:r>
+        <w:rPr/>
+        <w:t>INT 21H</w:t>
+      </w:r>
+    </w:p>
+    <w:p>
+      <w:pPr>
+        <w:pStyle w:val="PreformattedText"/>
+        <w:bidi w:val="0"/>
+        <w:jc w:val="both"/>
+        <w:rPr/>
+      </w:pPr>
+      <w:r>
+        <w:rPr/>
+        <w:t xml:space="preserve">    </w:t>
+      </w:r>
+      <w:r>
+        <w:rPr/>
+        <w:t>LOOP STACK_UNLOAD</w:t>
+      </w:r>
+    </w:p>
+    <w:p>
+      <w:pPr>
+        <w:pStyle w:val="PreformattedText"/>
+        <w:bidi w:val="0"/>
+        <w:jc w:val="both"/>
+        <w:rPr/>
+      </w:pPr>
+      <w:r>
+        <w:rPr/>
+        <w:t xml:space="preserve">    </w:t>
+      </w:r>
+      <w:r>
+        <w:rPr/>
+        <w:t>POP CX</w:t>
+      </w:r>
+    </w:p>
+    <w:p>
+      <w:pPr>
+        <w:pStyle w:val="PreformattedText"/>
+        <w:bidi w:val="0"/>
+        <w:jc w:val="both"/>
+        <w:rPr/>
+      </w:pPr>
+      <w:r>
+        <w:rPr/>
+        <w:t xml:space="preserve">    </w:t>
+      </w:r>
+      <w:r>
+        <w:rPr/>
+        <w:t>POP DX</w:t>
+      </w:r>
+    </w:p>
+    <w:p>
+      <w:pPr>
+        <w:pStyle w:val="PreformattedText"/>
+        <w:bidi w:val="0"/>
+        <w:jc w:val="both"/>
+        <w:rPr/>
+      </w:pPr>
+      <w:r>
+        <w:rPr/>
+        <w:t xml:space="preserve">    </w:t>
+      </w:r>
+      <w:r>
+        <w:rPr/>
+        <w:t>POP AX</w:t>
+      </w:r>
+    </w:p>
+    <w:p>
+      <w:pPr>
+        <w:pStyle w:val="PreformattedText"/>
+        <w:bidi w:val="0"/>
+        <w:jc w:val="both"/>
+        <w:rPr/>
+      </w:pPr>
+      <w:r>
+        <w:rPr/>
+        <w:t xml:space="preserve">    </w:t>
+      </w:r>
+      <w:r>
+        <w:rPr/>
+        <w:t>RET</w:t>
+      </w:r>
+    </w:p>
+    <w:p>
+      <w:pPr>
+        <w:pStyle w:val="PreformattedText"/>
+        <w:bidi w:val="0"/>
+        <w:jc w:val="both"/>
+        <w:rPr/>
+      </w:pPr>
+      <w:r>
+        <w:rPr/>
+        <w:t xml:space="preserve">    </w:t>
+      </w:r>
+      <w:r>
+        <w:rPr/>
+        <w:t xml:space="preserve">OUTDEC ENDP     </w:t>
+      </w:r>
+    </w:p>
+    <w:p>
+      <w:pPr>
+        <w:pStyle w:val="PreformattedText"/>
+        <w:bidi w:val="0"/>
+        <w:jc w:val="both"/>
+        <w:rPr/>
+      </w:pPr>
+      <w:r>
+        <w:rPr/>
+      </w:r>
+    </w:p>
+    <w:p>
+      <w:pPr>
+        <w:pStyle w:val="PreformattedText"/>
+        <w:bidi w:val="0"/>
+        <w:jc w:val="both"/>
+        <w:rPr/>
+      </w:pPr>
+      <w:r>
+        <w:rPr/>
+        <w:t>NL PROC</w:t>
+      </w:r>
+    </w:p>
+    <w:p>
+      <w:pPr>
+        <w:pStyle w:val="PreformattedText"/>
+        <w:bidi w:val="0"/>
+        <w:jc w:val="both"/>
+        <w:rPr/>
+      </w:pPr>
+      <w:r>
+        <w:rPr/>
+        <w:t xml:space="preserve">    </w:t>
+      </w:r>
+      <w:r>
+        <w:rPr/>
+        <w:t>PUSH DX</w:t>
+      </w:r>
+    </w:p>
+    <w:p>
+      <w:pPr>
+        <w:pStyle w:val="PreformattedText"/>
+        <w:bidi w:val="0"/>
+        <w:jc w:val="both"/>
+        <w:rPr/>
+      </w:pPr>
+      <w:r>
+        <w:rPr/>
+        <w:t xml:space="preserve">    </w:t>
+      </w:r>
+      <w:r>
+        <w:rPr/>
+        <w:t>PUSH AX</w:t>
+      </w:r>
+    </w:p>
+    <w:p>
+      <w:pPr>
+        <w:pStyle w:val="PreformattedText"/>
+        <w:bidi w:val="0"/>
+        <w:jc w:val="both"/>
+        <w:rPr/>
+      </w:pPr>
+      <w:r>
+        <w:rPr/>
+        <w:t xml:space="preserve">    </w:t>
+      </w:r>
+      <w:r>
+        <w:rPr/>
+        <w:t>MOV AH,2</w:t>
+      </w:r>
+    </w:p>
+    <w:p>
+      <w:pPr>
+        <w:pStyle w:val="PreformattedText"/>
+        <w:bidi w:val="0"/>
+        <w:jc w:val="both"/>
+        <w:rPr/>
+      </w:pPr>
+      <w:r>
+        <w:rPr/>
+        <w:t xml:space="preserve">    </w:t>
+      </w:r>
+      <w:r>
+        <w:rPr/>
+        <w:t>MOV DL,0AH</w:t>
+      </w:r>
+    </w:p>
+    <w:p>
+      <w:pPr>
+        <w:pStyle w:val="PreformattedText"/>
+        <w:bidi w:val="0"/>
+        <w:jc w:val="both"/>
+        <w:rPr/>
+      </w:pPr>
+      <w:r>
+        <w:rPr/>
+        <w:t xml:space="preserve">    </w:t>
+      </w:r>
+      <w:r>
+        <w:rPr/>
+        <w:t>INT 21H</w:t>
+      </w:r>
+    </w:p>
+    <w:p>
+      <w:pPr>
+        <w:pStyle w:val="PreformattedText"/>
+        <w:bidi w:val="0"/>
+        <w:jc w:val="both"/>
+        <w:rPr/>
+      </w:pPr>
+      <w:r>
+        <w:rPr/>
+        <w:t xml:space="preserve">    </w:t>
+      </w:r>
+      <w:r>
+        <w:rPr/>
+        <w:t>MOV DL,0DH</w:t>
+      </w:r>
+    </w:p>
+    <w:p>
+      <w:pPr>
+        <w:pStyle w:val="PreformattedText"/>
+        <w:bidi w:val="0"/>
+        <w:jc w:val="both"/>
+        <w:rPr/>
+      </w:pPr>
+      <w:r>
+        <w:rPr/>
+        <w:t xml:space="preserve">    </w:t>
+      </w:r>
+      <w:r>
+        <w:rPr/>
+        <w:t>INT 21H</w:t>
+      </w:r>
+    </w:p>
+    <w:p>
+      <w:pPr>
+        <w:pStyle w:val="PreformattedText"/>
+        <w:bidi w:val="0"/>
+        <w:jc w:val="both"/>
+        <w:rPr/>
+      </w:pPr>
+      <w:r>
+        <w:rPr/>
+        <w:t xml:space="preserve">    </w:t>
+      </w:r>
+      <w:r>
+        <w:rPr/>
+        <w:t>POP AX</w:t>
+      </w:r>
+    </w:p>
+    <w:p>
+      <w:pPr>
+        <w:pStyle w:val="PreformattedText"/>
+        <w:bidi w:val="0"/>
+        <w:jc w:val="both"/>
+        <w:rPr/>
+      </w:pPr>
+      <w:r>
+        <w:rPr/>
+        <w:t xml:space="preserve">    </w:t>
+      </w:r>
+      <w:r>
+        <w:rPr/>
+        <w:t>POP DX</w:t>
+      </w:r>
+    </w:p>
+    <w:p>
+      <w:pPr>
+        <w:pStyle w:val="PreformattedText"/>
+        <w:bidi w:val="0"/>
+        <w:jc w:val="both"/>
+        <w:rPr/>
+      </w:pPr>
+      <w:r>
+        <w:rPr/>
+        <w:t xml:space="preserve">    </w:t>
+      </w:r>
+      <w:r>
+        <w:rPr/>
+        <w:t xml:space="preserve">RET </w:t>
+      </w:r>
+    </w:p>
+    <w:p>
+      <w:pPr>
+        <w:pStyle w:val="PreformattedText"/>
+        <w:bidi w:val="0"/>
+        <w:jc w:val="both"/>
+        <w:rPr/>
+      </w:pPr>
+      <w:r>
+        <w:rPr/>
+        <w:t xml:space="preserve">    </w:t>
+      </w:r>
+      <w:r>
+        <w:rPr/>
+        <w:t>NL ENDP</w:t>
+      </w:r>
+    </w:p>
+    <w:p>
+      <w:pPr>
+        <w:pStyle w:val="PreformattedText"/>
+        <w:bidi w:val="0"/>
+        <w:jc w:val="both"/>
+        <w:rPr/>
+      </w:pPr>
+      <w:r>
+        <w:rPr/>
+        <w:t>END MAIN</w:t>
+      </w:r>
+    </w:p>
+    <w:p>
+      <w:pPr>
+        <w:pStyle w:val="PreformattedText"/>
+        <w:bidi w:val="0"/>
+        <w:jc w:val="both"/>
+        <w:rPr/>
+      </w:pPr>
+      <w:r>
+        <w:rPr/>
+        <w:t xml:space="preserve">    </w:t>
+      </w:r>
+    </w:p>
+    <w:p>
+      <w:pPr>
+        <w:pStyle w:val="PreformattedText"/>
+        <w:bidi w:val="0"/>
+        <w:jc w:val="both"/>
+        <w:rPr/>
+      </w:pPr>
+      <w:r>
+        <w:rPr/>
+        <w:t xml:space="preserve">        </w:t>
+      </w:r>
+    </w:p>
+    <w:p>
+      <w:pPr>
+        <w:pStyle w:val="PreformattedText"/>
+        <w:bidi w:val="0"/>
+        <w:jc w:val="both"/>
+        <w:rPr/>
+      </w:pPr>
+      <w:r>
+        <w:rPr>
+          <w:rStyle w:val="Strong"/>
+          <w:rFonts w:ascii="Liberation Serif" w:hAnsi="Liberation Serif"/>
+          <w:sz w:val="24"/>
+          <w:szCs w:val="24"/>
+        </w:rPr>
+        <w:t>Output:</w:t>
+      </w:r>
+    </w:p>
+    <w:p>
+      <w:pPr>
+        <w:pStyle w:val="PreformattedText"/>
+        <w:bidi w:val="0"/>
+        <w:jc w:val="both"/>
+        <w:rPr>
+          <w:rStyle w:val="Strong"/>
+          <w:rFonts w:ascii="Liberation Serif" w:hAnsi="Liberation Serif"/>
+          <w:sz w:val="24"/>
+          <w:szCs w:val="24"/>
+        </w:rPr>
+      </w:pPr>
+      <w:r>
+        <w:rPr/>
+        <w:drawing>
+          <wp:anchor distT="0" distB="0" distL="0" distR="0" simplePos="0" relativeHeight="10" behindDoc="0" locked="0" layoutInCell="0" allowOverlap="1">
+            <wp:simplePos x="0" y="0"/>
+            <wp:positionH relativeFrom="column">
+              <wp:posOffset>1477645</wp:posOffset>
+            </wp:positionH>
+            <wp:positionV relativeFrom="paragraph">
+              <wp:posOffset>161925</wp:posOffset>
+            </wp:positionV>
+            <wp:extent cx="3375025" cy="2110105"/>
+            <wp:effectExtent l="0" t="0" r="0" b="0"/>
+            <wp:wrapTopAndBottom/>
+            <wp:docPr id="9" name="Image8"/>
+            <wp:cNvGraphicFramePr>
+              <a:graphicFrameLocks xmlns:a="http://schemas.openxmlformats.org/drawingml/2006/main" noChangeAspect="1"/>
+            </wp:cNvGraphicFramePr>
+            <a:graphic xmlns:a="http://schemas.openxmlformats.org/drawingml/2006/main">
+              <a:graphicData uri="http://schemas.openxmlformats.org/drawingml/2006/picture">
+                <pic:pic xmlns:pic="http://schemas.openxmlformats.org/drawingml/2006/picture">
+                  <pic:nvPicPr>
+                    <pic:cNvPr id="9" name="Image8"/>
+                    <pic:cNvPicPr>
+                      <a:picLocks noChangeAspect="1" noChangeArrowheads="1"/>
+                    </pic:cNvPicPr>
+                  </pic:nvPicPr>
+                  <pic:blipFill>
+                    <a:blip r:embed="rId10"/>
+                    <a:stretch>
+                      <a:fillRect/>
+                    </a:stretch>
+                  </pic:blipFill>
+                  <pic:spPr bwMode="auto">
+                    <a:xfrm>
+                      <a:off x="0" y="0"/>
+                      <a:ext cx="3375025" cy="2110105"/>
+                    </a:xfrm>
+                    <a:prstGeom prst="rect">
+                      <a:avLst/>
+                    </a:prstGeom>
+                    <a:noFill/>
+                  </pic:spPr>
+                </pic:pic>
+              </a:graphicData>
+            </a:graphic>
+          </wp:anchor>
+        </w:drawing>
+      </w:r>
+    </w:p>
+    <w:p>
+      <w:pPr>
+        <w:pStyle w:val="PreformattedText"/>
+        <w:bidi w:val="0"/>
+        <w:jc w:val="both"/>
+        <w:rPr>
+          <w:rStyle w:val="Strong"/>
+          <w:rFonts w:ascii="Liberation Serif" w:hAnsi="Liberation Serif"/>
+          <w:sz w:val="24"/>
+          <w:szCs w:val="24"/>
+        </w:rPr>
+      </w:pPr>
+      <w:r>
+        <w:rPr>
+          <w:rFonts w:ascii="Liberation Serif" w:hAnsi="Liberation Serif"/>
+          <w:sz w:val="24"/>
+          <w:szCs w:val="24"/>
+        </w:rPr>
+      </w:r>
+    </w:p>
+    <w:p>
+      <w:pPr>
+        <w:pStyle w:val="Normal"/>
+        <w:jc w:val="both"/>
+        <w:rPr>
+          <w:rStyle w:val="Strong"/>
+        </w:rPr>
+      </w:pPr>
+      <w:r>
+        <w:rPr>
+          <w:rStyle w:val="Strong"/>
+        </w:rPr>
+        <w:t>Discussion:</w:t>
+      </w:r>
+    </w:p>
+    <w:p>
+      <w:pPr>
+        <w:pStyle w:val="EnvelopeReturn"/>
+        <w:bidi w:val="0"/>
+        <w:spacing w:before="0" w:after="567"/>
+        <w:jc w:val="both"/>
+        <w:rPr/>
+      </w:pPr>
+      <w:r>
+        <w:rPr>
+          <w:rStyle w:val="Strong"/>
+          <w:b w:val="false"/>
+          <w:bCs w:val="false"/>
+          <w:sz w:val="24"/>
+          <w:szCs w:val="24"/>
+        </w:rPr>
+        <w:t xml:space="preserve">The program implemented decimal input and output with custom procedures using stack, DIV &amp; MUL operators. After taking input in decimal it divides the value by 60 three times to determine hour, minute and second values. Using the output proc it emits the values after each division. </w:t>
       </w:r>
     </w:p>
     <w:sectPr>
@@ -9363,6 +11380,20 @@
       <w:szCs w:val="21"/>
     </w:rPr>
   </w:style>
+  <w:style w:type="paragraph" w:styleId="EnvelopeReturn">
+    <w:name w:val="envelope return"/>
+    <w:basedOn w:val="Normal"/>
+    <w:pPr>
+      <w:tabs>
+        <w:tab w:val="clear" w:pos="709"/>
+        <w:tab w:val="right" w:pos="7850" w:leader="none"/>
+      </w:tabs>
+      <w:spacing w:before="0" w:after="567"/>
+    </w:pPr>
+    <w:rPr>
+      <w:sz w:val="20"/>
+    </w:rPr>
+  </w:style>
   <w:style w:type="numbering" w:styleId="NoList" w:default="1">
     <w:name w:val="No List"/>
     <w:uiPriority w:val="99"/>

--- a/CSE-2206/Assembly Lab.docx
+++ b/CSE-2206/Assembly Lab.docx
@@ -62,17 +62,27 @@
         <w:pStyle w:val="PreformattedText"/>
         <w:jc w:val="both"/>
       </w:pPr>
-      <w:r>
-        <w:t>.MODEL SMALL</w:t>
-      </w:r>
-    </w:p>
-    <w:p>
-      <w:pPr>
-        <w:pStyle w:val="PreformattedText"/>
-        <w:jc w:val="both"/>
-      </w:pPr>
-      <w:r>
-        <w:t>.STACK 100H</w:t>
+      <w:proofErr w:type="gramStart"/>
+      <w:r>
+        <w:t>.MODEL</w:t>
+      </w:r>
+      <w:proofErr w:type="gramEnd"/>
+      <w:r>
+        <w:t xml:space="preserve"> SMALL</w:t>
+      </w:r>
+    </w:p>
+    <w:p>
+      <w:pPr>
+        <w:pStyle w:val="PreformattedText"/>
+        <w:jc w:val="both"/>
+      </w:pPr>
+      <w:proofErr w:type="gramStart"/>
+      <w:r>
+        <w:t>.STACK</w:t>
+      </w:r>
+      <w:proofErr w:type="gramEnd"/>
+      <w:r>
+        <w:t xml:space="preserve"> 100H</w:t>
       </w:r>
     </w:p>
     <w:p>
@@ -89,9 +99,11 @@
         <w:pStyle w:val="PreformattedText"/>
         <w:jc w:val="both"/>
       </w:pPr>
+      <w:proofErr w:type="gramStart"/>
       <w:r>
         <w:t>.CODE</w:t>
       </w:r>
+      <w:proofErr w:type="gramEnd"/>
     </w:p>
     <w:p>
       <w:pPr>
@@ -126,8 +138,13 @@
         <w:jc w:val="both"/>
       </w:pPr>
       <w:r>
-        <w:t xml:space="preserve">    MOV BL,AL</w:t>
-      </w:r>
+        <w:t xml:space="preserve">    MOV </w:t>
+      </w:r>
+      <w:proofErr w:type="gramStart"/>
+      <w:r>
+        <w:t>BL,AL</w:t>
+      </w:r>
+      <w:proofErr w:type="gramEnd"/>
     </w:p>
     <w:p>
       <w:pPr>
@@ -189,8 +206,13 @@
         <w:jc w:val="both"/>
       </w:pPr>
       <w:r>
-        <w:t xml:space="preserve">    ADD BL,AL</w:t>
-      </w:r>
+        <w:t xml:space="preserve">    ADD </w:t>
+      </w:r>
+      <w:proofErr w:type="gramStart"/>
+      <w:r>
+        <w:t>BL,AL</w:t>
+      </w:r>
+      <w:proofErr w:type="gramEnd"/>
     </w:p>
     <w:p>
       <w:pPr>
@@ -261,8 +283,13 @@
         <w:jc w:val="both"/>
       </w:pPr>
       <w:r>
-        <w:t xml:space="preserve">    MOV DL,BL</w:t>
-      </w:r>
+        <w:t xml:space="preserve">    MOV </w:t>
+      </w:r>
+      <w:proofErr w:type="gramStart"/>
+      <w:r>
+        <w:t>DL,BL</w:t>
+      </w:r>
+      <w:proofErr w:type="gramEnd"/>
     </w:p>
     <w:p>
       <w:pPr>
@@ -336,7 +363,7 @@
           <w:noProof/>
         </w:rPr>
         <w:drawing>
-          <wp:anchor distT="0" distB="0" distL="114300" distR="114300" simplePos="0" relativeHeight="7" behindDoc="0" locked="0" layoutInCell="0" allowOverlap="1" wp14:anchorId="4133D398" wp14:editId="7C494B5A">
+          <wp:anchor distT="0" distB="0" distL="114300" distR="114300" simplePos="0" relativeHeight="7" behindDoc="0" locked="0" layoutInCell="0" allowOverlap="1" wp14:anchorId="4DDAE8D0" wp14:editId="622252DF">
             <wp:simplePos x="0" y="0"/>
             <wp:positionH relativeFrom="margin">
               <wp:align>center</wp:align>
@@ -414,7 +441,35 @@
         <w:rPr>
           <w:rFonts w:ascii="Times New Roman" w:hAnsi="Times New Roman" w:cs="Times New Roman"/>
         </w:rPr>
-        <w:t xml:space="preserve">The Program successfully inputs two numbers and outputs their sum. However, the input is actually taken as character. So, we must modify the final output by subtracting the value of ‘0’. The program however only works up until the sum is less than 10. </w:t>
+        <w:t xml:space="preserve">The Program successfully inputs two numbers and outputs their sum. However, the input is </w:t>
+      </w:r>
+      <w:proofErr w:type="gramStart"/>
+      <w:r>
+        <w:rPr>
+          <w:rFonts w:ascii="Times New Roman" w:hAnsi="Times New Roman" w:cs="Times New Roman"/>
+        </w:rPr>
+        <w:t>actually taken</w:t>
+      </w:r>
+      <w:proofErr w:type="gramEnd"/>
+      <w:r>
+        <w:rPr>
+          <w:rFonts w:ascii="Times New Roman" w:hAnsi="Times New Roman" w:cs="Times New Roman"/>
+        </w:rPr>
+        <w:t xml:space="preserve"> as character. So, we must modify the final output by subtracting the value of ‘0’. The </w:t>
+      </w:r>
+      <w:proofErr w:type="gramStart"/>
+      <w:r>
+        <w:rPr>
+          <w:rFonts w:ascii="Times New Roman" w:hAnsi="Times New Roman" w:cs="Times New Roman"/>
+        </w:rPr>
+        <w:t>program however</w:t>
+      </w:r>
+      <w:proofErr w:type="gramEnd"/>
+      <w:r>
+        <w:rPr>
+          <w:rFonts w:ascii="Times New Roman" w:hAnsi="Times New Roman" w:cs="Times New Roman"/>
+        </w:rPr>
+        <w:t xml:space="preserve"> only works up until the sum is less than 10. </w:t>
       </w:r>
       <w:r>
         <w:br w:type="page"/>
@@ -489,17 +544,27 @@
         <w:pStyle w:val="PreformattedText"/>
         <w:jc w:val="both"/>
       </w:pPr>
-      <w:r>
-        <w:t>.MODEL SMALL</w:t>
-      </w:r>
-    </w:p>
-    <w:p>
-      <w:pPr>
-        <w:pStyle w:val="PreformattedText"/>
-        <w:jc w:val="both"/>
-      </w:pPr>
-      <w:r>
-        <w:t>.STACK 100H</w:t>
+      <w:proofErr w:type="gramStart"/>
+      <w:r>
+        <w:t>.MODEL</w:t>
+      </w:r>
+      <w:proofErr w:type="gramEnd"/>
+      <w:r>
+        <w:t xml:space="preserve"> SMALL</w:t>
+      </w:r>
+    </w:p>
+    <w:p>
+      <w:pPr>
+        <w:pStyle w:val="PreformattedText"/>
+        <w:jc w:val="both"/>
+      </w:pPr>
+      <w:proofErr w:type="gramStart"/>
+      <w:r>
+        <w:t>.STACK</w:t>
+      </w:r>
+      <w:proofErr w:type="gramEnd"/>
+      <w:r>
+        <w:t xml:space="preserve"> 100H</w:t>
       </w:r>
     </w:p>
     <w:p>
@@ -516,8 +581,13 @@
         <w:pStyle w:val="PreformattedText"/>
         <w:jc w:val="both"/>
       </w:pPr>
-      <w:r>
-        <w:t>CR  EQU 0DH</w:t>
+      <w:proofErr w:type="gramStart"/>
+      <w:r>
+        <w:t>CR  EQU</w:t>
+      </w:r>
+      <w:proofErr w:type="gramEnd"/>
+      <w:r>
+        <w:t xml:space="preserve"> 0DH</w:t>
       </w:r>
     </w:p>
     <w:p>
@@ -535,7 +605,15 @@
         <w:jc w:val="both"/>
       </w:pPr>
       <w:r>
-        <w:t>MSG1 DB 'ENTER A LOWER CASE LETTER: $'</w:t>
+        <w:t xml:space="preserve">MSG1 DB 'ENTER A </w:t>
+      </w:r>
+      <w:proofErr w:type="gramStart"/>
+      <w:r>
+        <w:t>LOWER CASE</w:t>
+      </w:r>
+      <w:proofErr w:type="gramEnd"/>
+      <w:r>
+        <w:t xml:space="preserve"> LETTER: $'</w:t>
       </w:r>
     </w:p>
     <w:p>
@@ -553,17 +631,27 @@
         <w:jc w:val="both"/>
       </w:pPr>
       <w:r>
-        <w:t>CHAR DB ?, '$'</w:t>
-      </w:r>
-    </w:p>
-    <w:p>
-      <w:pPr>
-        <w:pStyle w:val="PreformattedText"/>
-        <w:jc w:val="both"/>
-      </w:pPr>
+        <w:t xml:space="preserve">CHAR </w:t>
+      </w:r>
+      <w:proofErr w:type="gramStart"/>
+      <w:r>
+        <w:t>DB ?</w:t>
+      </w:r>
+      <w:proofErr w:type="gramEnd"/>
+      <w:r>
+        <w:t>, '$'</w:t>
+      </w:r>
+    </w:p>
+    <w:p>
+      <w:pPr>
+        <w:pStyle w:val="PreformattedText"/>
+        <w:jc w:val="both"/>
+      </w:pPr>
+      <w:proofErr w:type="gramStart"/>
       <w:r>
         <w:t>.CODE</w:t>
       </w:r>
+      <w:proofErr w:type="gramEnd"/>
     </w:p>
     <w:p>
       <w:pPr>
@@ -586,7 +674,15 @@
         <w:jc w:val="both"/>
       </w:pPr>
       <w:r>
-        <w:t xml:space="preserve">    MOV AX, @DATA </w:t>
+        <w:t xml:space="preserve">    MOV </w:t>
+      </w:r>
+      <w:proofErr w:type="gramStart"/>
+      <w:r>
+        <w:t>AX, @</w:t>
+      </w:r>
+      <w:proofErr w:type="gramEnd"/>
+      <w:r>
+        <w:t xml:space="preserve">DATA </w:t>
       </w:r>
     </w:p>
     <w:p>
@@ -782,7 +878,7 @@
           <w:noProof/>
         </w:rPr>
         <w:drawing>
-          <wp:anchor distT="0" distB="0" distL="0" distR="0" simplePos="0" relativeHeight="2" behindDoc="0" locked="0" layoutInCell="0" allowOverlap="1" wp14:anchorId="22DCB36F" wp14:editId="07DC66FE">
+          <wp:anchor distT="0" distB="0" distL="0" distR="0" simplePos="0" relativeHeight="2" behindDoc="0" locked="0" layoutInCell="0" allowOverlap="1" wp14:anchorId="59D210A6" wp14:editId="6AD58FC3">
             <wp:simplePos x="0" y="0"/>
             <wp:positionH relativeFrom="column">
               <wp:posOffset>523240</wp:posOffset>
@@ -929,7 +1025,25 @@
           <w:b w:val="0"/>
           <w:bCs w:val="0"/>
         </w:rPr>
-        <w:t>Showing the decimal value of Hex numbers(A to F)</w:t>
+        <w:t xml:space="preserve">Showing the decimal value of Hex </w:t>
+      </w:r>
+      <w:proofErr w:type="gramStart"/>
+      <w:r>
+        <w:rPr>
+          <w:rStyle w:val="Strong"/>
+          <w:b w:val="0"/>
+          <w:bCs w:val="0"/>
+        </w:rPr>
+        <w:t>numbers(</w:t>
+      </w:r>
+      <w:proofErr w:type="gramEnd"/>
+      <w:r>
+        <w:rPr>
+          <w:rStyle w:val="Strong"/>
+          <w:b w:val="0"/>
+          <w:bCs w:val="0"/>
+        </w:rPr>
+        <w:t>A to F)</w:t>
       </w:r>
     </w:p>
     <w:p>
@@ -954,17 +1068,27 @@
         <w:pStyle w:val="PreformattedText"/>
         <w:jc w:val="both"/>
       </w:pPr>
-      <w:r>
-        <w:t>.MODEL SMALL</w:t>
-      </w:r>
-    </w:p>
-    <w:p>
-      <w:pPr>
-        <w:pStyle w:val="PreformattedText"/>
-        <w:jc w:val="both"/>
-      </w:pPr>
-      <w:r>
-        <w:t>.STACK 100H</w:t>
+      <w:proofErr w:type="gramStart"/>
+      <w:r>
+        <w:t>.MODEL</w:t>
+      </w:r>
+      <w:proofErr w:type="gramEnd"/>
+      <w:r>
+        <w:t xml:space="preserve"> SMALL</w:t>
+      </w:r>
+    </w:p>
+    <w:p>
+      <w:pPr>
+        <w:pStyle w:val="PreformattedText"/>
+        <w:jc w:val="both"/>
+      </w:pPr>
+      <w:proofErr w:type="gramStart"/>
+      <w:r>
+        <w:t>.STACK</w:t>
+      </w:r>
+      <w:proofErr w:type="gramEnd"/>
+      <w:r>
+        <w:t xml:space="preserve"> 100H</w:t>
       </w:r>
     </w:p>
     <w:p>
@@ -981,9 +1105,11 @@
         <w:pStyle w:val="PreformattedText"/>
         <w:jc w:val="both"/>
       </w:pPr>
+      <w:proofErr w:type="gramStart"/>
       <w:r>
         <w:t>.CODE</w:t>
       </w:r>
+      <w:proofErr w:type="gramEnd"/>
     </w:p>
     <w:p>
       <w:pPr>
@@ -1006,7 +1132,15 @@
         <w:jc w:val="both"/>
       </w:pPr>
       <w:r>
-        <w:t xml:space="preserve">    MOV AX, @DATA </w:t>
+        <w:t xml:space="preserve">    MOV </w:t>
+      </w:r>
+      <w:proofErr w:type="gramStart"/>
+      <w:r>
+        <w:t>AX, @</w:t>
+      </w:r>
+      <w:proofErr w:type="gramEnd"/>
+      <w:r>
+        <w:t xml:space="preserve">DATA </w:t>
       </w:r>
     </w:p>
     <w:p>
@@ -1051,8 +1185,13 @@
         <w:jc w:val="both"/>
       </w:pPr>
       <w:r>
-        <w:t xml:space="preserve">    MOV BL,AL</w:t>
-      </w:r>
+        <w:t xml:space="preserve">    MOV </w:t>
+      </w:r>
+      <w:proofErr w:type="gramStart"/>
+      <w:r>
+        <w:t>BL,AL</w:t>
+      </w:r>
+      <w:proofErr w:type="gramEnd"/>
     </w:p>
     <w:p>
       <w:pPr>
@@ -1150,8 +1289,13 @@
         <w:jc w:val="both"/>
       </w:pPr>
       <w:r>
-        <w:t xml:space="preserve">    MOV DL,BL</w:t>
-      </w:r>
+        <w:t xml:space="preserve">    MOV </w:t>
+      </w:r>
+      <w:proofErr w:type="gramStart"/>
+      <w:r>
+        <w:t>DL,BL</w:t>
+      </w:r>
+      <w:proofErr w:type="gramEnd"/>
     </w:p>
     <w:p>
       <w:pPr>
@@ -1244,7 +1388,7 @@
           <w:noProof/>
         </w:rPr>
         <w:drawing>
-          <wp:anchor distT="0" distB="0" distL="0" distR="0" simplePos="0" relativeHeight="3" behindDoc="0" locked="0" layoutInCell="0" allowOverlap="1" wp14:anchorId="2D67E48F" wp14:editId="05B803F7">
+          <wp:anchor distT="0" distB="0" distL="0" distR="0" simplePos="0" relativeHeight="3" behindDoc="0" locked="0" layoutInCell="0" allowOverlap="1" wp14:anchorId="1DF9156B" wp14:editId="77B75ACC">
             <wp:simplePos x="0" y="0"/>
             <wp:positionH relativeFrom="column">
               <wp:posOffset>861060</wp:posOffset>
@@ -1457,17 +1601,27 @@
         <w:pStyle w:val="PreformattedText"/>
         <w:jc w:val="both"/>
       </w:pPr>
-      <w:r>
-        <w:t>.MODEL SMALL</w:t>
-      </w:r>
-    </w:p>
-    <w:p>
-      <w:pPr>
-        <w:pStyle w:val="PreformattedText"/>
-        <w:jc w:val="both"/>
-      </w:pPr>
-      <w:r>
-        <w:t>.STACK 100H</w:t>
+      <w:proofErr w:type="gramStart"/>
+      <w:r>
+        <w:t>.MODEL</w:t>
+      </w:r>
+      <w:proofErr w:type="gramEnd"/>
+      <w:r>
+        <w:t xml:space="preserve"> SMALL</w:t>
+      </w:r>
+    </w:p>
+    <w:p>
+      <w:pPr>
+        <w:pStyle w:val="PreformattedText"/>
+        <w:jc w:val="both"/>
+      </w:pPr>
+      <w:proofErr w:type="gramStart"/>
+      <w:r>
+        <w:t>.STACK</w:t>
+      </w:r>
+      <w:proofErr w:type="gramEnd"/>
+      <w:r>
+        <w:t xml:space="preserve"> 100H</w:t>
       </w:r>
     </w:p>
     <w:p>
@@ -1485,50 +1639,75 @@
         <w:jc w:val="both"/>
       </w:pPr>
       <w:r>
-        <w:t>A DB ?</w:t>
-      </w:r>
-    </w:p>
-    <w:p>
-      <w:pPr>
-        <w:pStyle w:val="PreformattedText"/>
-        <w:jc w:val="both"/>
-      </w:pPr>
-      <w:r>
-        <w:t>B DB ?</w:t>
-      </w:r>
-    </w:p>
-    <w:p>
-      <w:pPr>
-        <w:pStyle w:val="PreformattedText"/>
-        <w:jc w:val="both"/>
-      </w:pPr>
-      <w:r>
-        <w:t>C DB ?</w:t>
-      </w:r>
-    </w:p>
-    <w:p>
-      <w:pPr>
-        <w:pStyle w:val="PreformattedText"/>
-        <w:jc w:val="both"/>
-      </w:pPr>
-      <w:r>
-        <w:t>E DB 'ERROR!$'</w:t>
-      </w:r>
-    </w:p>
-    <w:p>
-      <w:pPr>
-        <w:pStyle w:val="PreformattedText"/>
-        <w:jc w:val="both"/>
-      </w:pPr>
-    </w:p>
-    <w:p>
-      <w:pPr>
-        <w:pStyle w:val="PreformattedText"/>
-        <w:jc w:val="both"/>
-      </w:pPr>
+        <w:t xml:space="preserve">A </w:t>
+      </w:r>
+      <w:proofErr w:type="gramStart"/>
+      <w:r>
+        <w:t>DB ?</w:t>
+      </w:r>
+      <w:proofErr w:type="gramEnd"/>
+    </w:p>
+    <w:p>
+      <w:pPr>
+        <w:pStyle w:val="PreformattedText"/>
+        <w:jc w:val="both"/>
+      </w:pPr>
+      <w:r>
+        <w:t xml:space="preserve">B </w:t>
+      </w:r>
+      <w:proofErr w:type="gramStart"/>
+      <w:r>
+        <w:t>DB ?</w:t>
+      </w:r>
+      <w:proofErr w:type="gramEnd"/>
+    </w:p>
+    <w:p>
+      <w:pPr>
+        <w:pStyle w:val="PreformattedText"/>
+        <w:jc w:val="both"/>
+      </w:pPr>
+      <w:r>
+        <w:t xml:space="preserve">C </w:t>
+      </w:r>
+      <w:proofErr w:type="gramStart"/>
+      <w:r>
+        <w:t>DB ?</w:t>
+      </w:r>
+      <w:proofErr w:type="gramEnd"/>
+    </w:p>
+    <w:p>
+      <w:pPr>
+        <w:pStyle w:val="PreformattedText"/>
+        <w:jc w:val="both"/>
+      </w:pPr>
+      <w:r>
+        <w:t>E DB '</w:t>
+      </w:r>
+      <w:proofErr w:type="gramStart"/>
+      <w:r>
+        <w:t>ERROR!$</w:t>
+      </w:r>
+      <w:proofErr w:type="gramEnd"/>
+      <w:r>
+        <w:t>'</w:t>
+      </w:r>
+    </w:p>
+    <w:p>
+      <w:pPr>
+        <w:pStyle w:val="PreformattedText"/>
+        <w:jc w:val="both"/>
+      </w:pPr>
+    </w:p>
+    <w:p>
+      <w:pPr>
+        <w:pStyle w:val="PreformattedText"/>
+        <w:jc w:val="both"/>
+      </w:pPr>
+      <w:proofErr w:type="gramStart"/>
       <w:r>
         <w:t>.CODE</w:t>
       </w:r>
+      <w:proofErr w:type="gramEnd"/>
     </w:p>
     <w:p>
       <w:pPr>
@@ -1545,17 +1724,30 @@
         <w:jc w:val="both"/>
       </w:pPr>
       <w:r>
-        <w:t xml:space="preserve">    MOV AX,@DATA</w:t>
-      </w:r>
-    </w:p>
-    <w:p>
-      <w:pPr>
-        <w:pStyle w:val="PreformattedText"/>
-        <w:jc w:val="both"/>
-      </w:pPr>
-      <w:r>
-        <w:t xml:space="preserve">    MOV DS,AX</w:t>
-      </w:r>
+        <w:t xml:space="preserve">    MOV </w:t>
+      </w:r>
+      <w:proofErr w:type="gramStart"/>
+      <w:r>
+        <w:t>AX,@</w:t>
+      </w:r>
+      <w:proofErr w:type="gramEnd"/>
+      <w:r>
+        <w:t>DATA</w:t>
+      </w:r>
+    </w:p>
+    <w:p>
+      <w:pPr>
+        <w:pStyle w:val="PreformattedText"/>
+        <w:jc w:val="both"/>
+      </w:pPr>
+      <w:r>
+        <w:t xml:space="preserve">    MOV </w:t>
+      </w:r>
+      <w:proofErr w:type="gramStart"/>
+      <w:r>
+        <w:t>DS,AX</w:t>
+      </w:r>
+      <w:proofErr w:type="gramEnd"/>
     </w:p>
     <w:p>
       <w:pPr>
@@ -1599,8 +1791,13 @@
         <w:jc w:val="both"/>
       </w:pPr>
       <w:r>
-        <w:t xml:space="preserve">    MOV CL,AL</w:t>
-      </w:r>
+        <w:t xml:space="preserve">    MOV </w:t>
+      </w:r>
+      <w:proofErr w:type="gramStart"/>
+      <w:r>
+        <w:t>CL,AL</w:t>
+      </w:r>
+      <w:proofErr w:type="gramEnd"/>
     </w:p>
     <w:p>
       <w:pPr>
@@ -1626,7 +1823,15 @@
         <w:jc w:val="both"/>
       </w:pPr>
       <w:r>
-        <w:t xml:space="preserve">    MOV BL,AL      </w:t>
+        <w:t xml:space="preserve">    MOV </w:t>
+      </w:r>
+      <w:proofErr w:type="gramStart"/>
+      <w:r>
+        <w:t>BL,AL</w:t>
+      </w:r>
+      <w:proofErr w:type="gramEnd"/>
+      <w:r>
+        <w:t xml:space="preserve">      </w:t>
       </w:r>
     </w:p>
     <w:p>
@@ -1806,8 +2011,13 @@
         <w:jc w:val="both"/>
       </w:pPr>
       <w:r>
-        <w:t xml:space="preserve">    CMP AL,BL</w:t>
-      </w:r>
+        <w:t xml:space="preserve">    CMP </w:t>
+      </w:r>
+      <w:proofErr w:type="gramStart"/>
+      <w:r>
+        <w:t>AL,BL</w:t>
+      </w:r>
+      <w:proofErr w:type="gramEnd"/>
     </w:p>
     <w:p>
       <w:pPr>
@@ -1824,7 +2034,15 @@
         <w:jc w:val="both"/>
       </w:pPr>
       <w:r>
-        <w:t xml:space="preserve">    XCHG AL,BL;BL IS NOW BIGGER</w:t>
+        <w:t xml:space="preserve">    XCHG </w:t>
+      </w:r>
+      <w:proofErr w:type="gramStart"/>
+      <w:r>
+        <w:t>AL,BL</w:t>
+      </w:r>
+      <w:proofErr w:type="gramEnd"/>
+      <w:r>
+        <w:t>;BL IS NOW BIGGER</w:t>
       </w:r>
     </w:p>
     <w:p>
@@ -1851,8 +2069,13 @@
         <w:jc w:val="both"/>
       </w:pPr>
       <w:r>
-        <w:t xml:space="preserve">    CMP BL,CL</w:t>
-      </w:r>
+        <w:t xml:space="preserve">    CMP </w:t>
+      </w:r>
+      <w:proofErr w:type="gramStart"/>
+      <w:r>
+        <w:t>BL,CL</w:t>
+      </w:r>
+      <w:proofErr w:type="gramEnd"/>
     </w:p>
     <w:p>
       <w:pPr>
@@ -1869,7 +2092,15 @@
         <w:jc w:val="both"/>
       </w:pPr>
       <w:r>
-        <w:t xml:space="preserve">    XCHG CL,BL;CL IS NOW BIGGER        </w:t>
+        <w:t xml:space="preserve">    XCHG </w:t>
+      </w:r>
+      <w:proofErr w:type="gramStart"/>
+      <w:r>
+        <w:t>CL,BL</w:t>
+      </w:r>
+      <w:proofErr w:type="gramEnd"/>
+      <w:r>
+        <w:t xml:space="preserve">;CL IS NOW BIGGER        </w:t>
       </w:r>
     </w:p>
     <w:p>
@@ -1896,8 +2127,13 @@
         <w:jc w:val="both"/>
       </w:pPr>
       <w:r>
-        <w:t xml:space="preserve">    CMP AL,BL</w:t>
-      </w:r>
+        <w:t xml:space="preserve">    CMP </w:t>
+      </w:r>
+      <w:proofErr w:type="gramStart"/>
+      <w:r>
+        <w:t>AL,BL</w:t>
+      </w:r>
+      <w:proofErr w:type="gramEnd"/>
     </w:p>
     <w:p>
       <w:pPr>
@@ -1914,7 +2150,15 @@
         <w:jc w:val="both"/>
       </w:pPr>
       <w:r>
-        <w:t xml:space="preserve">    XCHG AL,BL;BL IS NOW BIGGER</w:t>
+        <w:t xml:space="preserve">    XCHG </w:t>
+      </w:r>
+      <w:proofErr w:type="gramStart"/>
+      <w:r>
+        <w:t>AL,BL</w:t>
+      </w:r>
+      <w:proofErr w:type="gramEnd"/>
+      <w:r>
+        <w:t>;BL IS NOW BIGGER</w:t>
       </w:r>
     </w:p>
     <w:p>
@@ -1941,8 +2185,13 @@
         <w:jc w:val="both"/>
       </w:pPr>
       <w:r>
-        <w:t xml:space="preserve">    MOV A,AL</w:t>
-      </w:r>
+        <w:t xml:space="preserve">    MOV </w:t>
+      </w:r>
+      <w:proofErr w:type="gramStart"/>
+      <w:r>
+        <w:t>A,AL</w:t>
+      </w:r>
+      <w:proofErr w:type="gramEnd"/>
     </w:p>
     <w:p>
       <w:pPr>
@@ -1969,8 +2218,13 @@
       </w:pPr>
       <w:r>
         <w:lastRenderedPageBreak/>
-        <w:t xml:space="preserve">    MOV DL,A</w:t>
-      </w:r>
+        <w:t xml:space="preserve">    MOV </w:t>
+      </w:r>
+      <w:proofErr w:type="gramStart"/>
+      <w:r>
+        <w:t>DL,A</w:t>
+      </w:r>
+      <w:proofErr w:type="gramEnd"/>
     </w:p>
     <w:p>
       <w:pPr>
@@ -1996,8 +2250,13 @@
         <w:jc w:val="both"/>
       </w:pPr>
       <w:r>
-        <w:t xml:space="preserve">    MOV DL,BL</w:t>
-      </w:r>
+        <w:t xml:space="preserve">    MOV </w:t>
+      </w:r>
+      <w:proofErr w:type="gramStart"/>
+      <w:r>
+        <w:t>DL,BL</w:t>
+      </w:r>
+      <w:proofErr w:type="gramEnd"/>
     </w:p>
     <w:p>
       <w:pPr>
@@ -2023,8 +2282,13 @@
         <w:jc w:val="both"/>
       </w:pPr>
       <w:r>
-        <w:t xml:space="preserve">    MOV DL,CL</w:t>
-      </w:r>
+        <w:t xml:space="preserve">    MOV </w:t>
+      </w:r>
+      <w:proofErr w:type="gramStart"/>
+      <w:r>
+        <w:t>DL,CL</w:t>
+      </w:r>
+      <w:proofErr w:type="gramEnd"/>
     </w:p>
     <w:p>
       <w:pPr>
@@ -2168,7 +2432,7 @@
           <w:noProof/>
         </w:rPr>
         <w:drawing>
-          <wp:anchor distT="0" distB="0" distL="0" distR="0" simplePos="0" relativeHeight="4" behindDoc="0" locked="0" layoutInCell="0" allowOverlap="1" wp14:anchorId="7F7CCF2D" wp14:editId="7224F73E">
+          <wp:anchor distT="0" distB="0" distL="0" distR="0" simplePos="0" relativeHeight="4" behindDoc="0" locked="0" layoutInCell="0" allowOverlap="1" wp14:anchorId="50233566" wp14:editId="71C47C78">
             <wp:simplePos x="0" y="0"/>
             <wp:positionH relativeFrom="column">
               <wp:posOffset>337185</wp:posOffset>
@@ -2221,7 +2485,7 @@
           <w:noProof/>
         </w:rPr>
         <w:drawing>
-          <wp:anchor distT="0" distB="0" distL="0" distR="0" simplePos="0" relativeHeight="5" behindDoc="0" locked="0" layoutInCell="0" allowOverlap="1" wp14:anchorId="0F2DF625" wp14:editId="71489D37">
+          <wp:anchor distT="0" distB="0" distL="0" distR="0" simplePos="0" relativeHeight="5" behindDoc="0" locked="0" layoutInCell="0" allowOverlap="1" wp14:anchorId="19E7EF72" wp14:editId="71D9B8F6">
             <wp:simplePos x="0" y="0"/>
             <wp:positionH relativeFrom="column">
               <wp:posOffset>3480435</wp:posOffset>
@@ -2374,17 +2638,27 @@
         <w:pStyle w:val="PreformattedText"/>
         <w:jc w:val="both"/>
       </w:pPr>
-      <w:r>
-        <w:t>.MODEL SMALL</w:t>
-      </w:r>
-    </w:p>
-    <w:p>
-      <w:pPr>
-        <w:pStyle w:val="PreformattedText"/>
-        <w:jc w:val="both"/>
-      </w:pPr>
-      <w:r>
-        <w:t xml:space="preserve">.STACK 100H                                                  </w:t>
+      <w:proofErr w:type="gramStart"/>
+      <w:r>
+        <w:t>.MODEL</w:t>
+      </w:r>
+      <w:proofErr w:type="gramEnd"/>
+      <w:r>
+        <w:t xml:space="preserve"> SMALL</w:t>
+      </w:r>
+    </w:p>
+    <w:p>
+      <w:pPr>
+        <w:pStyle w:val="PreformattedText"/>
+        <w:jc w:val="both"/>
+      </w:pPr>
+      <w:proofErr w:type="gramStart"/>
+      <w:r>
+        <w:t>.STACK</w:t>
+      </w:r>
+      <w:proofErr w:type="gramEnd"/>
+      <w:r>
+        <w:t xml:space="preserve"> 100H                                                  </w:t>
       </w:r>
     </w:p>
     <w:p>
@@ -2455,9 +2729,11 @@
         <w:pStyle w:val="PreformattedText"/>
         <w:jc w:val="both"/>
       </w:pPr>
+      <w:proofErr w:type="gramStart"/>
       <w:r>
         <w:t>.CODE</w:t>
       </w:r>
+      <w:proofErr w:type="gramEnd"/>
     </w:p>
     <w:p>
       <w:pPr>
@@ -2474,17 +2750,30 @@
         <w:jc w:val="both"/>
       </w:pPr>
       <w:r>
-        <w:t xml:space="preserve">    MOV AX,@DATA</w:t>
-      </w:r>
-    </w:p>
-    <w:p>
-      <w:pPr>
-        <w:pStyle w:val="PreformattedText"/>
-        <w:jc w:val="both"/>
-      </w:pPr>
-      <w:r>
-        <w:t xml:space="preserve">    MOV DS,AX</w:t>
-      </w:r>
+        <w:t xml:space="preserve">    MOV </w:t>
+      </w:r>
+      <w:proofErr w:type="gramStart"/>
+      <w:r>
+        <w:t>AX,@</w:t>
+      </w:r>
+      <w:proofErr w:type="gramEnd"/>
+      <w:r>
+        <w:t>DATA</w:t>
+      </w:r>
+    </w:p>
+    <w:p>
+      <w:pPr>
+        <w:pStyle w:val="PreformattedText"/>
+        <w:jc w:val="both"/>
+      </w:pPr>
+      <w:r>
+        <w:t xml:space="preserve">    MOV </w:t>
+      </w:r>
+      <w:proofErr w:type="gramStart"/>
+      <w:r>
+        <w:t>DS,AX</w:t>
+      </w:r>
+      <w:proofErr w:type="gramEnd"/>
     </w:p>
     <w:p>
       <w:pPr>
@@ -2591,8 +2880,13 @@
         <w:jc w:val="both"/>
       </w:pPr>
       <w:r>
-        <w:t xml:space="preserve">    LEA DX,D</w:t>
-      </w:r>
+        <w:t xml:space="preserve">    LEA </w:t>
+      </w:r>
+      <w:proofErr w:type="gramStart"/>
+      <w:r>
+        <w:t>DX,D</w:t>
+      </w:r>
+      <w:proofErr w:type="gramEnd"/>
     </w:p>
     <w:p>
       <w:pPr>
@@ -2609,8 +2903,13 @@
         <w:jc w:val="both"/>
       </w:pPr>
       <w:r>
-        <w:t xml:space="preserve">    MOV AL,BL</w:t>
-      </w:r>
+        <w:t xml:space="preserve">    MOV </w:t>
+      </w:r>
+      <w:proofErr w:type="gramStart"/>
+      <w:r>
+        <w:t>AL,BL</w:t>
+      </w:r>
+      <w:proofErr w:type="gramEnd"/>
     </w:p>
     <w:p>
       <w:pPr>
@@ -2636,8 +2935,13 @@
         <w:jc w:val="both"/>
       </w:pPr>
       <w:r>
-        <w:t xml:space="preserve">    JL  PRINT</w:t>
-      </w:r>
+        <w:t xml:space="preserve">    </w:t>
+      </w:r>
+      <w:proofErr w:type="gramStart"/>
+      <w:r>
+        <w:t>JL  PRINT</w:t>
+      </w:r>
+      <w:proofErr w:type="gramEnd"/>
     </w:p>
     <w:p>
       <w:pPr>
@@ -2726,8 +3030,13 @@
         <w:jc w:val="both"/>
       </w:pPr>
       <w:r>
-        <w:t xml:space="preserve">    MOV DL,BL</w:t>
-      </w:r>
+        <w:t xml:space="preserve">    MOV </w:t>
+      </w:r>
+      <w:proofErr w:type="gramStart"/>
+      <w:r>
+        <w:t>DL,BL</w:t>
+      </w:r>
+      <w:proofErr w:type="gramEnd"/>
     </w:p>
     <w:p>
       <w:pPr>
@@ -2798,8 +3107,13 @@
         <w:jc w:val="both"/>
       </w:pPr>
       <w:r>
-        <w:t xml:space="preserve">    LEA DX,O</w:t>
-      </w:r>
+        <w:t xml:space="preserve">    LEA </w:t>
+      </w:r>
+      <w:proofErr w:type="gramStart"/>
+      <w:r>
+        <w:t>DX,O</w:t>
+      </w:r>
+      <w:proofErr w:type="gramEnd"/>
     </w:p>
     <w:p>
       <w:pPr>
@@ -2843,8 +3157,13 @@
         <w:jc w:val="both"/>
       </w:pPr>
       <w:r>
-        <w:t xml:space="preserve">    LEA DX,E</w:t>
-      </w:r>
+        <w:t xml:space="preserve">    LEA </w:t>
+      </w:r>
+      <w:proofErr w:type="gramStart"/>
+      <w:r>
+        <w:t>DX,E</w:t>
+      </w:r>
+      <w:proofErr w:type="gramEnd"/>
     </w:p>
     <w:p>
       <w:pPr>
@@ -3145,7 +3464,7 @@
           <w:noProof/>
         </w:rPr>
         <w:drawing>
-          <wp:anchor distT="0" distB="0" distL="0" distR="0" simplePos="0" relativeHeight="6" behindDoc="0" locked="0" layoutInCell="0" allowOverlap="1" wp14:anchorId="09C43487" wp14:editId="471FE819">
+          <wp:anchor distT="0" distB="0" distL="0" distR="0" simplePos="0" relativeHeight="6" behindDoc="0" locked="0" layoutInCell="0" allowOverlap="1" wp14:anchorId="48999952" wp14:editId="479BC49E">
             <wp:simplePos x="0" y="0"/>
             <wp:positionH relativeFrom="column">
               <wp:posOffset>1651635</wp:posOffset>
@@ -3438,17 +3757,27 @@
         <w:pStyle w:val="PreformattedText"/>
         <w:jc w:val="both"/>
       </w:pPr>
-      <w:r>
-        <w:t>.MODEL SMALL</w:t>
-      </w:r>
-    </w:p>
-    <w:p>
-      <w:pPr>
-        <w:pStyle w:val="PreformattedText"/>
-        <w:jc w:val="both"/>
-      </w:pPr>
-      <w:r>
-        <w:t>.STACK 100H</w:t>
+      <w:proofErr w:type="gramStart"/>
+      <w:r>
+        <w:t>.MODEL</w:t>
+      </w:r>
+      <w:proofErr w:type="gramEnd"/>
+      <w:r>
+        <w:t xml:space="preserve"> SMALL</w:t>
+      </w:r>
+    </w:p>
+    <w:p>
+      <w:pPr>
+        <w:pStyle w:val="PreformattedText"/>
+        <w:jc w:val="both"/>
+      </w:pPr>
+      <w:proofErr w:type="gramStart"/>
+      <w:r>
+        <w:t>.STACK</w:t>
+      </w:r>
+      <w:proofErr w:type="gramEnd"/>
+      <w:r>
+        <w:t xml:space="preserve"> 100H</w:t>
       </w:r>
     </w:p>
     <w:p>
@@ -3466,59 +3795,89 @@
         <w:jc w:val="both"/>
       </w:pPr>
       <w:r>
-        <w:t>ORIG DB ?</w:t>
-      </w:r>
-    </w:p>
-    <w:p>
-      <w:pPr>
-        <w:pStyle w:val="PreformattedText"/>
-        <w:jc w:val="both"/>
-      </w:pPr>
-      <w:r>
-        <w:t xml:space="preserve">COMP DB ?        </w:t>
-      </w:r>
-    </w:p>
-    <w:p>
-      <w:pPr>
-        <w:pStyle w:val="PreformattedText"/>
-        <w:jc w:val="both"/>
-      </w:pPr>
-      <w:r>
-        <w:t>REV DB ?</w:t>
-      </w:r>
-    </w:p>
-    <w:p>
-      <w:pPr>
-        <w:pStyle w:val="PreformattedText"/>
-        <w:jc w:val="both"/>
-      </w:pPr>
-      <w:r>
-        <w:t>ODD DB ?</w:t>
-      </w:r>
-    </w:p>
-    <w:p>
-      <w:pPr>
-        <w:pStyle w:val="PreformattedText"/>
-        <w:jc w:val="both"/>
-      </w:pPr>
-      <w:r>
-        <w:t>TEMP DB ?</w:t>
-      </w:r>
-    </w:p>
-    <w:p>
-      <w:pPr>
-        <w:pStyle w:val="PreformattedText"/>
-        <w:jc w:val="both"/>
-      </w:pPr>
-    </w:p>
-    <w:p>
-      <w:pPr>
-        <w:pStyle w:val="PreformattedText"/>
-        <w:jc w:val="both"/>
-      </w:pPr>
+        <w:t xml:space="preserve">ORIG </w:t>
+      </w:r>
+      <w:proofErr w:type="gramStart"/>
+      <w:r>
+        <w:t>DB ?</w:t>
+      </w:r>
+      <w:proofErr w:type="gramEnd"/>
+    </w:p>
+    <w:p>
+      <w:pPr>
+        <w:pStyle w:val="PreformattedText"/>
+        <w:jc w:val="both"/>
+      </w:pPr>
+      <w:r>
+        <w:t xml:space="preserve">COMP </w:t>
+      </w:r>
+      <w:proofErr w:type="gramStart"/>
+      <w:r>
+        <w:t>DB ?</w:t>
+      </w:r>
+      <w:proofErr w:type="gramEnd"/>
+      <w:r>
+        <w:t xml:space="preserve">        </w:t>
+      </w:r>
+    </w:p>
+    <w:p>
+      <w:pPr>
+        <w:pStyle w:val="PreformattedText"/>
+        <w:jc w:val="both"/>
+      </w:pPr>
+      <w:r>
+        <w:t xml:space="preserve">REV </w:t>
+      </w:r>
+      <w:proofErr w:type="gramStart"/>
+      <w:r>
+        <w:t>DB ?</w:t>
+      </w:r>
+      <w:proofErr w:type="gramEnd"/>
+    </w:p>
+    <w:p>
+      <w:pPr>
+        <w:pStyle w:val="PreformattedText"/>
+        <w:jc w:val="both"/>
+      </w:pPr>
+      <w:r>
+        <w:t xml:space="preserve">ODD </w:t>
+      </w:r>
+      <w:proofErr w:type="gramStart"/>
+      <w:r>
+        <w:t>DB ?</w:t>
+      </w:r>
+      <w:proofErr w:type="gramEnd"/>
+    </w:p>
+    <w:p>
+      <w:pPr>
+        <w:pStyle w:val="PreformattedText"/>
+        <w:jc w:val="both"/>
+      </w:pPr>
+      <w:r>
+        <w:t xml:space="preserve">TEMP </w:t>
+      </w:r>
+      <w:proofErr w:type="gramStart"/>
+      <w:r>
+        <w:t>DB ?</w:t>
+      </w:r>
+      <w:proofErr w:type="gramEnd"/>
+    </w:p>
+    <w:p>
+      <w:pPr>
+        <w:pStyle w:val="PreformattedText"/>
+        <w:jc w:val="both"/>
+      </w:pPr>
+    </w:p>
+    <w:p>
+      <w:pPr>
+        <w:pStyle w:val="PreformattedText"/>
+        <w:jc w:val="both"/>
+      </w:pPr>
+      <w:proofErr w:type="gramStart"/>
       <w:r>
         <w:t>.CODE</w:t>
       </w:r>
+      <w:proofErr w:type="gramEnd"/>
     </w:p>
     <w:p>
       <w:pPr>
@@ -3541,17 +3900,30 @@
         <w:jc w:val="both"/>
       </w:pPr>
       <w:r>
-        <w:t xml:space="preserve">    MOV AX,@DATA</w:t>
-      </w:r>
-    </w:p>
-    <w:p>
-      <w:pPr>
-        <w:pStyle w:val="PreformattedText"/>
-        <w:jc w:val="both"/>
-      </w:pPr>
-      <w:r>
-        <w:t xml:space="preserve">    MOV DS,AX</w:t>
-      </w:r>
+        <w:t xml:space="preserve">    MOV </w:t>
+      </w:r>
+      <w:proofErr w:type="gramStart"/>
+      <w:r>
+        <w:t>AX,@</w:t>
+      </w:r>
+      <w:proofErr w:type="gramEnd"/>
+      <w:r>
+        <w:t>DATA</w:t>
+      </w:r>
+    </w:p>
+    <w:p>
+      <w:pPr>
+        <w:pStyle w:val="PreformattedText"/>
+        <w:jc w:val="both"/>
+      </w:pPr>
+      <w:r>
+        <w:t xml:space="preserve">    MOV </w:t>
+      </w:r>
+      <w:proofErr w:type="gramStart"/>
+      <w:r>
+        <w:t>DS,AX</w:t>
+      </w:r>
+      <w:proofErr w:type="gramEnd"/>
     </w:p>
     <w:p>
       <w:pPr>
@@ -3631,8 +4003,13 @@
         <w:jc w:val="both"/>
       </w:pPr>
       <w:r>
-        <w:t xml:space="preserve">    OR BL,AL</w:t>
-      </w:r>
+        <w:t xml:space="preserve">    OR </w:t>
+      </w:r>
+      <w:proofErr w:type="gramStart"/>
+      <w:r>
+        <w:t>BL,AL</w:t>
+      </w:r>
+      <w:proofErr w:type="gramEnd"/>
     </w:p>
     <w:p>
       <w:pPr>
@@ -3667,16 +4044,29 @@
         <w:jc w:val="both"/>
       </w:pPr>
       <w:r>
-        <w:t xml:space="preserve">    MOV DL,BL</w:t>
-      </w:r>
-    </w:p>
-    <w:p>
-      <w:pPr>
-        <w:pStyle w:val="PreformattedText"/>
-        <w:jc w:val="both"/>
-      </w:pPr>
-      <w:r>
-        <w:t xml:space="preserve">    MOV ORIG,BL          </w:t>
+        <w:t xml:space="preserve">    MOV </w:t>
+      </w:r>
+      <w:proofErr w:type="gramStart"/>
+      <w:r>
+        <w:t>DL,BL</w:t>
+      </w:r>
+      <w:proofErr w:type="gramEnd"/>
+    </w:p>
+    <w:p>
+      <w:pPr>
+        <w:pStyle w:val="PreformattedText"/>
+        <w:jc w:val="both"/>
+      </w:pPr>
+      <w:r>
+        <w:t xml:space="preserve">    MOV </w:t>
+      </w:r>
+      <w:proofErr w:type="gramStart"/>
+      <w:r>
+        <w:t>ORIG,BL</w:t>
+      </w:r>
+      <w:proofErr w:type="gramEnd"/>
+      <w:r>
+        <w:t xml:space="preserve">          </w:t>
       </w:r>
     </w:p>
     <w:p>
@@ -3694,14 +4084,13 @@
         <w:jc w:val="both"/>
       </w:pPr>
       <w:r>
-        <w:t xml:space="preserve">    MOV COMP,DL    </w:t>
-      </w:r>
-    </w:p>
-    <w:p>
-      <w:pPr>
-        <w:pStyle w:val="PreformattedText"/>
-        <w:jc w:val="both"/>
-      </w:pPr>
+        <w:t xml:space="preserve">    MOV </w:t>
+      </w:r>
+      <w:proofErr w:type="gramStart"/>
+      <w:r>
+        <w:t>COMP,DL</w:t>
+      </w:r>
+      <w:proofErr w:type="gramEnd"/>
       <w:r>
         <w:t xml:space="preserve">    </w:t>
       </w:r>
@@ -3712,6 +4101,15 @@
         <w:jc w:val="both"/>
       </w:pPr>
       <w:r>
+        <w:t xml:space="preserve">    </w:t>
+      </w:r>
+    </w:p>
+    <w:p>
+      <w:pPr>
+        <w:pStyle w:val="PreformattedText"/>
+        <w:jc w:val="both"/>
+      </w:pPr>
+      <w:r>
         <w:t xml:space="preserve">    MOV CX,8              </w:t>
       </w:r>
     </w:p>
@@ -3748,8 +4146,13 @@
         <w:jc w:val="both"/>
       </w:pPr>
       <w:r>
-        <w:t xml:space="preserve">    AND TEMP,DL</w:t>
-      </w:r>
+        <w:t xml:space="preserve">    AND </w:t>
+      </w:r>
+      <w:proofErr w:type="gramStart"/>
+      <w:r>
+        <w:t>TEMP,DL</w:t>
+      </w:r>
+      <w:proofErr w:type="gramEnd"/>
     </w:p>
     <w:p>
       <w:pPr>
@@ -3775,8 +4178,13 @@
         <w:jc w:val="both"/>
       </w:pPr>
       <w:r>
-        <w:t xml:space="preserve">    OR AL,TEMP</w:t>
-      </w:r>
+        <w:t xml:space="preserve">    OR </w:t>
+      </w:r>
+      <w:proofErr w:type="gramStart"/>
+      <w:r>
+        <w:t>AL,TEMP</w:t>
+      </w:r>
+      <w:proofErr w:type="gramEnd"/>
     </w:p>
     <w:p>
       <w:pPr>
@@ -3793,7 +4201,15 @@
         <w:jc w:val="both"/>
       </w:pPr>
       <w:r>
-        <w:t xml:space="preserve">    MOV REV,AL </w:t>
+        <w:t xml:space="preserve">    MOV </w:t>
+      </w:r>
+      <w:proofErr w:type="gramStart"/>
+      <w:r>
+        <w:t>REV,AL</w:t>
+      </w:r>
+      <w:proofErr w:type="gramEnd"/>
+      <w:r>
+        <w:t xml:space="preserve"> </w:t>
       </w:r>
     </w:p>
     <w:p>
@@ -3856,7 +4272,15 @@
         <w:jc w:val="both"/>
       </w:pPr>
       <w:r>
-        <w:t xml:space="preserve">    XOR DH,TEMP     </w:t>
+        <w:t xml:space="preserve">    XOR </w:t>
+      </w:r>
+      <w:proofErr w:type="gramStart"/>
+      <w:r>
+        <w:t>DH,TEMP</w:t>
+      </w:r>
+      <w:proofErr w:type="gramEnd"/>
+      <w:r>
+        <w:t xml:space="preserve">     </w:t>
       </w:r>
     </w:p>
     <w:p>
@@ -3883,7 +4307,15 @@
         <w:jc w:val="both"/>
       </w:pPr>
       <w:r>
-        <w:t xml:space="preserve">    MOV ODD,DH           </w:t>
+        <w:t xml:space="preserve">    MOV </w:t>
+      </w:r>
+      <w:proofErr w:type="gramStart"/>
+      <w:r>
+        <w:t>ODD,DH</w:t>
+      </w:r>
+      <w:proofErr w:type="gramEnd"/>
+      <w:r>
+        <w:t xml:space="preserve">           </w:t>
       </w:r>
     </w:p>
     <w:p>
@@ -3974,8 +4406,13 @@
         <w:jc w:val="both"/>
       </w:pPr>
       <w:r>
-        <w:t xml:space="preserve">   MOV BL,ORIG</w:t>
-      </w:r>
+        <w:t xml:space="preserve">   MOV </w:t>
+      </w:r>
+      <w:proofErr w:type="gramStart"/>
+      <w:r>
+        <w:t>BL,ORIG</w:t>
+      </w:r>
+      <w:proofErr w:type="gramEnd"/>
     </w:p>
     <w:p>
       <w:pPr>
@@ -4001,8 +4438,13 @@
         <w:jc w:val="both"/>
       </w:pPr>
       <w:r>
-        <w:t xml:space="preserve">   AND TEMP,BL</w:t>
-      </w:r>
+        <w:t xml:space="preserve">   AND </w:t>
+      </w:r>
+      <w:proofErr w:type="gramStart"/>
+      <w:r>
+        <w:t>TEMP,BL</w:t>
+      </w:r>
+      <w:proofErr w:type="gramEnd"/>
     </w:p>
     <w:p>
       <w:pPr>
@@ -4037,8 +4479,13 @@
         <w:jc w:val="both"/>
       </w:pPr>
       <w:r>
-        <w:t xml:space="preserve">   MOV DL,TEMP</w:t>
-      </w:r>
+        <w:t xml:space="preserve">   MOV </w:t>
+      </w:r>
+      <w:proofErr w:type="gramStart"/>
+      <w:r>
+        <w:t>DL,TEMP</w:t>
+      </w:r>
+      <w:proofErr w:type="gramEnd"/>
     </w:p>
     <w:p>
       <w:pPr>
@@ -4118,8 +4565,13 @@
         <w:jc w:val="both"/>
       </w:pPr>
       <w:r>
-        <w:t xml:space="preserve">   MOV BL,COMP</w:t>
-      </w:r>
+        <w:t xml:space="preserve">   MOV </w:t>
+      </w:r>
+      <w:proofErr w:type="gramStart"/>
+      <w:r>
+        <w:t>BL,COMP</w:t>
+      </w:r>
+      <w:proofErr w:type="gramEnd"/>
     </w:p>
     <w:p>
       <w:pPr>
@@ -4145,8 +4597,13 @@
         <w:jc w:val="both"/>
       </w:pPr>
       <w:r>
-        <w:t xml:space="preserve">   AND TEMP,BL</w:t>
-      </w:r>
+        <w:t xml:space="preserve">   AND </w:t>
+      </w:r>
+      <w:proofErr w:type="gramStart"/>
+      <w:r>
+        <w:t>TEMP,BL</w:t>
+      </w:r>
+      <w:proofErr w:type="gramEnd"/>
     </w:p>
     <w:p>
       <w:pPr>
@@ -4181,8 +4638,13 @@
         <w:jc w:val="both"/>
       </w:pPr>
       <w:r>
-        <w:t xml:space="preserve">   MOV DL,TEMP</w:t>
-      </w:r>
+        <w:t xml:space="preserve">   MOV </w:t>
+      </w:r>
+      <w:proofErr w:type="gramStart"/>
+      <w:r>
+        <w:t>DL,TEMP</w:t>
+      </w:r>
+      <w:proofErr w:type="gramEnd"/>
     </w:p>
     <w:p>
       <w:pPr>
@@ -4271,8 +4733,13 @@
         <w:jc w:val="both"/>
       </w:pPr>
       <w:r>
-        <w:t xml:space="preserve">   MOV BL,REV</w:t>
-      </w:r>
+        <w:t xml:space="preserve">   MOV </w:t>
+      </w:r>
+      <w:proofErr w:type="gramStart"/>
+      <w:r>
+        <w:t>BL,REV</w:t>
+      </w:r>
+      <w:proofErr w:type="gramEnd"/>
     </w:p>
     <w:p>
       <w:pPr>
@@ -4298,8 +4765,13 @@
         <w:jc w:val="both"/>
       </w:pPr>
       <w:r>
-        <w:t xml:space="preserve">   AND TEMP,BL</w:t>
-      </w:r>
+        <w:t xml:space="preserve">   AND </w:t>
+      </w:r>
+      <w:proofErr w:type="gramStart"/>
+      <w:r>
+        <w:t>TEMP,BL</w:t>
+      </w:r>
+      <w:proofErr w:type="gramEnd"/>
     </w:p>
     <w:p>
       <w:pPr>
@@ -4334,8 +4806,13 @@
         <w:jc w:val="both"/>
       </w:pPr>
       <w:r>
-        <w:t xml:space="preserve">   MOV DL,TEMP</w:t>
-      </w:r>
+        <w:t xml:space="preserve">   MOV </w:t>
+      </w:r>
+      <w:proofErr w:type="gramStart"/>
+      <w:r>
+        <w:t>DL,TEMP</w:t>
+      </w:r>
+      <w:proofErr w:type="gramEnd"/>
     </w:p>
     <w:p>
       <w:pPr>
@@ -4406,7 +4883,15 @@
         <w:jc w:val="both"/>
       </w:pPr>
       <w:r>
-        <w:t xml:space="preserve">   MOV BL,REV  </w:t>
+        <w:t xml:space="preserve">   MOV </w:t>
+      </w:r>
+      <w:proofErr w:type="gramStart"/>
+      <w:r>
+        <w:t>BL,REV</w:t>
+      </w:r>
+      <w:proofErr w:type="gramEnd"/>
+      <w:r>
+        <w:t xml:space="preserve">  </w:t>
       </w:r>
     </w:p>
     <w:p>
@@ -4424,8 +4909,13 @@
         <w:jc w:val="both"/>
       </w:pPr>
       <w:r>
-        <w:t xml:space="preserve">   MOV DL,ODD</w:t>
-      </w:r>
+        <w:t xml:space="preserve">   MOV </w:t>
+      </w:r>
+      <w:proofErr w:type="gramStart"/>
+      <w:r>
+        <w:t>DL,ODD</w:t>
+      </w:r>
+      <w:proofErr w:type="gramEnd"/>
     </w:p>
     <w:p>
       <w:pPr>
@@ -4558,7 +5048,7 @@
           <w:noProof/>
         </w:rPr>
         <w:drawing>
-          <wp:anchor distT="0" distB="0" distL="114300" distR="114300" simplePos="0" relativeHeight="8" behindDoc="0" locked="0" layoutInCell="0" allowOverlap="1" wp14:anchorId="2E17E4BE" wp14:editId="65AF28CF">
+          <wp:anchor distT="0" distB="0" distL="114300" distR="114300" simplePos="0" relativeHeight="8" behindDoc="0" locked="0" layoutInCell="0" allowOverlap="1" wp14:anchorId="3DD2B578" wp14:editId="57888ECA">
             <wp:simplePos x="0" y="0"/>
             <wp:positionH relativeFrom="margin">
               <wp:align>center</wp:align>
@@ -4571,8 +5061,8 @@
             <wp:wrapTight wrapText="bothSides">
               <wp:wrapPolygon edited="0">
                 <wp:start x="1" y="0"/>
-                <wp:lineTo x="1" y="21339"/>
-                <wp:lineTo x="21507" y="21339"/>
+                <wp:lineTo x="1" y="21332"/>
+                <wp:lineTo x="21507" y="21332"/>
                 <wp:lineTo x="21507" y="0"/>
                 <wp:lineTo x="1" y="0"/>
               </wp:wrapPolygon>
@@ -4811,7 +5301,25 @@
           <w:b w:val="0"/>
           <w:bCs w:val="0"/>
         </w:rPr>
-        <w:t xml:space="preserve">Performed 1’s compliment with bitwise arithmetic, which is showed in </w:t>
+        <w:t xml:space="preserve">Performed 1’s compliment with bitwise arithmetic, which is </w:t>
+      </w:r>
+      <w:proofErr w:type="gramStart"/>
+      <w:r>
+        <w:rPr>
+          <w:rStyle w:val="Strong"/>
+          <w:b w:val="0"/>
+          <w:bCs w:val="0"/>
+        </w:rPr>
+        <w:t>showed</w:t>
+      </w:r>
+      <w:proofErr w:type="gramEnd"/>
+      <w:r>
+        <w:rPr>
+          <w:rStyle w:val="Strong"/>
+          <w:b w:val="0"/>
+          <w:bCs w:val="0"/>
+        </w:rPr>
+        <w:t xml:space="preserve"> in </w:t>
       </w:r>
       <w:r>
         <w:rPr>
@@ -4893,7 +5401,25 @@
           <w:b w:val="0"/>
           <w:bCs w:val="0"/>
         </w:rPr>
-        <w:t xml:space="preserve">Lastly, we checked for odd parity which is 0 for this input in </w:t>
+        <w:t xml:space="preserve">Lastly, we checked for odd </w:t>
+      </w:r>
+      <w:proofErr w:type="gramStart"/>
+      <w:r>
+        <w:rPr>
+          <w:rStyle w:val="Strong"/>
+          <w:b w:val="0"/>
+          <w:bCs w:val="0"/>
+        </w:rPr>
+        <w:t>parity</w:t>
+      </w:r>
+      <w:proofErr w:type="gramEnd"/>
+      <w:r>
+        <w:rPr>
+          <w:rStyle w:val="Strong"/>
+          <w:b w:val="0"/>
+          <w:bCs w:val="0"/>
+        </w:rPr>
+        <w:t xml:space="preserve"> which is 0 for this input in </w:t>
       </w:r>
       <w:r>
         <w:rPr>
@@ -5076,17 +5602,27 @@
         <w:pStyle w:val="PreformattedText"/>
         <w:jc w:val="both"/>
       </w:pPr>
-      <w:r>
-        <w:t>.MODEL SMALL</w:t>
-      </w:r>
-    </w:p>
-    <w:p>
-      <w:pPr>
-        <w:pStyle w:val="PreformattedText"/>
-        <w:jc w:val="both"/>
-      </w:pPr>
-      <w:r>
-        <w:t>.STACK 100H</w:t>
+      <w:proofErr w:type="gramStart"/>
+      <w:r>
+        <w:t>.MODEL</w:t>
+      </w:r>
+      <w:proofErr w:type="gramEnd"/>
+      <w:r>
+        <w:t xml:space="preserve"> SMALL</w:t>
+      </w:r>
+    </w:p>
+    <w:p>
+      <w:pPr>
+        <w:pStyle w:val="PreformattedText"/>
+        <w:jc w:val="both"/>
+      </w:pPr>
+      <w:proofErr w:type="gramStart"/>
+      <w:r>
+        <w:t>.STACK</w:t>
+      </w:r>
+      <w:proofErr w:type="gramEnd"/>
+      <w:r>
+        <w:t xml:space="preserve"> 100H</w:t>
       </w:r>
     </w:p>
     <w:p>
@@ -5104,7 +5640,15 @@
         <w:jc w:val="both"/>
       </w:pPr>
       <w:r>
-        <w:t xml:space="preserve"> ARR DW 100DUP(0)   </w:t>
+        <w:t xml:space="preserve"> ARR DW 100</w:t>
+      </w:r>
+      <w:proofErr w:type="gramStart"/>
+      <w:r>
+        <w:t>DUP(</w:t>
+      </w:r>
+      <w:proofErr w:type="gramEnd"/>
+      <w:r>
+        <w:t xml:space="preserve">0)   </w:t>
       </w:r>
     </w:p>
     <w:p>
@@ -5121,9 +5665,11 @@
         <w:pStyle w:val="PreformattedText"/>
         <w:jc w:val="both"/>
       </w:pPr>
+      <w:proofErr w:type="gramStart"/>
       <w:r>
         <w:t>.CODE</w:t>
       </w:r>
+      <w:proofErr w:type="gramEnd"/>
     </w:p>
     <w:p>
       <w:pPr>
@@ -5140,16 +5686,32 @@
         <w:jc w:val="both"/>
       </w:pPr>
       <w:r>
-        <w:t xml:space="preserve">    MOV AX,@DATA</w:t>
-      </w:r>
-    </w:p>
-    <w:p>
-      <w:pPr>
-        <w:pStyle w:val="PreformattedText"/>
-        <w:jc w:val="both"/>
-      </w:pPr>
-      <w:r>
-        <w:t xml:space="preserve">    MOV DS,AX    </w:t>
+        <w:t xml:space="preserve">    MOV </w:t>
+      </w:r>
+      <w:proofErr w:type="gramStart"/>
+      <w:r>
+        <w:t>AX,@</w:t>
+      </w:r>
+      <w:proofErr w:type="gramEnd"/>
+      <w:r>
+        <w:t>DATA</w:t>
+      </w:r>
+    </w:p>
+    <w:p>
+      <w:pPr>
+        <w:pStyle w:val="PreformattedText"/>
+        <w:jc w:val="both"/>
+      </w:pPr>
+      <w:r>
+        <w:t xml:space="preserve">    MOV </w:t>
+      </w:r>
+      <w:proofErr w:type="gramStart"/>
+      <w:r>
+        <w:t>DS,AX</w:t>
+      </w:r>
+      <w:proofErr w:type="gramEnd"/>
+      <w:r>
+        <w:t xml:space="preserve">    </w:t>
       </w:r>
     </w:p>
     <w:p>
@@ -5221,7 +5783,15 @@
         <w:jc w:val="both"/>
       </w:pPr>
       <w:r>
-        <w:t xml:space="preserve">    JE  NEXT    </w:t>
+        <w:t xml:space="preserve">    </w:t>
+      </w:r>
+      <w:proofErr w:type="gramStart"/>
+      <w:r>
+        <w:t>JE  NEXT</w:t>
+      </w:r>
+      <w:proofErr w:type="gramEnd"/>
+      <w:r>
+        <w:t xml:space="preserve">    </w:t>
       </w:r>
     </w:p>
     <w:p>
@@ -5293,8 +5863,13 @@
         <w:jc w:val="both"/>
       </w:pPr>
       <w:r>
-        <w:t xml:space="preserve">    MOV ARR[SI],AX</w:t>
-      </w:r>
+        <w:t xml:space="preserve">    MOV ARR[SI</w:t>
+      </w:r>
+      <w:proofErr w:type="gramStart"/>
+      <w:r>
+        <w:t>],AX</w:t>
+      </w:r>
+      <w:proofErr w:type="gramEnd"/>
     </w:p>
     <w:p>
       <w:pPr>
@@ -5392,7 +5967,15 @@
         <w:jc w:val="both"/>
       </w:pPr>
       <w:r>
-        <w:t xml:space="preserve">     MOV DX,ARR[SI]      </w:t>
+        <w:t xml:space="preserve">     MOV </w:t>
+      </w:r>
+      <w:proofErr w:type="gramStart"/>
+      <w:r>
+        <w:t>DX,ARR</w:t>
+      </w:r>
+      <w:proofErr w:type="gramEnd"/>
+      <w:r>
+        <w:t xml:space="preserve">[SI]      </w:t>
       </w:r>
     </w:p>
     <w:p>
@@ -5615,7 +6198,15 @@
         <w:jc w:val="both"/>
       </w:pPr>
       <w:r>
-        <w:t xml:space="preserve">    MOV DX,BX   </w:t>
+        <w:t xml:space="preserve">    MOV </w:t>
+      </w:r>
+      <w:proofErr w:type="gramStart"/>
+      <w:r>
+        <w:t>DX,BX</w:t>
+      </w:r>
+      <w:proofErr w:type="gramEnd"/>
+      <w:r>
+        <w:t xml:space="preserve">   </w:t>
       </w:r>
     </w:p>
     <w:p>
@@ -5742,7 +6333,15 @@
         <w:jc w:val="both"/>
       </w:pPr>
       <w:r>
-        <w:t xml:space="preserve">    CMP AL ,'</w:t>
+        <w:t xml:space="preserve">    CMP </w:t>
+      </w:r>
+      <w:proofErr w:type="gramStart"/>
+      <w:r>
+        <w:t>AL ,</w:t>
+      </w:r>
+      <w:proofErr w:type="gramEnd"/>
+      <w:r>
+        <w:t>'</w:t>
       </w:r>
       <w:proofErr w:type="spellStart"/>
       <w:r>
@@ -5794,7 +6393,15 @@
         <w:jc w:val="both"/>
       </w:pPr>
       <w:r>
-        <w:t xml:space="preserve">    CMP AL ,'u'</w:t>
+        <w:t xml:space="preserve">    CMP </w:t>
+      </w:r>
+      <w:proofErr w:type="gramStart"/>
+      <w:r>
+        <w:t>AL ,</w:t>
+      </w:r>
+      <w:proofErr w:type="gramEnd"/>
+      <w:r>
+        <w:t>'u'</w:t>
       </w:r>
     </w:p>
     <w:p>
@@ -5894,7 +6501,7 @@
           <w:noProof/>
         </w:rPr>
         <w:drawing>
-          <wp:anchor distT="0" distB="0" distL="0" distR="0" simplePos="0" relativeHeight="9" behindDoc="0" locked="0" layoutInCell="0" allowOverlap="1" wp14:anchorId="0BBD7A99" wp14:editId="7F14FA8C">
+          <wp:anchor distT="0" distB="0" distL="0" distR="0" simplePos="0" relativeHeight="9" behindDoc="0" locked="0" layoutInCell="0" allowOverlap="1" wp14:anchorId="2CDABF30" wp14:editId="5EE56C2D">
             <wp:simplePos x="0" y="0"/>
             <wp:positionH relativeFrom="column">
               <wp:posOffset>1411605</wp:posOffset>
@@ -5973,12 +6580,2481 @@
         <w:t>The program uses the main stack and an array as a secondary stack. Firstly, the entire input is put into stack and then from the stack to the array. After that word by word is reversed with the help of the two stacks. The program successfully reversed the string word by word.</w:t>
       </w:r>
       <w:r>
+        <w:br w:type="page"/>
+      </w:r>
+    </w:p>
+    <w:p>
+      <w:pPr>
+        <w:spacing w:after="120"/>
+        <w:jc w:val="both"/>
+        <w:rPr>
+          <w:rStyle w:val="Strong"/>
+        </w:rPr>
+      </w:pPr>
+      <w:r>
+        <w:rPr>
+          <w:rStyle w:val="Strong"/>
+        </w:rPr>
+        <w:lastRenderedPageBreak/>
+        <w:t>Experiment No.: 01</w:t>
+      </w:r>
+    </w:p>
+    <w:p>
+      <w:pPr>
+        <w:spacing w:after="120"/>
+        <w:jc w:val="both"/>
+        <w:rPr>
+          <w:rFonts w:ascii="Times New Roman" w:hAnsi="Times New Roman" w:cs="Times New Roman"/>
+          <w:vertAlign w:val="subscript"/>
+        </w:rPr>
+      </w:pPr>
+      <w:r>
+        <w:rPr>
+          <w:rStyle w:val="Strong"/>
+        </w:rPr>
+        <w:t>Experiment Name</w:t>
+      </w:r>
+      <w:proofErr w:type="gramStart"/>
+      <w:r>
+        <w:rPr>
+          <w:rStyle w:val="Strong"/>
+        </w:rPr>
+        <w:t>:  T</w:t>
+      </w:r>
+      <w:r>
         <w:rPr>
           <w:rStyle w:val="Strong"/>
           <w:b w:val="0"/>
           <w:bCs w:val="0"/>
         </w:rPr>
-        <w:t xml:space="preserve"> The last line shows the number of vowels counted during the input stage. </w:t>
+        <w:t>ime</w:t>
+      </w:r>
+      <w:proofErr w:type="gramEnd"/>
+      <w:r>
+        <w:rPr>
+          <w:rStyle w:val="Strong"/>
+          <w:b w:val="0"/>
+          <w:bCs w:val="0"/>
+        </w:rPr>
+        <w:t xml:space="preserve"> division</w:t>
+      </w:r>
+    </w:p>
+    <w:p>
+      <w:pPr>
+        <w:spacing w:after="120"/>
+        <w:jc w:val="both"/>
+        <w:rPr>
+          <w:rFonts w:ascii="Times New Roman" w:hAnsi="Times New Roman" w:cs="Times New Roman"/>
+        </w:rPr>
+      </w:pPr>
+      <w:r>
+        <w:rPr>
+          <w:rFonts w:ascii="Times New Roman" w:hAnsi="Times New Roman" w:cs="Times New Roman"/>
+          <w:b/>
+          <w:bCs/>
+        </w:rPr>
+        <w:t>Code:</w:t>
+      </w:r>
+    </w:p>
+    <w:p>
+      <w:pPr>
+        <w:pStyle w:val="PreformattedText"/>
+        <w:jc w:val="both"/>
+      </w:pPr>
+      <w:proofErr w:type="gramStart"/>
+      <w:r>
+        <w:t>.MODEL</w:t>
+      </w:r>
+      <w:proofErr w:type="gramEnd"/>
+      <w:r>
+        <w:t xml:space="preserve"> SMALL</w:t>
+      </w:r>
+    </w:p>
+    <w:p>
+      <w:pPr>
+        <w:pStyle w:val="PreformattedText"/>
+        <w:jc w:val="both"/>
+      </w:pPr>
+      <w:proofErr w:type="gramStart"/>
+      <w:r>
+        <w:t>.STACK</w:t>
+      </w:r>
+      <w:proofErr w:type="gramEnd"/>
+      <w:r>
+        <w:t xml:space="preserve"> 100H</w:t>
+      </w:r>
+    </w:p>
+    <w:p>
+      <w:pPr>
+        <w:pStyle w:val="PreformattedText"/>
+        <w:jc w:val="both"/>
+      </w:pPr>
+      <w:r>
+        <w:t>.DATA</w:t>
+      </w:r>
+    </w:p>
+    <w:p>
+      <w:pPr>
+        <w:pStyle w:val="PreformattedText"/>
+        <w:jc w:val="both"/>
+      </w:pPr>
+      <w:r>
+        <w:t xml:space="preserve">INPUT </w:t>
+      </w:r>
+      <w:proofErr w:type="gramStart"/>
+      <w:r>
+        <w:t>DW ?</w:t>
+      </w:r>
+      <w:proofErr w:type="gramEnd"/>
+      <w:r>
+        <w:t xml:space="preserve">         </w:t>
+      </w:r>
+    </w:p>
+    <w:p>
+      <w:pPr>
+        <w:pStyle w:val="PreformattedText"/>
+        <w:jc w:val="both"/>
+      </w:pPr>
+      <w:r>
+        <w:t>INFO DB 'GIVE TIME INPUT: $'</w:t>
+      </w:r>
+    </w:p>
+    <w:p>
+      <w:pPr>
+        <w:pStyle w:val="PreformattedText"/>
+        <w:jc w:val="both"/>
+      </w:pPr>
+      <w:r>
+        <w:t>HR DB 'HR: $'</w:t>
+      </w:r>
+    </w:p>
+    <w:p>
+      <w:pPr>
+        <w:pStyle w:val="PreformattedText"/>
+        <w:jc w:val="both"/>
+      </w:pPr>
+      <w:r>
+        <w:t>MIN DB 'MIN: $'</w:t>
+      </w:r>
+    </w:p>
+    <w:p>
+      <w:pPr>
+        <w:pStyle w:val="PreformattedText"/>
+        <w:jc w:val="both"/>
+      </w:pPr>
+      <w:r>
+        <w:t xml:space="preserve">SEC DB 'SEC: $' </w:t>
+      </w:r>
+    </w:p>
+    <w:p>
+      <w:pPr>
+        <w:pStyle w:val="PreformattedText"/>
+        <w:jc w:val="both"/>
+      </w:pPr>
+      <w:proofErr w:type="gramStart"/>
+      <w:r>
+        <w:t>.CODE</w:t>
+      </w:r>
+      <w:proofErr w:type="gramEnd"/>
+      <w:r>
+        <w:t xml:space="preserve">     </w:t>
+      </w:r>
+    </w:p>
+    <w:p>
+      <w:pPr>
+        <w:pStyle w:val="PreformattedText"/>
+        <w:jc w:val="both"/>
+      </w:pPr>
+      <w:r>
+        <w:t xml:space="preserve">MAIN PROC </w:t>
+      </w:r>
+    </w:p>
+    <w:p>
+      <w:pPr>
+        <w:pStyle w:val="PreformattedText"/>
+        <w:jc w:val="both"/>
+      </w:pPr>
+      <w:r>
+        <w:t xml:space="preserve">    MOV </w:t>
+      </w:r>
+      <w:proofErr w:type="gramStart"/>
+      <w:r>
+        <w:t>AX,@</w:t>
+      </w:r>
+      <w:proofErr w:type="gramEnd"/>
+      <w:r>
+        <w:t>DATA</w:t>
+      </w:r>
+    </w:p>
+    <w:p>
+      <w:pPr>
+        <w:pStyle w:val="PreformattedText"/>
+        <w:jc w:val="both"/>
+      </w:pPr>
+      <w:r>
+        <w:t xml:space="preserve">    MOV </w:t>
+      </w:r>
+      <w:proofErr w:type="gramStart"/>
+      <w:r>
+        <w:t>DS,AX</w:t>
+      </w:r>
+      <w:proofErr w:type="gramEnd"/>
+    </w:p>
+    <w:p>
+      <w:pPr>
+        <w:pStyle w:val="PreformattedText"/>
+        <w:jc w:val="both"/>
+      </w:pPr>
+      <w:r>
+        <w:t xml:space="preserve">    MOV AH,9</w:t>
+      </w:r>
+    </w:p>
+    <w:p>
+      <w:pPr>
+        <w:pStyle w:val="PreformattedText"/>
+        <w:jc w:val="both"/>
+      </w:pPr>
+      <w:r>
+        <w:t xml:space="preserve">    LEA </w:t>
+      </w:r>
+      <w:proofErr w:type="gramStart"/>
+      <w:r>
+        <w:t>DX,INFO</w:t>
+      </w:r>
+      <w:proofErr w:type="gramEnd"/>
+    </w:p>
+    <w:p>
+      <w:pPr>
+        <w:pStyle w:val="PreformattedText"/>
+        <w:jc w:val="both"/>
+      </w:pPr>
+      <w:r>
+        <w:t xml:space="preserve">    INT 21H</w:t>
+      </w:r>
+    </w:p>
+    <w:p>
+      <w:pPr>
+        <w:pStyle w:val="PreformattedText"/>
+        <w:jc w:val="both"/>
+      </w:pPr>
+      <w:r>
+        <w:t xml:space="preserve">    </w:t>
+      </w:r>
+    </w:p>
+    <w:p>
+      <w:pPr>
+        <w:pStyle w:val="PreformattedText"/>
+        <w:jc w:val="both"/>
+      </w:pPr>
+      <w:r>
+        <w:t xml:space="preserve">    CALL INDEC</w:t>
+      </w:r>
+    </w:p>
+    <w:p>
+      <w:pPr>
+        <w:pStyle w:val="PreformattedText"/>
+        <w:jc w:val="both"/>
+      </w:pPr>
+      <w:r>
+        <w:t xml:space="preserve">    MOV </w:t>
+      </w:r>
+      <w:proofErr w:type="gramStart"/>
+      <w:r>
+        <w:t>INPUT,AX</w:t>
+      </w:r>
+      <w:proofErr w:type="gramEnd"/>
+      <w:r>
+        <w:t xml:space="preserve">       </w:t>
+      </w:r>
+    </w:p>
+    <w:p>
+      <w:pPr>
+        <w:pStyle w:val="PreformattedText"/>
+        <w:jc w:val="both"/>
+      </w:pPr>
+      <w:r>
+        <w:t xml:space="preserve">    CALL NL</w:t>
+      </w:r>
+    </w:p>
+    <w:p>
+      <w:pPr>
+        <w:pStyle w:val="PreformattedText"/>
+        <w:jc w:val="both"/>
+      </w:pPr>
+      <w:r>
+        <w:t xml:space="preserve">    MOV CX,3           </w:t>
+      </w:r>
+    </w:p>
+    <w:p>
+      <w:pPr>
+        <w:pStyle w:val="PreformattedText"/>
+        <w:jc w:val="both"/>
+      </w:pPr>
+      <w:r>
+        <w:t xml:space="preserve">    </w:t>
+      </w:r>
+    </w:p>
+    <w:p>
+      <w:pPr>
+        <w:pStyle w:val="PreformattedText"/>
+        <w:jc w:val="both"/>
+      </w:pPr>
+      <w:r>
+        <w:t xml:space="preserve">MAIN_LOOP:    </w:t>
+      </w:r>
+    </w:p>
+    <w:p>
+      <w:pPr>
+        <w:pStyle w:val="PreformattedText"/>
+        <w:jc w:val="both"/>
+      </w:pPr>
+      <w:r>
+        <w:t xml:space="preserve">    MOV BX,60</w:t>
+      </w:r>
+    </w:p>
+    <w:p>
+      <w:pPr>
+        <w:pStyle w:val="PreformattedText"/>
+        <w:jc w:val="both"/>
+      </w:pPr>
+      <w:r>
+        <w:t xml:space="preserve">    MOV DX,</w:t>
+      </w:r>
+      <w:proofErr w:type="gramStart"/>
+      <w:r>
+        <w:t>0 ;</w:t>
+      </w:r>
+      <w:proofErr w:type="gramEnd"/>
+      <w:r>
+        <w:t xml:space="preserve"> HR</w:t>
+      </w:r>
+    </w:p>
+    <w:p>
+      <w:pPr>
+        <w:pStyle w:val="PreformattedText"/>
+        <w:jc w:val="both"/>
+      </w:pPr>
+      <w:r>
+        <w:t xml:space="preserve">    DIV BX    </w:t>
+      </w:r>
+    </w:p>
+    <w:p>
+      <w:pPr>
+        <w:pStyle w:val="PreformattedText"/>
+        <w:jc w:val="both"/>
+      </w:pPr>
+      <w:r>
+        <w:t xml:space="preserve">    PUSH DX</w:t>
+      </w:r>
+    </w:p>
+    <w:p>
+      <w:pPr>
+        <w:pStyle w:val="PreformattedText"/>
+        <w:jc w:val="both"/>
+      </w:pPr>
+      <w:r>
+        <w:t xml:space="preserve">    LOOP MAIN_LOOP     </w:t>
+      </w:r>
+    </w:p>
+    <w:p>
+      <w:pPr>
+        <w:pStyle w:val="PreformattedText"/>
+        <w:jc w:val="both"/>
+      </w:pPr>
+      <w:r>
+        <w:t xml:space="preserve">    </w:t>
+      </w:r>
+    </w:p>
+    <w:p>
+      <w:pPr>
+        <w:pStyle w:val="PreformattedText"/>
+        <w:jc w:val="both"/>
+      </w:pPr>
+      <w:r>
+        <w:t xml:space="preserve">PRINT:   </w:t>
+      </w:r>
+    </w:p>
+    <w:p>
+      <w:pPr>
+        <w:pStyle w:val="PreformattedText"/>
+        <w:jc w:val="both"/>
+      </w:pPr>
+      <w:r>
+        <w:t xml:space="preserve">    MOV AH,9</w:t>
+      </w:r>
+    </w:p>
+    <w:p>
+      <w:pPr>
+        <w:pStyle w:val="PreformattedText"/>
+        <w:jc w:val="both"/>
+      </w:pPr>
+      <w:r>
+        <w:t xml:space="preserve">    LEA DX, HR</w:t>
+      </w:r>
+    </w:p>
+    <w:p>
+      <w:pPr>
+        <w:pStyle w:val="PreformattedText"/>
+        <w:jc w:val="both"/>
+      </w:pPr>
+      <w:r>
+        <w:t xml:space="preserve">    INT 21H</w:t>
+      </w:r>
+    </w:p>
+    <w:p>
+      <w:pPr>
+        <w:pStyle w:val="PreformattedText"/>
+        <w:jc w:val="both"/>
+      </w:pPr>
+      <w:r>
+        <w:t xml:space="preserve">    POP BX</w:t>
+      </w:r>
+    </w:p>
+    <w:p>
+      <w:pPr>
+        <w:pStyle w:val="PreformattedText"/>
+        <w:jc w:val="both"/>
+      </w:pPr>
+      <w:r>
+        <w:t xml:space="preserve">    CALL OUTDEC  </w:t>
+      </w:r>
+    </w:p>
+    <w:p>
+      <w:pPr>
+        <w:pStyle w:val="PreformattedText"/>
+        <w:jc w:val="both"/>
+      </w:pPr>
+      <w:r>
+        <w:t xml:space="preserve">    CALL NL</w:t>
+      </w:r>
+    </w:p>
+    <w:p>
+      <w:pPr>
+        <w:pStyle w:val="PreformattedText"/>
+        <w:jc w:val="both"/>
+      </w:pPr>
+      <w:r>
+        <w:t xml:space="preserve">    </w:t>
+      </w:r>
+    </w:p>
+    <w:p>
+      <w:pPr>
+        <w:pStyle w:val="PreformattedText"/>
+        <w:jc w:val="both"/>
+      </w:pPr>
+      <w:r>
+        <w:t xml:space="preserve">    MOV AH,9</w:t>
+      </w:r>
+    </w:p>
+    <w:p>
+      <w:pPr>
+        <w:pStyle w:val="PreformattedText"/>
+        <w:jc w:val="both"/>
+      </w:pPr>
+      <w:r>
+        <w:t xml:space="preserve">    LEA DX, MIN</w:t>
+      </w:r>
+    </w:p>
+    <w:p>
+      <w:pPr>
+        <w:pStyle w:val="PreformattedText"/>
+        <w:jc w:val="both"/>
+      </w:pPr>
+      <w:r>
+        <w:t xml:space="preserve">    INT 21H</w:t>
+      </w:r>
+    </w:p>
+    <w:p>
+      <w:pPr>
+        <w:pStyle w:val="PreformattedText"/>
+        <w:jc w:val="both"/>
+      </w:pPr>
+      <w:r>
+        <w:t xml:space="preserve">    POP BX</w:t>
+      </w:r>
+    </w:p>
+    <w:p>
+      <w:pPr>
+        <w:pStyle w:val="PreformattedText"/>
+        <w:jc w:val="both"/>
+      </w:pPr>
+      <w:r>
+        <w:t xml:space="preserve">    CALL OUTDEC</w:t>
+      </w:r>
+    </w:p>
+    <w:p>
+      <w:pPr>
+        <w:pStyle w:val="PreformattedText"/>
+        <w:jc w:val="both"/>
+      </w:pPr>
+      <w:r>
+        <w:t xml:space="preserve">    CALL NL</w:t>
+      </w:r>
+    </w:p>
+    <w:p>
+      <w:pPr>
+        <w:pStyle w:val="PreformattedText"/>
+        <w:jc w:val="both"/>
+      </w:pPr>
+      <w:r>
+        <w:t xml:space="preserve">    </w:t>
+      </w:r>
+    </w:p>
+    <w:p>
+      <w:pPr>
+        <w:pStyle w:val="PreformattedText"/>
+        <w:jc w:val="both"/>
+      </w:pPr>
+      <w:r>
+        <w:t xml:space="preserve">    MOV AH,9</w:t>
+      </w:r>
+    </w:p>
+    <w:p>
+      <w:pPr>
+        <w:pStyle w:val="PreformattedText"/>
+        <w:jc w:val="both"/>
+      </w:pPr>
+      <w:r>
+        <w:t xml:space="preserve">    LEA DX, SEC</w:t>
+      </w:r>
+    </w:p>
+    <w:p>
+      <w:pPr>
+        <w:pStyle w:val="PreformattedText"/>
+        <w:jc w:val="both"/>
+      </w:pPr>
+      <w:r>
+        <w:t xml:space="preserve">    INT 21H</w:t>
+      </w:r>
+    </w:p>
+    <w:p>
+      <w:pPr>
+        <w:pStyle w:val="PreformattedText"/>
+        <w:jc w:val="both"/>
+      </w:pPr>
+      <w:r>
+        <w:t xml:space="preserve">    POP BX</w:t>
+      </w:r>
+    </w:p>
+    <w:p>
+      <w:pPr>
+        <w:pStyle w:val="PreformattedText"/>
+        <w:jc w:val="both"/>
+      </w:pPr>
+      <w:r>
+        <w:t xml:space="preserve">    CALL OUTDEC    </w:t>
+      </w:r>
+    </w:p>
+    <w:p>
+      <w:pPr>
+        <w:pStyle w:val="PreformattedText"/>
+        <w:jc w:val="both"/>
+      </w:pPr>
+      <w:r>
+        <w:t xml:space="preserve">    MOV AH,4CH</w:t>
+      </w:r>
+    </w:p>
+    <w:p>
+      <w:pPr>
+        <w:pStyle w:val="PreformattedText"/>
+        <w:jc w:val="both"/>
+      </w:pPr>
+      <w:r>
+        <w:t xml:space="preserve">    INT 21H</w:t>
+      </w:r>
+    </w:p>
+    <w:p>
+      <w:pPr>
+        <w:pStyle w:val="PreformattedText"/>
+        <w:jc w:val="both"/>
+      </w:pPr>
+      <w:r>
+        <w:t xml:space="preserve">    MAIN ENDP</w:t>
+      </w:r>
+    </w:p>
+    <w:p>
+      <w:pPr>
+        <w:pStyle w:val="PreformattedText"/>
+        <w:jc w:val="both"/>
+      </w:pPr>
+    </w:p>
+    <w:p>
+      <w:pPr>
+        <w:pStyle w:val="PreformattedText"/>
+        <w:jc w:val="both"/>
+      </w:pPr>
+      <w:r>
+        <w:t>INDEC PROC</w:t>
+      </w:r>
+    </w:p>
+    <w:p>
+      <w:pPr>
+        <w:pStyle w:val="PreformattedText"/>
+        <w:jc w:val="both"/>
+      </w:pPr>
+      <w:r>
+        <w:t xml:space="preserve">    PUSH BX</w:t>
+      </w:r>
+    </w:p>
+    <w:p>
+      <w:pPr>
+        <w:pStyle w:val="PreformattedText"/>
+        <w:jc w:val="both"/>
+      </w:pPr>
+      <w:r>
+        <w:t xml:space="preserve">    PUSH CX</w:t>
+      </w:r>
+    </w:p>
+    <w:p>
+      <w:pPr>
+        <w:pStyle w:val="PreformattedText"/>
+        <w:jc w:val="both"/>
+      </w:pPr>
+      <w:r>
+        <w:t xml:space="preserve">    PUSH DX    </w:t>
+      </w:r>
+    </w:p>
+    <w:p>
+      <w:pPr>
+        <w:pStyle w:val="PreformattedText"/>
+        <w:jc w:val="both"/>
+      </w:pPr>
+      <w:r>
+        <w:t xml:space="preserve">    MOV BX,0   </w:t>
+      </w:r>
+    </w:p>
+    <w:p>
+      <w:pPr>
+        <w:pStyle w:val="PreformattedText"/>
+        <w:jc w:val="both"/>
+      </w:pPr>
+      <w:r>
+        <w:t xml:space="preserve">    MOV CX,10</w:t>
+      </w:r>
+    </w:p>
+    <w:p>
+      <w:pPr>
+        <w:pStyle w:val="PreformattedText"/>
+        <w:jc w:val="both"/>
+      </w:pPr>
+      <w:r>
+        <w:t>INPUT_LOOP:</w:t>
+      </w:r>
+    </w:p>
+    <w:p>
+      <w:pPr>
+        <w:pStyle w:val="PreformattedText"/>
+        <w:jc w:val="both"/>
+      </w:pPr>
+      <w:r>
+        <w:lastRenderedPageBreak/>
+        <w:t xml:space="preserve">    MOV AH,1</w:t>
+      </w:r>
+    </w:p>
+    <w:p>
+      <w:pPr>
+        <w:pStyle w:val="PreformattedText"/>
+        <w:jc w:val="both"/>
+      </w:pPr>
+      <w:r>
+        <w:t xml:space="preserve">    INT 21H</w:t>
+      </w:r>
+    </w:p>
+    <w:p>
+      <w:pPr>
+        <w:pStyle w:val="PreformattedText"/>
+        <w:jc w:val="both"/>
+      </w:pPr>
+      <w:r>
+        <w:t xml:space="preserve">    CMP AL,' '</w:t>
+      </w:r>
+    </w:p>
+    <w:p>
+      <w:pPr>
+        <w:pStyle w:val="PreformattedText"/>
+        <w:jc w:val="both"/>
+      </w:pPr>
+      <w:r>
+        <w:t xml:space="preserve">    JE ENDIT</w:t>
+      </w:r>
+    </w:p>
+    <w:p>
+      <w:pPr>
+        <w:pStyle w:val="PreformattedText"/>
+        <w:jc w:val="both"/>
+      </w:pPr>
+      <w:r>
+        <w:t xml:space="preserve">    CMP AL,0DH</w:t>
+      </w:r>
+    </w:p>
+    <w:p>
+      <w:pPr>
+        <w:pStyle w:val="PreformattedText"/>
+        <w:jc w:val="both"/>
+      </w:pPr>
+      <w:r>
+        <w:t xml:space="preserve">    JE ENDIT </w:t>
+      </w:r>
+    </w:p>
+    <w:p>
+      <w:pPr>
+        <w:pStyle w:val="PreformattedText"/>
+        <w:jc w:val="both"/>
+      </w:pPr>
+      <w:r>
+        <w:t xml:space="preserve">    AND AX,0FH</w:t>
+      </w:r>
+    </w:p>
+    <w:p>
+      <w:pPr>
+        <w:pStyle w:val="PreformattedText"/>
+        <w:jc w:val="both"/>
+      </w:pPr>
+      <w:r>
+        <w:t xml:space="preserve">    XCHG </w:t>
+      </w:r>
+      <w:proofErr w:type="gramStart"/>
+      <w:r>
+        <w:t>AX,BX</w:t>
+      </w:r>
+      <w:proofErr w:type="gramEnd"/>
+    </w:p>
+    <w:p>
+      <w:pPr>
+        <w:pStyle w:val="PreformattedText"/>
+        <w:jc w:val="both"/>
+      </w:pPr>
+      <w:r>
+        <w:t xml:space="preserve">    MUL CX</w:t>
+      </w:r>
+    </w:p>
+    <w:p>
+      <w:pPr>
+        <w:pStyle w:val="PreformattedText"/>
+        <w:jc w:val="both"/>
+      </w:pPr>
+      <w:r>
+        <w:t xml:space="preserve">    ADD </w:t>
+      </w:r>
+      <w:proofErr w:type="gramStart"/>
+      <w:r>
+        <w:t>AX,BX</w:t>
+      </w:r>
+      <w:proofErr w:type="gramEnd"/>
+    </w:p>
+    <w:p>
+      <w:pPr>
+        <w:pStyle w:val="PreformattedText"/>
+        <w:jc w:val="both"/>
+      </w:pPr>
+      <w:r>
+        <w:t xml:space="preserve">    MOV </w:t>
+      </w:r>
+      <w:proofErr w:type="gramStart"/>
+      <w:r>
+        <w:t>BX,AX</w:t>
+      </w:r>
+      <w:proofErr w:type="gramEnd"/>
+      <w:r>
+        <w:t xml:space="preserve">      </w:t>
+      </w:r>
+    </w:p>
+    <w:p>
+      <w:pPr>
+        <w:pStyle w:val="PreformattedText"/>
+        <w:jc w:val="both"/>
+      </w:pPr>
+      <w:r>
+        <w:t xml:space="preserve">    JMP INPUT_LOOP</w:t>
+      </w:r>
+    </w:p>
+    <w:p>
+      <w:pPr>
+        <w:pStyle w:val="PreformattedText"/>
+        <w:jc w:val="both"/>
+      </w:pPr>
+      <w:r>
+        <w:t>ENDIT:</w:t>
+      </w:r>
+    </w:p>
+    <w:p>
+      <w:pPr>
+        <w:pStyle w:val="PreformattedText"/>
+        <w:jc w:val="both"/>
+      </w:pPr>
+      <w:r>
+        <w:t xml:space="preserve">    MOV </w:t>
+      </w:r>
+      <w:proofErr w:type="gramStart"/>
+      <w:r>
+        <w:t>AX,BX</w:t>
+      </w:r>
+      <w:proofErr w:type="gramEnd"/>
+    </w:p>
+    <w:p>
+      <w:pPr>
+        <w:pStyle w:val="PreformattedText"/>
+        <w:jc w:val="both"/>
+      </w:pPr>
+      <w:r>
+        <w:t xml:space="preserve">    POP DX</w:t>
+      </w:r>
+    </w:p>
+    <w:p>
+      <w:pPr>
+        <w:pStyle w:val="PreformattedText"/>
+        <w:jc w:val="both"/>
+      </w:pPr>
+      <w:r>
+        <w:t xml:space="preserve">    POP CX</w:t>
+      </w:r>
+    </w:p>
+    <w:p>
+      <w:pPr>
+        <w:pStyle w:val="PreformattedText"/>
+        <w:jc w:val="both"/>
+      </w:pPr>
+      <w:r>
+        <w:t xml:space="preserve">    POP BX</w:t>
+      </w:r>
+    </w:p>
+    <w:p>
+      <w:pPr>
+        <w:pStyle w:val="PreformattedText"/>
+        <w:jc w:val="both"/>
+      </w:pPr>
+      <w:r>
+        <w:t xml:space="preserve">    RET</w:t>
+      </w:r>
+    </w:p>
+    <w:p>
+      <w:pPr>
+        <w:pStyle w:val="PreformattedText"/>
+        <w:jc w:val="both"/>
+      </w:pPr>
+      <w:r>
+        <w:t xml:space="preserve">    INDEC ENDP</w:t>
+      </w:r>
+    </w:p>
+    <w:p>
+      <w:pPr>
+        <w:pStyle w:val="PreformattedText"/>
+        <w:jc w:val="both"/>
+      </w:pPr>
+    </w:p>
+    <w:p>
+      <w:pPr>
+        <w:pStyle w:val="PreformattedText"/>
+        <w:jc w:val="both"/>
+      </w:pPr>
+      <w:r>
+        <w:t>OUTDEC PROC</w:t>
+      </w:r>
+    </w:p>
+    <w:p>
+      <w:pPr>
+        <w:pStyle w:val="PreformattedText"/>
+        <w:jc w:val="both"/>
+      </w:pPr>
+      <w:r>
+        <w:t xml:space="preserve">   PUSH AX</w:t>
+      </w:r>
+    </w:p>
+    <w:p>
+      <w:pPr>
+        <w:pStyle w:val="PreformattedText"/>
+        <w:jc w:val="both"/>
+      </w:pPr>
+      <w:r>
+        <w:t xml:space="preserve">   PUSH DX</w:t>
+      </w:r>
+    </w:p>
+    <w:p>
+      <w:pPr>
+        <w:pStyle w:val="PreformattedText"/>
+        <w:jc w:val="both"/>
+      </w:pPr>
+      <w:r>
+        <w:t xml:space="preserve">   PUSH CX</w:t>
+      </w:r>
+    </w:p>
+    <w:p>
+      <w:pPr>
+        <w:pStyle w:val="PreformattedText"/>
+        <w:jc w:val="both"/>
+      </w:pPr>
+      <w:r>
+        <w:t xml:space="preserve">   MOV CX,0    </w:t>
+      </w:r>
+    </w:p>
+    <w:p>
+      <w:pPr>
+        <w:pStyle w:val="PreformattedText"/>
+        <w:jc w:val="both"/>
+      </w:pPr>
+      <w:r>
+        <w:t xml:space="preserve">   MOV </w:t>
+      </w:r>
+      <w:proofErr w:type="gramStart"/>
+      <w:r>
+        <w:t>AX,BX</w:t>
+      </w:r>
+      <w:proofErr w:type="gramEnd"/>
+    </w:p>
+    <w:p>
+      <w:pPr>
+        <w:pStyle w:val="PreformattedText"/>
+        <w:jc w:val="both"/>
+      </w:pPr>
+      <w:r>
+        <w:t xml:space="preserve">   MOV BX,10</w:t>
+      </w:r>
+    </w:p>
+    <w:p>
+      <w:pPr>
+        <w:pStyle w:val="PreformattedText"/>
+        <w:jc w:val="both"/>
+      </w:pPr>
+      <w:r>
+        <w:t xml:space="preserve">STACK_LOAD:    </w:t>
+      </w:r>
+    </w:p>
+    <w:p>
+      <w:pPr>
+        <w:pStyle w:val="PreformattedText"/>
+        <w:jc w:val="both"/>
+      </w:pPr>
+      <w:r>
+        <w:t xml:space="preserve">   MOV DX,0</w:t>
+      </w:r>
+    </w:p>
+    <w:p>
+      <w:pPr>
+        <w:pStyle w:val="PreformattedText"/>
+        <w:jc w:val="both"/>
+      </w:pPr>
+      <w:r>
+        <w:t xml:space="preserve">   DIV BX  </w:t>
+      </w:r>
+    </w:p>
+    <w:p>
+      <w:pPr>
+        <w:pStyle w:val="PreformattedText"/>
+        <w:jc w:val="both"/>
+      </w:pPr>
+      <w:r>
+        <w:t xml:space="preserve">   PUSH DX</w:t>
+      </w:r>
+    </w:p>
+    <w:p>
+      <w:pPr>
+        <w:pStyle w:val="PreformattedText"/>
+        <w:jc w:val="both"/>
+      </w:pPr>
+      <w:r>
+        <w:t xml:space="preserve">   INC CX</w:t>
+      </w:r>
+    </w:p>
+    <w:p>
+      <w:pPr>
+        <w:pStyle w:val="PreformattedText"/>
+        <w:jc w:val="both"/>
+      </w:pPr>
+      <w:r>
+        <w:t xml:space="preserve">   CMP AX,0</w:t>
+      </w:r>
+    </w:p>
+    <w:p>
+      <w:pPr>
+        <w:pStyle w:val="PreformattedText"/>
+        <w:jc w:val="both"/>
+      </w:pPr>
+      <w:r>
+        <w:t xml:space="preserve">   </w:t>
+      </w:r>
+      <w:proofErr w:type="gramStart"/>
+      <w:r>
+        <w:t>JE  STACK</w:t>
+      </w:r>
+      <w:proofErr w:type="gramEnd"/>
+      <w:r>
+        <w:t>_UNLOAD</w:t>
+      </w:r>
+    </w:p>
+    <w:p>
+      <w:pPr>
+        <w:pStyle w:val="PreformattedText"/>
+        <w:jc w:val="both"/>
+      </w:pPr>
+      <w:r>
+        <w:t xml:space="preserve">   JMP STACK_LOAD</w:t>
+      </w:r>
+    </w:p>
+    <w:p>
+      <w:pPr>
+        <w:pStyle w:val="PreformattedText"/>
+        <w:jc w:val="both"/>
+      </w:pPr>
+      <w:r>
+        <w:t xml:space="preserve">STACK_UNLOAD:    </w:t>
+      </w:r>
+    </w:p>
+    <w:p>
+      <w:pPr>
+        <w:pStyle w:val="PreformattedText"/>
+        <w:jc w:val="both"/>
+      </w:pPr>
+      <w:r>
+        <w:t xml:space="preserve">    MOV AH,2</w:t>
+      </w:r>
+    </w:p>
+    <w:p>
+      <w:pPr>
+        <w:pStyle w:val="PreformattedText"/>
+        <w:jc w:val="both"/>
+      </w:pPr>
+      <w:r>
+        <w:t xml:space="preserve">    POP DX    </w:t>
+      </w:r>
+    </w:p>
+    <w:p>
+      <w:pPr>
+        <w:pStyle w:val="PreformattedText"/>
+        <w:jc w:val="both"/>
+      </w:pPr>
+      <w:r>
+        <w:t xml:space="preserve">    ADD DL,'0'</w:t>
+      </w:r>
+    </w:p>
+    <w:p>
+      <w:pPr>
+        <w:pStyle w:val="PreformattedText"/>
+        <w:jc w:val="both"/>
+      </w:pPr>
+      <w:r>
+        <w:t xml:space="preserve">    INT 21H</w:t>
+      </w:r>
+    </w:p>
+    <w:p>
+      <w:pPr>
+        <w:pStyle w:val="PreformattedText"/>
+        <w:jc w:val="both"/>
+      </w:pPr>
+      <w:r>
+        <w:t xml:space="preserve">    LOOP STACK_UNLOAD</w:t>
+      </w:r>
+    </w:p>
+    <w:p>
+      <w:pPr>
+        <w:pStyle w:val="PreformattedText"/>
+        <w:jc w:val="both"/>
+      </w:pPr>
+      <w:r>
+        <w:t xml:space="preserve">    POP CX</w:t>
+      </w:r>
+    </w:p>
+    <w:p>
+      <w:pPr>
+        <w:pStyle w:val="PreformattedText"/>
+        <w:jc w:val="both"/>
+      </w:pPr>
+      <w:r>
+        <w:t xml:space="preserve">    POP DX</w:t>
+      </w:r>
+    </w:p>
+    <w:p>
+      <w:pPr>
+        <w:pStyle w:val="PreformattedText"/>
+        <w:jc w:val="both"/>
+      </w:pPr>
+      <w:r>
+        <w:t xml:space="preserve">    POP AX</w:t>
+      </w:r>
+    </w:p>
+    <w:p>
+      <w:pPr>
+        <w:pStyle w:val="PreformattedText"/>
+        <w:jc w:val="both"/>
+      </w:pPr>
+      <w:r>
+        <w:t xml:space="preserve">    RET</w:t>
+      </w:r>
+    </w:p>
+    <w:p>
+      <w:pPr>
+        <w:pStyle w:val="PreformattedText"/>
+        <w:jc w:val="both"/>
+      </w:pPr>
+      <w:r>
+        <w:t xml:space="preserve">    OUTDEC ENDP     </w:t>
+      </w:r>
+    </w:p>
+    <w:p>
+      <w:pPr>
+        <w:pStyle w:val="PreformattedText"/>
+        <w:jc w:val="both"/>
+      </w:pPr>
+    </w:p>
+    <w:p>
+      <w:pPr>
+        <w:pStyle w:val="PreformattedText"/>
+        <w:jc w:val="both"/>
+      </w:pPr>
+      <w:r>
+        <w:t>NL PROC</w:t>
+      </w:r>
+    </w:p>
+    <w:p>
+      <w:pPr>
+        <w:pStyle w:val="PreformattedText"/>
+        <w:jc w:val="both"/>
+      </w:pPr>
+      <w:r>
+        <w:t xml:space="preserve">    PUSH DX</w:t>
+      </w:r>
+    </w:p>
+    <w:p>
+      <w:pPr>
+        <w:pStyle w:val="PreformattedText"/>
+        <w:jc w:val="both"/>
+      </w:pPr>
+      <w:r>
+        <w:t xml:space="preserve">    PUSH AX</w:t>
+      </w:r>
+    </w:p>
+    <w:p>
+      <w:pPr>
+        <w:pStyle w:val="PreformattedText"/>
+        <w:jc w:val="both"/>
+      </w:pPr>
+      <w:r>
+        <w:t xml:space="preserve">    MOV AH,2</w:t>
+      </w:r>
+    </w:p>
+    <w:p>
+      <w:pPr>
+        <w:pStyle w:val="PreformattedText"/>
+        <w:jc w:val="both"/>
+      </w:pPr>
+      <w:r>
+        <w:t xml:space="preserve">    MOV DL,0AH</w:t>
+      </w:r>
+    </w:p>
+    <w:p>
+      <w:pPr>
+        <w:pStyle w:val="PreformattedText"/>
+        <w:jc w:val="both"/>
+      </w:pPr>
+      <w:r>
+        <w:t xml:space="preserve">    INT 21H</w:t>
+      </w:r>
+    </w:p>
+    <w:p>
+      <w:pPr>
+        <w:pStyle w:val="PreformattedText"/>
+        <w:jc w:val="both"/>
+      </w:pPr>
+      <w:r>
+        <w:t xml:space="preserve">    MOV DL,0DH</w:t>
+      </w:r>
+    </w:p>
+    <w:p>
+      <w:pPr>
+        <w:pStyle w:val="PreformattedText"/>
+        <w:jc w:val="both"/>
+      </w:pPr>
+      <w:r>
+        <w:t xml:space="preserve">    INT 21H</w:t>
+      </w:r>
+    </w:p>
+    <w:p>
+      <w:pPr>
+        <w:pStyle w:val="PreformattedText"/>
+        <w:jc w:val="both"/>
+      </w:pPr>
+      <w:r>
+        <w:t xml:space="preserve">    POP AX</w:t>
+      </w:r>
+    </w:p>
+    <w:p>
+      <w:pPr>
+        <w:pStyle w:val="PreformattedText"/>
+        <w:jc w:val="both"/>
+      </w:pPr>
+      <w:r>
+        <w:t xml:space="preserve">    POP DX</w:t>
+      </w:r>
+    </w:p>
+    <w:p>
+      <w:pPr>
+        <w:pStyle w:val="PreformattedText"/>
+        <w:jc w:val="both"/>
+      </w:pPr>
+      <w:r>
+        <w:t xml:space="preserve">    RET </w:t>
+      </w:r>
+    </w:p>
+    <w:p>
+      <w:pPr>
+        <w:pStyle w:val="PreformattedText"/>
+        <w:jc w:val="both"/>
+      </w:pPr>
+      <w:r>
+        <w:t xml:space="preserve">    NL ENDP</w:t>
+      </w:r>
+    </w:p>
+    <w:p>
+      <w:pPr>
+        <w:pStyle w:val="PreformattedText"/>
+        <w:jc w:val="both"/>
+      </w:pPr>
+      <w:r>
+        <w:t>END MAIN</w:t>
+      </w:r>
+    </w:p>
+    <w:p>
+      <w:pPr>
+        <w:pStyle w:val="PreformattedText"/>
+        <w:jc w:val="both"/>
+      </w:pPr>
+      <w:r>
+        <w:t xml:space="preserve">    </w:t>
+      </w:r>
+    </w:p>
+    <w:p>
+      <w:pPr>
+        <w:pStyle w:val="PreformattedText"/>
+        <w:jc w:val="both"/>
+      </w:pPr>
+      <w:r>
+        <w:t xml:space="preserve">        </w:t>
+      </w:r>
+    </w:p>
+    <w:p>
+      <w:pPr>
+        <w:pStyle w:val="PreformattedText"/>
+        <w:jc w:val="both"/>
+      </w:pPr>
+      <w:r>
+        <w:rPr>
+          <w:rStyle w:val="Strong"/>
+          <w:rFonts w:ascii="Liberation Serif" w:hAnsi="Liberation Serif"/>
+          <w:sz w:val="24"/>
+          <w:szCs w:val="24"/>
+        </w:rPr>
+        <w:t>Output:</w:t>
+      </w:r>
+    </w:p>
+    <w:p>
+      <w:pPr>
+        <w:pStyle w:val="PreformattedText"/>
+        <w:jc w:val="both"/>
+        <w:rPr>
+          <w:rStyle w:val="Strong"/>
+          <w:rFonts w:ascii="Liberation Serif" w:hAnsi="Liberation Serif"/>
+          <w:sz w:val="24"/>
+          <w:szCs w:val="24"/>
+        </w:rPr>
+      </w:pPr>
+      <w:r>
+        <w:rPr>
+          <w:noProof/>
+        </w:rPr>
+        <w:lastRenderedPageBreak/>
+        <w:drawing>
+          <wp:anchor distT="0" distB="0" distL="0" distR="0" simplePos="0" relativeHeight="10" behindDoc="0" locked="0" layoutInCell="0" allowOverlap="1" wp14:anchorId="2273EF17" wp14:editId="54A7F8AE">
+            <wp:simplePos x="0" y="0"/>
+            <wp:positionH relativeFrom="column">
+              <wp:posOffset>1477645</wp:posOffset>
+            </wp:positionH>
+            <wp:positionV relativeFrom="paragraph">
+              <wp:posOffset>161925</wp:posOffset>
+            </wp:positionV>
+            <wp:extent cx="3375025" cy="2110105"/>
+            <wp:effectExtent l="0" t="0" r="0" b="0"/>
+            <wp:wrapTopAndBottom/>
+            <wp:docPr id="9" name="Image8"/>
+            <wp:cNvGraphicFramePr>
+              <a:graphicFrameLocks xmlns:a="http://schemas.openxmlformats.org/drawingml/2006/main" noChangeAspect="1"/>
+            </wp:cNvGraphicFramePr>
+            <a:graphic xmlns:a="http://schemas.openxmlformats.org/drawingml/2006/main">
+              <a:graphicData uri="http://schemas.openxmlformats.org/drawingml/2006/picture">
+                <pic:pic xmlns:pic="http://schemas.openxmlformats.org/drawingml/2006/picture">
+                  <pic:nvPicPr>
+                    <pic:cNvPr id="9" name="Image8"/>
+                    <pic:cNvPicPr>
+                      <a:picLocks noChangeAspect="1" noChangeArrowheads="1"/>
+                    </pic:cNvPicPr>
+                  </pic:nvPicPr>
+                  <pic:blipFill>
+                    <a:blip r:embed="rId13"/>
+                    <a:stretch>
+                      <a:fillRect/>
+                    </a:stretch>
+                  </pic:blipFill>
+                  <pic:spPr bwMode="auto">
+                    <a:xfrm>
+                      <a:off x="0" y="0"/>
+                      <a:ext cx="3375025" cy="2110105"/>
+                    </a:xfrm>
+                    <a:prstGeom prst="rect">
+                      <a:avLst/>
+                    </a:prstGeom>
+                    <a:noFill/>
+                  </pic:spPr>
+                </pic:pic>
+              </a:graphicData>
+            </a:graphic>
+          </wp:anchor>
+        </w:drawing>
+      </w:r>
+    </w:p>
+    <w:p>
+      <w:pPr>
+        <w:pStyle w:val="PreformattedText"/>
+        <w:jc w:val="both"/>
+        <w:rPr>
+          <w:rStyle w:val="Strong"/>
+          <w:rFonts w:ascii="Liberation Serif" w:hAnsi="Liberation Serif"/>
+          <w:sz w:val="24"/>
+          <w:szCs w:val="24"/>
+        </w:rPr>
+      </w:pPr>
+    </w:p>
+    <w:p>
+      <w:pPr>
+        <w:jc w:val="both"/>
+        <w:rPr>
+          <w:rStyle w:val="Strong"/>
+        </w:rPr>
+      </w:pPr>
+      <w:r>
+        <w:rPr>
+          <w:rStyle w:val="Strong"/>
+        </w:rPr>
+        <w:t>Discussion:</w:t>
+      </w:r>
+    </w:p>
+    <w:p>
+      <w:pPr>
+        <w:pStyle w:val="EnvelopeReturn"/>
+        <w:jc w:val="both"/>
+        <w:rPr>
+          <w:rStyle w:val="Strong"/>
+          <w:b w:val="0"/>
+          <w:bCs w:val="0"/>
+          <w:sz w:val="24"/>
+        </w:rPr>
+      </w:pPr>
+      <w:r>
+        <w:rPr>
+          <w:rStyle w:val="Strong"/>
+          <w:b w:val="0"/>
+          <w:bCs w:val="0"/>
+          <w:sz w:val="24"/>
+        </w:rPr>
+        <w:t xml:space="preserve">The program implemented decimal input and output with custom procedures using stack, DIV &amp; MUL operators. After taking input in </w:t>
+      </w:r>
+      <w:proofErr w:type="gramStart"/>
+      <w:r>
+        <w:rPr>
+          <w:rStyle w:val="Strong"/>
+          <w:b w:val="0"/>
+          <w:bCs w:val="0"/>
+          <w:sz w:val="24"/>
+        </w:rPr>
+        <w:t>decimal</w:t>
+      </w:r>
+      <w:proofErr w:type="gramEnd"/>
+      <w:r>
+        <w:rPr>
+          <w:rStyle w:val="Strong"/>
+          <w:b w:val="0"/>
+          <w:bCs w:val="0"/>
+          <w:sz w:val="24"/>
+        </w:rPr>
+        <w:t xml:space="preserve"> it divides the value by 60 three times to determine hour, minute and second values. Using the output proc it emits the values after each division. </w:t>
+      </w:r>
+    </w:p>
+    <w:p>
+      <w:pPr>
+        <w:rPr>
+          <w:rStyle w:val="Strong"/>
+          <w:b w:val="0"/>
+          <w:bCs w:val="0"/>
+        </w:rPr>
+      </w:pPr>
+      <w:r>
+        <w:rPr>
+          <w:rStyle w:val="Strong"/>
+          <w:b w:val="0"/>
+          <w:bCs w:val="0"/>
+        </w:rPr>
+        <w:br w:type="page"/>
+      </w:r>
+    </w:p>
+    <w:p>
+      <w:pPr>
+        <w:spacing w:after="120"/>
+        <w:jc w:val="both"/>
+        <w:rPr>
+          <w:rStyle w:val="Strong"/>
+        </w:rPr>
+      </w:pPr>
+      <w:r>
+        <w:rPr>
+          <w:rStyle w:val="Strong"/>
+        </w:rPr>
+        <w:lastRenderedPageBreak/>
+        <w:t>Experiment No.: 01</w:t>
+      </w:r>
+    </w:p>
+    <w:p>
+      <w:pPr>
+        <w:spacing w:after="120"/>
+        <w:jc w:val="both"/>
+        <w:rPr>
+          <w:rFonts w:ascii="Times New Roman" w:hAnsi="Times New Roman" w:cs="Times New Roman"/>
+          <w:vertAlign w:val="subscript"/>
+        </w:rPr>
+      </w:pPr>
+      <w:r>
+        <w:rPr>
+          <w:rStyle w:val="Strong"/>
+        </w:rPr>
+        <w:t xml:space="preserve">Experiment Name: </w:t>
+      </w:r>
+      <w:r>
+        <w:rPr>
+          <w:rStyle w:val="Strong"/>
+          <w:b w:val="0"/>
+          <w:bCs w:val="0"/>
+        </w:rPr>
+        <w:t>Palindrome Checker</w:t>
+      </w:r>
+    </w:p>
+    <w:p>
+      <w:pPr>
+        <w:spacing w:after="120"/>
+        <w:jc w:val="both"/>
+        <w:rPr>
+          <w:rFonts w:ascii="Times New Roman" w:hAnsi="Times New Roman" w:cs="Times New Roman"/>
+        </w:rPr>
+      </w:pPr>
+      <w:r>
+        <w:rPr>
+          <w:rFonts w:ascii="Times New Roman" w:hAnsi="Times New Roman" w:cs="Times New Roman"/>
+          <w:b/>
+          <w:bCs/>
+        </w:rPr>
+        <w:t>Code:</w:t>
+      </w:r>
+    </w:p>
+    <w:p>
+      <w:pPr>
+        <w:pStyle w:val="PreformattedText"/>
+        <w:jc w:val="both"/>
+      </w:pPr>
+      <w:proofErr w:type="gramStart"/>
+      <w:r>
+        <w:t>.MODEL</w:t>
+      </w:r>
+      <w:proofErr w:type="gramEnd"/>
+      <w:r>
+        <w:t xml:space="preserve"> SMALL</w:t>
+      </w:r>
+    </w:p>
+    <w:p>
+      <w:pPr>
+        <w:pStyle w:val="PreformattedText"/>
+        <w:jc w:val="both"/>
+      </w:pPr>
+      <w:proofErr w:type="gramStart"/>
+      <w:r>
+        <w:t>.STACK</w:t>
+      </w:r>
+      <w:proofErr w:type="gramEnd"/>
+      <w:r>
+        <w:t xml:space="preserve"> 100H</w:t>
+      </w:r>
+    </w:p>
+    <w:p>
+      <w:pPr>
+        <w:pStyle w:val="PreformattedText"/>
+        <w:jc w:val="both"/>
+      </w:pPr>
+      <w:r>
+        <w:t>.DATA</w:t>
+      </w:r>
+    </w:p>
+    <w:p>
+      <w:pPr>
+        <w:pStyle w:val="PreformattedText"/>
+        <w:jc w:val="both"/>
+      </w:pPr>
+      <w:r>
+        <w:t xml:space="preserve">ARR DB 50 </w:t>
+      </w:r>
+      <w:proofErr w:type="gramStart"/>
+      <w:r>
+        <w:t>DUP(</w:t>
+      </w:r>
+      <w:proofErr w:type="gramEnd"/>
+      <w:r>
+        <w:t xml:space="preserve">'$')  </w:t>
+      </w:r>
+    </w:p>
+    <w:p>
+      <w:pPr>
+        <w:pStyle w:val="PreformattedText"/>
+        <w:jc w:val="both"/>
+      </w:pPr>
+      <w:r>
+        <w:t>PASSED DB 'PALINDROME$'</w:t>
+      </w:r>
+    </w:p>
+    <w:p>
+      <w:pPr>
+        <w:pStyle w:val="PreformattedText"/>
+        <w:jc w:val="both"/>
+      </w:pPr>
+      <w:r>
+        <w:t>FAILED DB 'NOT PALINDROME$'</w:t>
+      </w:r>
+    </w:p>
+    <w:p>
+      <w:pPr>
+        <w:pStyle w:val="PreformattedText"/>
+        <w:jc w:val="both"/>
+      </w:pPr>
+      <w:proofErr w:type="gramStart"/>
+      <w:r>
+        <w:t>.CODE</w:t>
+      </w:r>
+      <w:proofErr w:type="gramEnd"/>
+      <w:r>
+        <w:t xml:space="preserve">  </w:t>
+      </w:r>
+    </w:p>
+    <w:p>
+      <w:pPr>
+        <w:pStyle w:val="PreformattedText"/>
+        <w:jc w:val="both"/>
+      </w:pPr>
+      <w:r>
+        <w:t xml:space="preserve">MAIN PROC </w:t>
+      </w:r>
+    </w:p>
+    <w:p>
+      <w:pPr>
+        <w:pStyle w:val="PreformattedText"/>
+        <w:jc w:val="both"/>
+      </w:pPr>
+      <w:r>
+        <w:t xml:space="preserve">    MOV </w:t>
+      </w:r>
+      <w:proofErr w:type="gramStart"/>
+      <w:r>
+        <w:t>AX,@</w:t>
+      </w:r>
+      <w:proofErr w:type="gramEnd"/>
+      <w:r>
+        <w:t>DATA</w:t>
+      </w:r>
+    </w:p>
+    <w:p>
+      <w:pPr>
+        <w:pStyle w:val="PreformattedText"/>
+        <w:jc w:val="both"/>
+      </w:pPr>
+      <w:r>
+        <w:t xml:space="preserve">    MOV </w:t>
+      </w:r>
+      <w:proofErr w:type="gramStart"/>
+      <w:r>
+        <w:t>DS,AX</w:t>
+      </w:r>
+      <w:proofErr w:type="gramEnd"/>
+    </w:p>
+    <w:p>
+      <w:pPr>
+        <w:pStyle w:val="PreformattedText"/>
+        <w:jc w:val="both"/>
+      </w:pPr>
+      <w:r>
+        <w:t xml:space="preserve">    </w:t>
+      </w:r>
+    </w:p>
+    <w:p>
+      <w:pPr>
+        <w:pStyle w:val="PreformattedText"/>
+        <w:jc w:val="both"/>
+      </w:pPr>
+      <w:r>
+        <w:t xml:space="preserve">    CALL INPUT         </w:t>
+      </w:r>
+    </w:p>
+    <w:p>
+      <w:pPr>
+        <w:pStyle w:val="PreformattedText"/>
+        <w:jc w:val="both"/>
+      </w:pPr>
+      <w:r>
+        <w:t xml:space="preserve">    CALL NL</w:t>
+      </w:r>
+    </w:p>
+    <w:p>
+      <w:pPr>
+        <w:pStyle w:val="PreformattedText"/>
+        <w:jc w:val="both"/>
+      </w:pPr>
+      <w:r>
+        <w:t xml:space="preserve">    </w:t>
+      </w:r>
+    </w:p>
+    <w:p>
+      <w:pPr>
+        <w:pStyle w:val="PreformattedText"/>
+        <w:jc w:val="both"/>
+      </w:pPr>
+      <w:r>
+        <w:t xml:space="preserve">    LEA </w:t>
+      </w:r>
+      <w:proofErr w:type="gramStart"/>
+      <w:r>
+        <w:t>DI,ARR</w:t>
+      </w:r>
+      <w:proofErr w:type="gramEnd"/>
+      <w:r>
+        <w:t xml:space="preserve">     </w:t>
+      </w:r>
+    </w:p>
+    <w:p>
+      <w:pPr>
+        <w:pStyle w:val="PreformattedText"/>
+        <w:jc w:val="both"/>
+      </w:pPr>
+      <w:r>
+        <w:t xml:space="preserve">    </w:t>
+      </w:r>
+    </w:p>
+    <w:p>
+      <w:pPr>
+        <w:pStyle w:val="PreformattedText"/>
+        <w:jc w:val="both"/>
+      </w:pPr>
+      <w:r>
+        <w:t xml:space="preserve">    MOV </w:t>
+      </w:r>
+      <w:proofErr w:type="gramStart"/>
+      <w:r>
+        <w:t>AX,DI  ;</w:t>
+      </w:r>
+      <w:proofErr w:type="gramEnd"/>
+      <w:r>
+        <w:t xml:space="preserve"> POINTER SWAP</w:t>
+      </w:r>
+    </w:p>
+    <w:p>
+      <w:pPr>
+        <w:pStyle w:val="PreformattedText"/>
+        <w:jc w:val="both"/>
+      </w:pPr>
+      <w:r>
+        <w:t xml:space="preserve">    XCHG </w:t>
+      </w:r>
+      <w:proofErr w:type="gramStart"/>
+      <w:r>
+        <w:t>SI,AX</w:t>
+      </w:r>
+      <w:proofErr w:type="gramEnd"/>
+    </w:p>
+    <w:p>
+      <w:pPr>
+        <w:pStyle w:val="PreformattedText"/>
+        <w:jc w:val="both"/>
+      </w:pPr>
+      <w:r>
+        <w:t xml:space="preserve">    MOV </w:t>
+      </w:r>
+      <w:proofErr w:type="gramStart"/>
+      <w:r>
+        <w:t>DI,AX</w:t>
+      </w:r>
+      <w:proofErr w:type="gramEnd"/>
+    </w:p>
+    <w:p>
+      <w:pPr>
+        <w:pStyle w:val="PreformattedText"/>
+        <w:jc w:val="both"/>
+      </w:pPr>
+      <w:r>
+        <w:t>CHECK:</w:t>
+      </w:r>
+    </w:p>
+    <w:p>
+      <w:pPr>
+        <w:pStyle w:val="PreformattedText"/>
+        <w:jc w:val="both"/>
+      </w:pPr>
+      <w:r>
+        <w:t xml:space="preserve">    MOV </w:t>
+      </w:r>
+      <w:proofErr w:type="gramStart"/>
+      <w:r>
+        <w:t>AX,SI</w:t>
+      </w:r>
+      <w:proofErr w:type="gramEnd"/>
+    </w:p>
+    <w:p>
+      <w:pPr>
+        <w:pStyle w:val="PreformattedText"/>
+        <w:jc w:val="both"/>
+      </w:pPr>
+      <w:r>
+        <w:t xml:space="preserve">    CMP </w:t>
+      </w:r>
+      <w:proofErr w:type="gramStart"/>
+      <w:r>
+        <w:t>AX,DI</w:t>
+      </w:r>
+      <w:proofErr w:type="gramEnd"/>
+    </w:p>
+    <w:p>
+      <w:pPr>
+        <w:pStyle w:val="PreformattedText"/>
+        <w:jc w:val="both"/>
+      </w:pPr>
+      <w:r>
+        <w:t xml:space="preserve">    JGE PASS</w:t>
+      </w:r>
+    </w:p>
+    <w:p>
+      <w:pPr>
+        <w:pStyle w:val="PreformattedText"/>
+        <w:jc w:val="both"/>
+      </w:pPr>
+      <w:r>
+        <w:t xml:space="preserve">    </w:t>
+      </w:r>
+    </w:p>
+    <w:p>
+      <w:pPr>
+        <w:pStyle w:val="PreformattedText"/>
+        <w:jc w:val="both"/>
+      </w:pPr>
+      <w:r>
+        <w:t xml:space="preserve">    MOV </w:t>
+      </w:r>
+      <w:proofErr w:type="gramStart"/>
+      <w:r>
+        <w:t>AL,[</w:t>
+      </w:r>
+      <w:proofErr w:type="gramEnd"/>
+      <w:r>
+        <w:t>SI]</w:t>
+      </w:r>
+    </w:p>
+    <w:p>
+      <w:pPr>
+        <w:pStyle w:val="PreformattedText"/>
+        <w:jc w:val="both"/>
+      </w:pPr>
+      <w:r>
+        <w:t xml:space="preserve">    CMP </w:t>
+      </w:r>
+      <w:proofErr w:type="gramStart"/>
+      <w:r>
+        <w:t>AL,[</w:t>
+      </w:r>
+      <w:proofErr w:type="gramEnd"/>
+      <w:r>
+        <w:t>DI]</w:t>
+      </w:r>
+    </w:p>
+    <w:p>
+      <w:pPr>
+        <w:pStyle w:val="PreformattedText"/>
+        <w:jc w:val="both"/>
+      </w:pPr>
+      <w:r>
+        <w:t xml:space="preserve">    JNE FAIL</w:t>
+      </w:r>
+    </w:p>
+    <w:p>
+      <w:pPr>
+        <w:pStyle w:val="PreformattedText"/>
+        <w:jc w:val="both"/>
+      </w:pPr>
+      <w:r>
+        <w:t xml:space="preserve">    INC SI</w:t>
+      </w:r>
+    </w:p>
+    <w:p>
+      <w:pPr>
+        <w:pStyle w:val="PreformattedText"/>
+        <w:jc w:val="both"/>
+      </w:pPr>
+      <w:r>
+        <w:t xml:space="preserve">    DEC DI</w:t>
+      </w:r>
+    </w:p>
+    <w:p>
+      <w:pPr>
+        <w:pStyle w:val="PreformattedText"/>
+        <w:jc w:val="both"/>
+      </w:pPr>
+      <w:r>
+        <w:t xml:space="preserve">    JMP CHECK</w:t>
+      </w:r>
+    </w:p>
+    <w:p>
+      <w:pPr>
+        <w:pStyle w:val="PreformattedText"/>
+        <w:jc w:val="both"/>
+      </w:pPr>
+      <w:r>
+        <w:t>PASS:</w:t>
+      </w:r>
+    </w:p>
+    <w:p>
+      <w:pPr>
+        <w:pStyle w:val="PreformattedText"/>
+        <w:jc w:val="both"/>
+      </w:pPr>
+      <w:r>
+        <w:t xml:space="preserve">    MOV AH,9</w:t>
+      </w:r>
+    </w:p>
+    <w:p>
+      <w:pPr>
+        <w:pStyle w:val="PreformattedText"/>
+        <w:jc w:val="both"/>
+      </w:pPr>
+      <w:r>
+        <w:t xml:space="preserve">    LEA DX, PASSED</w:t>
+      </w:r>
+    </w:p>
+    <w:p>
+      <w:pPr>
+        <w:pStyle w:val="PreformattedText"/>
+        <w:jc w:val="both"/>
+      </w:pPr>
+      <w:r>
+        <w:t xml:space="preserve">    INT 21H</w:t>
+      </w:r>
+    </w:p>
+    <w:p>
+      <w:pPr>
+        <w:pStyle w:val="PreformattedText"/>
+        <w:jc w:val="both"/>
+      </w:pPr>
+      <w:r>
+        <w:t xml:space="preserve">    JMP ENDIT </w:t>
+      </w:r>
+    </w:p>
+    <w:p>
+      <w:pPr>
+        <w:pStyle w:val="PreformattedText"/>
+        <w:jc w:val="both"/>
+      </w:pPr>
+      <w:r>
+        <w:t>FAIL:</w:t>
+      </w:r>
+    </w:p>
+    <w:p>
+      <w:pPr>
+        <w:pStyle w:val="PreformattedText"/>
+        <w:jc w:val="both"/>
+      </w:pPr>
+      <w:r>
+        <w:t xml:space="preserve">    MOV AH,9</w:t>
+      </w:r>
+    </w:p>
+    <w:p>
+      <w:pPr>
+        <w:pStyle w:val="PreformattedText"/>
+        <w:jc w:val="both"/>
+      </w:pPr>
+      <w:r>
+        <w:t xml:space="preserve">    LEA DX, FAILED</w:t>
+      </w:r>
+    </w:p>
+    <w:p>
+      <w:pPr>
+        <w:pStyle w:val="PreformattedText"/>
+        <w:jc w:val="both"/>
+      </w:pPr>
+      <w:r>
+        <w:t xml:space="preserve">    INT 21H</w:t>
+      </w:r>
+    </w:p>
+    <w:p>
+      <w:pPr>
+        <w:pStyle w:val="PreformattedText"/>
+        <w:jc w:val="both"/>
+      </w:pPr>
+      <w:r>
+        <w:t xml:space="preserve">    JMP ENDIT</w:t>
+      </w:r>
+    </w:p>
+    <w:p>
+      <w:pPr>
+        <w:pStyle w:val="PreformattedText"/>
+        <w:jc w:val="both"/>
+      </w:pPr>
+      <w:r>
+        <w:t>ENDIT:</w:t>
+      </w:r>
+    </w:p>
+    <w:p>
+      <w:pPr>
+        <w:pStyle w:val="PreformattedText"/>
+        <w:jc w:val="both"/>
+      </w:pPr>
+      <w:r>
+        <w:t xml:space="preserve">    MOV AH,4CH</w:t>
+      </w:r>
+    </w:p>
+    <w:p>
+      <w:pPr>
+        <w:pStyle w:val="PreformattedText"/>
+        <w:jc w:val="both"/>
+      </w:pPr>
+      <w:r>
+        <w:t xml:space="preserve">    INT 21H  </w:t>
+      </w:r>
+    </w:p>
+    <w:p>
+      <w:pPr>
+        <w:pStyle w:val="PreformattedText"/>
+        <w:jc w:val="both"/>
+      </w:pPr>
+      <w:r>
+        <w:t xml:space="preserve">    MAIN ENDP</w:t>
+      </w:r>
+    </w:p>
+    <w:p>
+      <w:pPr>
+        <w:pStyle w:val="PreformattedText"/>
+        <w:jc w:val="both"/>
+      </w:pPr>
+      <w:r>
+        <w:t xml:space="preserve">  </w:t>
+      </w:r>
+    </w:p>
+    <w:p>
+      <w:pPr>
+        <w:pStyle w:val="PreformattedText"/>
+        <w:jc w:val="both"/>
+      </w:pPr>
+      <w:r>
+        <w:t xml:space="preserve">        </w:t>
+      </w:r>
+    </w:p>
+    <w:p>
+      <w:pPr>
+        <w:pStyle w:val="PreformattedText"/>
+        <w:jc w:val="both"/>
+      </w:pPr>
+      <w:r>
+        <w:t xml:space="preserve">INPUT PROC  </w:t>
+      </w:r>
+    </w:p>
+    <w:p>
+      <w:pPr>
+        <w:pStyle w:val="PreformattedText"/>
+        <w:jc w:val="both"/>
+      </w:pPr>
+      <w:r>
+        <w:t xml:space="preserve">    PUSH AX</w:t>
+      </w:r>
+    </w:p>
+    <w:p>
+      <w:pPr>
+        <w:pStyle w:val="PreformattedText"/>
+        <w:jc w:val="both"/>
+      </w:pPr>
+      <w:r>
+        <w:t xml:space="preserve">    PUSH BX</w:t>
+      </w:r>
+    </w:p>
+    <w:p>
+      <w:pPr>
+        <w:pStyle w:val="PreformattedText"/>
+        <w:jc w:val="both"/>
+      </w:pPr>
+      <w:r>
+        <w:t xml:space="preserve">    PUSH CX</w:t>
+      </w:r>
+    </w:p>
+    <w:p>
+      <w:pPr>
+        <w:pStyle w:val="PreformattedText"/>
+        <w:jc w:val="both"/>
+      </w:pPr>
+      <w:r>
+        <w:t xml:space="preserve">    PUSH DX</w:t>
+      </w:r>
+    </w:p>
+    <w:p>
+      <w:pPr>
+        <w:pStyle w:val="PreformattedText"/>
+        <w:jc w:val="both"/>
+      </w:pPr>
+      <w:r>
+        <w:t xml:space="preserve">    LEA </w:t>
+      </w:r>
+      <w:proofErr w:type="gramStart"/>
+      <w:r>
+        <w:t>SI,ARR</w:t>
+      </w:r>
+      <w:proofErr w:type="gramEnd"/>
+    </w:p>
+    <w:p>
+      <w:pPr>
+        <w:pStyle w:val="PreformattedText"/>
+        <w:jc w:val="both"/>
+      </w:pPr>
+      <w:r>
+        <w:t xml:space="preserve">    MOV CX,0</w:t>
+      </w:r>
+    </w:p>
+    <w:p>
+      <w:pPr>
+        <w:pStyle w:val="PreformattedText"/>
+        <w:jc w:val="both"/>
+      </w:pPr>
+      <w:r>
+        <w:t xml:space="preserve">    MOV AH,1</w:t>
+      </w:r>
+    </w:p>
+    <w:p>
+      <w:pPr>
+        <w:pStyle w:val="PreformattedText"/>
+        <w:jc w:val="both"/>
+      </w:pPr>
+      <w:r>
+        <w:t>INPUT_LOOP:</w:t>
+      </w:r>
+    </w:p>
+    <w:p>
+      <w:pPr>
+        <w:pStyle w:val="PreformattedText"/>
+        <w:jc w:val="both"/>
+      </w:pPr>
+      <w:r>
+        <w:t xml:space="preserve">    INT 21H</w:t>
+      </w:r>
+    </w:p>
+    <w:p>
+      <w:pPr>
+        <w:pStyle w:val="PreformattedText"/>
+        <w:jc w:val="both"/>
+      </w:pPr>
+      <w:r>
+        <w:t xml:space="preserve">    CMP AL,0DH</w:t>
+      </w:r>
+    </w:p>
+    <w:p>
+      <w:pPr>
+        <w:pStyle w:val="PreformattedText"/>
+        <w:jc w:val="both"/>
+      </w:pPr>
+      <w:r>
+        <w:t xml:space="preserve">    JE INPUT_END</w:t>
+      </w:r>
+    </w:p>
+    <w:p>
+      <w:pPr>
+        <w:pStyle w:val="PreformattedText"/>
+        <w:jc w:val="both"/>
+      </w:pPr>
+      <w:r>
+        <w:t xml:space="preserve">    </w:t>
+      </w:r>
+    </w:p>
+    <w:p>
+      <w:pPr>
+        <w:pStyle w:val="PreformattedText"/>
+        <w:jc w:val="both"/>
+      </w:pPr>
+      <w:r>
+        <w:lastRenderedPageBreak/>
+        <w:t xml:space="preserve">    MOV [SI</w:t>
+      </w:r>
+      <w:proofErr w:type="gramStart"/>
+      <w:r>
+        <w:t>],AL</w:t>
+      </w:r>
+      <w:proofErr w:type="gramEnd"/>
+    </w:p>
+    <w:p>
+      <w:pPr>
+        <w:pStyle w:val="PreformattedText"/>
+        <w:jc w:val="both"/>
+      </w:pPr>
+      <w:r>
+        <w:t xml:space="preserve">    INC SI</w:t>
+      </w:r>
+    </w:p>
+    <w:p>
+      <w:pPr>
+        <w:pStyle w:val="PreformattedText"/>
+        <w:jc w:val="both"/>
+      </w:pPr>
+      <w:r>
+        <w:t xml:space="preserve">    JMP INPUT_LOOP</w:t>
+      </w:r>
+    </w:p>
+    <w:p>
+      <w:pPr>
+        <w:pStyle w:val="PreformattedText"/>
+        <w:jc w:val="both"/>
+      </w:pPr>
+      <w:r>
+        <w:t xml:space="preserve">    </w:t>
+      </w:r>
+    </w:p>
+    <w:p>
+      <w:pPr>
+        <w:pStyle w:val="PreformattedText"/>
+        <w:jc w:val="both"/>
+      </w:pPr>
+      <w:r>
+        <w:t>INPUT_END:</w:t>
+      </w:r>
+    </w:p>
+    <w:p>
+      <w:pPr>
+        <w:pStyle w:val="PreformattedText"/>
+        <w:jc w:val="both"/>
+      </w:pPr>
+      <w:r>
+        <w:t xml:space="preserve">    DEC SI; POINTS TO THE LAST ELEMENT</w:t>
+      </w:r>
+    </w:p>
+    <w:p>
+      <w:pPr>
+        <w:pStyle w:val="PreformattedText"/>
+        <w:jc w:val="both"/>
+      </w:pPr>
+      <w:r>
+        <w:t xml:space="preserve">    POP DX</w:t>
+      </w:r>
+    </w:p>
+    <w:p>
+      <w:pPr>
+        <w:pStyle w:val="PreformattedText"/>
+        <w:jc w:val="both"/>
+      </w:pPr>
+      <w:r>
+        <w:t xml:space="preserve">    POP CX</w:t>
+      </w:r>
+    </w:p>
+    <w:p>
+      <w:pPr>
+        <w:pStyle w:val="PreformattedText"/>
+        <w:jc w:val="both"/>
+      </w:pPr>
+      <w:r>
+        <w:t xml:space="preserve">    POP BX</w:t>
+      </w:r>
+    </w:p>
+    <w:p>
+      <w:pPr>
+        <w:pStyle w:val="PreformattedText"/>
+        <w:jc w:val="both"/>
+      </w:pPr>
+      <w:r>
+        <w:t xml:space="preserve">    POP AX</w:t>
+      </w:r>
+    </w:p>
+    <w:p>
+      <w:pPr>
+        <w:pStyle w:val="PreformattedText"/>
+        <w:jc w:val="both"/>
+      </w:pPr>
+      <w:r>
+        <w:t xml:space="preserve">    RET</w:t>
+      </w:r>
+    </w:p>
+    <w:p>
+      <w:pPr>
+        <w:pStyle w:val="PreformattedText"/>
+        <w:jc w:val="both"/>
+      </w:pPr>
+      <w:r>
+        <w:t xml:space="preserve">    INPUT ENDP</w:t>
+      </w:r>
+    </w:p>
+    <w:p>
+      <w:pPr>
+        <w:pStyle w:val="PreformattedText"/>
+        <w:jc w:val="both"/>
+      </w:pPr>
+      <w:r>
+        <w:t>NL PROC</w:t>
+      </w:r>
+    </w:p>
+    <w:p>
+      <w:pPr>
+        <w:pStyle w:val="PreformattedText"/>
+        <w:jc w:val="both"/>
+      </w:pPr>
+      <w:r>
+        <w:t xml:space="preserve">    PUSH AX</w:t>
+      </w:r>
+    </w:p>
+    <w:p>
+      <w:pPr>
+        <w:pStyle w:val="PreformattedText"/>
+        <w:jc w:val="both"/>
+      </w:pPr>
+      <w:r>
+        <w:t xml:space="preserve">    PUSH DX</w:t>
+      </w:r>
+    </w:p>
+    <w:p>
+      <w:pPr>
+        <w:pStyle w:val="PreformattedText"/>
+        <w:jc w:val="both"/>
+      </w:pPr>
+      <w:r>
+        <w:t xml:space="preserve">    MOV AH,2</w:t>
+      </w:r>
+    </w:p>
+    <w:p>
+      <w:pPr>
+        <w:pStyle w:val="PreformattedText"/>
+        <w:jc w:val="both"/>
+      </w:pPr>
+      <w:r>
+        <w:t xml:space="preserve">    MOV DL,0DH</w:t>
+      </w:r>
+    </w:p>
+    <w:p>
+      <w:pPr>
+        <w:pStyle w:val="PreformattedText"/>
+        <w:jc w:val="both"/>
+      </w:pPr>
+      <w:r>
+        <w:t xml:space="preserve">    INT 21H</w:t>
+      </w:r>
+    </w:p>
+    <w:p>
+      <w:pPr>
+        <w:pStyle w:val="PreformattedText"/>
+        <w:jc w:val="both"/>
+      </w:pPr>
+      <w:r>
+        <w:t xml:space="preserve">    MOV DL,0AH</w:t>
+      </w:r>
+    </w:p>
+    <w:p>
+      <w:pPr>
+        <w:pStyle w:val="PreformattedText"/>
+        <w:jc w:val="both"/>
+      </w:pPr>
+      <w:r>
+        <w:t xml:space="preserve">    INT 21H</w:t>
+      </w:r>
+    </w:p>
+    <w:p>
+      <w:pPr>
+        <w:pStyle w:val="PreformattedText"/>
+        <w:jc w:val="both"/>
+      </w:pPr>
+      <w:r>
+        <w:t xml:space="preserve">    POP DX</w:t>
+      </w:r>
+    </w:p>
+    <w:p>
+      <w:pPr>
+        <w:pStyle w:val="PreformattedText"/>
+        <w:jc w:val="both"/>
+      </w:pPr>
+      <w:r>
+        <w:t xml:space="preserve">    POP AX</w:t>
+      </w:r>
+    </w:p>
+    <w:p>
+      <w:pPr>
+        <w:pStyle w:val="PreformattedText"/>
+        <w:jc w:val="both"/>
+      </w:pPr>
+      <w:r>
+        <w:t xml:space="preserve">    RET </w:t>
+      </w:r>
+    </w:p>
+    <w:p>
+      <w:pPr>
+        <w:pStyle w:val="PreformattedText"/>
+        <w:jc w:val="both"/>
+      </w:pPr>
+      <w:r>
+        <w:t xml:space="preserve">    NL ENDP</w:t>
+      </w:r>
+    </w:p>
+    <w:p>
+      <w:pPr>
+        <w:pStyle w:val="PreformattedText"/>
+        <w:jc w:val="both"/>
+      </w:pPr>
+      <w:r>
+        <w:t>END MAIN</w:t>
+      </w:r>
+    </w:p>
+    <w:p>
+      <w:pPr>
+        <w:pStyle w:val="PreformattedText"/>
+        <w:jc w:val="both"/>
+      </w:pPr>
+      <w:r>
+        <w:t xml:space="preserve">    </w:t>
+      </w:r>
+    </w:p>
+    <w:p>
+      <w:pPr>
+        <w:pStyle w:val="PreformattedText"/>
+        <w:jc w:val="both"/>
+      </w:pPr>
+      <w:r>
+        <w:t xml:space="preserve"> </w:t>
+      </w:r>
+      <w:r>
+        <w:t xml:space="preserve">       </w:t>
+      </w:r>
+    </w:p>
+    <w:p>
+      <w:pPr>
+        <w:pStyle w:val="PreformattedText"/>
+        <w:jc w:val="both"/>
+      </w:pPr>
+      <w:r>
+        <w:rPr>
+          <w:rStyle w:val="Strong"/>
+          <w:rFonts w:ascii="Liberation Serif" w:hAnsi="Liberation Serif"/>
+          <w:sz w:val="24"/>
+          <w:szCs w:val="24"/>
+        </w:rPr>
+        <w:drawing>
+          <wp:anchor distT="0" distB="0" distL="114300" distR="114300" simplePos="0" relativeHeight="251658240" behindDoc="0" locked="0" layoutInCell="1" allowOverlap="1" wp14:anchorId="763226BA" wp14:editId="2DDF6855">
+            <wp:simplePos x="0" y="0"/>
+            <wp:positionH relativeFrom="margin">
+              <wp:align>center</wp:align>
+            </wp:positionH>
+            <wp:positionV relativeFrom="paragraph">
+              <wp:posOffset>415290</wp:posOffset>
+            </wp:positionV>
+            <wp:extent cx="3162300" cy="2141855"/>
+            <wp:effectExtent l="0" t="0" r="0" b="0"/>
+            <wp:wrapTopAndBottom/>
+            <wp:docPr id="1284210468" name="Picture 1"/>
+            <wp:cNvGraphicFramePr>
+              <a:graphicFrameLocks xmlns:a="http://schemas.openxmlformats.org/drawingml/2006/main" noChangeAspect="1"/>
+            </wp:cNvGraphicFramePr>
+            <a:graphic xmlns:a="http://schemas.openxmlformats.org/drawingml/2006/main">
+              <a:graphicData uri="http://schemas.openxmlformats.org/drawingml/2006/picture">
+                <pic:pic xmlns:pic="http://schemas.openxmlformats.org/drawingml/2006/picture">
+                  <pic:nvPicPr>
+                    <pic:cNvPr id="1284210468" name=""/>
+                    <pic:cNvPicPr/>
+                  </pic:nvPicPr>
+                  <pic:blipFill>
+                    <a:blip r:embed="rId14">
+                      <a:extLst>
+                        <a:ext uri="{28A0092B-C50C-407E-A947-70E740481C1C}">
+                          <a14:useLocalDpi xmlns:a14="http://schemas.microsoft.com/office/drawing/2010/main" val="0"/>
+                        </a:ext>
+                      </a:extLst>
+                    </a:blip>
+                    <a:stretch>
+                      <a:fillRect/>
+                    </a:stretch>
+                  </pic:blipFill>
+                  <pic:spPr>
+                    <a:xfrm>
+                      <a:off x="0" y="0"/>
+                      <a:ext cx="3162300" cy="2141855"/>
+                    </a:xfrm>
+                    <a:prstGeom prst="rect">
+                      <a:avLst/>
+                    </a:prstGeom>
+                  </pic:spPr>
+                </pic:pic>
+              </a:graphicData>
+            </a:graphic>
+            <wp14:sizeRelH relativeFrom="margin">
+              <wp14:pctWidth>0</wp14:pctWidth>
+            </wp14:sizeRelH>
+            <wp14:sizeRelV relativeFrom="margin">
+              <wp14:pctHeight>0</wp14:pctHeight>
+            </wp14:sizeRelV>
+          </wp:anchor>
+        </w:drawing>
+      </w:r>
+      <w:r>
+        <w:rPr>
+          <w:rStyle w:val="Strong"/>
+          <w:rFonts w:ascii="Liberation Serif" w:hAnsi="Liberation Serif"/>
+          <w:sz w:val="24"/>
+          <w:szCs w:val="24"/>
+        </w:rPr>
+        <w:t>Output:</w:t>
+      </w:r>
+    </w:p>
+    <w:p>
+      <w:pPr>
+        <w:pStyle w:val="PreformattedText"/>
+        <w:jc w:val="both"/>
+        <w:rPr>
+          <w:rStyle w:val="Strong"/>
+          <w:rFonts w:ascii="Liberation Serif" w:hAnsi="Liberation Serif"/>
+          <w:sz w:val="24"/>
+          <w:szCs w:val="24"/>
+        </w:rPr>
+      </w:pPr>
+    </w:p>
+    <w:p>
+      <w:pPr>
+        <w:pStyle w:val="PreformattedText"/>
+        <w:jc w:val="both"/>
+        <w:rPr>
+          <w:rStyle w:val="Strong"/>
+          <w:rFonts w:ascii="Liberation Serif" w:hAnsi="Liberation Serif"/>
+          <w:sz w:val="24"/>
+          <w:szCs w:val="24"/>
+        </w:rPr>
+      </w:pPr>
+    </w:p>
+    <w:p>
+      <w:pPr>
+        <w:jc w:val="both"/>
+        <w:rPr>
+          <w:rStyle w:val="Strong"/>
+        </w:rPr>
+      </w:pPr>
+      <w:r>
+        <w:rPr>
+          <w:rStyle w:val="Strong"/>
+        </w:rPr>
+        <w:t>Discussion:</w:t>
+      </w:r>
+    </w:p>
+    <w:p>
+      <w:pPr>
+        <w:pStyle w:val="EnvelopeReturn"/>
+        <w:jc w:val="both"/>
+      </w:pPr>
+      <w:r>
+        <w:rPr>
+          <w:rStyle w:val="Strong"/>
+          <w:b w:val="0"/>
+          <w:bCs w:val="0"/>
+          <w:sz w:val="24"/>
+        </w:rPr>
+        <w:t>The program checked for palindrome of a string by using SI &amp; DI pointers and traversing SI forward and DI backward thill SI&gt;=DI. If the content in SI &amp; DI don’t match, it’s not a palindrome, otherwise it is.</w:t>
       </w:r>
     </w:p>
     <w:sectPr>
@@ -5995,9 +9071,9 @@
 <file path=word/numbering.xml><?xml version="1.0" encoding="utf-8"?>
 <w:numbering xmlns:wpc="http://schemas.microsoft.com/office/word/2010/wordprocessingCanvas" xmlns:cx="http://schemas.microsoft.com/office/drawing/2014/chartex" xmlns:cx1="http://schemas.microsoft.com/office/drawing/2015/9/8/chartex" xmlns:cx2="http://schemas.microsoft.com/office/drawing/2015/10/21/chartex" xmlns:cx3="http://schemas.microsoft.com/office/drawing/2016/5/9/chartex" xmlns:cx4="http://schemas.microsoft.com/office/drawing/2016/5/10/chartex" xmlns:cx5="http://schemas.microsoft.com/office/drawing/2016/5/11/chartex" xmlns:cx6="http://schemas.microsoft.com/office/drawing/2016/5/12/chartex" xmlns:cx7="http://schemas.microsoft.com/office/drawing/2016/5/13/chartex" xmlns:cx8="http://schemas.microsoft.com/office/drawing/2016/5/14/chartex" xmlns:mc="http://schemas.openxmlformats.org/markup-compatibility/2006" xmlns:aink="http://schemas.microsoft.com/office/drawing/2016/ink" xmlns:am3d="http://schemas.microsoft.com/office/drawing/2017/model3d" xmlns:o="urn:schemas-microsoft-com:office:office" xmlns:oel="http://schemas.microsoft.com/office/2019/extlst" xmlns:r="http://schemas.openxmlformats.org/officeDocument/2006/relationships" xmlns:m="http://schemas.openxmlformats.org/officeDocument/2006/math" xmlns:v="urn:schemas-microsoft-com:vml" xmlns:wp14="http://schemas.microsoft.com/office/word/2010/wordprocessingDrawing" xmlns:wp="http://schemas.openxmlformats.org/drawingml/2006/wordprocessingDrawing" xmlns:w10="urn:schemas-microsoft-com:office:word" xmlns:w="http://schemas.openxmlformats.org/wordprocessingml/2006/main" xmlns:w14="http://schemas.microsoft.com/office/word/2010/wordml" xmlns:w15="http://schemas.microsoft.com/office/word/2012/wordml" xmlns:w16cex="http://schemas.microsoft.com/office/word/2018/wordml/cex" xmlns:w16cid="http://schemas.microsoft.com/office/word/2016/wordml/cid" xmlns:w16="http://schemas.microsoft.com/office/word/2018/wordml" xmlns:w16du="http://schemas.microsoft.com/office/word/2023/wordml/word16du" xmlns:w16sdtdh="http://schemas.microsoft.com/office/word/2020/wordml/sdtdatahash" xmlns:w16sdtfl="http://schemas.microsoft.com/office/word/2024/wordml/sdtformatlock" xmlns:w16se="http://schemas.microsoft.com/office/word/2015/wordml/symex" xmlns:wpg="http://schemas.microsoft.com/office/word/2010/wordprocessingGroup" xmlns:wpi="http://schemas.microsoft.com/office/word/2010/wordprocessingInk" xmlns:wne="http://schemas.microsoft.com/office/word/2006/wordml" xmlns:wps="http://schemas.microsoft.com/office/word/2010/wordprocessingShape" mc:Ignorable="w14 w15 w16se w16cid w16 w16cex w16sdtdh w16sdtfl w16du wp14">
   <w:abstractNum w:abstractNumId="0" w15:restartNumberingAfterBreak="0">
-    <w:nsid w:val="1D8A66BB"/>
+    <w:nsid w:val="04793B2A"/>
     <w:multiLevelType w:val="multilevel"/>
-    <w:tmpl w:val="B7D4D48C"/>
+    <w:tmpl w:val="F3280348"/>
     <w:lvl w:ilvl="0">
       <w:start w:val="1"/>
       <w:numFmt w:val="decimal"/>
@@ -6108,122 +9184,9 @@
     </w:lvl>
   </w:abstractNum>
   <w:abstractNum w:abstractNumId="1" w15:restartNumberingAfterBreak="0">
-    <w:nsid w:val="1DEF06A9"/>
+    <w:nsid w:val="126564A1"/>
     <w:multiLevelType w:val="multilevel"/>
-    <w:tmpl w:val="596E4DF6"/>
-    <w:lvl w:ilvl="0">
-      <w:start w:val="1"/>
-      <w:numFmt w:val="decimal"/>
-      <w:lvlText w:val="%1."/>
-      <w:lvlJc w:val="left"/>
-      <w:pPr>
-        <w:tabs>
-          <w:tab w:val="num" w:pos="0"/>
-        </w:tabs>
-        <w:ind w:left="720" w:hanging="360"/>
-      </w:pPr>
-    </w:lvl>
-    <w:lvl w:ilvl="1">
-      <w:start w:val="1"/>
-      <w:numFmt w:val="lowerLetter"/>
-      <w:lvlText w:val="%2."/>
-      <w:lvlJc w:val="left"/>
-      <w:pPr>
-        <w:tabs>
-          <w:tab w:val="num" w:pos="0"/>
-        </w:tabs>
-        <w:ind w:left="1440" w:hanging="360"/>
-      </w:pPr>
-    </w:lvl>
-    <w:lvl w:ilvl="2">
-      <w:start w:val="1"/>
-      <w:numFmt w:val="lowerRoman"/>
-      <w:lvlText w:val="%3."/>
-      <w:lvlJc w:val="right"/>
-      <w:pPr>
-        <w:tabs>
-          <w:tab w:val="num" w:pos="0"/>
-        </w:tabs>
-        <w:ind w:left="2160" w:hanging="180"/>
-      </w:pPr>
-    </w:lvl>
-    <w:lvl w:ilvl="3">
-      <w:start w:val="1"/>
-      <w:numFmt w:val="decimal"/>
-      <w:lvlText w:val="%4."/>
-      <w:lvlJc w:val="left"/>
-      <w:pPr>
-        <w:tabs>
-          <w:tab w:val="num" w:pos="0"/>
-        </w:tabs>
-        <w:ind w:left="2880" w:hanging="360"/>
-      </w:pPr>
-    </w:lvl>
-    <w:lvl w:ilvl="4">
-      <w:start w:val="1"/>
-      <w:numFmt w:val="lowerLetter"/>
-      <w:lvlText w:val="%5."/>
-      <w:lvlJc w:val="left"/>
-      <w:pPr>
-        <w:tabs>
-          <w:tab w:val="num" w:pos="0"/>
-        </w:tabs>
-        <w:ind w:left="3600" w:hanging="360"/>
-      </w:pPr>
-    </w:lvl>
-    <w:lvl w:ilvl="5">
-      <w:start w:val="1"/>
-      <w:numFmt w:val="lowerRoman"/>
-      <w:lvlText w:val="%6."/>
-      <w:lvlJc w:val="right"/>
-      <w:pPr>
-        <w:tabs>
-          <w:tab w:val="num" w:pos="0"/>
-        </w:tabs>
-        <w:ind w:left="4320" w:hanging="180"/>
-      </w:pPr>
-    </w:lvl>
-    <w:lvl w:ilvl="6">
-      <w:start w:val="1"/>
-      <w:numFmt w:val="decimal"/>
-      <w:lvlText w:val="%7."/>
-      <w:lvlJc w:val="left"/>
-      <w:pPr>
-        <w:tabs>
-          <w:tab w:val="num" w:pos="0"/>
-        </w:tabs>
-        <w:ind w:left="5040" w:hanging="360"/>
-      </w:pPr>
-    </w:lvl>
-    <w:lvl w:ilvl="7">
-      <w:start w:val="1"/>
-      <w:numFmt w:val="lowerLetter"/>
-      <w:lvlText w:val="%8."/>
-      <w:lvlJc w:val="left"/>
-      <w:pPr>
-        <w:tabs>
-          <w:tab w:val="num" w:pos="0"/>
-        </w:tabs>
-        <w:ind w:left="5760" w:hanging="360"/>
-      </w:pPr>
-    </w:lvl>
-    <w:lvl w:ilvl="8">
-      <w:start w:val="1"/>
-      <w:numFmt w:val="lowerRoman"/>
-      <w:lvlText w:val="%9."/>
-      <w:lvlJc w:val="right"/>
-      <w:pPr>
-        <w:tabs>
-          <w:tab w:val="num" w:pos="0"/>
-        </w:tabs>
-        <w:ind w:left="6480" w:hanging="180"/>
-      </w:pPr>
-    </w:lvl>
-  </w:abstractNum>
-  <w:abstractNum w:abstractNumId="2" w15:restartNumberingAfterBreak="0">
-    <w:nsid w:val="210E56B7"/>
-    <w:multiLevelType w:val="multilevel"/>
-    <w:tmpl w:val="213A1192"/>
+    <w:tmpl w:val="2D961998"/>
     <w:lvl w:ilvl="0">
       <w:start w:val="1"/>
       <w:numFmt w:val="none"/>
@@ -6342,14 +9305,127 @@
       </w:pPr>
     </w:lvl>
   </w:abstractNum>
-  <w:num w:numId="1" w16cid:durableId="164520907">
+  <w:abstractNum w:abstractNumId="2" w15:restartNumberingAfterBreak="0">
+    <w:nsid w:val="24255EDC"/>
+    <w:multiLevelType w:val="multilevel"/>
+    <w:tmpl w:val="AF3044DA"/>
+    <w:lvl w:ilvl="0">
+      <w:start w:val="1"/>
+      <w:numFmt w:val="decimal"/>
+      <w:lvlText w:val="%1."/>
+      <w:lvlJc w:val="left"/>
+      <w:pPr>
+        <w:tabs>
+          <w:tab w:val="num" w:pos="0"/>
+        </w:tabs>
+        <w:ind w:left="720" w:hanging="360"/>
+      </w:pPr>
+    </w:lvl>
+    <w:lvl w:ilvl="1">
+      <w:start w:val="1"/>
+      <w:numFmt w:val="lowerLetter"/>
+      <w:lvlText w:val="%2."/>
+      <w:lvlJc w:val="left"/>
+      <w:pPr>
+        <w:tabs>
+          <w:tab w:val="num" w:pos="0"/>
+        </w:tabs>
+        <w:ind w:left="1440" w:hanging="360"/>
+      </w:pPr>
+    </w:lvl>
+    <w:lvl w:ilvl="2">
+      <w:start w:val="1"/>
+      <w:numFmt w:val="lowerRoman"/>
+      <w:lvlText w:val="%3."/>
+      <w:lvlJc w:val="right"/>
+      <w:pPr>
+        <w:tabs>
+          <w:tab w:val="num" w:pos="0"/>
+        </w:tabs>
+        <w:ind w:left="2160" w:hanging="180"/>
+      </w:pPr>
+    </w:lvl>
+    <w:lvl w:ilvl="3">
+      <w:start w:val="1"/>
+      <w:numFmt w:val="decimal"/>
+      <w:lvlText w:val="%4."/>
+      <w:lvlJc w:val="left"/>
+      <w:pPr>
+        <w:tabs>
+          <w:tab w:val="num" w:pos="0"/>
+        </w:tabs>
+        <w:ind w:left="2880" w:hanging="360"/>
+      </w:pPr>
+    </w:lvl>
+    <w:lvl w:ilvl="4">
+      <w:start w:val="1"/>
+      <w:numFmt w:val="lowerLetter"/>
+      <w:lvlText w:val="%5."/>
+      <w:lvlJc w:val="left"/>
+      <w:pPr>
+        <w:tabs>
+          <w:tab w:val="num" w:pos="0"/>
+        </w:tabs>
+        <w:ind w:left="3600" w:hanging="360"/>
+      </w:pPr>
+    </w:lvl>
+    <w:lvl w:ilvl="5">
+      <w:start w:val="1"/>
+      <w:numFmt w:val="lowerRoman"/>
+      <w:lvlText w:val="%6."/>
+      <w:lvlJc w:val="right"/>
+      <w:pPr>
+        <w:tabs>
+          <w:tab w:val="num" w:pos="0"/>
+        </w:tabs>
+        <w:ind w:left="4320" w:hanging="180"/>
+      </w:pPr>
+    </w:lvl>
+    <w:lvl w:ilvl="6">
+      <w:start w:val="1"/>
+      <w:numFmt w:val="decimal"/>
+      <w:lvlText w:val="%7."/>
+      <w:lvlJc w:val="left"/>
+      <w:pPr>
+        <w:tabs>
+          <w:tab w:val="num" w:pos="0"/>
+        </w:tabs>
+        <w:ind w:left="5040" w:hanging="360"/>
+      </w:pPr>
+    </w:lvl>
+    <w:lvl w:ilvl="7">
+      <w:start w:val="1"/>
+      <w:numFmt w:val="lowerLetter"/>
+      <w:lvlText w:val="%8."/>
+      <w:lvlJc w:val="left"/>
+      <w:pPr>
+        <w:tabs>
+          <w:tab w:val="num" w:pos="0"/>
+        </w:tabs>
+        <w:ind w:left="5760" w:hanging="360"/>
+      </w:pPr>
+    </w:lvl>
+    <w:lvl w:ilvl="8">
+      <w:start w:val="1"/>
+      <w:numFmt w:val="lowerRoman"/>
+      <w:lvlText w:val="%9."/>
+      <w:lvlJc w:val="right"/>
+      <w:pPr>
+        <w:tabs>
+          <w:tab w:val="num" w:pos="0"/>
+        </w:tabs>
+        <w:ind w:left="6480" w:hanging="180"/>
+      </w:pPr>
+    </w:lvl>
+  </w:abstractNum>
+  <w:num w:numId="1" w16cid:durableId="2132086770">
+    <w:abstractNumId w:val="1"/>
+  </w:num>
+  <w:num w:numId="2" w16cid:durableId="1765490625">
     <w:abstractNumId w:val="2"/>
   </w:num>
-  <w:num w:numId="2" w16cid:durableId="354311430">
+  <w:num w:numId="3" w16cid:durableId="1645500781">
     <w:abstractNumId w:val="0"/>
-  </w:num>
-  <w:num w:numId="3" w16cid:durableId="285507186">
-    <w:abstractNumId w:val="1"/>
   </w:num>
 </w:numbering>
 </file>
@@ -6864,6 +9940,19 @@
       <w:szCs w:val="21"/>
     </w:rPr>
   </w:style>
+  <w:style w:type="paragraph" w:styleId="EnvelopeReturn">
+    <w:name w:val="envelope return"/>
+    <w:basedOn w:val="Normal"/>
+    <w:pPr>
+      <w:tabs>
+        <w:tab w:val="right" w:pos="7850"/>
+      </w:tabs>
+      <w:spacing w:after="567"/>
+    </w:pPr>
+    <w:rPr>
+      <w:sz w:val="20"/>
+    </w:rPr>
+  </w:style>
 </w:styles>
 </file>
 

--- a/CSE-2206/Assembly Lab.docx
+++ b/CSE-2206/Assembly Lab.docx
@@ -2,6 +2,656 @@
 <file path=word/document.xml><?xml version="1.0" encoding="utf-8"?>
 <w:document xmlns:wpc="http://schemas.microsoft.com/office/word/2010/wordprocessingCanvas" xmlns:cx="http://schemas.microsoft.com/office/drawing/2014/chartex" xmlns:cx1="http://schemas.microsoft.com/office/drawing/2015/9/8/chartex" xmlns:cx2="http://schemas.microsoft.com/office/drawing/2015/10/21/chartex" xmlns:cx3="http://schemas.microsoft.com/office/drawing/2016/5/9/chartex" xmlns:cx4="http://schemas.microsoft.com/office/drawing/2016/5/10/chartex" xmlns:cx5="http://schemas.microsoft.com/office/drawing/2016/5/11/chartex" xmlns:cx6="http://schemas.microsoft.com/office/drawing/2016/5/12/chartex" xmlns:cx7="http://schemas.microsoft.com/office/drawing/2016/5/13/chartex" xmlns:cx8="http://schemas.microsoft.com/office/drawing/2016/5/14/chartex" xmlns:mc="http://schemas.openxmlformats.org/markup-compatibility/2006" xmlns:aink="http://schemas.microsoft.com/office/drawing/2016/ink" xmlns:am3d="http://schemas.microsoft.com/office/drawing/2017/model3d" xmlns:o="urn:schemas-microsoft-com:office:office" xmlns:oel="http://schemas.microsoft.com/office/2019/extlst" xmlns:r="http://schemas.openxmlformats.org/officeDocument/2006/relationships" xmlns:m="http://schemas.openxmlformats.org/officeDocument/2006/math" xmlns:v="urn:schemas-microsoft-com:vml" xmlns:wp14="http://schemas.microsoft.com/office/word/2010/wordprocessingDrawing" xmlns:wp="http://schemas.openxmlformats.org/drawingml/2006/wordprocessingDrawing" xmlns:w10="urn:schemas-microsoft-com:office:word" xmlns:w="http://schemas.openxmlformats.org/wordprocessingml/2006/main" xmlns:w14="http://schemas.microsoft.com/office/word/2010/wordml" xmlns:w15="http://schemas.microsoft.com/office/word/2012/wordml" xmlns:w16cex="http://schemas.microsoft.com/office/word/2018/wordml/cex" xmlns:w16cid="http://schemas.microsoft.com/office/word/2016/wordml/cid" xmlns:w16="http://schemas.microsoft.com/office/word/2018/wordml" xmlns:w16du="http://schemas.microsoft.com/office/word/2023/wordml/word16du" xmlns:w16sdtdh="http://schemas.microsoft.com/office/word/2020/wordml/sdtdatahash" xmlns:w16sdtfl="http://schemas.microsoft.com/office/word/2024/wordml/sdtformatlock" xmlns:w16se="http://schemas.microsoft.com/office/word/2015/wordml/symex" xmlns:wpg="http://schemas.microsoft.com/office/word/2010/wordprocessingGroup" xmlns:wpi="http://schemas.microsoft.com/office/word/2010/wordprocessingInk" xmlns:wne="http://schemas.microsoft.com/office/word/2006/wordml" xmlns:wps="http://schemas.microsoft.com/office/word/2010/wordprocessingShape" mc:Ignorable="w14 w15 w16se w16cid w16 w16cex w16sdtdh w16sdtfl w16du wp14">
   <w:body>
+    <w:p>
+      <w:pPr>
+        <w:jc w:val="center"/>
+        <w:rPr>
+          <w:rStyle w:val="SubtleEmphasis"/>
+          <w:rFonts w:ascii="Monotype Corsiva" w:hAnsi="Monotype Corsiva"/>
+          <w:sz w:val="28"/>
+          <w:szCs w:val="26"/>
+        </w:rPr>
+      </w:pPr>
+      <w:r>
+        <w:rPr>
+          <w:rStyle w:val="SubtleEmphasis"/>
+          <w:rFonts w:ascii="Monotype Corsiva" w:hAnsi="Monotype Corsiva"/>
+          <w:sz w:val="28"/>
+          <w:szCs w:val="26"/>
+        </w:rPr>
+        <w:t>Heaven’s Light is Our Guide</w:t>
+      </w:r>
+    </w:p>
+    <w:p>
+      <w:pPr>
+        <w:jc w:val="center"/>
+        <w:rPr>
+          <w:rFonts w:ascii="Times New Roman" w:hAnsi="Times New Roman" w:cs="Times New Roman"/>
+          <w:b/>
+          <w:bCs/>
+          <w:sz w:val="36"/>
+          <w:szCs w:val="36"/>
+        </w:rPr>
+      </w:pPr>
+    </w:p>
+    <w:p>
+      <w:pPr>
+        <w:jc w:val="center"/>
+        <w:rPr>
+          <w:rFonts w:ascii="Times New Roman" w:hAnsi="Times New Roman" w:cs="Times New Roman"/>
+          <w:b/>
+          <w:bCs/>
+          <w:sz w:val="36"/>
+          <w:szCs w:val="36"/>
+        </w:rPr>
+      </w:pPr>
+    </w:p>
+    <w:p>
+      <w:pPr>
+        <w:jc w:val="center"/>
+        <w:rPr>
+          <w:rFonts w:ascii="Times New Roman" w:hAnsi="Times New Roman" w:cs="Times New Roman"/>
+          <w:sz w:val="36"/>
+          <w:szCs w:val="36"/>
+        </w:rPr>
+      </w:pPr>
+      <w:r>
+        <w:rPr>
+          <w:rFonts w:ascii="Times New Roman" w:hAnsi="Times New Roman" w:cs="Times New Roman"/>
+          <w:sz w:val="36"/>
+          <w:szCs w:val="36"/>
+        </w:rPr>
+        <w:t>Rajshahi University of Engineering &amp; Technology</w:t>
+      </w:r>
+    </w:p>
+    <w:p>
+      <w:pPr>
+        <w:jc w:val="center"/>
+        <w:rPr>
+          <w:rFonts w:ascii="Times New Roman" w:hAnsi="Times New Roman" w:cs="Times New Roman"/>
+          <w:sz w:val="34"/>
+          <w:szCs w:val="34"/>
+        </w:rPr>
+      </w:pPr>
+      <w:r>
+        <w:rPr>
+          <w:noProof/>
+        </w:rPr>
+        <w:drawing>
+          <wp:anchor distT="0" distB="0" distL="114300" distR="114300" simplePos="0" relativeHeight="251660288" behindDoc="0" locked="0" layoutInCell="1" allowOverlap="1" wp14:anchorId="318D2ED0" wp14:editId="1049A0A8">
+            <wp:simplePos x="0" y="0"/>
+            <wp:positionH relativeFrom="margin">
+              <wp:align>center</wp:align>
+            </wp:positionH>
+            <wp:positionV relativeFrom="paragraph">
+              <wp:posOffset>450215</wp:posOffset>
+            </wp:positionV>
+            <wp:extent cx="1181100" cy="1413510"/>
+            <wp:effectExtent l="0" t="0" r="0" b="0"/>
+            <wp:wrapTopAndBottom/>
+            <wp:docPr id="1691766906" name="Picture 1" descr="RUET Logo / Monogram | Turbo Dream"/>
+            <wp:cNvGraphicFramePr>
+              <a:graphicFrameLocks xmlns:a="http://schemas.openxmlformats.org/drawingml/2006/main" noChangeAspect="1"/>
+            </wp:cNvGraphicFramePr>
+            <a:graphic xmlns:a="http://schemas.openxmlformats.org/drawingml/2006/main">
+              <a:graphicData uri="http://schemas.openxmlformats.org/drawingml/2006/picture">
+                <pic:pic xmlns:pic="http://schemas.openxmlformats.org/drawingml/2006/picture">
+                  <pic:nvPicPr>
+                    <pic:cNvPr id="0" name="Picture 1" descr="RUET Logo / Monogram | Turbo Dream"/>
+                    <pic:cNvPicPr>
+                      <a:picLocks noChangeAspect="1" noChangeArrowheads="1"/>
+                    </pic:cNvPicPr>
+                  </pic:nvPicPr>
+                  <pic:blipFill>
+                    <a:blip r:embed="rId5">
+                      <a:extLst>
+                        <a:ext uri="{28A0092B-C50C-407E-A947-70E740481C1C}">
+                          <a14:useLocalDpi xmlns:a14="http://schemas.microsoft.com/office/drawing/2010/main" val="0"/>
+                        </a:ext>
+                      </a:extLst>
+                    </a:blip>
+                    <a:srcRect/>
+                    <a:stretch>
+                      <a:fillRect/>
+                    </a:stretch>
+                  </pic:blipFill>
+                  <pic:spPr bwMode="auto">
+                    <a:xfrm>
+                      <a:off x="0" y="0"/>
+                      <a:ext cx="1181100" cy="1413510"/>
+                    </a:xfrm>
+                    <a:prstGeom prst="rect">
+                      <a:avLst/>
+                    </a:prstGeom>
+                    <a:noFill/>
+                  </pic:spPr>
+                </pic:pic>
+              </a:graphicData>
+            </a:graphic>
+            <wp14:sizeRelH relativeFrom="margin">
+              <wp14:pctWidth>0</wp14:pctWidth>
+            </wp14:sizeRelH>
+            <wp14:sizeRelV relativeFrom="margin">
+              <wp14:pctHeight>0</wp14:pctHeight>
+            </wp14:sizeRelV>
+          </wp:anchor>
+        </w:drawing>
+      </w:r>
+    </w:p>
+    <w:p>
+      <w:pPr>
+        <w:jc w:val="center"/>
+        <w:rPr>
+          <w:rFonts w:ascii="Times New Roman" w:hAnsi="Times New Roman" w:cs="Times New Roman"/>
+          <w:sz w:val="34"/>
+          <w:szCs w:val="34"/>
+        </w:rPr>
+      </w:pPr>
+      <w:r>
+        <w:rPr>
+          <w:rFonts w:ascii="Times New Roman" w:hAnsi="Times New Roman" w:cs="Times New Roman"/>
+          <w:sz w:val="34"/>
+          <w:szCs w:val="34"/>
+        </w:rPr>
+        <w:br/>
+      </w:r>
+    </w:p>
+    <w:p>
+      <w:pPr>
+        <w:jc w:val="center"/>
+        <w:rPr>
+          <w:rFonts w:ascii="Times New Roman" w:hAnsi="Times New Roman" w:cs="Times New Roman"/>
+          <w:sz w:val="34"/>
+          <w:szCs w:val="34"/>
+        </w:rPr>
+      </w:pPr>
+      <w:r>
+        <w:rPr>
+          <w:rFonts w:ascii="Times New Roman" w:hAnsi="Times New Roman" w:cs="Times New Roman"/>
+          <w:sz w:val="34"/>
+          <w:szCs w:val="34"/>
+        </w:rPr>
+        <w:t>Department of Computer Science &amp; Engineering</w:t>
+      </w:r>
+    </w:p>
+    <w:p>
+      <w:pPr>
+        <w:jc w:val="center"/>
+        <w:rPr>
+          <w:rFonts w:ascii="Times New Roman" w:hAnsi="Times New Roman" w:cs="Times New Roman"/>
+          <w:sz w:val="34"/>
+          <w:szCs w:val="34"/>
+        </w:rPr>
+      </w:pPr>
+      <w:r>
+        <w:rPr>
+          <w:rFonts w:ascii="Times New Roman" w:hAnsi="Times New Roman" w:cs="Times New Roman"/>
+          <w:sz w:val="34"/>
+          <w:szCs w:val="34"/>
+        </w:rPr>
+        <w:t>23 Series</w:t>
+      </w:r>
+    </w:p>
+    <w:p>
+      <w:pPr>
+        <w:jc w:val="center"/>
+        <w:rPr>
+          <w:rFonts w:ascii="Times New Roman" w:hAnsi="Times New Roman" w:cs="Times New Roman"/>
+          <w:b/>
+          <w:bCs/>
+          <w:sz w:val="44"/>
+          <w:szCs w:val="44"/>
+        </w:rPr>
+      </w:pPr>
+    </w:p>
+    <w:p>
+      <w:pPr>
+        <w:jc w:val="center"/>
+        <w:rPr>
+          <w:rFonts w:ascii="Times New Roman" w:hAnsi="Times New Roman" w:cs="Times New Roman"/>
+          <w:sz w:val="32"/>
+          <w:szCs w:val="32"/>
+        </w:rPr>
+      </w:pPr>
+      <w:r>
+        <w:rPr>
+          <w:rFonts w:ascii="Times New Roman" w:hAnsi="Times New Roman" w:cs="Times New Roman"/>
+          <w:b/>
+          <w:bCs/>
+          <w:sz w:val="32"/>
+          <w:szCs w:val="32"/>
+        </w:rPr>
+        <w:t xml:space="preserve">Course Code: </w:t>
+      </w:r>
+      <w:r>
+        <w:rPr>
+          <w:rFonts w:ascii="Times New Roman" w:hAnsi="Times New Roman" w:cs="Times New Roman"/>
+          <w:sz w:val="32"/>
+          <w:szCs w:val="32"/>
+        </w:rPr>
+        <w:t>2206</w:t>
+      </w:r>
+    </w:p>
+    <w:p>
+      <w:pPr>
+        <w:jc w:val="center"/>
+        <w:rPr>
+          <w:rFonts w:ascii="Times New Roman" w:hAnsi="Times New Roman" w:cs="Times New Roman"/>
+          <w:sz w:val="32"/>
+          <w:szCs w:val="32"/>
+        </w:rPr>
+      </w:pPr>
+      <w:r>
+        <w:rPr>
+          <w:rFonts w:ascii="Times New Roman" w:hAnsi="Times New Roman" w:cs="Times New Roman"/>
+          <w:b/>
+          <w:bCs/>
+          <w:sz w:val="32"/>
+          <w:szCs w:val="32"/>
+        </w:rPr>
+        <w:t xml:space="preserve">Course Title: </w:t>
+      </w:r>
+      <w:r>
+        <w:rPr>
+          <w:rFonts w:ascii="Times New Roman" w:hAnsi="Times New Roman" w:cs="Times New Roman"/>
+          <w:sz w:val="32"/>
+          <w:szCs w:val="32"/>
+        </w:rPr>
+        <w:t>Microprocessor, Microcontroller &amp; Assembly Language</w:t>
+      </w:r>
+    </w:p>
+    <w:p>
+      <w:pPr>
+        <w:jc w:val="center"/>
+        <w:rPr>
+          <w:rFonts w:ascii="Times New Roman" w:hAnsi="Times New Roman" w:cs="Times New Roman"/>
+          <w:sz w:val="32"/>
+          <w:szCs w:val="32"/>
+        </w:rPr>
+      </w:pPr>
+    </w:p>
+    <w:p>
+      <w:pPr>
+        <w:jc w:val="center"/>
+        <w:rPr>
+          <w:rFonts w:ascii="Times New Roman" w:hAnsi="Times New Roman" w:cs="Times New Roman"/>
+          <w:b/>
+          <w:bCs/>
+          <w:sz w:val="32"/>
+          <w:szCs w:val="32"/>
+        </w:rPr>
+      </w:pPr>
+      <w:r>
+        <w:rPr>
+          <w:rFonts w:ascii="Times New Roman" w:hAnsi="Times New Roman" w:cs="Times New Roman"/>
+          <w:b/>
+          <w:bCs/>
+          <w:sz w:val="32"/>
+          <w:szCs w:val="32"/>
+        </w:rPr>
+        <w:t xml:space="preserve">Lab No.: </w:t>
+      </w:r>
+      <w:r>
+        <w:rPr>
+          <w:rFonts w:ascii="Times New Roman" w:hAnsi="Times New Roman" w:cs="Times New Roman"/>
+          <w:b/>
+          <w:bCs/>
+          <w:sz w:val="32"/>
+          <w:szCs w:val="32"/>
+        </w:rPr>
+        <w:t>01</w:t>
+      </w:r>
+    </w:p>
+    <w:p>
+      <w:pPr>
+        <w:jc w:val="center"/>
+        <w:rPr>
+          <w:rFonts w:ascii="Times New Roman" w:hAnsi="Times New Roman" w:cs="Times New Roman"/>
+          <w:b/>
+          <w:bCs/>
+          <w:sz w:val="32"/>
+          <w:szCs w:val="32"/>
+        </w:rPr>
+      </w:pPr>
+    </w:p>
+    <w:p>
+      <w:pPr>
+        <w:jc w:val="center"/>
+        <w:rPr>
+          <w:rFonts w:ascii="Times New Roman" w:hAnsi="Times New Roman" w:cs="Times New Roman"/>
+          <w:b/>
+          <w:bCs/>
+          <w:sz w:val="32"/>
+          <w:szCs w:val="32"/>
+        </w:rPr>
+      </w:pPr>
+    </w:p>
+    <w:tbl>
+      <w:tblPr>
+        <w:tblStyle w:val="TableGrid"/>
+        <w:tblW w:w="8986" w:type="dxa"/>
+        <w:tblInd w:w="-113" w:type="dxa"/>
+        <w:tblBorders>
+          <w:insideH w:val="none" w:sz="0" w:space="0" w:color="auto"/>
+          <w:insideV w:val="none" w:sz="0" w:space="0" w:color="auto"/>
+        </w:tblBorders>
+        <w:tblLook w:val="04A0" w:firstRow="1" w:lastRow="0" w:firstColumn="1" w:lastColumn="0" w:noHBand="0" w:noVBand="1"/>
+      </w:tblPr>
+      <w:tblGrid>
+        <w:gridCol w:w="4488"/>
+        <w:gridCol w:w="4498"/>
+      </w:tblGrid>
+      <w:tr>
+        <w:trPr>
+          <w:trHeight w:val="612"/>
+        </w:trPr>
+        <w:tc>
+          <w:tcPr>
+            <w:tcW w:w="4488" w:type="dxa"/>
+            <w:tcBorders>
+              <w:top w:val="single" w:sz="18" w:space="0" w:color="000000"/>
+              <w:left w:val="single" w:sz="18" w:space="0" w:color="000000"/>
+              <w:bottom w:val="nil"/>
+              <w:right w:val="single" w:sz="18" w:space="0" w:color="000000"/>
+            </w:tcBorders>
+            <w:hideMark/>
+          </w:tcPr>
+          <w:p>
+            <w:pPr>
+              <w:ind w:left="144" w:right="720"/>
+              <w:rPr>
+                <w:rFonts w:ascii="Times New Roman" w:hAnsi="Times New Roman" w:cs="Times New Roman"/>
+                <w:b/>
+                <w:bCs/>
+                <w:sz w:val="32"/>
+                <w:szCs w:val="32"/>
+                <w:u w:val="single"/>
+              </w:rPr>
+            </w:pPr>
+            <w:r>
+              <w:rPr>
+                <w:rFonts w:ascii="Times New Roman" w:hAnsi="Times New Roman" w:cs="Times New Roman"/>
+                <w:b/>
+                <w:bCs/>
+                <w:sz w:val="32"/>
+                <w:szCs w:val="32"/>
+                <w:u w:val="single"/>
+              </w:rPr>
+              <w:t>Submitted By:</w:t>
+            </w:r>
+          </w:p>
+        </w:tc>
+        <w:tc>
+          <w:tcPr>
+            <w:tcW w:w="4498" w:type="dxa"/>
+            <w:tcBorders>
+              <w:top w:val="single" w:sz="18" w:space="0" w:color="000000"/>
+              <w:left w:val="single" w:sz="18" w:space="0" w:color="000000"/>
+              <w:bottom w:val="nil"/>
+              <w:right w:val="single" w:sz="18" w:space="0" w:color="000000"/>
+            </w:tcBorders>
+            <w:hideMark/>
+          </w:tcPr>
+          <w:p>
+            <w:pPr>
+              <w:ind w:left="144"/>
+              <w:rPr>
+                <w:rFonts w:ascii="Times New Roman" w:hAnsi="Times New Roman" w:cs="Times New Roman"/>
+                <w:b/>
+                <w:bCs/>
+                <w:sz w:val="32"/>
+                <w:szCs w:val="32"/>
+                <w:u w:val="single"/>
+              </w:rPr>
+            </w:pPr>
+            <w:r>
+              <w:rPr>
+                <w:rFonts w:ascii="Times New Roman" w:hAnsi="Times New Roman" w:cs="Times New Roman"/>
+                <w:b/>
+                <w:bCs/>
+                <w:sz w:val="32"/>
+                <w:szCs w:val="32"/>
+                <w:u w:val="single"/>
+              </w:rPr>
+              <w:t>Submitted To:</w:t>
+            </w:r>
+          </w:p>
+        </w:tc>
+      </w:tr>
+      <w:tr>
+        <w:trPr>
+          <w:trHeight w:val="1719"/>
+        </w:trPr>
+        <w:tc>
+          <w:tcPr>
+            <w:tcW w:w="4488" w:type="dxa"/>
+            <w:tcBorders>
+              <w:top w:val="nil"/>
+              <w:left w:val="single" w:sz="18" w:space="0" w:color="000000"/>
+              <w:bottom w:val="single" w:sz="18" w:space="0" w:color="000000"/>
+              <w:right w:val="single" w:sz="18" w:space="0" w:color="000000"/>
+            </w:tcBorders>
+            <w:hideMark/>
+          </w:tcPr>
+          <w:p>
+            <w:pPr>
+              <w:ind w:left="144" w:right="720"/>
+              <w:rPr>
+                <w:rFonts w:ascii="Arial" w:hAnsi="Arial" w:cs="Arial"/>
+                <w:sz w:val="28"/>
+                <w:szCs w:val="28"/>
+              </w:rPr>
+            </w:pPr>
+            <w:r>
+              <w:rPr>
+                <w:rFonts w:ascii="Arial" w:hAnsi="Arial" w:cs="Arial"/>
+                <w:sz w:val="28"/>
+                <w:szCs w:val="28"/>
+              </w:rPr>
+              <w:t xml:space="preserve">Name: </w:t>
+            </w:r>
+            <w:r>
+              <w:rPr>
+                <w:rFonts w:ascii="Arial" w:hAnsi="Arial" w:cs="Arial"/>
+                <w:sz w:val="28"/>
+                <w:szCs w:val="28"/>
+              </w:rPr>
+              <w:t>Md. Farhan Masud</w:t>
+            </w:r>
+          </w:p>
+          <w:p>
+            <w:pPr>
+              <w:ind w:left="144" w:right="720"/>
+              <w:rPr>
+                <w:rFonts w:ascii="Arial" w:hAnsi="Arial" w:cs="Arial"/>
+                <w:sz w:val="28"/>
+                <w:szCs w:val="28"/>
+              </w:rPr>
+            </w:pPr>
+            <w:r>
+              <w:rPr>
+                <w:rFonts w:ascii="Arial" w:hAnsi="Arial" w:cs="Arial"/>
+                <w:sz w:val="28"/>
+                <w:szCs w:val="28"/>
+              </w:rPr>
+              <w:t xml:space="preserve">Roll: </w:t>
+            </w:r>
+            <w:r>
+              <w:rPr>
+                <w:rFonts w:ascii="Arial" w:hAnsi="Arial" w:cs="Arial"/>
+                <w:sz w:val="28"/>
+                <w:szCs w:val="28"/>
+              </w:rPr>
+              <w:t>2303011</w:t>
+            </w:r>
+          </w:p>
+          <w:p>
+            <w:pPr>
+              <w:ind w:left="144" w:right="720"/>
+              <w:rPr>
+                <w:rFonts w:ascii="Arial" w:hAnsi="Arial" w:cs="Arial"/>
+                <w:sz w:val="28"/>
+                <w:szCs w:val="28"/>
+              </w:rPr>
+            </w:pPr>
+            <w:r>
+              <w:rPr>
+                <w:rFonts w:ascii="Arial" w:hAnsi="Arial" w:cs="Arial"/>
+                <w:sz w:val="28"/>
+                <w:szCs w:val="28"/>
+              </w:rPr>
+              <w:t>Section: A</w:t>
+            </w:r>
+          </w:p>
+          <w:p>
+            <w:pPr>
+              <w:ind w:left="144" w:right="720"/>
+              <w:rPr>
+                <w:rFonts w:ascii="Arial" w:hAnsi="Arial" w:cs="Arial"/>
+                <w:sz w:val="28"/>
+                <w:szCs w:val="28"/>
+              </w:rPr>
+            </w:pPr>
+            <w:r>
+              <w:rPr>
+                <w:rFonts w:ascii="Arial" w:hAnsi="Arial" w:cs="Arial"/>
+                <w:sz w:val="28"/>
+                <w:szCs w:val="28"/>
+              </w:rPr>
+              <w:t>Session: 20</w:t>
+            </w:r>
+            <w:r>
+              <w:rPr>
+                <w:rFonts w:ascii="Arial" w:hAnsi="Arial" w:cs="Arial"/>
+                <w:sz w:val="28"/>
+                <w:szCs w:val="28"/>
+              </w:rPr>
+              <w:t>23-24</w:t>
+            </w:r>
+          </w:p>
+        </w:tc>
+        <w:tc>
+          <w:tcPr>
+            <w:tcW w:w="4498" w:type="dxa"/>
+            <w:tcBorders>
+              <w:top w:val="nil"/>
+              <w:left w:val="single" w:sz="18" w:space="0" w:color="000000"/>
+              <w:bottom w:val="single" w:sz="18" w:space="0" w:color="000000"/>
+              <w:right w:val="single" w:sz="18" w:space="0" w:color="000000"/>
+            </w:tcBorders>
+            <w:hideMark/>
+          </w:tcPr>
+          <w:p>
+            <w:pPr>
+              <w:ind w:left="144"/>
+              <w:rPr>
+                <w:rFonts w:ascii="Arial" w:hAnsi="Arial" w:cs="Arial"/>
+                <w:sz w:val="28"/>
+                <w:szCs w:val="28"/>
+              </w:rPr>
+            </w:pPr>
+            <w:r>
+              <w:rPr>
+                <w:rFonts w:ascii="Arial" w:hAnsi="Arial" w:cs="Arial"/>
+                <w:sz w:val="28"/>
+                <w:szCs w:val="28"/>
+              </w:rPr>
+              <w:t>Sadia Zaman Mishu</w:t>
+            </w:r>
+          </w:p>
+          <w:p>
+            <w:pPr>
+              <w:ind w:left="144"/>
+              <w:rPr>
+                <w:rFonts w:ascii="Arial" w:hAnsi="Arial" w:cs="Arial"/>
+                <w:sz w:val="28"/>
+                <w:szCs w:val="28"/>
+              </w:rPr>
+            </w:pPr>
+            <w:r>
+              <w:rPr>
+                <w:rFonts w:ascii="Arial" w:hAnsi="Arial" w:cs="Arial"/>
+                <w:sz w:val="28"/>
+                <w:szCs w:val="28"/>
+              </w:rPr>
+              <w:t>Assistant Professor</w:t>
+            </w:r>
+          </w:p>
+          <w:p>
+            <w:pPr>
+              <w:ind w:left="144"/>
+              <w:rPr>
+                <w:rFonts w:ascii="Arial" w:hAnsi="Arial" w:cs="Arial"/>
+                <w:sz w:val="28"/>
+                <w:szCs w:val="28"/>
+              </w:rPr>
+            </w:pPr>
+            <w:r>
+              <w:rPr>
+                <w:rFonts w:ascii="Arial" w:hAnsi="Arial" w:cs="Arial"/>
+                <w:sz w:val="28"/>
+                <w:szCs w:val="28"/>
+                <w:shd w:val="clear" w:color="auto" w:fill="FFFFFF"/>
+              </w:rPr>
+              <w:t>Dep</w:t>
+            </w:r>
+            <w:r>
+              <w:rPr>
+                <w:rFonts w:ascii="Arial" w:hAnsi="Arial" w:cs="Arial"/>
+                <w:sz w:val="28"/>
+                <w:szCs w:val="28"/>
+                <w:shd w:val="clear" w:color="auto" w:fill="FFFFFF"/>
+              </w:rPr>
+              <w:t>t.</w:t>
+            </w:r>
+            <w:r>
+              <w:rPr>
+                <w:rFonts w:ascii="Arial" w:hAnsi="Arial" w:cs="Arial"/>
+                <w:sz w:val="28"/>
+                <w:szCs w:val="28"/>
+                <w:shd w:val="clear" w:color="auto" w:fill="FFFFFF"/>
+              </w:rPr>
+              <w:t xml:space="preserve"> of </w:t>
+            </w:r>
+            <w:r>
+              <w:rPr>
+                <w:rFonts w:ascii="Arial" w:hAnsi="Arial" w:cs="Arial"/>
+                <w:sz w:val="28"/>
+                <w:szCs w:val="28"/>
+                <w:shd w:val="clear" w:color="auto" w:fill="FFFFFF"/>
+              </w:rPr>
+              <w:t>Computer Science &amp; Engineering, RUET</w:t>
+            </w:r>
+          </w:p>
+        </w:tc>
+      </w:tr>
+    </w:tbl>
+    <w:p>
+      <w:pPr>
+        <w:rPr>
+          <w:rFonts w:ascii="Times New Roman" w:hAnsi="Times New Roman" w:cs="Times New Roman"/>
+          <w:b/>
+          <w:bCs/>
+          <w:sz w:val="28"/>
+          <w:szCs w:val="28"/>
+        </w:rPr>
+      </w:pPr>
+    </w:p>
+    <w:p>
+      <w:pPr>
+        <w:spacing w:line="278" w:lineRule="auto"/>
+      </w:pPr>
+      <w:r>
+        <w:br w:type="page"/>
+      </w:r>
+    </w:p>
+    <w:p>
+      <w:pPr>
+        <w:rPr>
+          <w:rStyle w:val="Strong"/>
+        </w:rPr>
+      </w:pPr>
+    </w:p>
     <w:p>
       <w:pPr>
         <w:spacing w:after="120"/>
@@ -388,7 +1038,7 @@
                     </pic:cNvPicPr>
                   </pic:nvPicPr>
                   <pic:blipFill>
-                    <a:blip r:embed="rId5"/>
+                    <a:blip r:embed="rId6"/>
                     <a:stretch>
                       <a:fillRect/>
                     </a:stretch>
@@ -472,6 +1122,655 @@
         <w:t xml:space="preserve"> only works up until the sum is less than 10. </w:t>
       </w:r>
       <w:r>
+        <w:br w:type="page"/>
+      </w:r>
+    </w:p>
+    <w:p>
+      <w:pPr>
+        <w:jc w:val="center"/>
+        <w:rPr>
+          <w:rStyle w:val="SubtleEmphasis"/>
+          <w:rFonts w:ascii="Monotype Corsiva" w:hAnsi="Monotype Corsiva"/>
+          <w:sz w:val="28"/>
+          <w:szCs w:val="26"/>
+        </w:rPr>
+      </w:pPr>
+      <w:r>
+        <w:rPr>
+          <w:rStyle w:val="SubtleEmphasis"/>
+          <w:rFonts w:ascii="Monotype Corsiva" w:hAnsi="Monotype Corsiva"/>
+          <w:sz w:val="28"/>
+          <w:szCs w:val="26"/>
+        </w:rPr>
+        <w:lastRenderedPageBreak/>
+        <w:t>Heaven’s Light is Our Guide</w:t>
+      </w:r>
+    </w:p>
+    <w:p>
+      <w:pPr>
+        <w:jc w:val="center"/>
+        <w:rPr>
+          <w:rFonts w:ascii="Times New Roman" w:hAnsi="Times New Roman" w:cs="Times New Roman"/>
+          <w:b/>
+          <w:bCs/>
+          <w:sz w:val="36"/>
+          <w:szCs w:val="36"/>
+        </w:rPr>
+      </w:pPr>
+    </w:p>
+    <w:p>
+      <w:pPr>
+        <w:jc w:val="center"/>
+        <w:rPr>
+          <w:rFonts w:ascii="Times New Roman" w:hAnsi="Times New Roman" w:cs="Times New Roman"/>
+          <w:b/>
+          <w:bCs/>
+          <w:sz w:val="36"/>
+          <w:szCs w:val="36"/>
+        </w:rPr>
+      </w:pPr>
+    </w:p>
+    <w:p>
+      <w:pPr>
+        <w:jc w:val="center"/>
+        <w:rPr>
+          <w:rFonts w:ascii="Times New Roman" w:hAnsi="Times New Roman" w:cs="Times New Roman"/>
+          <w:sz w:val="36"/>
+          <w:szCs w:val="36"/>
+        </w:rPr>
+      </w:pPr>
+      <w:r>
+        <w:rPr>
+          <w:rFonts w:ascii="Times New Roman" w:hAnsi="Times New Roman" w:cs="Times New Roman"/>
+          <w:sz w:val="36"/>
+          <w:szCs w:val="36"/>
+        </w:rPr>
+        <w:t>Rajshahi University of Engineering &amp; Technology</w:t>
+      </w:r>
+    </w:p>
+    <w:p>
+      <w:pPr>
+        <w:jc w:val="center"/>
+        <w:rPr>
+          <w:rFonts w:ascii="Times New Roman" w:hAnsi="Times New Roman" w:cs="Times New Roman"/>
+          <w:sz w:val="34"/>
+          <w:szCs w:val="34"/>
+        </w:rPr>
+      </w:pPr>
+      <w:r>
+        <w:rPr>
+          <w:noProof/>
+        </w:rPr>
+        <w:drawing>
+          <wp:anchor distT="0" distB="0" distL="114300" distR="114300" simplePos="0" relativeHeight="251662336" behindDoc="0" locked="0" layoutInCell="1" allowOverlap="1" wp14:anchorId="036336F3" wp14:editId="103FB9CF">
+            <wp:simplePos x="0" y="0"/>
+            <wp:positionH relativeFrom="margin">
+              <wp:align>center</wp:align>
+            </wp:positionH>
+            <wp:positionV relativeFrom="paragraph">
+              <wp:posOffset>450215</wp:posOffset>
+            </wp:positionV>
+            <wp:extent cx="1181100" cy="1413510"/>
+            <wp:effectExtent l="0" t="0" r="0" b="0"/>
+            <wp:wrapTopAndBottom/>
+            <wp:docPr id="1535578291" name="Picture 1" descr="RUET Logo / Monogram | Turbo Dream"/>
+            <wp:cNvGraphicFramePr>
+              <a:graphicFrameLocks xmlns:a="http://schemas.openxmlformats.org/drawingml/2006/main" noChangeAspect="1"/>
+            </wp:cNvGraphicFramePr>
+            <a:graphic xmlns:a="http://schemas.openxmlformats.org/drawingml/2006/main">
+              <a:graphicData uri="http://schemas.openxmlformats.org/drawingml/2006/picture">
+                <pic:pic xmlns:pic="http://schemas.openxmlformats.org/drawingml/2006/picture">
+                  <pic:nvPicPr>
+                    <pic:cNvPr id="0" name="Picture 1" descr="RUET Logo / Monogram | Turbo Dream"/>
+                    <pic:cNvPicPr>
+                      <a:picLocks noChangeAspect="1" noChangeArrowheads="1"/>
+                    </pic:cNvPicPr>
+                  </pic:nvPicPr>
+                  <pic:blipFill>
+                    <a:blip r:embed="rId5">
+                      <a:extLst>
+                        <a:ext uri="{28A0092B-C50C-407E-A947-70E740481C1C}">
+                          <a14:useLocalDpi xmlns:a14="http://schemas.microsoft.com/office/drawing/2010/main" val="0"/>
+                        </a:ext>
+                      </a:extLst>
+                    </a:blip>
+                    <a:srcRect/>
+                    <a:stretch>
+                      <a:fillRect/>
+                    </a:stretch>
+                  </pic:blipFill>
+                  <pic:spPr bwMode="auto">
+                    <a:xfrm>
+                      <a:off x="0" y="0"/>
+                      <a:ext cx="1181100" cy="1413510"/>
+                    </a:xfrm>
+                    <a:prstGeom prst="rect">
+                      <a:avLst/>
+                    </a:prstGeom>
+                    <a:noFill/>
+                  </pic:spPr>
+                </pic:pic>
+              </a:graphicData>
+            </a:graphic>
+            <wp14:sizeRelH relativeFrom="margin">
+              <wp14:pctWidth>0</wp14:pctWidth>
+            </wp14:sizeRelH>
+            <wp14:sizeRelV relativeFrom="margin">
+              <wp14:pctHeight>0</wp14:pctHeight>
+            </wp14:sizeRelV>
+          </wp:anchor>
+        </w:drawing>
+      </w:r>
+    </w:p>
+    <w:p>
+      <w:pPr>
+        <w:jc w:val="center"/>
+        <w:rPr>
+          <w:rFonts w:ascii="Times New Roman" w:hAnsi="Times New Roman" w:cs="Times New Roman"/>
+          <w:sz w:val="34"/>
+          <w:szCs w:val="34"/>
+        </w:rPr>
+      </w:pPr>
+      <w:r>
+        <w:rPr>
+          <w:rFonts w:ascii="Times New Roman" w:hAnsi="Times New Roman" w:cs="Times New Roman"/>
+          <w:sz w:val="34"/>
+          <w:szCs w:val="34"/>
+        </w:rPr>
+        <w:br/>
+      </w:r>
+    </w:p>
+    <w:p>
+      <w:pPr>
+        <w:jc w:val="center"/>
+        <w:rPr>
+          <w:rFonts w:ascii="Times New Roman" w:hAnsi="Times New Roman" w:cs="Times New Roman"/>
+          <w:sz w:val="34"/>
+          <w:szCs w:val="34"/>
+        </w:rPr>
+      </w:pPr>
+      <w:r>
+        <w:rPr>
+          <w:rFonts w:ascii="Times New Roman" w:hAnsi="Times New Roman" w:cs="Times New Roman"/>
+          <w:sz w:val="34"/>
+          <w:szCs w:val="34"/>
+        </w:rPr>
+        <w:t>Department of Computer Science &amp; Engineering</w:t>
+      </w:r>
+    </w:p>
+    <w:p>
+      <w:pPr>
+        <w:jc w:val="center"/>
+        <w:rPr>
+          <w:rFonts w:ascii="Times New Roman" w:hAnsi="Times New Roman" w:cs="Times New Roman"/>
+          <w:sz w:val="34"/>
+          <w:szCs w:val="34"/>
+        </w:rPr>
+      </w:pPr>
+      <w:r>
+        <w:rPr>
+          <w:rFonts w:ascii="Times New Roman" w:hAnsi="Times New Roman" w:cs="Times New Roman"/>
+          <w:sz w:val="34"/>
+          <w:szCs w:val="34"/>
+        </w:rPr>
+        <w:t>23 Series</w:t>
+      </w:r>
+    </w:p>
+    <w:p>
+      <w:pPr>
+        <w:jc w:val="center"/>
+        <w:rPr>
+          <w:rFonts w:ascii="Times New Roman" w:hAnsi="Times New Roman" w:cs="Times New Roman"/>
+          <w:b/>
+          <w:bCs/>
+          <w:sz w:val="44"/>
+          <w:szCs w:val="44"/>
+        </w:rPr>
+      </w:pPr>
+    </w:p>
+    <w:p>
+      <w:pPr>
+        <w:jc w:val="center"/>
+        <w:rPr>
+          <w:rFonts w:ascii="Times New Roman" w:hAnsi="Times New Roman" w:cs="Times New Roman"/>
+          <w:sz w:val="32"/>
+          <w:szCs w:val="32"/>
+        </w:rPr>
+      </w:pPr>
+      <w:r>
+        <w:rPr>
+          <w:rFonts w:ascii="Times New Roman" w:hAnsi="Times New Roman" w:cs="Times New Roman"/>
+          <w:b/>
+          <w:bCs/>
+          <w:sz w:val="32"/>
+          <w:szCs w:val="32"/>
+        </w:rPr>
+        <w:t xml:space="preserve">Course Code: </w:t>
+      </w:r>
+      <w:r>
+        <w:rPr>
+          <w:rFonts w:ascii="Times New Roman" w:hAnsi="Times New Roman" w:cs="Times New Roman"/>
+          <w:sz w:val="32"/>
+          <w:szCs w:val="32"/>
+        </w:rPr>
+        <w:t>2206</w:t>
+      </w:r>
+    </w:p>
+    <w:p>
+      <w:pPr>
+        <w:jc w:val="center"/>
+        <w:rPr>
+          <w:rFonts w:ascii="Times New Roman" w:hAnsi="Times New Roman" w:cs="Times New Roman"/>
+          <w:sz w:val="32"/>
+          <w:szCs w:val="32"/>
+        </w:rPr>
+      </w:pPr>
+      <w:r>
+        <w:rPr>
+          <w:rFonts w:ascii="Times New Roman" w:hAnsi="Times New Roman" w:cs="Times New Roman"/>
+          <w:b/>
+          <w:bCs/>
+          <w:sz w:val="32"/>
+          <w:szCs w:val="32"/>
+        </w:rPr>
+        <w:t xml:space="preserve">Course Title: </w:t>
+      </w:r>
+      <w:r>
+        <w:rPr>
+          <w:rFonts w:ascii="Times New Roman" w:hAnsi="Times New Roman" w:cs="Times New Roman"/>
+          <w:sz w:val="32"/>
+          <w:szCs w:val="32"/>
+        </w:rPr>
+        <w:t>Microprocessor, Microcontroller &amp; Assembly Language</w:t>
+      </w:r>
+    </w:p>
+    <w:p>
+      <w:pPr>
+        <w:jc w:val="center"/>
+        <w:rPr>
+          <w:rFonts w:ascii="Times New Roman" w:hAnsi="Times New Roman" w:cs="Times New Roman"/>
+          <w:sz w:val="32"/>
+          <w:szCs w:val="32"/>
+        </w:rPr>
+      </w:pPr>
+    </w:p>
+    <w:p>
+      <w:pPr>
+        <w:jc w:val="center"/>
+        <w:rPr>
+          <w:rFonts w:ascii="Times New Roman" w:hAnsi="Times New Roman" w:cs="Times New Roman"/>
+          <w:b/>
+          <w:bCs/>
+          <w:sz w:val="32"/>
+          <w:szCs w:val="32"/>
+        </w:rPr>
+      </w:pPr>
+      <w:r>
+        <w:rPr>
+          <w:rFonts w:ascii="Times New Roman" w:hAnsi="Times New Roman" w:cs="Times New Roman"/>
+          <w:b/>
+          <w:bCs/>
+          <w:sz w:val="32"/>
+          <w:szCs w:val="32"/>
+        </w:rPr>
+        <w:t xml:space="preserve">Lab No.: </w:t>
+      </w:r>
+      <w:r>
+        <w:rPr>
+          <w:rFonts w:ascii="Times New Roman" w:hAnsi="Times New Roman" w:cs="Times New Roman"/>
+          <w:b/>
+          <w:bCs/>
+          <w:sz w:val="32"/>
+          <w:szCs w:val="32"/>
+        </w:rPr>
+        <w:t>02</w:t>
+      </w:r>
+    </w:p>
+    <w:p>
+      <w:pPr>
+        <w:jc w:val="center"/>
+        <w:rPr>
+          <w:rFonts w:ascii="Times New Roman" w:hAnsi="Times New Roman" w:cs="Times New Roman"/>
+          <w:b/>
+          <w:bCs/>
+          <w:sz w:val="32"/>
+          <w:szCs w:val="32"/>
+        </w:rPr>
+      </w:pPr>
+    </w:p>
+    <w:p>
+      <w:pPr>
+        <w:jc w:val="center"/>
+        <w:rPr>
+          <w:rFonts w:ascii="Times New Roman" w:hAnsi="Times New Roman" w:cs="Times New Roman"/>
+          <w:b/>
+          <w:bCs/>
+          <w:sz w:val="32"/>
+          <w:szCs w:val="32"/>
+        </w:rPr>
+      </w:pPr>
+    </w:p>
+    <w:tbl>
+      <w:tblPr>
+        <w:tblStyle w:val="TableGrid"/>
+        <w:tblW w:w="8986" w:type="dxa"/>
+        <w:tblInd w:w="-113" w:type="dxa"/>
+        <w:tblBorders>
+          <w:insideH w:val="none" w:sz="0" w:space="0" w:color="auto"/>
+          <w:insideV w:val="none" w:sz="0" w:space="0" w:color="auto"/>
+        </w:tblBorders>
+        <w:tblLook w:val="04A0" w:firstRow="1" w:lastRow="0" w:firstColumn="1" w:lastColumn="0" w:noHBand="0" w:noVBand="1"/>
+      </w:tblPr>
+      <w:tblGrid>
+        <w:gridCol w:w="4488"/>
+        <w:gridCol w:w="4498"/>
+      </w:tblGrid>
+      <w:tr>
+        <w:trPr>
+          <w:trHeight w:val="612"/>
+        </w:trPr>
+        <w:tc>
+          <w:tcPr>
+            <w:tcW w:w="4488" w:type="dxa"/>
+            <w:tcBorders>
+              <w:top w:val="single" w:sz="18" w:space="0" w:color="000000"/>
+              <w:left w:val="single" w:sz="18" w:space="0" w:color="000000"/>
+              <w:bottom w:val="nil"/>
+              <w:right w:val="single" w:sz="18" w:space="0" w:color="000000"/>
+            </w:tcBorders>
+            <w:hideMark/>
+          </w:tcPr>
+          <w:p>
+            <w:pPr>
+              <w:ind w:left="144" w:right="720"/>
+              <w:rPr>
+                <w:rFonts w:ascii="Times New Roman" w:hAnsi="Times New Roman" w:cs="Times New Roman"/>
+                <w:b/>
+                <w:bCs/>
+                <w:sz w:val="32"/>
+                <w:szCs w:val="32"/>
+                <w:u w:val="single"/>
+              </w:rPr>
+            </w:pPr>
+            <w:r>
+              <w:rPr>
+                <w:rFonts w:ascii="Times New Roman" w:hAnsi="Times New Roman" w:cs="Times New Roman"/>
+                <w:b/>
+                <w:bCs/>
+                <w:sz w:val="32"/>
+                <w:szCs w:val="32"/>
+                <w:u w:val="single"/>
+              </w:rPr>
+              <w:t>Submitted By:</w:t>
+            </w:r>
+          </w:p>
+        </w:tc>
+        <w:tc>
+          <w:tcPr>
+            <w:tcW w:w="4498" w:type="dxa"/>
+            <w:tcBorders>
+              <w:top w:val="single" w:sz="18" w:space="0" w:color="000000"/>
+              <w:left w:val="single" w:sz="18" w:space="0" w:color="000000"/>
+              <w:bottom w:val="nil"/>
+              <w:right w:val="single" w:sz="18" w:space="0" w:color="000000"/>
+            </w:tcBorders>
+            <w:hideMark/>
+          </w:tcPr>
+          <w:p>
+            <w:pPr>
+              <w:ind w:left="144"/>
+              <w:rPr>
+                <w:rFonts w:ascii="Times New Roman" w:hAnsi="Times New Roman" w:cs="Times New Roman"/>
+                <w:b/>
+                <w:bCs/>
+                <w:sz w:val="32"/>
+                <w:szCs w:val="32"/>
+                <w:u w:val="single"/>
+              </w:rPr>
+            </w:pPr>
+            <w:r>
+              <w:rPr>
+                <w:rFonts w:ascii="Times New Roman" w:hAnsi="Times New Roman" w:cs="Times New Roman"/>
+                <w:b/>
+                <w:bCs/>
+                <w:sz w:val="32"/>
+                <w:szCs w:val="32"/>
+                <w:u w:val="single"/>
+              </w:rPr>
+              <w:t>Submitted To:</w:t>
+            </w:r>
+          </w:p>
+        </w:tc>
+      </w:tr>
+      <w:tr>
+        <w:trPr>
+          <w:trHeight w:val="1719"/>
+        </w:trPr>
+        <w:tc>
+          <w:tcPr>
+            <w:tcW w:w="4488" w:type="dxa"/>
+            <w:tcBorders>
+              <w:top w:val="nil"/>
+              <w:left w:val="single" w:sz="18" w:space="0" w:color="000000"/>
+              <w:bottom w:val="single" w:sz="18" w:space="0" w:color="000000"/>
+              <w:right w:val="single" w:sz="18" w:space="0" w:color="000000"/>
+            </w:tcBorders>
+            <w:hideMark/>
+          </w:tcPr>
+          <w:p>
+            <w:pPr>
+              <w:ind w:left="144" w:right="720"/>
+              <w:rPr>
+                <w:rFonts w:ascii="Arial" w:hAnsi="Arial" w:cs="Arial"/>
+                <w:sz w:val="28"/>
+                <w:szCs w:val="28"/>
+              </w:rPr>
+            </w:pPr>
+            <w:r>
+              <w:rPr>
+                <w:rFonts w:ascii="Arial" w:hAnsi="Arial" w:cs="Arial"/>
+                <w:sz w:val="28"/>
+                <w:szCs w:val="28"/>
+              </w:rPr>
+              <w:t xml:space="preserve">Name: </w:t>
+            </w:r>
+            <w:r>
+              <w:rPr>
+                <w:rFonts w:ascii="Arial" w:hAnsi="Arial" w:cs="Arial"/>
+                <w:sz w:val="28"/>
+                <w:szCs w:val="28"/>
+              </w:rPr>
+              <w:t>Md. Farhan Masud</w:t>
+            </w:r>
+          </w:p>
+          <w:p>
+            <w:pPr>
+              <w:ind w:left="144" w:right="720"/>
+              <w:rPr>
+                <w:rFonts w:ascii="Arial" w:hAnsi="Arial" w:cs="Arial"/>
+                <w:sz w:val="28"/>
+                <w:szCs w:val="28"/>
+              </w:rPr>
+            </w:pPr>
+            <w:r>
+              <w:rPr>
+                <w:rFonts w:ascii="Arial" w:hAnsi="Arial" w:cs="Arial"/>
+                <w:sz w:val="28"/>
+                <w:szCs w:val="28"/>
+              </w:rPr>
+              <w:t xml:space="preserve">Roll: </w:t>
+            </w:r>
+            <w:r>
+              <w:rPr>
+                <w:rFonts w:ascii="Arial" w:hAnsi="Arial" w:cs="Arial"/>
+                <w:sz w:val="28"/>
+                <w:szCs w:val="28"/>
+              </w:rPr>
+              <w:t>2303011</w:t>
+            </w:r>
+          </w:p>
+          <w:p>
+            <w:pPr>
+              <w:ind w:left="144" w:right="720"/>
+              <w:rPr>
+                <w:rFonts w:ascii="Arial" w:hAnsi="Arial" w:cs="Arial"/>
+                <w:sz w:val="28"/>
+                <w:szCs w:val="28"/>
+              </w:rPr>
+            </w:pPr>
+            <w:r>
+              <w:rPr>
+                <w:rFonts w:ascii="Arial" w:hAnsi="Arial" w:cs="Arial"/>
+                <w:sz w:val="28"/>
+                <w:szCs w:val="28"/>
+              </w:rPr>
+              <w:t>Section: A</w:t>
+            </w:r>
+          </w:p>
+          <w:p>
+            <w:pPr>
+              <w:ind w:left="144" w:right="720"/>
+              <w:rPr>
+                <w:rFonts w:ascii="Arial" w:hAnsi="Arial" w:cs="Arial"/>
+                <w:sz w:val="28"/>
+                <w:szCs w:val="28"/>
+              </w:rPr>
+            </w:pPr>
+            <w:r>
+              <w:rPr>
+                <w:rFonts w:ascii="Arial" w:hAnsi="Arial" w:cs="Arial"/>
+                <w:sz w:val="28"/>
+                <w:szCs w:val="28"/>
+              </w:rPr>
+              <w:t>Session: 20</w:t>
+            </w:r>
+            <w:r>
+              <w:rPr>
+                <w:rFonts w:ascii="Arial" w:hAnsi="Arial" w:cs="Arial"/>
+                <w:sz w:val="28"/>
+                <w:szCs w:val="28"/>
+              </w:rPr>
+              <w:t>23-24</w:t>
+            </w:r>
+          </w:p>
+        </w:tc>
+        <w:tc>
+          <w:tcPr>
+            <w:tcW w:w="4498" w:type="dxa"/>
+            <w:tcBorders>
+              <w:top w:val="nil"/>
+              <w:left w:val="single" w:sz="18" w:space="0" w:color="000000"/>
+              <w:bottom w:val="single" w:sz="18" w:space="0" w:color="000000"/>
+              <w:right w:val="single" w:sz="18" w:space="0" w:color="000000"/>
+            </w:tcBorders>
+            <w:hideMark/>
+          </w:tcPr>
+          <w:p>
+            <w:pPr>
+              <w:ind w:left="144"/>
+              <w:rPr>
+                <w:rFonts w:ascii="Arial" w:hAnsi="Arial" w:cs="Arial"/>
+                <w:sz w:val="28"/>
+                <w:szCs w:val="28"/>
+              </w:rPr>
+            </w:pPr>
+            <w:r>
+              <w:rPr>
+                <w:rFonts w:ascii="Arial" w:hAnsi="Arial" w:cs="Arial"/>
+                <w:sz w:val="28"/>
+                <w:szCs w:val="28"/>
+              </w:rPr>
+              <w:t>Sadia Zaman Mishu</w:t>
+            </w:r>
+          </w:p>
+          <w:p>
+            <w:pPr>
+              <w:ind w:left="144"/>
+              <w:rPr>
+                <w:rFonts w:ascii="Arial" w:hAnsi="Arial" w:cs="Arial"/>
+                <w:sz w:val="28"/>
+                <w:szCs w:val="28"/>
+              </w:rPr>
+            </w:pPr>
+            <w:r>
+              <w:rPr>
+                <w:rFonts w:ascii="Arial" w:hAnsi="Arial" w:cs="Arial"/>
+                <w:sz w:val="28"/>
+                <w:szCs w:val="28"/>
+              </w:rPr>
+              <w:t>Assistant Professor</w:t>
+            </w:r>
+          </w:p>
+          <w:p>
+            <w:pPr>
+              <w:ind w:left="144"/>
+              <w:rPr>
+                <w:rFonts w:ascii="Arial" w:hAnsi="Arial" w:cs="Arial"/>
+                <w:sz w:val="28"/>
+                <w:szCs w:val="28"/>
+              </w:rPr>
+            </w:pPr>
+            <w:r>
+              <w:rPr>
+                <w:rFonts w:ascii="Arial" w:hAnsi="Arial" w:cs="Arial"/>
+                <w:sz w:val="28"/>
+                <w:szCs w:val="28"/>
+                <w:shd w:val="clear" w:color="auto" w:fill="FFFFFF"/>
+              </w:rPr>
+              <w:t>Dep</w:t>
+            </w:r>
+            <w:r>
+              <w:rPr>
+                <w:rFonts w:ascii="Arial" w:hAnsi="Arial" w:cs="Arial"/>
+                <w:sz w:val="28"/>
+                <w:szCs w:val="28"/>
+                <w:shd w:val="clear" w:color="auto" w:fill="FFFFFF"/>
+              </w:rPr>
+              <w:t>t.</w:t>
+            </w:r>
+            <w:r>
+              <w:rPr>
+                <w:rFonts w:ascii="Arial" w:hAnsi="Arial" w:cs="Arial"/>
+                <w:sz w:val="28"/>
+                <w:szCs w:val="28"/>
+                <w:shd w:val="clear" w:color="auto" w:fill="FFFFFF"/>
+              </w:rPr>
+              <w:t xml:space="preserve"> of </w:t>
+            </w:r>
+            <w:r>
+              <w:rPr>
+                <w:rFonts w:ascii="Arial" w:hAnsi="Arial" w:cs="Arial"/>
+                <w:sz w:val="28"/>
+                <w:szCs w:val="28"/>
+                <w:shd w:val="clear" w:color="auto" w:fill="FFFFFF"/>
+              </w:rPr>
+              <w:t>Computer Science &amp; Engineering, RUET</w:t>
+            </w:r>
+          </w:p>
+        </w:tc>
+      </w:tr>
+    </w:tbl>
+    <w:p>
+      <w:pPr>
+        <w:rPr>
+          <w:rFonts w:ascii="Times New Roman" w:hAnsi="Times New Roman" w:cs="Times New Roman"/>
+          <w:b/>
+          <w:bCs/>
+          <w:sz w:val="28"/>
+          <w:szCs w:val="28"/>
+        </w:rPr>
+      </w:pPr>
+    </w:p>
+    <w:p>
+      <w:pPr>
+        <w:rPr>
+          <w:rFonts w:ascii="Times New Roman" w:hAnsi="Times New Roman" w:cs="Times New Roman"/>
+        </w:rPr>
+      </w:pPr>
+      <w:r>
+        <w:rPr>
+          <w:rFonts w:ascii="Times New Roman" w:hAnsi="Times New Roman" w:cs="Times New Roman"/>
+        </w:rPr>
         <w:br w:type="page"/>
       </w:r>
     </w:p>
@@ -903,7 +2202,7 @@
                     </pic:cNvPicPr>
                   </pic:nvPicPr>
                   <pic:blipFill>
-                    <a:blip r:embed="rId6"/>
+                    <a:blip r:embed="rId7"/>
                     <a:stretch>
                       <a:fillRect/>
                     </a:stretch>
@@ -1413,7 +2712,7 @@
                     </pic:cNvPicPr>
                   </pic:nvPicPr>
                   <pic:blipFill>
-                    <a:blip r:embed="rId7"/>
+                    <a:blip r:embed="rId8"/>
                     <a:srcRect l="970"/>
                     <a:stretch>
                       <a:fillRect/>
@@ -1539,6 +2838,655 @@
         </w:rPr>
       </w:pPr>
       <w:r>
+        <w:br w:type="page"/>
+      </w:r>
+    </w:p>
+    <w:p>
+      <w:pPr>
+        <w:jc w:val="center"/>
+        <w:rPr>
+          <w:rStyle w:val="SubtleEmphasis"/>
+          <w:rFonts w:ascii="Monotype Corsiva" w:hAnsi="Monotype Corsiva"/>
+          <w:sz w:val="28"/>
+          <w:szCs w:val="26"/>
+        </w:rPr>
+      </w:pPr>
+      <w:r>
+        <w:rPr>
+          <w:rStyle w:val="SubtleEmphasis"/>
+          <w:rFonts w:ascii="Monotype Corsiva" w:hAnsi="Monotype Corsiva"/>
+          <w:sz w:val="28"/>
+          <w:szCs w:val="26"/>
+        </w:rPr>
+        <w:lastRenderedPageBreak/>
+        <w:t>Heaven’s Light is Our Guide</w:t>
+      </w:r>
+    </w:p>
+    <w:p>
+      <w:pPr>
+        <w:jc w:val="center"/>
+        <w:rPr>
+          <w:rFonts w:ascii="Times New Roman" w:hAnsi="Times New Roman" w:cs="Times New Roman"/>
+          <w:b/>
+          <w:bCs/>
+          <w:sz w:val="36"/>
+          <w:szCs w:val="36"/>
+        </w:rPr>
+      </w:pPr>
+    </w:p>
+    <w:p>
+      <w:pPr>
+        <w:jc w:val="center"/>
+        <w:rPr>
+          <w:rFonts w:ascii="Times New Roman" w:hAnsi="Times New Roman" w:cs="Times New Roman"/>
+          <w:b/>
+          <w:bCs/>
+          <w:sz w:val="36"/>
+          <w:szCs w:val="36"/>
+        </w:rPr>
+      </w:pPr>
+    </w:p>
+    <w:p>
+      <w:pPr>
+        <w:jc w:val="center"/>
+        <w:rPr>
+          <w:rFonts w:ascii="Times New Roman" w:hAnsi="Times New Roman" w:cs="Times New Roman"/>
+          <w:sz w:val="36"/>
+          <w:szCs w:val="36"/>
+        </w:rPr>
+      </w:pPr>
+      <w:r>
+        <w:rPr>
+          <w:rFonts w:ascii="Times New Roman" w:hAnsi="Times New Roman" w:cs="Times New Roman"/>
+          <w:sz w:val="36"/>
+          <w:szCs w:val="36"/>
+        </w:rPr>
+        <w:t>Rajshahi University of Engineering &amp; Technology</w:t>
+      </w:r>
+    </w:p>
+    <w:p>
+      <w:pPr>
+        <w:jc w:val="center"/>
+        <w:rPr>
+          <w:rFonts w:ascii="Times New Roman" w:hAnsi="Times New Roman" w:cs="Times New Roman"/>
+          <w:sz w:val="34"/>
+          <w:szCs w:val="34"/>
+        </w:rPr>
+      </w:pPr>
+      <w:r>
+        <w:rPr>
+          <w:noProof/>
+        </w:rPr>
+        <w:drawing>
+          <wp:anchor distT="0" distB="0" distL="114300" distR="114300" simplePos="0" relativeHeight="251664384" behindDoc="0" locked="0" layoutInCell="1" allowOverlap="1" wp14:anchorId="04EBCBC2" wp14:editId="64F48566">
+            <wp:simplePos x="0" y="0"/>
+            <wp:positionH relativeFrom="margin">
+              <wp:align>center</wp:align>
+            </wp:positionH>
+            <wp:positionV relativeFrom="paragraph">
+              <wp:posOffset>450215</wp:posOffset>
+            </wp:positionV>
+            <wp:extent cx="1181100" cy="1413510"/>
+            <wp:effectExtent l="0" t="0" r="0" b="0"/>
+            <wp:wrapTopAndBottom/>
+            <wp:docPr id="1815529801" name="Picture 1" descr="RUET Logo / Monogram | Turbo Dream"/>
+            <wp:cNvGraphicFramePr>
+              <a:graphicFrameLocks xmlns:a="http://schemas.openxmlformats.org/drawingml/2006/main" noChangeAspect="1"/>
+            </wp:cNvGraphicFramePr>
+            <a:graphic xmlns:a="http://schemas.openxmlformats.org/drawingml/2006/main">
+              <a:graphicData uri="http://schemas.openxmlformats.org/drawingml/2006/picture">
+                <pic:pic xmlns:pic="http://schemas.openxmlformats.org/drawingml/2006/picture">
+                  <pic:nvPicPr>
+                    <pic:cNvPr id="0" name="Picture 1" descr="RUET Logo / Monogram | Turbo Dream"/>
+                    <pic:cNvPicPr>
+                      <a:picLocks noChangeAspect="1" noChangeArrowheads="1"/>
+                    </pic:cNvPicPr>
+                  </pic:nvPicPr>
+                  <pic:blipFill>
+                    <a:blip r:embed="rId5">
+                      <a:extLst>
+                        <a:ext uri="{28A0092B-C50C-407E-A947-70E740481C1C}">
+                          <a14:useLocalDpi xmlns:a14="http://schemas.microsoft.com/office/drawing/2010/main" val="0"/>
+                        </a:ext>
+                      </a:extLst>
+                    </a:blip>
+                    <a:srcRect/>
+                    <a:stretch>
+                      <a:fillRect/>
+                    </a:stretch>
+                  </pic:blipFill>
+                  <pic:spPr bwMode="auto">
+                    <a:xfrm>
+                      <a:off x="0" y="0"/>
+                      <a:ext cx="1181100" cy="1413510"/>
+                    </a:xfrm>
+                    <a:prstGeom prst="rect">
+                      <a:avLst/>
+                    </a:prstGeom>
+                    <a:noFill/>
+                  </pic:spPr>
+                </pic:pic>
+              </a:graphicData>
+            </a:graphic>
+            <wp14:sizeRelH relativeFrom="margin">
+              <wp14:pctWidth>0</wp14:pctWidth>
+            </wp14:sizeRelH>
+            <wp14:sizeRelV relativeFrom="margin">
+              <wp14:pctHeight>0</wp14:pctHeight>
+            </wp14:sizeRelV>
+          </wp:anchor>
+        </w:drawing>
+      </w:r>
+    </w:p>
+    <w:p>
+      <w:pPr>
+        <w:jc w:val="center"/>
+        <w:rPr>
+          <w:rFonts w:ascii="Times New Roman" w:hAnsi="Times New Roman" w:cs="Times New Roman"/>
+          <w:sz w:val="34"/>
+          <w:szCs w:val="34"/>
+        </w:rPr>
+      </w:pPr>
+      <w:r>
+        <w:rPr>
+          <w:rFonts w:ascii="Times New Roman" w:hAnsi="Times New Roman" w:cs="Times New Roman"/>
+          <w:sz w:val="34"/>
+          <w:szCs w:val="34"/>
+        </w:rPr>
+        <w:br/>
+      </w:r>
+    </w:p>
+    <w:p>
+      <w:pPr>
+        <w:jc w:val="center"/>
+        <w:rPr>
+          <w:rFonts w:ascii="Times New Roman" w:hAnsi="Times New Roman" w:cs="Times New Roman"/>
+          <w:sz w:val="34"/>
+          <w:szCs w:val="34"/>
+        </w:rPr>
+      </w:pPr>
+      <w:r>
+        <w:rPr>
+          <w:rFonts w:ascii="Times New Roman" w:hAnsi="Times New Roman" w:cs="Times New Roman"/>
+          <w:sz w:val="34"/>
+          <w:szCs w:val="34"/>
+        </w:rPr>
+        <w:t>Department of Computer Science &amp; Engineering</w:t>
+      </w:r>
+    </w:p>
+    <w:p>
+      <w:pPr>
+        <w:jc w:val="center"/>
+        <w:rPr>
+          <w:rFonts w:ascii="Times New Roman" w:hAnsi="Times New Roman" w:cs="Times New Roman"/>
+          <w:sz w:val="34"/>
+          <w:szCs w:val="34"/>
+        </w:rPr>
+      </w:pPr>
+      <w:r>
+        <w:rPr>
+          <w:rFonts w:ascii="Times New Roman" w:hAnsi="Times New Roman" w:cs="Times New Roman"/>
+          <w:sz w:val="34"/>
+          <w:szCs w:val="34"/>
+        </w:rPr>
+        <w:t>23 Series</w:t>
+      </w:r>
+    </w:p>
+    <w:p>
+      <w:pPr>
+        <w:jc w:val="center"/>
+        <w:rPr>
+          <w:rFonts w:ascii="Times New Roman" w:hAnsi="Times New Roman" w:cs="Times New Roman"/>
+          <w:b/>
+          <w:bCs/>
+          <w:sz w:val="44"/>
+          <w:szCs w:val="44"/>
+        </w:rPr>
+      </w:pPr>
+    </w:p>
+    <w:p>
+      <w:pPr>
+        <w:jc w:val="center"/>
+        <w:rPr>
+          <w:rFonts w:ascii="Times New Roman" w:hAnsi="Times New Roman" w:cs="Times New Roman"/>
+          <w:sz w:val="32"/>
+          <w:szCs w:val="32"/>
+        </w:rPr>
+      </w:pPr>
+      <w:r>
+        <w:rPr>
+          <w:rFonts w:ascii="Times New Roman" w:hAnsi="Times New Roman" w:cs="Times New Roman"/>
+          <w:b/>
+          <w:bCs/>
+          <w:sz w:val="32"/>
+          <w:szCs w:val="32"/>
+        </w:rPr>
+        <w:t xml:space="preserve">Course Code: </w:t>
+      </w:r>
+      <w:r>
+        <w:rPr>
+          <w:rFonts w:ascii="Times New Roman" w:hAnsi="Times New Roman" w:cs="Times New Roman"/>
+          <w:sz w:val="32"/>
+          <w:szCs w:val="32"/>
+        </w:rPr>
+        <w:t>2206</w:t>
+      </w:r>
+    </w:p>
+    <w:p>
+      <w:pPr>
+        <w:jc w:val="center"/>
+        <w:rPr>
+          <w:rFonts w:ascii="Times New Roman" w:hAnsi="Times New Roman" w:cs="Times New Roman"/>
+          <w:sz w:val="32"/>
+          <w:szCs w:val="32"/>
+        </w:rPr>
+      </w:pPr>
+      <w:r>
+        <w:rPr>
+          <w:rFonts w:ascii="Times New Roman" w:hAnsi="Times New Roman" w:cs="Times New Roman"/>
+          <w:b/>
+          <w:bCs/>
+          <w:sz w:val="32"/>
+          <w:szCs w:val="32"/>
+        </w:rPr>
+        <w:t xml:space="preserve">Course Title: </w:t>
+      </w:r>
+      <w:r>
+        <w:rPr>
+          <w:rFonts w:ascii="Times New Roman" w:hAnsi="Times New Roman" w:cs="Times New Roman"/>
+          <w:sz w:val="32"/>
+          <w:szCs w:val="32"/>
+        </w:rPr>
+        <w:t>Microprocessor, Microcontroller &amp; Assembly Language</w:t>
+      </w:r>
+    </w:p>
+    <w:p>
+      <w:pPr>
+        <w:jc w:val="center"/>
+        <w:rPr>
+          <w:rFonts w:ascii="Times New Roman" w:hAnsi="Times New Roman" w:cs="Times New Roman"/>
+          <w:sz w:val="32"/>
+          <w:szCs w:val="32"/>
+        </w:rPr>
+      </w:pPr>
+    </w:p>
+    <w:p>
+      <w:pPr>
+        <w:jc w:val="center"/>
+        <w:rPr>
+          <w:rFonts w:ascii="Times New Roman" w:hAnsi="Times New Roman" w:cs="Times New Roman"/>
+          <w:b/>
+          <w:bCs/>
+          <w:sz w:val="32"/>
+          <w:szCs w:val="32"/>
+        </w:rPr>
+      </w:pPr>
+      <w:r>
+        <w:rPr>
+          <w:rFonts w:ascii="Times New Roman" w:hAnsi="Times New Roman" w:cs="Times New Roman"/>
+          <w:b/>
+          <w:bCs/>
+          <w:sz w:val="32"/>
+          <w:szCs w:val="32"/>
+        </w:rPr>
+        <w:t xml:space="preserve">Lab No.: </w:t>
+      </w:r>
+      <w:r>
+        <w:rPr>
+          <w:rFonts w:ascii="Times New Roman" w:hAnsi="Times New Roman" w:cs="Times New Roman"/>
+          <w:b/>
+          <w:bCs/>
+          <w:sz w:val="32"/>
+          <w:szCs w:val="32"/>
+        </w:rPr>
+        <w:t>03</w:t>
+      </w:r>
+    </w:p>
+    <w:p>
+      <w:pPr>
+        <w:jc w:val="center"/>
+        <w:rPr>
+          <w:rFonts w:ascii="Times New Roman" w:hAnsi="Times New Roman" w:cs="Times New Roman"/>
+          <w:b/>
+          <w:bCs/>
+          <w:sz w:val="32"/>
+          <w:szCs w:val="32"/>
+        </w:rPr>
+      </w:pPr>
+    </w:p>
+    <w:p>
+      <w:pPr>
+        <w:jc w:val="center"/>
+        <w:rPr>
+          <w:rFonts w:ascii="Times New Roman" w:hAnsi="Times New Roman" w:cs="Times New Roman"/>
+          <w:b/>
+          <w:bCs/>
+          <w:sz w:val="32"/>
+          <w:szCs w:val="32"/>
+        </w:rPr>
+      </w:pPr>
+    </w:p>
+    <w:tbl>
+      <w:tblPr>
+        <w:tblStyle w:val="TableGrid"/>
+        <w:tblW w:w="8986" w:type="dxa"/>
+        <w:tblInd w:w="-113" w:type="dxa"/>
+        <w:tblBorders>
+          <w:insideH w:val="none" w:sz="0" w:space="0" w:color="auto"/>
+          <w:insideV w:val="none" w:sz="0" w:space="0" w:color="auto"/>
+        </w:tblBorders>
+        <w:tblLook w:val="04A0" w:firstRow="1" w:lastRow="0" w:firstColumn="1" w:lastColumn="0" w:noHBand="0" w:noVBand="1"/>
+      </w:tblPr>
+      <w:tblGrid>
+        <w:gridCol w:w="4488"/>
+        <w:gridCol w:w="4498"/>
+      </w:tblGrid>
+      <w:tr>
+        <w:trPr>
+          <w:trHeight w:val="612"/>
+        </w:trPr>
+        <w:tc>
+          <w:tcPr>
+            <w:tcW w:w="4488" w:type="dxa"/>
+            <w:tcBorders>
+              <w:top w:val="single" w:sz="18" w:space="0" w:color="000000"/>
+              <w:left w:val="single" w:sz="18" w:space="0" w:color="000000"/>
+              <w:bottom w:val="nil"/>
+              <w:right w:val="single" w:sz="18" w:space="0" w:color="000000"/>
+            </w:tcBorders>
+            <w:hideMark/>
+          </w:tcPr>
+          <w:p>
+            <w:pPr>
+              <w:ind w:left="144" w:right="720"/>
+              <w:rPr>
+                <w:rFonts w:ascii="Times New Roman" w:hAnsi="Times New Roman" w:cs="Times New Roman"/>
+                <w:b/>
+                <w:bCs/>
+                <w:sz w:val="32"/>
+                <w:szCs w:val="32"/>
+                <w:u w:val="single"/>
+              </w:rPr>
+            </w:pPr>
+            <w:r>
+              <w:rPr>
+                <w:rFonts w:ascii="Times New Roman" w:hAnsi="Times New Roman" w:cs="Times New Roman"/>
+                <w:b/>
+                <w:bCs/>
+                <w:sz w:val="32"/>
+                <w:szCs w:val="32"/>
+                <w:u w:val="single"/>
+              </w:rPr>
+              <w:t>Submitted By:</w:t>
+            </w:r>
+          </w:p>
+        </w:tc>
+        <w:tc>
+          <w:tcPr>
+            <w:tcW w:w="4498" w:type="dxa"/>
+            <w:tcBorders>
+              <w:top w:val="single" w:sz="18" w:space="0" w:color="000000"/>
+              <w:left w:val="single" w:sz="18" w:space="0" w:color="000000"/>
+              <w:bottom w:val="nil"/>
+              <w:right w:val="single" w:sz="18" w:space="0" w:color="000000"/>
+            </w:tcBorders>
+            <w:hideMark/>
+          </w:tcPr>
+          <w:p>
+            <w:pPr>
+              <w:ind w:left="144"/>
+              <w:rPr>
+                <w:rFonts w:ascii="Times New Roman" w:hAnsi="Times New Roman" w:cs="Times New Roman"/>
+                <w:b/>
+                <w:bCs/>
+                <w:sz w:val="32"/>
+                <w:szCs w:val="32"/>
+                <w:u w:val="single"/>
+              </w:rPr>
+            </w:pPr>
+            <w:r>
+              <w:rPr>
+                <w:rFonts w:ascii="Times New Roman" w:hAnsi="Times New Roman" w:cs="Times New Roman"/>
+                <w:b/>
+                <w:bCs/>
+                <w:sz w:val="32"/>
+                <w:szCs w:val="32"/>
+                <w:u w:val="single"/>
+              </w:rPr>
+              <w:t>Submitted To:</w:t>
+            </w:r>
+          </w:p>
+        </w:tc>
+      </w:tr>
+      <w:tr>
+        <w:trPr>
+          <w:trHeight w:val="1719"/>
+        </w:trPr>
+        <w:tc>
+          <w:tcPr>
+            <w:tcW w:w="4488" w:type="dxa"/>
+            <w:tcBorders>
+              <w:top w:val="nil"/>
+              <w:left w:val="single" w:sz="18" w:space="0" w:color="000000"/>
+              <w:bottom w:val="single" w:sz="18" w:space="0" w:color="000000"/>
+              <w:right w:val="single" w:sz="18" w:space="0" w:color="000000"/>
+            </w:tcBorders>
+            <w:hideMark/>
+          </w:tcPr>
+          <w:p>
+            <w:pPr>
+              <w:ind w:left="144" w:right="720"/>
+              <w:rPr>
+                <w:rFonts w:ascii="Arial" w:hAnsi="Arial" w:cs="Arial"/>
+                <w:sz w:val="28"/>
+                <w:szCs w:val="28"/>
+              </w:rPr>
+            </w:pPr>
+            <w:r>
+              <w:rPr>
+                <w:rFonts w:ascii="Arial" w:hAnsi="Arial" w:cs="Arial"/>
+                <w:sz w:val="28"/>
+                <w:szCs w:val="28"/>
+              </w:rPr>
+              <w:t xml:space="preserve">Name: </w:t>
+            </w:r>
+            <w:r>
+              <w:rPr>
+                <w:rFonts w:ascii="Arial" w:hAnsi="Arial" w:cs="Arial"/>
+                <w:sz w:val="28"/>
+                <w:szCs w:val="28"/>
+              </w:rPr>
+              <w:t>Md. Farhan Masud</w:t>
+            </w:r>
+          </w:p>
+          <w:p>
+            <w:pPr>
+              <w:ind w:left="144" w:right="720"/>
+              <w:rPr>
+                <w:rFonts w:ascii="Arial" w:hAnsi="Arial" w:cs="Arial"/>
+                <w:sz w:val="28"/>
+                <w:szCs w:val="28"/>
+              </w:rPr>
+            </w:pPr>
+            <w:r>
+              <w:rPr>
+                <w:rFonts w:ascii="Arial" w:hAnsi="Arial" w:cs="Arial"/>
+                <w:sz w:val="28"/>
+                <w:szCs w:val="28"/>
+              </w:rPr>
+              <w:t xml:space="preserve">Roll: </w:t>
+            </w:r>
+            <w:r>
+              <w:rPr>
+                <w:rFonts w:ascii="Arial" w:hAnsi="Arial" w:cs="Arial"/>
+                <w:sz w:val="28"/>
+                <w:szCs w:val="28"/>
+              </w:rPr>
+              <w:t>2303011</w:t>
+            </w:r>
+          </w:p>
+          <w:p>
+            <w:pPr>
+              <w:ind w:left="144" w:right="720"/>
+              <w:rPr>
+                <w:rFonts w:ascii="Arial" w:hAnsi="Arial" w:cs="Arial"/>
+                <w:sz w:val="28"/>
+                <w:szCs w:val="28"/>
+              </w:rPr>
+            </w:pPr>
+            <w:r>
+              <w:rPr>
+                <w:rFonts w:ascii="Arial" w:hAnsi="Arial" w:cs="Arial"/>
+                <w:sz w:val="28"/>
+                <w:szCs w:val="28"/>
+              </w:rPr>
+              <w:t>Section: A</w:t>
+            </w:r>
+          </w:p>
+          <w:p>
+            <w:pPr>
+              <w:ind w:left="144" w:right="720"/>
+              <w:rPr>
+                <w:rFonts w:ascii="Arial" w:hAnsi="Arial" w:cs="Arial"/>
+                <w:sz w:val="28"/>
+                <w:szCs w:val="28"/>
+              </w:rPr>
+            </w:pPr>
+            <w:r>
+              <w:rPr>
+                <w:rFonts w:ascii="Arial" w:hAnsi="Arial" w:cs="Arial"/>
+                <w:sz w:val="28"/>
+                <w:szCs w:val="28"/>
+              </w:rPr>
+              <w:t>Session: 20</w:t>
+            </w:r>
+            <w:r>
+              <w:rPr>
+                <w:rFonts w:ascii="Arial" w:hAnsi="Arial" w:cs="Arial"/>
+                <w:sz w:val="28"/>
+                <w:szCs w:val="28"/>
+              </w:rPr>
+              <w:t>23-24</w:t>
+            </w:r>
+          </w:p>
+        </w:tc>
+        <w:tc>
+          <w:tcPr>
+            <w:tcW w:w="4498" w:type="dxa"/>
+            <w:tcBorders>
+              <w:top w:val="nil"/>
+              <w:left w:val="single" w:sz="18" w:space="0" w:color="000000"/>
+              <w:bottom w:val="single" w:sz="18" w:space="0" w:color="000000"/>
+              <w:right w:val="single" w:sz="18" w:space="0" w:color="000000"/>
+            </w:tcBorders>
+            <w:hideMark/>
+          </w:tcPr>
+          <w:p>
+            <w:pPr>
+              <w:ind w:left="144"/>
+              <w:rPr>
+                <w:rFonts w:ascii="Arial" w:hAnsi="Arial" w:cs="Arial"/>
+                <w:sz w:val="28"/>
+                <w:szCs w:val="28"/>
+              </w:rPr>
+            </w:pPr>
+            <w:r>
+              <w:rPr>
+                <w:rFonts w:ascii="Arial" w:hAnsi="Arial" w:cs="Arial"/>
+                <w:sz w:val="28"/>
+                <w:szCs w:val="28"/>
+              </w:rPr>
+              <w:t>Sadia Zaman Mishu</w:t>
+            </w:r>
+          </w:p>
+          <w:p>
+            <w:pPr>
+              <w:ind w:left="144"/>
+              <w:rPr>
+                <w:rFonts w:ascii="Arial" w:hAnsi="Arial" w:cs="Arial"/>
+                <w:sz w:val="28"/>
+                <w:szCs w:val="28"/>
+              </w:rPr>
+            </w:pPr>
+            <w:r>
+              <w:rPr>
+                <w:rFonts w:ascii="Arial" w:hAnsi="Arial" w:cs="Arial"/>
+                <w:sz w:val="28"/>
+                <w:szCs w:val="28"/>
+              </w:rPr>
+              <w:t>Assistant Professor</w:t>
+            </w:r>
+          </w:p>
+          <w:p>
+            <w:pPr>
+              <w:ind w:left="144"/>
+              <w:rPr>
+                <w:rFonts w:ascii="Arial" w:hAnsi="Arial" w:cs="Arial"/>
+                <w:sz w:val="28"/>
+                <w:szCs w:val="28"/>
+              </w:rPr>
+            </w:pPr>
+            <w:r>
+              <w:rPr>
+                <w:rFonts w:ascii="Arial" w:hAnsi="Arial" w:cs="Arial"/>
+                <w:sz w:val="28"/>
+                <w:szCs w:val="28"/>
+                <w:shd w:val="clear" w:color="auto" w:fill="FFFFFF"/>
+              </w:rPr>
+              <w:t>Dep</w:t>
+            </w:r>
+            <w:r>
+              <w:rPr>
+                <w:rFonts w:ascii="Arial" w:hAnsi="Arial" w:cs="Arial"/>
+                <w:sz w:val="28"/>
+                <w:szCs w:val="28"/>
+                <w:shd w:val="clear" w:color="auto" w:fill="FFFFFF"/>
+              </w:rPr>
+              <w:t>t.</w:t>
+            </w:r>
+            <w:r>
+              <w:rPr>
+                <w:rFonts w:ascii="Arial" w:hAnsi="Arial" w:cs="Arial"/>
+                <w:sz w:val="28"/>
+                <w:szCs w:val="28"/>
+                <w:shd w:val="clear" w:color="auto" w:fill="FFFFFF"/>
+              </w:rPr>
+              <w:t xml:space="preserve"> of </w:t>
+            </w:r>
+            <w:r>
+              <w:rPr>
+                <w:rFonts w:ascii="Arial" w:hAnsi="Arial" w:cs="Arial"/>
+                <w:sz w:val="28"/>
+                <w:szCs w:val="28"/>
+                <w:shd w:val="clear" w:color="auto" w:fill="FFFFFF"/>
+              </w:rPr>
+              <w:t>Computer Science &amp; Engineering, RUET</w:t>
+            </w:r>
+          </w:p>
+        </w:tc>
+      </w:tr>
+    </w:tbl>
+    <w:p>
+      <w:pPr>
+        <w:rPr>
+          <w:rFonts w:ascii="Times New Roman" w:hAnsi="Times New Roman" w:cs="Times New Roman"/>
+          <w:b/>
+          <w:bCs/>
+          <w:sz w:val="28"/>
+          <w:szCs w:val="28"/>
+        </w:rPr>
+      </w:pPr>
+    </w:p>
+    <w:p>
+      <w:pPr>
+        <w:rPr>
+          <w:rStyle w:val="Strong"/>
+        </w:rPr>
+      </w:pPr>
+      <w:r>
+        <w:rPr>
+          <w:rStyle w:val="Strong"/>
+        </w:rPr>
         <w:br w:type="page"/>
       </w:r>
     </w:p>
@@ -2457,7 +4405,7 @@
                     </pic:cNvPicPr>
                   </pic:nvPicPr>
                   <pic:blipFill>
-                    <a:blip r:embed="rId8"/>
+                    <a:blip r:embed="rId9"/>
                     <a:srcRect l="916"/>
                     <a:stretch>
                       <a:fillRect/>
@@ -2510,7 +4458,7 @@
                     </pic:cNvPicPr>
                   </pic:nvPicPr>
                   <pic:blipFill>
-                    <a:blip r:embed="rId9"/>
+                    <a:blip r:embed="rId10"/>
                     <a:srcRect l="1540" r="1875" b="4399"/>
                     <a:stretch>
                       <a:fillRect/>
@@ -2572,6 +4520,655 @@
         <w:t>The program successfully checks the inputs for errors and prints the output in an ascending manner as well as in lower-case.</w:t>
       </w:r>
       <w:r>
+        <w:br w:type="page"/>
+      </w:r>
+    </w:p>
+    <w:p>
+      <w:pPr>
+        <w:jc w:val="center"/>
+        <w:rPr>
+          <w:rStyle w:val="SubtleEmphasis"/>
+          <w:rFonts w:ascii="Monotype Corsiva" w:hAnsi="Monotype Corsiva"/>
+          <w:sz w:val="28"/>
+          <w:szCs w:val="26"/>
+        </w:rPr>
+      </w:pPr>
+      <w:r>
+        <w:rPr>
+          <w:rStyle w:val="SubtleEmphasis"/>
+          <w:rFonts w:ascii="Monotype Corsiva" w:hAnsi="Monotype Corsiva"/>
+          <w:sz w:val="28"/>
+          <w:szCs w:val="26"/>
+        </w:rPr>
+        <w:lastRenderedPageBreak/>
+        <w:t>Heaven’s Light is Our Guide</w:t>
+      </w:r>
+    </w:p>
+    <w:p>
+      <w:pPr>
+        <w:jc w:val="center"/>
+        <w:rPr>
+          <w:rFonts w:ascii="Times New Roman" w:hAnsi="Times New Roman" w:cs="Times New Roman"/>
+          <w:b/>
+          <w:bCs/>
+          <w:sz w:val="36"/>
+          <w:szCs w:val="36"/>
+        </w:rPr>
+      </w:pPr>
+    </w:p>
+    <w:p>
+      <w:pPr>
+        <w:jc w:val="center"/>
+        <w:rPr>
+          <w:rFonts w:ascii="Times New Roman" w:hAnsi="Times New Roman" w:cs="Times New Roman"/>
+          <w:b/>
+          <w:bCs/>
+          <w:sz w:val="36"/>
+          <w:szCs w:val="36"/>
+        </w:rPr>
+      </w:pPr>
+    </w:p>
+    <w:p>
+      <w:pPr>
+        <w:jc w:val="center"/>
+        <w:rPr>
+          <w:rFonts w:ascii="Times New Roman" w:hAnsi="Times New Roman" w:cs="Times New Roman"/>
+          <w:sz w:val="36"/>
+          <w:szCs w:val="36"/>
+        </w:rPr>
+      </w:pPr>
+      <w:r>
+        <w:rPr>
+          <w:rFonts w:ascii="Times New Roman" w:hAnsi="Times New Roman" w:cs="Times New Roman"/>
+          <w:sz w:val="36"/>
+          <w:szCs w:val="36"/>
+        </w:rPr>
+        <w:t>Rajshahi University of Engineering &amp; Technology</w:t>
+      </w:r>
+    </w:p>
+    <w:p>
+      <w:pPr>
+        <w:jc w:val="center"/>
+        <w:rPr>
+          <w:rFonts w:ascii="Times New Roman" w:hAnsi="Times New Roman" w:cs="Times New Roman"/>
+          <w:sz w:val="34"/>
+          <w:szCs w:val="34"/>
+        </w:rPr>
+      </w:pPr>
+      <w:r>
+        <w:rPr>
+          <w:noProof/>
+        </w:rPr>
+        <w:drawing>
+          <wp:anchor distT="0" distB="0" distL="114300" distR="114300" simplePos="0" relativeHeight="251666432" behindDoc="0" locked="0" layoutInCell="1" allowOverlap="1" wp14:anchorId="56DB0F2A" wp14:editId="2CE1939A">
+            <wp:simplePos x="0" y="0"/>
+            <wp:positionH relativeFrom="margin">
+              <wp:align>center</wp:align>
+            </wp:positionH>
+            <wp:positionV relativeFrom="paragraph">
+              <wp:posOffset>450215</wp:posOffset>
+            </wp:positionV>
+            <wp:extent cx="1181100" cy="1413510"/>
+            <wp:effectExtent l="0" t="0" r="0" b="0"/>
+            <wp:wrapTopAndBottom/>
+            <wp:docPr id="1758573585" name="Picture 1" descr="RUET Logo / Monogram | Turbo Dream"/>
+            <wp:cNvGraphicFramePr>
+              <a:graphicFrameLocks xmlns:a="http://schemas.openxmlformats.org/drawingml/2006/main" noChangeAspect="1"/>
+            </wp:cNvGraphicFramePr>
+            <a:graphic xmlns:a="http://schemas.openxmlformats.org/drawingml/2006/main">
+              <a:graphicData uri="http://schemas.openxmlformats.org/drawingml/2006/picture">
+                <pic:pic xmlns:pic="http://schemas.openxmlformats.org/drawingml/2006/picture">
+                  <pic:nvPicPr>
+                    <pic:cNvPr id="0" name="Picture 1" descr="RUET Logo / Monogram | Turbo Dream"/>
+                    <pic:cNvPicPr>
+                      <a:picLocks noChangeAspect="1" noChangeArrowheads="1"/>
+                    </pic:cNvPicPr>
+                  </pic:nvPicPr>
+                  <pic:blipFill>
+                    <a:blip r:embed="rId5">
+                      <a:extLst>
+                        <a:ext uri="{28A0092B-C50C-407E-A947-70E740481C1C}">
+                          <a14:useLocalDpi xmlns:a14="http://schemas.microsoft.com/office/drawing/2010/main" val="0"/>
+                        </a:ext>
+                      </a:extLst>
+                    </a:blip>
+                    <a:srcRect/>
+                    <a:stretch>
+                      <a:fillRect/>
+                    </a:stretch>
+                  </pic:blipFill>
+                  <pic:spPr bwMode="auto">
+                    <a:xfrm>
+                      <a:off x="0" y="0"/>
+                      <a:ext cx="1181100" cy="1413510"/>
+                    </a:xfrm>
+                    <a:prstGeom prst="rect">
+                      <a:avLst/>
+                    </a:prstGeom>
+                    <a:noFill/>
+                  </pic:spPr>
+                </pic:pic>
+              </a:graphicData>
+            </a:graphic>
+            <wp14:sizeRelH relativeFrom="margin">
+              <wp14:pctWidth>0</wp14:pctWidth>
+            </wp14:sizeRelH>
+            <wp14:sizeRelV relativeFrom="margin">
+              <wp14:pctHeight>0</wp14:pctHeight>
+            </wp14:sizeRelV>
+          </wp:anchor>
+        </w:drawing>
+      </w:r>
+    </w:p>
+    <w:p>
+      <w:pPr>
+        <w:jc w:val="center"/>
+        <w:rPr>
+          <w:rFonts w:ascii="Times New Roman" w:hAnsi="Times New Roman" w:cs="Times New Roman"/>
+          <w:sz w:val="34"/>
+          <w:szCs w:val="34"/>
+        </w:rPr>
+      </w:pPr>
+      <w:r>
+        <w:rPr>
+          <w:rFonts w:ascii="Times New Roman" w:hAnsi="Times New Roman" w:cs="Times New Roman"/>
+          <w:sz w:val="34"/>
+          <w:szCs w:val="34"/>
+        </w:rPr>
+        <w:br/>
+      </w:r>
+    </w:p>
+    <w:p>
+      <w:pPr>
+        <w:jc w:val="center"/>
+        <w:rPr>
+          <w:rFonts w:ascii="Times New Roman" w:hAnsi="Times New Roman" w:cs="Times New Roman"/>
+          <w:sz w:val="34"/>
+          <w:szCs w:val="34"/>
+        </w:rPr>
+      </w:pPr>
+      <w:r>
+        <w:rPr>
+          <w:rFonts w:ascii="Times New Roman" w:hAnsi="Times New Roman" w:cs="Times New Roman"/>
+          <w:sz w:val="34"/>
+          <w:szCs w:val="34"/>
+        </w:rPr>
+        <w:t>Department of Computer Science &amp; Engineering</w:t>
+      </w:r>
+    </w:p>
+    <w:p>
+      <w:pPr>
+        <w:jc w:val="center"/>
+        <w:rPr>
+          <w:rFonts w:ascii="Times New Roman" w:hAnsi="Times New Roman" w:cs="Times New Roman"/>
+          <w:sz w:val="34"/>
+          <w:szCs w:val="34"/>
+        </w:rPr>
+      </w:pPr>
+      <w:r>
+        <w:rPr>
+          <w:rFonts w:ascii="Times New Roman" w:hAnsi="Times New Roman" w:cs="Times New Roman"/>
+          <w:sz w:val="34"/>
+          <w:szCs w:val="34"/>
+        </w:rPr>
+        <w:t>23 Series</w:t>
+      </w:r>
+    </w:p>
+    <w:p>
+      <w:pPr>
+        <w:jc w:val="center"/>
+        <w:rPr>
+          <w:rFonts w:ascii="Times New Roman" w:hAnsi="Times New Roman" w:cs="Times New Roman"/>
+          <w:b/>
+          <w:bCs/>
+          <w:sz w:val="44"/>
+          <w:szCs w:val="44"/>
+        </w:rPr>
+      </w:pPr>
+    </w:p>
+    <w:p>
+      <w:pPr>
+        <w:jc w:val="center"/>
+        <w:rPr>
+          <w:rFonts w:ascii="Times New Roman" w:hAnsi="Times New Roman" w:cs="Times New Roman"/>
+          <w:sz w:val="32"/>
+          <w:szCs w:val="32"/>
+        </w:rPr>
+      </w:pPr>
+      <w:r>
+        <w:rPr>
+          <w:rFonts w:ascii="Times New Roman" w:hAnsi="Times New Roman" w:cs="Times New Roman"/>
+          <w:b/>
+          <w:bCs/>
+          <w:sz w:val="32"/>
+          <w:szCs w:val="32"/>
+        </w:rPr>
+        <w:t xml:space="preserve">Course Code: </w:t>
+      </w:r>
+      <w:r>
+        <w:rPr>
+          <w:rFonts w:ascii="Times New Roman" w:hAnsi="Times New Roman" w:cs="Times New Roman"/>
+          <w:sz w:val="32"/>
+          <w:szCs w:val="32"/>
+        </w:rPr>
+        <w:t>2206</w:t>
+      </w:r>
+    </w:p>
+    <w:p>
+      <w:pPr>
+        <w:jc w:val="center"/>
+        <w:rPr>
+          <w:rFonts w:ascii="Times New Roman" w:hAnsi="Times New Roman" w:cs="Times New Roman"/>
+          <w:sz w:val="32"/>
+          <w:szCs w:val="32"/>
+        </w:rPr>
+      </w:pPr>
+      <w:r>
+        <w:rPr>
+          <w:rFonts w:ascii="Times New Roman" w:hAnsi="Times New Roman" w:cs="Times New Roman"/>
+          <w:b/>
+          <w:bCs/>
+          <w:sz w:val="32"/>
+          <w:szCs w:val="32"/>
+        </w:rPr>
+        <w:t xml:space="preserve">Course Title: </w:t>
+      </w:r>
+      <w:r>
+        <w:rPr>
+          <w:rFonts w:ascii="Times New Roman" w:hAnsi="Times New Roman" w:cs="Times New Roman"/>
+          <w:sz w:val="32"/>
+          <w:szCs w:val="32"/>
+        </w:rPr>
+        <w:t>Microprocessor, Microcontroller &amp; Assembly Language</w:t>
+      </w:r>
+    </w:p>
+    <w:p>
+      <w:pPr>
+        <w:jc w:val="center"/>
+        <w:rPr>
+          <w:rFonts w:ascii="Times New Roman" w:hAnsi="Times New Roman" w:cs="Times New Roman"/>
+          <w:sz w:val="32"/>
+          <w:szCs w:val="32"/>
+        </w:rPr>
+      </w:pPr>
+    </w:p>
+    <w:p>
+      <w:pPr>
+        <w:jc w:val="center"/>
+        <w:rPr>
+          <w:rFonts w:ascii="Times New Roman" w:hAnsi="Times New Roman" w:cs="Times New Roman"/>
+          <w:b/>
+          <w:bCs/>
+          <w:sz w:val="32"/>
+          <w:szCs w:val="32"/>
+        </w:rPr>
+      </w:pPr>
+      <w:r>
+        <w:rPr>
+          <w:rFonts w:ascii="Times New Roman" w:hAnsi="Times New Roman" w:cs="Times New Roman"/>
+          <w:b/>
+          <w:bCs/>
+          <w:sz w:val="32"/>
+          <w:szCs w:val="32"/>
+        </w:rPr>
+        <w:t xml:space="preserve">Lab No.: </w:t>
+      </w:r>
+      <w:r>
+        <w:rPr>
+          <w:rFonts w:ascii="Times New Roman" w:hAnsi="Times New Roman" w:cs="Times New Roman"/>
+          <w:b/>
+          <w:bCs/>
+          <w:sz w:val="32"/>
+          <w:szCs w:val="32"/>
+        </w:rPr>
+        <w:t>04</w:t>
+      </w:r>
+    </w:p>
+    <w:p>
+      <w:pPr>
+        <w:jc w:val="center"/>
+        <w:rPr>
+          <w:rFonts w:ascii="Times New Roman" w:hAnsi="Times New Roman" w:cs="Times New Roman"/>
+          <w:b/>
+          <w:bCs/>
+          <w:sz w:val="32"/>
+          <w:szCs w:val="32"/>
+        </w:rPr>
+      </w:pPr>
+    </w:p>
+    <w:p>
+      <w:pPr>
+        <w:jc w:val="center"/>
+        <w:rPr>
+          <w:rFonts w:ascii="Times New Roman" w:hAnsi="Times New Roman" w:cs="Times New Roman"/>
+          <w:b/>
+          <w:bCs/>
+          <w:sz w:val="32"/>
+          <w:szCs w:val="32"/>
+        </w:rPr>
+      </w:pPr>
+    </w:p>
+    <w:tbl>
+      <w:tblPr>
+        <w:tblStyle w:val="TableGrid"/>
+        <w:tblW w:w="8986" w:type="dxa"/>
+        <w:tblInd w:w="-113" w:type="dxa"/>
+        <w:tblBorders>
+          <w:insideH w:val="none" w:sz="0" w:space="0" w:color="auto"/>
+          <w:insideV w:val="none" w:sz="0" w:space="0" w:color="auto"/>
+        </w:tblBorders>
+        <w:tblLook w:val="04A0" w:firstRow="1" w:lastRow="0" w:firstColumn="1" w:lastColumn="0" w:noHBand="0" w:noVBand="1"/>
+      </w:tblPr>
+      <w:tblGrid>
+        <w:gridCol w:w="4488"/>
+        <w:gridCol w:w="4498"/>
+      </w:tblGrid>
+      <w:tr>
+        <w:trPr>
+          <w:trHeight w:val="612"/>
+        </w:trPr>
+        <w:tc>
+          <w:tcPr>
+            <w:tcW w:w="4488" w:type="dxa"/>
+            <w:tcBorders>
+              <w:top w:val="single" w:sz="18" w:space="0" w:color="000000"/>
+              <w:left w:val="single" w:sz="18" w:space="0" w:color="000000"/>
+              <w:bottom w:val="nil"/>
+              <w:right w:val="single" w:sz="18" w:space="0" w:color="000000"/>
+            </w:tcBorders>
+            <w:hideMark/>
+          </w:tcPr>
+          <w:p>
+            <w:pPr>
+              <w:ind w:left="144" w:right="720"/>
+              <w:rPr>
+                <w:rFonts w:ascii="Times New Roman" w:hAnsi="Times New Roman" w:cs="Times New Roman"/>
+                <w:b/>
+                <w:bCs/>
+                <w:sz w:val="32"/>
+                <w:szCs w:val="32"/>
+                <w:u w:val="single"/>
+              </w:rPr>
+            </w:pPr>
+            <w:r>
+              <w:rPr>
+                <w:rFonts w:ascii="Times New Roman" w:hAnsi="Times New Roman" w:cs="Times New Roman"/>
+                <w:b/>
+                <w:bCs/>
+                <w:sz w:val="32"/>
+                <w:szCs w:val="32"/>
+                <w:u w:val="single"/>
+              </w:rPr>
+              <w:t>Submitted By:</w:t>
+            </w:r>
+          </w:p>
+        </w:tc>
+        <w:tc>
+          <w:tcPr>
+            <w:tcW w:w="4498" w:type="dxa"/>
+            <w:tcBorders>
+              <w:top w:val="single" w:sz="18" w:space="0" w:color="000000"/>
+              <w:left w:val="single" w:sz="18" w:space="0" w:color="000000"/>
+              <w:bottom w:val="nil"/>
+              <w:right w:val="single" w:sz="18" w:space="0" w:color="000000"/>
+            </w:tcBorders>
+            <w:hideMark/>
+          </w:tcPr>
+          <w:p>
+            <w:pPr>
+              <w:ind w:left="144"/>
+              <w:rPr>
+                <w:rFonts w:ascii="Times New Roman" w:hAnsi="Times New Roman" w:cs="Times New Roman"/>
+                <w:b/>
+                <w:bCs/>
+                <w:sz w:val="32"/>
+                <w:szCs w:val="32"/>
+                <w:u w:val="single"/>
+              </w:rPr>
+            </w:pPr>
+            <w:r>
+              <w:rPr>
+                <w:rFonts w:ascii="Times New Roman" w:hAnsi="Times New Roman" w:cs="Times New Roman"/>
+                <w:b/>
+                <w:bCs/>
+                <w:sz w:val="32"/>
+                <w:szCs w:val="32"/>
+                <w:u w:val="single"/>
+              </w:rPr>
+              <w:t>Submitted To:</w:t>
+            </w:r>
+          </w:p>
+        </w:tc>
+      </w:tr>
+      <w:tr>
+        <w:trPr>
+          <w:trHeight w:val="1719"/>
+        </w:trPr>
+        <w:tc>
+          <w:tcPr>
+            <w:tcW w:w="4488" w:type="dxa"/>
+            <w:tcBorders>
+              <w:top w:val="nil"/>
+              <w:left w:val="single" w:sz="18" w:space="0" w:color="000000"/>
+              <w:bottom w:val="single" w:sz="18" w:space="0" w:color="000000"/>
+              <w:right w:val="single" w:sz="18" w:space="0" w:color="000000"/>
+            </w:tcBorders>
+            <w:hideMark/>
+          </w:tcPr>
+          <w:p>
+            <w:pPr>
+              <w:ind w:left="144" w:right="720"/>
+              <w:rPr>
+                <w:rFonts w:ascii="Arial" w:hAnsi="Arial" w:cs="Arial"/>
+                <w:sz w:val="28"/>
+                <w:szCs w:val="28"/>
+              </w:rPr>
+            </w:pPr>
+            <w:r>
+              <w:rPr>
+                <w:rFonts w:ascii="Arial" w:hAnsi="Arial" w:cs="Arial"/>
+                <w:sz w:val="28"/>
+                <w:szCs w:val="28"/>
+              </w:rPr>
+              <w:t xml:space="preserve">Name: </w:t>
+            </w:r>
+            <w:r>
+              <w:rPr>
+                <w:rFonts w:ascii="Arial" w:hAnsi="Arial" w:cs="Arial"/>
+                <w:sz w:val="28"/>
+                <w:szCs w:val="28"/>
+              </w:rPr>
+              <w:t>Md. Farhan Masud</w:t>
+            </w:r>
+          </w:p>
+          <w:p>
+            <w:pPr>
+              <w:ind w:left="144" w:right="720"/>
+              <w:rPr>
+                <w:rFonts w:ascii="Arial" w:hAnsi="Arial" w:cs="Arial"/>
+                <w:sz w:val="28"/>
+                <w:szCs w:val="28"/>
+              </w:rPr>
+            </w:pPr>
+            <w:r>
+              <w:rPr>
+                <w:rFonts w:ascii="Arial" w:hAnsi="Arial" w:cs="Arial"/>
+                <w:sz w:val="28"/>
+                <w:szCs w:val="28"/>
+              </w:rPr>
+              <w:t xml:space="preserve">Roll: </w:t>
+            </w:r>
+            <w:r>
+              <w:rPr>
+                <w:rFonts w:ascii="Arial" w:hAnsi="Arial" w:cs="Arial"/>
+                <w:sz w:val="28"/>
+                <w:szCs w:val="28"/>
+              </w:rPr>
+              <w:t>2303011</w:t>
+            </w:r>
+          </w:p>
+          <w:p>
+            <w:pPr>
+              <w:ind w:left="144" w:right="720"/>
+              <w:rPr>
+                <w:rFonts w:ascii="Arial" w:hAnsi="Arial" w:cs="Arial"/>
+                <w:sz w:val="28"/>
+                <w:szCs w:val="28"/>
+              </w:rPr>
+            </w:pPr>
+            <w:r>
+              <w:rPr>
+                <w:rFonts w:ascii="Arial" w:hAnsi="Arial" w:cs="Arial"/>
+                <w:sz w:val="28"/>
+                <w:szCs w:val="28"/>
+              </w:rPr>
+              <w:t>Section: A</w:t>
+            </w:r>
+          </w:p>
+          <w:p>
+            <w:pPr>
+              <w:ind w:left="144" w:right="720"/>
+              <w:rPr>
+                <w:rFonts w:ascii="Arial" w:hAnsi="Arial" w:cs="Arial"/>
+                <w:sz w:val="28"/>
+                <w:szCs w:val="28"/>
+              </w:rPr>
+            </w:pPr>
+            <w:r>
+              <w:rPr>
+                <w:rFonts w:ascii="Arial" w:hAnsi="Arial" w:cs="Arial"/>
+                <w:sz w:val="28"/>
+                <w:szCs w:val="28"/>
+              </w:rPr>
+              <w:t>Session: 20</w:t>
+            </w:r>
+            <w:r>
+              <w:rPr>
+                <w:rFonts w:ascii="Arial" w:hAnsi="Arial" w:cs="Arial"/>
+                <w:sz w:val="28"/>
+                <w:szCs w:val="28"/>
+              </w:rPr>
+              <w:t>23-24</w:t>
+            </w:r>
+          </w:p>
+        </w:tc>
+        <w:tc>
+          <w:tcPr>
+            <w:tcW w:w="4498" w:type="dxa"/>
+            <w:tcBorders>
+              <w:top w:val="nil"/>
+              <w:left w:val="single" w:sz="18" w:space="0" w:color="000000"/>
+              <w:bottom w:val="single" w:sz="18" w:space="0" w:color="000000"/>
+              <w:right w:val="single" w:sz="18" w:space="0" w:color="000000"/>
+            </w:tcBorders>
+            <w:hideMark/>
+          </w:tcPr>
+          <w:p>
+            <w:pPr>
+              <w:ind w:left="144"/>
+              <w:rPr>
+                <w:rFonts w:ascii="Arial" w:hAnsi="Arial" w:cs="Arial"/>
+                <w:sz w:val="28"/>
+                <w:szCs w:val="28"/>
+              </w:rPr>
+            </w:pPr>
+            <w:r>
+              <w:rPr>
+                <w:rFonts w:ascii="Arial" w:hAnsi="Arial" w:cs="Arial"/>
+                <w:sz w:val="28"/>
+                <w:szCs w:val="28"/>
+              </w:rPr>
+              <w:t>Sadia Zaman Mishu</w:t>
+            </w:r>
+          </w:p>
+          <w:p>
+            <w:pPr>
+              <w:ind w:left="144"/>
+              <w:rPr>
+                <w:rFonts w:ascii="Arial" w:hAnsi="Arial" w:cs="Arial"/>
+                <w:sz w:val="28"/>
+                <w:szCs w:val="28"/>
+              </w:rPr>
+            </w:pPr>
+            <w:r>
+              <w:rPr>
+                <w:rFonts w:ascii="Arial" w:hAnsi="Arial" w:cs="Arial"/>
+                <w:sz w:val="28"/>
+                <w:szCs w:val="28"/>
+              </w:rPr>
+              <w:t>Assistant Professor</w:t>
+            </w:r>
+          </w:p>
+          <w:p>
+            <w:pPr>
+              <w:ind w:left="144"/>
+              <w:rPr>
+                <w:rFonts w:ascii="Arial" w:hAnsi="Arial" w:cs="Arial"/>
+                <w:sz w:val="28"/>
+                <w:szCs w:val="28"/>
+              </w:rPr>
+            </w:pPr>
+            <w:r>
+              <w:rPr>
+                <w:rFonts w:ascii="Arial" w:hAnsi="Arial" w:cs="Arial"/>
+                <w:sz w:val="28"/>
+                <w:szCs w:val="28"/>
+                <w:shd w:val="clear" w:color="auto" w:fill="FFFFFF"/>
+              </w:rPr>
+              <w:t>Dep</w:t>
+            </w:r>
+            <w:r>
+              <w:rPr>
+                <w:rFonts w:ascii="Arial" w:hAnsi="Arial" w:cs="Arial"/>
+                <w:sz w:val="28"/>
+                <w:szCs w:val="28"/>
+                <w:shd w:val="clear" w:color="auto" w:fill="FFFFFF"/>
+              </w:rPr>
+              <w:t>t.</w:t>
+            </w:r>
+            <w:r>
+              <w:rPr>
+                <w:rFonts w:ascii="Arial" w:hAnsi="Arial" w:cs="Arial"/>
+                <w:sz w:val="28"/>
+                <w:szCs w:val="28"/>
+                <w:shd w:val="clear" w:color="auto" w:fill="FFFFFF"/>
+              </w:rPr>
+              <w:t xml:space="preserve"> of </w:t>
+            </w:r>
+            <w:r>
+              <w:rPr>
+                <w:rFonts w:ascii="Arial" w:hAnsi="Arial" w:cs="Arial"/>
+                <w:sz w:val="28"/>
+                <w:szCs w:val="28"/>
+                <w:shd w:val="clear" w:color="auto" w:fill="FFFFFF"/>
+              </w:rPr>
+              <w:t>Computer Science &amp; Engineering, RUET</w:t>
+            </w:r>
+          </w:p>
+        </w:tc>
+      </w:tr>
+    </w:tbl>
+    <w:p>
+      <w:pPr>
+        <w:rPr>
+          <w:rFonts w:ascii="Times New Roman" w:hAnsi="Times New Roman" w:cs="Times New Roman"/>
+          <w:b/>
+          <w:bCs/>
+          <w:sz w:val="28"/>
+          <w:szCs w:val="28"/>
+        </w:rPr>
+      </w:pPr>
+    </w:p>
+    <w:p>
+      <w:pPr>
+        <w:rPr>
+          <w:rStyle w:val="Strong"/>
+        </w:rPr>
+      </w:pPr>
+      <w:r>
+        <w:rPr>
+          <w:rStyle w:val="Strong"/>
+        </w:rPr>
         <w:br w:type="page"/>
       </w:r>
     </w:p>
@@ -3489,7 +6086,7 @@
                     </pic:cNvPicPr>
                   </pic:nvPicPr>
                   <pic:blipFill>
-                    <a:blip r:embed="rId10"/>
+                    <a:blip r:embed="rId11"/>
                     <a:srcRect l="1539" t="1939" r="917"/>
                     <a:stretch>
                       <a:fillRect/>
@@ -3691,6 +6288,655 @@
         </w:rPr>
       </w:pPr>
       <w:r>
+        <w:br w:type="page"/>
+      </w:r>
+    </w:p>
+    <w:p>
+      <w:pPr>
+        <w:jc w:val="center"/>
+        <w:rPr>
+          <w:rStyle w:val="SubtleEmphasis"/>
+          <w:rFonts w:ascii="Monotype Corsiva" w:hAnsi="Monotype Corsiva"/>
+          <w:sz w:val="28"/>
+          <w:szCs w:val="26"/>
+        </w:rPr>
+      </w:pPr>
+      <w:r>
+        <w:rPr>
+          <w:rStyle w:val="SubtleEmphasis"/>
+          <w:rFonts w:ascii="Monotype Corsiva" w:hAnsi="Monotype Corsiva"/>
+          <w:sz w:val="28"/>
+          <w:szCs w:val="26"/>
+        </w:rPr>
+        <w:lastRenderedPageBreak/>
+        <w:t>Heaven’s Light is Our Guide</w:t>
+      </w:r>
+    </w:p>
+    <w:p>
+      <w:pPr>
+        <w:jc w:val="center"/>
+        <w:rPr>
+          <w:rFonts w:ascii="Times New Roman" w:hAnsi="Times New Roman" w:cs="Times New Roman"/>
+          <w:b/>
+          <w:bCs/>
+          <w:sz w:val="36"/>
+          <w:szCs w:val="36"/>
+        </w:rPr>
+      </w:pPr>
+    </w:p>
+    <w:p>
+      <w:pPr>
+        <w:jc w:val="center"/>
+        <w:rPr>
+          <w:rFonts w:ascii="Times New Roman" w:hAnsi="Times New Roman" w:cs="Times New Roman"/>
+          <w:b/>
+          <w:bCs/>
+          <w:sz w:val="36"/>
+          <w:szCs w:val="36"/>
+        </w:rPr>
+      </w:pPr>
+    </w:p>
+    <w:p>
+      <w:pPr>
+        <w:jc w:val="center"/>
+        <w:rPr>
+          <w:rFonts w:ascii="Times New Roman" w:hAnsi="Times New Roman" w:cs="Times New Roman"/>
+          <w:sz w:val="36"/>
+          <w:szCs w:val="36"/>
+        </w:rPr>
+      </w:pPr>
+      <w:r>
+        <w:rPr>
+          <w:rFonts w:ascii="Times New Roman" w:hAnsi="Times New Roman" w:cs="Times New Roman"/>
+          <w:sz w:val="36"/>
+          <w:szCs w:val="36"/>
+        </w:rPr>
+        <w:t>Rajshahi University of Engineering &amp; Technology</w:t>
+      </w:r>
+    </w:p>
+    <w:p>
+      <w:pPr>
+        <w:jc w:val="center"/>
+        <w:rPr>
+          <w:rFonts w:ascii="Times New Roman" w:hAnsi="Times New Roman" w:cs="Times New Roman"/>
+          <w:sz w:val="34"/>
+          <w:szCs w:val="34"/>
+        </w:rPr>
+      </w:pPr>
+      <w:r>
+        <w:rPr>
+          <w:noProof/>
+        </w:rPr>
+        <w:drawing>
+          <wp:anchor distT="0" distB="0" distL="114300" distR="114300" simplePos="0" relativeHeight="251668480" behindDoc="0" locked="0" layoutInCell="1" allowOverlap="1" wp14:anchorId="3D88CFF3" wp14:editId="449E61FD">
+            <wp:simplePos x="0" y="0"/>
+            <wp:positionH relativeFrom="margin">
+              <wp:align>center</wp:align>
+            </wp:positionH>
+            <wp:positionV relativeFrom="paragraph">
+              <wp:posOffset>450215</wp:posOffset>
+            </wp:positionV>
+            <wp:extent cx="1181100" cy="1413510"/>
+            <wp:effectExtent l="0" t="0" r="0" b="0"/>
+            <wp:wrapTopAndBottom/>
+            <wp:docPr id="381521522" name="Picture 1" descr="RUET Logo / Monogram | Turbo Dream"/>
+            <wp:cNvGraphicFramePr>
+              <a:graphicFrameLocks xmlns:a="http://schemas.openxmlformats.org/drawingml/2006/main" noChangeAspect="1"/>
+            </wp:cNvGraphicFramePr>
+            <a:graphic xmlns:a="http://schemas.openxmlformats.org/drawingml/2006/main">
+              <a:graphicData uri="http://schemas.openxmlformats.org/drawingml/2006/picture">
+                <pic:pic xmlns:pic="http://schemas.openxmlformats.org/drawingml/2006/picture">
+                  <pic:nvPicPr>
+                    <pic:cNvPr id="0" name="Picture 1" descr="RUET Logo / Monogram | Turbo Dream"/>
+                    <pic:cNvPicPr>
+                      <a:picLocks noChangeAspect="1" noChangeArrowheads="1"/>
+                    </pic:cNvPicPr>
+                  </pic:nvPicPr>
+                  <pic:blipFill>
+                    <a:blip r:embed="rId5">
+                      <a:extLst>
+                        <a:ext uri="{28A0092B-C50C-407E-A947-70E740481C1C}">
+                          <a14:useLocalDpi xmlns:a14="http://schemas.microsoft.com/office/drawing/2010/main" val="0"/>
+                        </a:ext>
+                      </a:extLst>
+                    </a:blip>
+                    <a:srcRect/>
+                    <a:stretch>
+                      <a:fillRect/>
+                    </a:stretch>
+                  </pic:blipFill>
+                  <pic:spPr bwMode="auto">
+                    <a:xfrm>
+                      <a:off x="0" y="0"/>
+                      <a:ext cx="1181100" cy="1413510"/>
+                    </a:xfrm>
+                    <a:prstGeom prst="rect">
+                      <a:avLst/>
+                    </a:prstGeom>
+                    <a:noFill/>
+                  </pic:spPr>
+                </pic:pic>
+              </a:graphicData>
+            </a:graphic>
+            <wp14:sizeRelH relativeFrom="margin">
+              <wp14:pctWidth>0</wp14:pctWidth>
+            </wp14:sizeRelH>
+            <wp14:sizeRelV relativeFrom="margin">
+              <wp14:pctHeight>0</wp14:pctHeight>
+            </wp14:sizeRelV>
+          </wp:anchor>
+        </w:drawing>
+      </w:r>
+    </w:p>
+    <w:p>
+      <w:pPr>
+        <w:jc w:val="center"/>
+        <w:rPr>
+          <w:rFonts w:ascii="Times New Roman" w:hAnsi="Times New Roman" w:cs="Times New Roman"/>
+          <w:sz w:val="34"/>
+          <w:szCs w:val="34"/>
+        </w:rPr>
+      </w:pPr>
+      <w:r>
+        <w:rPr>
+          <w:rFonts w:ascii="Times New Roman" w:hAnsi="Times New Roman" w:cs="Times New Roman"/>
+          <w:sz w:val="34"/>
+          <w:szCs w:val="34"/>
+        </w:rPr>
+        <w:br/>
+      </w:r>
+    </w:p>
+    <w:p>
+      <w:pPr>
+        <w:jc w:val="center"/>
+        <w:rPr>
+          <w:rFonts w:ascii="Times New Roman" w:hAnsi="Times New Roman" w:cs="Times New Roman"/>
+          <w:sz w:val="34"/>
+          <w:szCs w:val="34"/>
+        </w:rPr>
+      </w:pPr>
+      <w:r>
+        <w:rPr>
+          <w:rFonts w:ascii="Times New Roman" w:hAnsi="Times New Roman" w:cs="Times New Roman"/>
+          <w:sz w:val="34"/>
+          <w:szCs w:val="34"/>
+        </w:rPr>
+        <w:t>Department of Computer Science &amp; Engineering</w:t>
+      </w:r>
+    </w:p>
+    <w:p>
+      <w:pPr>
+        <w:jc w:val="center"/>
+        <w:rPr>
+          <w:rFonts w:ascii="Times New Roman" w:hAnsi="Times New Roman" w:cs="Times New Roman"/>
+          <w:sz w:val="34"/>
+          <w:szCs w:val="34"/>
+        </w:rPr>
+      </w:pPr>
+      <w:r>
+        <w:rPr>
+          <w:rFonts w:ascii="Times New Roman" w:hAnsi="Times New Roman" w:cs="Times New Roman"/>
+          <w:sz w:val="34"/>
+          <w:szCs w:val="34"/>
+        </w:rPr>
+        <w:t>23 Series</w:t>
+      </w:r>
+    </w:p>
+    <w:p>
+      <w:pPr>
+        <w:jc w:val="center"/>
+        <w:rPr>
+          <w:rFonts w:ascii="Times New Roman" w:hAnsi="Times New Roman" w:cs="Times New Roman"/>
+          <w:b/>
+          <w:bCs/>
+          <w:sz w:val="44"/>
+          <w:szCs w:val="44"/>
+        </w:rPr>
+      </w:pPr>
+    </w:p>
+    <w:p>
+      <w:pPr>
+        <w:jc w:val="center"/>
+        <w:rPr>
+          <w:rFonts w:ascii="Times New Roman" w:hAnsi="Times New Roman" w:cs="Times New Roman"/>
+          <w:sz w:val="32"/>
+          <w:szCs w:val="32"/>
+        </w:rPr>
+      </w:pPr>
+      <w:r>
+        <w:rPr>
+          <w:rFonts w:ascii="Times New Roman" w:hAnsi="Times New Roman" w:cs="Times New Roman"/>
+          <w:b/>
+          <w:bCs/>
+          <w:sz w:val="32"/>
+          <w:szCs w:val="32"/>
+        </w:rPr>
+        <w:t xml:space="preserve">Course Code: </w:t>
+      </w:r>
+      <w:r>
+        <w:rPr>
+          <w:rFonts w:ascii="Times New Roman" w:hAnsi="Times New Roman" w:cs="Times New Roman"/>
+          <w:sz w:val="32"/>
+          <w:szCs w:val="32"/>
+        </w:rPr>
+        <w:t>2206</w:t>
+      </w:r>
+    </w:p>
+    <w:p>
+      <w:pPr>
+        <w:jc w:val="center"/>
+        <w:rPr>
+          <w:rFonts w:ascii="Times New Roman" w:hAnsi="Times New Roman" w:cs="Times New Roman"/>
+          <w:sz w:val="32"/>
+          <w:szCs w:val="32"/>
+        </w:rPr>
+      </w:pPr>
+      <w:r>
+        <w:rPr>
+          <w:rFonts w:ascii="Times New Roman" w:hAnsi="Times New Roman" w:cs="Times New Roman"/>
+          <w:b/>
+          <w:bCs/>
+          <w:sz w:val="32"/>
+          <w:szCs w:val="32"/>
+        </w:rPr>
+        <w:t xml:space="preserve">Course Title: </w:t>
+      </w:r>
+      <w:r>
+        <w:rPr>
+          <w:rFonts w:ascii="Times New Roman" w:hAnsi="Times New Roman" w:cs="Times New Roman"/>
+          <w:sz w:val="32"/>
+          <w:szCs w:val="32"/>
+        </w:rPr>
+        <w:t>Microprocessor, Microcontroller &amp; Assembly Language</w:t>
+      </w:r>
+    </w:p>
+    <w:p>
+      <w:pPr>
+        <w:jc w:val="center"/>
+        <w:rPr>
+          <w:rFonts w:ascii="Times New Roman" w:hAnsi="Times New Roman" w:cs="Times New Roman"/>
+          <w:sz w:val="32"/>
+          <w:szCs w:val="32"/>
+        </w:rPr>
+      </w:pPr>
+    </w:p>
+    <w:p>
+      <w:pPr>
+        <w:jc w:val="center"/>
+        <w:rPr>
+          <w:rFonts w:ascii="Times New Roman" w:hAnsi="Times New Roman" w:cs="Times New Roman"/>
+          <w:b/>
+          <w:bCs/>
+          <w:sz w:val="32"/>
+          <w:szCs w:val="32"/>
+        </w:rPr>
+      </w:pPr>
+      <w:r>
+        <w:rPr>
+          <w:rFonts w:ascii="Times New Roman" w:hAnsi="Times New Roman" w:cs="Times New Roman"/>
+          <w:b/>
+          <w:bCs/>
+          <w:sz w:val="32"/>
+          <w:szCs w:val="32"/>
+        </w:rPr>
+        <w:t xml:space="preserve">Lab No.: </w:t>
+      </w:r>
+      <w:r>
+        <w:rPr>
+          <w:rFonts w:ascii="Times New Roman" w:hAnsi="Times New Roman" w:cs="Times New Roman"/>
+          <w:b/>
+          <w:bCs/>
+          <w:sz w:val="32"/>
+          <w:szCs w:val="32"/>
+        </w:rPr>
+        <w:t>05</w:t>
+      </w:r>
+    </w:p>
+    <w:p>
+      <w:pPr>
+        <w:jc w:val="center"/>
+        <w:rPr>
+          <w:rFonts w:ascii="Times New Roman" w:hAnsi="Times New Roman" w:cs="Times New Roman"/>
+          <w:b/>
+          <w:bCs/>
+          <w:sz w:val="32"/>
+          <w:szCs w:val="32"/>
+        </w:rPr>
+      </w:pPr>
+    </w:p>
+    <w:p>
+      <w:pPr>
+        <w:jc w:val="center"/>
+        <w:rPr>
+          <w:rFonts w:ascii="Times New Roman" w:hAnsi="Times New Roman" w:cs="Times New Roman"/>
+          <w:b/>
+          <w:bCs/>
+          <w:sz w:val="32"/>
+          <w:szCs w:val="32"/>
+        </w:rPr>
+      </w:pPr>
+    </w:p>
+    <w:tbl>
+      <w:tblPr>
+        <w:tblStyle w:val="TableGrid"/>
+        <w:tblW w:w="8986" w:type="dxa"/>
+        <w:tblInd w:w="-113" w:type="dxa"/>
+        <w:tblBorders>
+          <w:insideH w:val="none" w:sz="0" w:space="0" w:color="auto"/>
+          <w:insideV w:val="none" w:sz="0" w:space="0" w:color="auto"/>
+        </w:tblBorders>
+        <w:tblLook w:val="04A0" w:firstRow="1" w:lastRow="0" w:firstColumn="1" w:lastColumn="0" w:noHBand="0" w:noVBand="1"/>
+      </w:tblPr>
+      <w:tblGrid>
+        <w:gridCol w:w="4488"/>
+        <w:gridCol w:w="4498"/>
+      </w:tblGrid>
+      <w:tr>
+        <w:trPr>
+          <w:trHeight w:val="612"/>
+        </w:trPr>
+        <w:tc>
+          <w:tcPr>
+            <w:tcW w:w="4488" w:type="dxa"/>
+            <w:tcBorders>
+              <w:top w:val="single" w:sz="18" w:space="0" w:color="000000"/>
+              <w:left w:val="single" w:sz="18" w:space="0" w:color="000000"/>
+              <w:bottom w:val="nil"/>
+              <w:right w:val="single" w:sz="18" w:space="0" w:color="000000"/>
+            </w:tcBorders>
+            <w:hideMark/>
+          </w:tcPr>
+          <w:p>
+            <w:pPr>
+              <w:ind w:left="144" w:right="720"/>
+              <w:rPr>
+                <w:rFonts w:ascii="Times New Roman" w:hAnsi="Times New Roman" w:cs="Times New Roman"/>
+                <w:b/>
+                <w:bCs/>
+                <w:sz w:val="32"/>
+                <w:szCs w:val="32"/>
+                <w:u w:val="single"/>
+              </w:rPr>
+            </w:pPr>
+            <w:r>
+              <w:rPr>
+                <w:rFonts w:ascii="Times New Roman" w:hAnsi="Times New Roman" w:cs="Times New Roman"/>
+                <w:b/>
+                <w:bCs/>
+                <w:sz w:val="32"/>
+                <w:szCs w:val="32"/>
+                <w:u w:val="single"/>
+              </w:rPr>
+              <w:t>Submitted By:</w:t>
+            </w:r>
+          </w:p>
+        </w:tc>
+        <w:tc>
+          <w:tcPr>
+            <w:tcW w:w="4498" w:type="dxa"/>
+            <w:tcBorders>
+              <w:top w:val="single" w:sz="18" w:space="0" w:color="000000"/>
+              <w:left w:val="single" w:sz="18" w:space="0" w:color="000000"/>
+              <w:bottom w:val="nil"/>
+              <w:right w:val="single" w:sz="18" w:space="0" w:color="000000"/>
+            </w:tcBorders>
+            <w:hideMark/>
+          </w:tcPr>
+          <w:p>
+            <w:pPr>
+              <w:ind w:left="144"/>
+              <w:rPr>
+                <w:rFonts w:ascii="Times New Roman" w:hAnsi="Times New Roman" w:cs="Times New Roman"/>
+                <w:b/>
+                <w:bCs/>
+                <w:sz w:val="32"/>
+                <w:szCs w:val="32"/>
+                <w:u w:val="single"/>
+              </w:rPr>
+            </w:pPr>
+            <w:r>
+              <w:rPr>
+                <w:rFonts w:ascii="Times New Roman" w:hAnsi="Times New Roman" w:cs="Times New Roman"/>
+                <w:b/>
+                <w:bCs/>
+                <w:sz w:val="32"/>
+                <w:szCs w:val="32"/>
+                <w:u w:val="single"/>
+              </w:rPr>
+              <w:t>Submitted To:</w:t>
+            </w:r>
+          </w:p>
+        </w:tc>
+      </w:tr>
+      <w:tr>
+        <w:trPr>
+          <w:trHeight w:val="1719"/>
+        </w:trPr>
+        <w:tc>
+          <w:tcPr>
+            <w:tcW w:w="4488" w:type="dxa"/>
+            <w:tcBorders>
+              <w:top w:val="nil"/>
+              <w:left w:val="single" w:sz="18" w:space="0" w:color="000000"/>
+              <w:bottom w:val="single" w:sz="18" w:space="0" w:color="000000"/>
+              <w:right w:val="single" w:sz="18" w:space="0" w:color="000000"/>
+            </w:tcBorders>
+            <w:hideMark/>
+          </w:tcPr>
+          <w:p>
+            <w:pPr>
+              <w:ind w:left="144" w:right="720"/>
+              <w:rPr>
+                <w:rFonts w:ascii="Arial" w:hAnsi="Arial" w:cs="Arial"/>
+                <w:sz w:val="28"/>
+                <w:szCs w:val="28"/>
+              </w:rPr>
+            </w:pPr>
+            <w:r>
+              <w:rPr>
+                <w:rFonts w:ascii="Arial" w:hAnsi="Arial" w:cs="Arial"/>
+                <w:sz w:val="28"/>
+                <w:szCs w:val="28"/>
+              </w:rPr>
+              <w:t xml:space="preserve">Name: </w:t>
+            </w:r>
+            <w:r>
+              <w:rPr>
+                <w:rFonts w:ascii="Arial" w:hAnsi="Arial" w:cs="Arial"/>
+                <w:sz w:val="28"/>
+                <w:szCs w:val="28"/>
+              </w:rPr>
+              <w:t>Md. Farhan Masud</w:t>
+            </w:r>
+          </w:p>
+          <w:p>
+            <w:pPr>
+              <w:ind w:left="144" w:right="720"/>
+              <w:rPr>
+                <w:rFonts w:ascii="Arial" w:hAnsi="Arial" w:cs="Arial"/>
+                <w:sz w:val="28"/>
+                <w:szCs w:val="28"/>
+              </w:rPr>
+            </w:pPr>
+            <w:r>
+              <w:rPr>
+                <w:rFonts w:ascii="Arial" w:hAnsi="Arial" w:cs="Arial"/>
+                <w:sz w:val="28"/>
+                <w:szCs w:val="28"/>
+              </w:rPr>
+              <w:t xml:space="preserve">Roll: </w:t>
+            </w:r>
+            <w:r>
+              <w:rPr>
+                <w:rFonts w:ascii="Arial" w:hAnsi="Arial" w:cs="Arial"/>
+                <w:sz w:val="28"/>
+                <w:szCs w:val="28"/>
+              </w:rPr>
+              <w:t>2303011</w:t>
+            </w:r>
+          </w:p>
+          <w:p>
+            <w:pPr>
+              <w:ind w:left="144" w:right="720"/>
+              <w:rPr>
+                <w:rFonts w:ascii="Arial" w:hAnsi="Arial" w:cs="Arial"/>
+                <w:sz w:val="28"/>
+                <w:szCs w:val="28"/>
+              </w:rPr>
+            </w:pPr>
+            <w:r>
+              <w:rPr>
+                <w:rFonts w:ascii="Arial" w:hAnsi="Arial" w:cs="Arial"/>
+                <w:sz w:val="28"/>
+                <w:szCs w:val="28"/>
+              </w:rPr>
+              <w:t>Section: A</w:t>
+            </w:r>
+          </w:p>
+          <w:p>
+            <w:pPr>
+              <w:ind w:left="144" w:right="720"/>
+              <w:rPr>
+                <w:rFonts w:ascii="Arial" w:hAnsi="Arial" w:cs="Arial"/>
+                <w:sz w:val="28"/>
+                <w:szCs w:val="28"/>
+              </w:rPr>
+            </w:pPr>
+            <w:r>
+              <w:rPr>
+                <w:rFonts w:ascii="Arial" w:hAnsi="Arial" w:cs="Arial"/>
+                <w:sz w:val="28"/>
+                <w:szCs w:val="28"/>
+              </w:rPr>
+              <w:t>Session: 20</w:t>
+            </w:r>
+            <w:r>
+              <w:rPr>
+                <w:rFonts w:ascii="Arial" w:hAnsi="Arial" w:cs="Arial"/>
+                <w:sz w:val="28"/>
+                <w:szCs w:val="28"/>
+              </w:rPr>
+              <w:t>23-24</w:t>
+            </w:r>
+          </w:p>
+        </w:tc>
+        <w:tc>
+          <w:tcPr>
+            <w:tcW w:w="4498" w:type="dxa"/>
+            <w:tcBorders>
+              <w:top w:val="nil"/>
+              <w:left w:val="single" w:sz="18" w:space="0" w:color="000000"/>
+              <w:bottom w:val="single" w:sz="18" w:space="0" w:color="000000"/>
+              <w:right w:val="single" w:sz="18" w:space="0" w:color="000000"/>
+            </w:tcBorders>
+            <w:hideMark/>
+          </w:tcPr>
+          <w:p>
+            <w:pPr>
+              <w:ind w:left="144"/>
+              <w:rPr>
+                <w:rFonts w:ascii="Arial" w:hAnsi="Arial" w:cs="Arial"/>
+                <w:sz w:val="28"/>
+                <w:szCs w:val="28"/>
+              </w:rPr>
+            </w:pPr>
+            <w:r>
+              <w:rPr>
+                <w:rFonts w:ascii="Arial" w:hAnsi="Arial" w:cs="Arial"/>
+                <w:sz w:val="28"/>
+                <w:szCs w:val="28"/>
+              </w:rPr>
+              <w:t>Sadia Zaman Mishu</w:t>
+            </w:r>
+          </w:p>
+          <w:p>
+            <w:pPr>
+              <w:ind w:left="144"/>
+              <w:rPr>
+                <w:rFonts w:ascii="Arial" w:hAnsi="Arial" w:cs="Arial"/>
+                <w:sz w:val="28"/>
+                <w:szCs w:val="28"/>
+              </w:rPr>
+            </w:pPr>
+            <w:r>
+              <w:rPr>
+                <w:rFonts w:ascii="Arial" w:hAnsi="Arial" w:cs="Arial"/>
+                <w:sz w:val="28"/>
+                <w:szCs w:val="28"/>
+              </w:rPr>
+              <w:t>Assistant Professor</w:t>
+            </w:r>
+          </w:p>
+          <w:p>
+            <w:pPr>
+              <w:ind w:left="144"/>
+              <w:rPr>
+                <w:rFonts w:ascii="Arial" w:hAnsi="Arial" w:cs="Arial"/>
+                <w:sz w:val="28"/>
+                <w:szCs w:val="28"/>
+              </w:rPr>
+            </w:pPr>
+            <w:r>
+              <w:rPr>
+                <w:rFonts w:ascii="Arial" w:hAnsi="Arial" w:cs="Arial"/>
+                <w:sz w:val="28"/>
+                <w:szCs w:val="28"/>
+                <w:shd w:val="clear" w:color="auto" w:fill="FFFFFF"/>
+              </w:rPr>
+              <w:t>Dep</w:t>
+            </w:r>
+            <w:r>
+              <w:rPr>
+                <w:rFonts w:ascii="Arial" w:hAnsi="Arial" w:cs="Arial"/>
+                <w:sz w:val="28"/>
+                <w:szCs w:val="28"/>
+                <w:shd w:val="clear" w:color="auto" w:fill="FFFFFF"/>
+              </w:rPr>
+              <w:t>t.</w:t>
+            </w:r>
+            <w:r>
+              <w:rPr>
+                <w:rFonts w:ascii="Arial" w:hAnsi="Arial" w:cs="Arial"/>
+                <w:sz w:val="28"/>
+                <w:szCs w:val="28"/>
+                <w:shd w:val="clear" w:color="auto" w:fill="FFFFFF"/>
+              </w:rPr>
+              <w:t xml:space="preserve"> of </w:t>
+            </w:r>
+            <w:r>
+              <w:rPr>
+                <w:rFonts w:ascii="Arial" w:hAnsi="Arial" w:cs="Arial"/>
+                <w:sz w:val="28"/>
+                <w:szCs w:val="28"/>
+                <w:shd w:val="clear" w:color="auto" w:fill="FFFFFF"/>
+              </w:rPr>
+              <w:t>Computer Science &amp; Engineering, RUET</w:t>
+            </w:r>
+          </w:p>
+        </w:tc>
+      </w:tr>
+    </w:tbl>
+    <w:p>
+      <w:pPr>
+        <w:rPr>
+          <w:rFonts w:ascii="Times New Roman" w:hAnsi="Times New Roman" w:cs="Times New Roman"/>
+          <w:b/>
+          <w:bCs/>
+          <w:sz w:val="28"/>
+          <w:szCs w:val="28"/>
+        </w:rPr>
+      </w:pPr>
+    </w:p>
+    <w:p>
+      <w:pPr>
+        <w:rPr>
+          <w:rStyle w:val="Strong"/>
+        </w:rPr>
+      </w:pPr>
+      <w:r>
+        <w:rPr>
+          <w:rStyle w:val="Strong"/>
+        </w:rPr>
         <w:br w:type="page"/>
       </w:r>
     </w:p>
@@ -5081,7 +8327,7 @@
                     </pic:cNvPicPr>
                   </pic:nvPicPr>
                   <pic:blipFill>
-                    <a:blip r:embed="rId11"/>
+                    <a:blip r:embed="rId12"/>
                     <a:srcRect t="2337"/>
                     <a:stretch>
                       <a:fillRect/>
@@ -5537,6 +8783,655 @@
         </w:rPr>
       </w:pPr>
       <w:r>
+        <w:br w:type="page"/>
+      </w:r>
+    </w:p>
+    <w:p>
+      <w:pPr>
+        <w:jc w:val="center"/>
+        <w:rPr>
+          <w:rStyle w:val="SubtleEmphasis"/>
+          <w:rFonts w:ascii="Monotype Corsiva" w:hAnsi="Monotype Corsiva"/>
+          <w:sz w:val="28"/>
+          <w:szCs w:val="26"/>
+        </w:rPr>
+      </w:pPr>
+      <w:r>
+        <w:rPr>
+          <w:rStyle w:val="SubtleEmphasis"/>
+          <w:rFonts w:ascii="Monotype Corsiva" w:hAnsi="Monotype Corsiva"/>
+          <w:sz w:val="28"/>
+          <w:szCs w:val="26"/>
+        </w:rPr>
+        <w:lastRenderedPageBreak/>
+        <w:t>Heaven’s Light is Our Guide</w:t>
+      </w:r>
+    </w:p>
+    <w:p>
+      <w:pPr>
+        <w:jc w:val="center"/>
+        <w:rPr>
+          <w:rFonts w:ascii="Times New Roman" w:hAnsi="Times New Roman" w:cs="Times New Roman"/>
+          <w:b/>
+          <w:bCs/>
+          <w:sz w:val="36"/>
+          <w:szCs w:val="36"/>
+        </w:rPr>
+      </w:pPr>
+    </w:p>
+    <w:p>
+      <w:pPr>
+        <w:jc w:val="center"/>
+        <w:rPr>
+          <w:rFonts w:ascii="Times New Roman" w:hAnsi="Times New Roman" w:cs="Times New Roman"/>
+          <w:b/>
+          <w:bCs/>
+          <w:sz w:val="36"/>
+          <w:szCs w:val="36"/>
+        </w:rPr>
+      </w:pPr>
+    </w:p>
+    <w:p>
+      <w:pPr>
+        <w:jc w:val="center"/>
+        <w:rPr>
+          <w:rFonts w:ascii="Times New Roman" w:hAnsi="Times New Roman" w:cs="Times New Roman"/>
+          <w:sz w:val="36"/>
+          <w:szCs w:val="36"/>
+        </w:rPr>
+      </w:pPr>
+      <w:r>
+        <w:rPr>
+          <w:rFonts w:ascii="Times New Roman" w:hAnsi="Times New Roman" w:cs="Times New Roman"/>
+          <w:sz w:val="36"/>
+          <w:szCs w:val="36"/>
+        </w:rPr>
+        <w:t>Rajshahi University of Engineering &amp; Technology</w:t>
+      </w:r>
+    </w:p>
+    <w:p>
+      <w:pPr>
+        <w:jc w:val="center"/>
+        <w:rPr>
+          <w:rFonts w:ascii="Times New Roman" w:hAnsi="Times New Roman" w:cs="Times New Roman"/>
+          <w:sz w:val="34"/>
+          <w:szCs w:val="34"/>
+        </w:rPr>
+      </w:pPr>
+      <w:r>
+        <w:rPr>
+          <w:noProof/>
+        </w:rPr>
+        <w:drawing>
+          <wp:anchor distT="0" distB="0" distL="114300" distR="114300" simplePos="0" relativeHeight="251670528" behindDoc="0" locked="0" layoutInCell="1" allowOverlap="1" wp14:anchorId="7C5377C5" wp14:editId="2926CC29">
+            <wp:simplePos x="0" y="0"/>
+            <wp:positionH relativeFrom="margin">
+              <wp:align>center</wp:align>
+            </wp:positionH>
+            <wp:positionV relativeFrom="paragraph">
+              <wp:posOffset>450215</wp:posOffset>
+            </wp:positionV>
+            <wp:extent cx="1181100" cy="1413510"/>
+            <wp:effectExtent l="0" t="0" r="0" b="0"/>
+            <wp:wrapTopAndBottom/>
+            <wp:docPr id="1624596551" name="Picture 1" descr="RUET Logo / Monogram | Turbo Dream"/>
+            <wp:cNvGraphicFramePr>
+              <a:graphicFrameLocks xmlns:a="http://schemas.openxmlformats.org/drawingml/2006/main" noChangeAspect="1"/>
+            </wp:cNvGraphicFramePr>
+            <a:graphic xmlns:a="http://schemas.openxmlformats.org/drawingml/2006/main">
+              <a:graphicData uri="http://schemas.openxmlformats.org/drawingml/2006/picture">
+                <pic:pic xmlns:pic="http://schemas.openxmlformats.org/drawingml/2006/picture">
+                  <pic:nvPicPr>
+                    <pic:cNvPr id="0" name="Picture 1" descr="RUET Logo / Monogram | Turbo Dream"/>
+                    <pic:cNvPicPr>
+                      <a:picLocks noChangeAspect="1" noChangeArrowheads="1"/>
+                    </pic:cNvPicPr>
+                  </pic:nvPicPr>
+                  <pic:blipFill>
+                    <a:blip r:embed="rId5">
+                      <a:extLst>
+                        <a:ext uri="{28A0092B-C50C-407E-A947-70E740481C1C}">
+                          <a14:useLocalDpi xmlns:a14="http://schemas.microsoft.com/office/drawing/2010/main" val="0"/>
+                        </a:ext>
+                      </a:extLst>
+                    </a:blip>
+                    <a:srcRect/>
+                    <a:stretch>
+                      <a:fillRect/>
+                    </a:stretch>
+                  </pic:blipFill>
+                  <pic:spPr bwMode="auto">
+                    <a:xfrm>
+                      <a:off x="0" y="0"/>
+                      <a:ext cx="1181100" cy="1413510"/>
+                    </a:xfrm>
+                    <a:prstGeom prst="rect">
+                      <a:avLst/>
+                    </a:prstGeom>
+                    <a:noFill/>
+                  </pic:spPr>
+                </pic:pic>
+              </a:graphicData>
+            </a:graphic>
+            <wp14:sizeRelH relativeFrom="margin">
+              <wp14:pctWidth>0</wp14:pctWidth>
+            </wp14:sizeRelH>
+            <wp14:sizeRelV relativeFrom="margin">
+              <wp14:pctHeight>0</wp14:pctHeight>
+            </wp14:sizeRelV>
+          </wp:anchor>
+        </w:drawing>
+      </w:r>
+    </w:p>
+    <w:p>
+      <w:pPr>
+        <w:jc w:val="center"/>
+        <w:rPr>
+          <w:rFonts w:ascii="Times New Roman" w:hAnsi="Times New Roman" w:cs="Times New Roman"/>
+          <w:sz w:val="34"/>
+          <w:szCs w:val="34"/>
+        </w:rPr>
+      </w:pPr>
+      <w:r>
+        <w:rPr>
+          <w:rFonts w:ascii="Times New Roman" w:hAnsi="Times New Roman" w:cs="Times New Roman"/>
+          <w:sz w:val="34"/>
+          <w:szCs w:val="34"/>
+        </w:rPr>
+        <w:br/>
+      </w:r>
+    </w:p>
+    <w:p>
+      <w:pPr>
+        <w:jc w:val="center"/>
+        <w:rPr>
+          <w:rFonts w:ascii="Times New Roman" w:hAnsi="Times New Roman" w:cs="Times New Roman"/>
+          <w:sz w:val="34"/>
+          <w:szCs w:val="34"/>
+        </w:rPr>
+      </w:pPr>
+      <w:r>
+        <w:rPr>
+          <w:rFonts w:ascii="Times New Roman" w:hAnsi="Times New Roman" w:cs="Times New Roman"/>
+          <w:sz w:val="34"/>
+          <w:szCs w:val="34"/>
+        </w:rPr>
+        <w:t>Department of Computer Science &amp; Engineering</w:t>
+      </w:r>
+    </w:p>
+    <w:p>
+      <w:pPr>
+        <w:jc w:val="center"/>
+        <w:rPr>
+          <w:rFonts w:ascii="Times New Roman" w:hAnsi="Times New Roman" w:cs="Times New Roman"/>
+          <w:sz w:val="34"/>
+          <w:szCs w:val="34"/>
+        </w:rPr>
+      </w:pPr>
+      <w:r>
+        <w:rPr>
+          <w:rFonts w:ascii="Times New Roman" w:hAnsi="Times New Roman" w:cs="Times New Roman"/>
+          <w:sz w:val="34"/>
+          <w:szCs w:val="34"/>
+        </w:rPr>
+        <w:t>23 Series</w:t>
+      </w:r>
+    </w:p>
+    <w:p>
+      <w:pPr>
+        <w:jc w:val="center"/>
+        <w:rPr>
+          <w:rFonts w:ascii="Times New Roman" w:hAnsi="Times New Roman" w:cs="Times New Roman"/>
+          <w:b/>
+          <w:bCs/>
+          <w:sz w:val="44"/>
+          <w:szCs w:val="44"/>
+        </w:rPr>
+      </w:pPr>
+    </w:p>
+    <w:p>
+      <w:pPr>
+        <w:jc w:val="center"/>
+        <w:rPr>
+          <w:rFonts w:ascii="Times New Roman" w:hAnsi="Times New Roman" w:cs="Times New Roman"/>
+          <w:sz w:val="32"/>
+          <w:szCs w:val="32"/>
+        </w:rPr>
+      </w:pPr>
+      <w:r>
+        <w:rPr>
+          <w:rFonts w:ascii="Times New Roman" w:hAnsi="Times New Roman" w:cs="Times New Roman"/>
+          <w:b/>
+          <w:bCs/>
+          <w:sz w:val="32"/>
+          <w:szCs w:val="32"/>
+        </w:rPr>
+        <w:t xml:space="preserve">Course Code: </w:t>
+      </w:r>
+      <w:r>
+        <w:rPr>
+          <w:rFonts w:ascii="Times New Roman" w:hAnsi="Times New Roman" w:cs="Times New Roman"/>
+          <w:sz w:val="32"/>
+          <w:szCs w:val="32"/>
+        </w:rPr>
+        <w:t>2206</w:t>
+      </w:r>
+    </w:p>
+    <w:p>
+      <w:pPr>
+        <w:jc w:val="center"/>
+        <w:rPr>
+          <w:rFonts w:ascii="Times New Roman" w:hAnsi="Times New Roman" w:cs="Times New Roman"/>
+          <w:sz w:val="32"/>
+          <w:szCs w:val="32"/>
+        </w:rPr>
+      </w:pPr>
+      <w:r>
+        <w:rPr>
+          <w:rFonts w:ascii="Times New Roman" w:hAnsi="Times New Roman" w:cs="Times New Roman"/>
+          <w:b/>
+          <w:bCs/>
+          <w:sz w:val="32"/>
+          <w:szCs w:val="32"/>
+        </w:rPr>
+        <w:t xml:space="preserve">Course Title: </w:t>
+      </w:r>
+      <w:r>
+        <w:rPr>
+          <w:rFonts w:ascii="Times New Roman" w:hAnsi="Times New Roman" w:cs="Times New Roman"/>
+          <w:sz w:val="32"/>
+          <w:szCs w:val="32"/>
+        </w:rPr>
+        <w:t>Microprocessor, Microcontroller &amp; Assembly Language</w:t>
+      </w:r>
+    </w:p>
+    <w:p>
+      <w:pPr>
+        <w:jc w:val="center"/>
+        <w:rPr>
+          <w:rFonts w:ascii="Times New Roman" w:hAnsi="Times New Roman" w:cs="Times New Roman"/>
+          <w:sz w:val="32"/>
+          <w:szCs w:val="32"/>
+        </w:rPr>
+      </w:pPr>
+    </w:p>
+    <w:p>
+      <w:pPr>
+        <w:jc w:val="center"/>
+        <w:rPr>
+          <w:rFonts w:ascii="Times New Roman" w:hAnsi="Times New Roman" w:cs="Times New Roman"/>
+          <w:b/>
+          <w:bCs/>
+          <w:sz w:val="32"/>
+          <w:szCs w:val="32"/>
+        </w:rPr>
+      </w:pPr>
+      <w:r>
+        <w:rPr>
+          <w:rFonts w:ascii="Times New Roman" w:hAnsi="Times New Roman" w:cs="Times New Roman"/>
+          <w:b/>
+          <w:bCs/>
+          <w:sz w:val="32"/>
+          <w:szCs w:val="32"/>
+        </w:rPr>
+        <w:t xml:space="preserve">Lab No.: </w:t>
+      </w:r>
+      <w:r>
+        <w:rPr>
+          <w:rFonts w:ascii="Times New Roman" w:hAnsi="Times New Roman" w:cs="Times New Roman"/>
+          <w:b/>
+          <w:bCs/>
+          <w:sz w:val="32"/>
+          <w:szCs w:val="32"/>
+        </w:rPr>
+        <w:t>06</w:t>
+      </w:r>
+    </w:p>
+    <w:p>
+      <w:pPr>
+        <w:jc w:val="center"/>
+        <w:rPr>
+          <w:rFonts w:ascii="Times New Roman" w:hAnsi="Times New Roman" w:cs="Times New Roman"/>
+          <w:b/>
+          <w:bCs/>
+          <w:sz w:val="32"/>
+          <w:szCs w:val="32"/>
+        </w:rPr>
+      </w:pPr>
+    </w:p>
+    <w:p>
+      <w:pPr>
+        <w:jc w:val="center"/>
+        <w:rPr>
+          <w:rFonts w:ascii="Times New Roman" w:hAnsi="Times New Roman" w:cs="Times New Roman"/>
+          <w:b/>
+          <w:bCs/>
+          <w:sz w:val="32"/>
+          <w:szCs w:val="32"/>
+        </w:rPr>
+      </w:pPr>
+    </w:p>
+    <w:tbl>
+      <w:tblPr>
+        <w:tblStyle w:val="TableGrid"/>
+        <w:tblW w:w="8986" w:type="dxa"/>
+        <w:tblInd w:w="-113" w:type="dxa"/>
+        <w:tblBorders>
+          <w:insideH w:val="none" w:sz="0" w:space="0" w:color="auto"/>
+          <w:insideV w:val="none" w:sz="0" w:space="0" w:color="auto"/>
+        </w:tblBorders>
+        <w:tblLook w:val="04A0" w:firstRow="1" w:lastRow="0" w:firstColumn="1" w:lastColumn="0" w:noHBand="0" w:noVBand="1"/>
+      </w:tblPr>
+      <w:tblGrid>
+        <w:gridCol w:w="4488"/>
+        <w:gridCol w:w="4498"/>
+      </w:tblGrid>
+      <w:tr>
+        <w:trPr>
+          <w:trHeight w:val="612"/>
+        </w:trPr>
+        <w:tc>
+          <w:tcPr>
+            <w:tcW w:w="4488" w:type="dxa"/>
+            <w:tcBorders>
+              <w:top w:val="single" w:sz="18" w:space="0" w:color="000000"/>
+              <w:left w:val="single" w:sz="18" w:space="0" w:color="000000"/>
+              <w:bottom w:val="nil"/>
+              <w:right w:val="single" w:sz="18" w:space="0" w:color="000000"/>
+            </w:tcBorders>
+            <w:hideMark/>
+          </w:tcPr>
+          <w:p>
+            <w:pPr>
+              <w:ind w:left="144" w:right="720"/>
+              <w:rPr>
+                <w:rFonts w:ascii="Times New Roman" w:hAnsi="Times New Roman" w:cs="Times New Roman"/>
+                <w:b/>
+                <w:bCs/>
+                <w:sz w:val="32"/>
+                <w:szCs w:val="32"/>
+                <w:u w:val="single"/>
+              </w:rPr>
+            </w:pPr>
+            <w:r>
+              <w:rPr>
+                <w:rFonts w:ascii="Times New Roman" w:hAnsi="Times New Roman" w:cs="Times New Roman"/>
+                <w:b/>
+                <w:bCs/>
+                <w:sz w:val="32"/>
+                <w:szCs w:val="32"/>
+                <w:u w:val="single"/>
+              </w:rPr>
+              <w:t>Submitted By:</w:t>
+            </w:r>
+          </w:p>
+        </w:tc>
+        <w:tc>
+          <w:tcPr>
+            <w:tcW w:w="4498" w:type="dxa"/>
+            <w:tcBorders>
+              <w:top w:val="single" w:sz="18" w:space="0" w:color="000000"/>
+              <w:left w:val="single" w:sz="18" w:space="0" w:color="000000"/>
+              <w:bottom w:val="nil"/>
+              <w:right w:val="single" w:sz="18" w:space="0" w:color="000000"/>
+            </w:tcBorders>
+            <w:hideMark/>
+          </w:tcPr>
+          <w:p>
+            <w:pPr>
+              <w:ind w:left="144"/>
+              <w:rPr>
+                <w:rFonts w:ascii="Times New Roman" w:hAnsi="Times New Roman" w:cs="Times New Roman"/>
+                <w:b/>
+                <w:bCs/>
+                <w:sz w:val="32"/>
+                <w:szCs w:val="32"/>
+                <w:u w:val="single"/>
+              </w:rPr>
+            </w:pPr>
+            <w:r>
+              <w:rPr>
+                <w:rFonts w:ascii="Times New Roman" w:hAnsi="Times New Roman" w:cs="Times New Roman"/>
+                <w:b/>
+                <w:bCs/>
+                <w:sz w:val="32"/>
+                <w:szCs w:val="32"/>
+                <w:u w:val="single"/>
+              </w:rPr>
+              <w:t>Submitted To:</w:t>
+            </w:r>
+          </w:p>
+        </w:tc>
+      </w:tr>
+      <w:tr>
+        <w:trPr>
+          <w:trHeight w:val="1719"/>
+        </w:trPr>
+        <w:tc>
+          <w:tcPr>
+            <w:tcW w:w="4488" w:type="dxa"/>
+            <w:tcBorders>
+              <w:top w:val="nil"/>
+              <w:left w:val="single" w:sz="18" w:space="0" w:color="000000"/>
+              <w:bottom w:val="single" w:sz="18" w:space="0" w:color="000000"/>
+              <w:right w:val="single" w:sz="18" w:space="0" w:color="000000"/>
+            </w:tcBorders>
+            <w:hideMark/>
+          </w:tcPr>
+          <w:p>
+            <w:pPr>
+              <w:ind w:left="144" w:right="720"/>
+              <w:rPr>
+                <w:rFonts w:ascii="Arial" w:hAnsi="Arial" w:cs="Arial"/>
+                <w:sz w:val="28"/>
+                <w:szCs w:val="28"/>
+              </w:rPr>
+            </w:pPr>
+            <w:r>
+              <w:rPr>
+                <w:rFonts w:ascii="Arial" w:hAnsi="Arial" w:cs="Arial"/>
+                <w:sz w:val="28"/>
+                <w:szCs w:val="28"/>
+              </w:rPr>
+              <w:t xml:space="preserve">Name: </w:t>
+            </w:r>
+            <w:r>
+              <w:rPr>
+                <w:rFonts w:ascii="Arial" w:hAnsi="Arial" w:cs="Arial"/>
+                <w:sz w:val="28"/>
+                <w:szCs w:val="28"/>
+              </w:rPr>
+              <w:t>Md. Farhan Masud</w:t>
+            </w:r>
+          </w:p>
+          <w:p>
+            <w:pPr>
+              <w:ind w:left="144" w:right="720"/>
+              <w:rPr>
+                <w:rFonts w:ascii="Arial" w:hAnsi="Arial" w:cs="Arial"/>
+                <w:sz w:val="28"/>
+                <w:szCs w:val="28"/>
+              </w:rPr>
+            </w:pPr>
+            <w:r>
+              <w:rPr>
+                <w:rFonts w:ascii="Arial" w:hAnsi="Arial" w:cs="Arial"/>
+                <w:sz w:val="28"/>
+                <w:szCs w:val="28"/>
+              </w:rPr>
+              <w:t xml:space="preserve">Roll: </w:t>
+            </w:r>
+            <w:r>
+              <w:rPr>
+                <w:rFonts w:ascii="Arial" w:hAnsi="Arial" w:cs="Arial"/>
+                <w:sz w:val="28"/>
+                <w:szCs w:val="28"/>
+              </w:rPr>
+              <w:t>2303011</w:t>
+            </w:r>
+          </w:p>
+          <w:p>
+            <w:pPr>
+              <w:ind w:left="144" w:right="720"/>
+              <w:rPr>
+                <w:rFonts w:ascii="Arial" w:hAnsi="Arial" w:cs="Arial"/>
+                <w:sz w:val="28"/>
+                <w:szCs w:val="28"/>
+              </w:rPr>
+            </w:pPr>
+            <w:r>
+              <w:rPr>
+                <w:rFonts w:ascii="Arial" w:hAnsi="Arial" w:cs="Arial"/>
+                <w:sz w:val="28"/>
+                <w:szCs w:val="28"/>
+              </w:rPr>
+              <w:t>Section: A</w:t>
+            </w:r>
+          </w:p>
+          <w:p>
+            <w:pPr>
+              <w:ind w:left="144" w:right="720"/>
+              <w:rPr>
+                <w:rFonts w:ascii="Arial" w:hAnsi="Arial" w:cs="Arial"/>
+                <w:sz w:val="28"/>
+                <w:szCs w:val="28"/>
+              </w:rPr>
+            </w:pPr>
+            <w:r>
+              <w:rPr>
+                <w:rFonts w:ascii="Arial" w:hAnsi="Arial" w:cs="Arial"/>
+                <w:sz w:val="28"/>
+                <w:szCs w:val="28"/>
+              </w:rPr>
+              <w:t>Session: 20</w:t>
+            </w:r>
+            <w:r>
+              <w:rPr>
+                <w:rFonts w:ascii="Arial" w:hAnsi="Arial" w:cs="Arial"/>
+                <w:sz w:val="28"/>
+                <w:szCs w:val="28"/>
+              </w:rPr>
+              <w:t>23-24</w:t>
+            </w:r>
+          </w:p>
+        </w:tc>
+        <w:tc>
+          <w:tcPr>
+            <w:tcW w:w="4498" w:type="dxa"/>
+            <w:tcBorders>
+              <w:top w:val="nil"/>
+              <w:left w:val="single" w:sz="18" w:space="0" w:color="000000"/>
+              <w:bottom w:val="single" w:sz="18" w:space="0" w:color="000000"/>
+              <w:right w:val="single" w:sz="18" w:space="0" w:color="000000"/>
+            </w:tcBorders>
+            <w:hideMark/>
+          </w:tcPr>
+          <w:p>
+            <w:pPr>
+              <w:ind w:left="144"/>
+              <w:rPr>
+                <w:rFonts w:ascii="Arial" w:hAnsi="Arial" w:cs="Arial"/>
+                <w:sz w:val="28"/>
+                <w:szCs w:val="28"/>
+              </w:rPr>
+            </w:pPr>
+            <w:r>
+              <w:rPr>
+                <w:rFonts w:ascii="Arial" w:hAnsi="Arial" w:cs="Arial"/>
+                <w:sz w:val="28"/>
+                <w:szCs w:val="28"/>
+              </w:rPr>
+              <w:t>Sadia Zaman Mishu</w:t>
+            </w:r>
+          </w:p>
+          <w:p>
+            <w:pPr>
+              <w:ind w:left="144"/>
+              <w:rPr>
+                <w:rFonts w:ascii="Arial" w:hAnsi="Arial" w:cs="Arial"/>
+                <w:sz w:val="28"/>
+                <w:szCs w:val="28"/>
+              </w:rPr>
+            </w:pPr>
+            <w:r>
+              <w:rPr>
+                <w:rFonts w:ascii="Arial" w:hAnsi="Arial" w:cs="Arial"/>
+                <w:sz w:val="28"/>
+                <w:szCs w:val="28"/>
+              </w:rPr>
+              <w:t>Assistant Professor</w:t>
+            </w:r>
+          </w:p>
+          <w:p>
+            <w:pPr>
+              <w:ind w:left="144"/>
+              <w:rPr>
+                <w:rFonts w:ascii="Arial" w:hAnsi="Arial" w:cs="Arial"/>
+                <w:sz w:val="28"/>
+                <w:szCs w:val="28"/>
+              </w:rPr>
+            </w:pPr>
+            <w:r>
+              <w:rPr>
+                <w:rFonts w:ascii="Arial" w:hAnsi="Arial" w:cs="Arial"/>
+                <w:sz w:val="28"/>
+                <w:szCs w:val="28"/>
+                <w:shd w:val="clear" w:color="auto" w:fill="FFFFFF"/>
+              </w:rPr>
+              <w:t>Dep</w:t>
+            </w:r>
+            <w:r>
+              <w:rPr>
+                <w:rFonts w:ascii="Arial" w:hAnsi="Arial" w:cs="Arial"/>
+                <w:sz w:val="28"/>
+                <w:szCs w:val="28"/>
+                <w:shd w:val="clear" w:color="auto" w:fill="FFFFFF"/>
+              </w:rPr>
+              <w:t>t.</w:t>
+            </w:r>
+            <w:r>
+              <w:rPr>
+                <w:rFonts w:ascii="Arial" w:hAnsi="Arial" w:cs="Arial"/>
+                <w:sz w:val="28"/>
+                <w:szCs w:val="28"/>
+                <w:shd w:val="clear" w:color="auto" w:fill="FFFFFF"/>
+              </w:rPr>
+              <w:t xml:space="preserve"> of </w:t>
+            </w:r>
+            <w:r>
+              <w:rPr>
+                <w:rFonts w:ascii="Arial" w:hAnsi="Arial" w:cs="Arial"/>
+                <w:sz w:val="28"/>
+                <w:szCs w:val="28"/>
+                <w:shd w:val="clear" w:color="auto" w:fill="FFFFFF"/>
+              </w:rPr>
+              <w:t>Computer Science &amp; Engineering, RUET</w:t>
+            </w:r>
+          </w:p>
+        </w:tc>
+      </w:tr>
+    </w:tbl>
+    <w:p>
+      <w:pPr>
+        <w:rPr>
+          <w:rFonts w:ascii="Times New Roman" w:hAnsi="Times New Roman" w:cs="Times New Roman"/>
+          <w:b/>
+          <w:bCs/>
+          <w:sz w:val="28"/>
+          <w:szCs w:val="28"/>
+        </w:rPr>
+      </w:pPr>
+    </w:p>
+    <w:p>
+      <w:pPr>
+        <w:rPr>
+          <w:rStyle w:val="Strong"/>
+        </w:rPr>
+      </w:pPr>
+      <w:r>
+        <w:rPr>
+          <w:rStyle w:val="Strong"/>
+        </w:rPr>
         <w:br w:type="page"/>
       </w:r>
     </w:p>
@@ -6526,7 +10421,7 @@
                     </pic:cNvPicPr>
                   </pic:nvPicPr>
                   <pic:blipFill>
-                    <a:blip r:embed="rId12"/>
+                    <a:blip r:embed="rId13"/>
                     <a:stretch>
                       <a:fillRect/>
                     </a:stretch>
@@ -6580,6 +10475,655 @@
         <w:t>The program uses the main stack and an array as a secondary stack. Firstly, the entire input is put into stack and then from the stack to the array. After that word by word is reversed with the help of the two stacks. The program successfully reversed the string word by word.</w:t>
       </w:r>
       <w:r>
+        <w:br w:type="page"/>
+      </w:r>
+    </w:p>
+    <w:p>
+      <w:pPr>
+        <w:jc w:val="center"/>
+        <w:rPr>
+          <w:rStyle w:val="SubtleEmphasis"/>
+          <w:rFonts w:ascii="Monotype Corsiva" w:hAnsi="Monotype Corsiva"/>
+          <w:sz w:val="28"/>
+          <w:szCs w:val="26"/>
+        </w:rPr>
+      </w:pPr>
+      <w:r>
+        <w:rPr>
+          <w:rStyle w:val="SubtleEmphasis"/>
+          <w:rFonts w:ascii="Monotype Corsiva" w:hAnsi="Monotype Corsiva"/>
+          <w:sz w:val="28"/>
+          <w:szCs w:val="26"/>
+        </w:rPr>
+        <w:lastRenderedPageBreak/>
+        <w:t>Heaven’s Light is Our Guide</w:t>
+      </w:r>
+    </w:p>
+    <w:p>
+      <w:pPr>
+        <w:jc w:val="center"/>
+        <w:rPr>
+          <w:rFonts w:ascii="Times New Roman" w:hAnsi="Times New Roman" w:cs="Times New Roman"/>
+          <w:b/>
+          <w:bCs/>
+          <w:sz w:val="36"/>
+          <w:szCs w:val="36"/>
+        </w:rPr>
+      </w:pPr>
+    </w:p>
+    <w:p>
+      <w:pPr>
+        <w:jc w:val="center"/>
+        <w:rPr>
+          <w:rFonts w:ascii="Times New Roman" w:hAnsi="Times New Roman" w:cs="Times New Roman"/>
+          <w:b/>
+          <w:bCs/>
+          <w:sz w:val="36"/>
+          <w:szCs w:val="36"/>
+        </w:rPr>
+      </w:pPr>
+    </w:p>
+    <w:p>
+      <w:pPr>
+        <w:jc w:val="center"/>
+        <w:rPr>
+          <w:rFonts w:ascii="Times New Roman" w:hAnsi="Times New Roman" w:cs="Times New Roman"/>
+          <w:sz w:val="36"/>
+          <w:szCs w:val="36"/>
+        </w:rPr>
+      </w:pPr>
+      <w:r>
+        <w:rPr>
+          <w:rFonts w:ascii="Times New Roman" w:hAnsi="Times New Roman" w:cs="Times New Roman"/>
+          <w:sz w:val="36"/>
+          <w:szCs w:val="36"/>
+        </w:rPr>
+        <w:t>Rajshahi University of Engineering &amp; Technology</w:t>
+      </w:r>
+    </w:p>
+    <w:p>
+      <w:pPr>
+        <w:jc w:val="center"/>
+        <w:rPr>
+          <w:rFonts w:ascii="Times New Roman" w:hAnsi="Times New Roman" w:cs="Times New Roman"/>
+          <w:sz w:val="34"/>
+          <w:szCs w:val="34"/>
+        </w:rPr>
+      </w:pPr>
+      <w:r>
+        <w:rPr>
+          <w:noProof/>
+        </w:rPr>
+        <w:drawing>
+          <wp:anchor distT="0" distB="0" distL="114300" distR="114300" simplePos="0" relativeHeight="251672576" behindDoc="0" locked="0" layoutInCell="1" allowOverlap="1" wp14:anchorId="4DB5E037" wp14:editId="556788D4">
+            <wp:simplePos x="0" y="0"/>
+            <wp:positionH relativeFrom="margin">
+              <wp:align>center</wp:align>
+            </wp:positionH>
+            <wp:positionV relativeFrom="paragraph">
+              <wp:posOffset>450215</wp:posOffset>
+            </wp:positionV>
+            <wp:extent cx="1181100" cy="1413510"/>
+            <wp:effectExtent l="0" t="0" r="0" b="0"/>
+            <wp:wrapTopAndBottom/>
+            <wp:docPr id="1083037205" name="Picture 1" descr="RUET Logo / Monogram | Turbo Dream"/>
+            <wp:cNvGraphicFramePr>
+              <a:graphicFrameLocks xmlns:a="http://schemas.openxmlformats.org/drawingml/2006/main" noChangeAspect="1"/>
+            </wp:cNvGraphicFramePr>
+            <a:graphic xmlns:a="http://schemas.openxmlformats.org/drawingml/2006/main">
+              <a:graphicData uri="http://schemas.openxmlformats.org/drawingml/2006/picture">
+                <pic:pic xmlns:pic="http://schemas.openxmlformats.org/drawingml/2006/picture">
+                  <pic:nvPicPr>
+                    <pic:cNvPr id="0" name="Picture 1" descr="RUET Logo / Monogram | Turbo Dream"/>
+                    <pic:cNvPicPr>
+                      <a:picLocks noChangeAspect="1" noChangeArrowheads="1"/>
+                    </pic:cNvPicPr>
+                  </pic:nvPicPr>
+                  <pic:blipFill>
+                    <a:blip r:embed="rId5">
+                      <a:extLst>
+                        <a:ext uri="{28A0092B-C50C-407E-A947-70E740481C1C}">
+                          <a14:useLocalDpi xmlns:a14="http://schemas.microsoft.com/office/drawing/2010/main" val="0"/>
+                        </a:ext>
+                      </a:extLst>
+                    </a:blip>
+                    <a:srcRect/>
+                    <a:stretch>
+                      <a:fillRect/>
+                    </a:stretch>
+                  </pic:blipFill>
+                  <pic:spPr bwMode="auto">
+                    <a:xfrm>
+                      <a:off x="0" y="0"/>
+                      <a:ext cx="1181100" cy="1413510"/>
+                    </a:xfrm>
+                    <a:prstGeom prst="rect">
+                      <a:avLst/>
+                    </a:prstGeom>
+                    <a:noFill/>
+                  </pic:spPr>
+                </pic:pic>
+              </a:graphicData>
+            </a:graphic>
+            <wp14:sizeRelH relativeFrom="margin">
+              <wp14:pctWidth>0</wp14:pctWidth>
+            </wp14:sizeRelH>
+            <wp14:sizeRelV relativeFrom="margin">
+              <wp14:pctHeight>0</wp14:pctHeight>
+            </wp14:sizeRelV>
+          </wp:anchor>
+        </w:drawing>
+      </w:r>
+    </w:p>
+    <w:p>
+      <w:pPr>
+        <w:jc w:val="center"/>
+        <w:rPr>
+          <w:rFonts w:ascii="Times New Roman" w:hAnsi="Times New Roman" w:cs="Times New Roman"/>
+          <w:sz w:val="34"/>
+          <w:szCs w:val="34"/>
+        </w:rPr>
+      </w:pPr>
+      <w:r>
+        <w:rPr>
+          <w:rFonts w:ascii="Times New Roman" w:hAnsi="Times New Roman" w:cs="Times New Roman"/>
+          <w:sz w:val="34"/>
+          <w:szCs w:val="34"/>
+        </w:rPr>
+        <w:br/>
+      </w:r>
+    </w:p>
+    <w:p>
+      <w:pPr>
+        <w:jc w:val="center"/>
+        <w:rPr>
+          <w:rFonts w:ascii="Times New Roman" w:hAnsi="Times New Roman" w:cs="Times New Roman"/>
+          <w:sz w:val="34"/>
+          <w:szCs w:val="34"/>
+        </w:rPr>
+      </w:pPr>
+      <w:r>
+        <w:rPr>
+          <w:rFonts w:ascii="Times New Roman" w:hAnsi="Times New Roman" w:cs="Times New Roman"/>
+          <w:sz w:val="34"/>
+          <w:szCs w:val="34"/>
+        </w:rPr>
+        <w:t>Department of Computer Science &amp; Engineering</w:t>
+      </w:r>
+    </w:p>
+    <w:p>
+      <w:pPr>
+        <w:jc w:val="center"/>
+        <w:rPr>
+          <w:rFonts w:ascii="Times New Roman" w:hAnsi="Times New Roman" w:cs="Times New Roman"/>
+          <w:sz w:val="34"/>
+          <w:szCs w:val="34"/>
+        </w:rPr>
+      </w:pPr>
+      <w:r>
+        <w:rPr>
+          <w:rFonts w:ascii="Times New Roman" w:hAnsi="Times New Roman" w:cs="Times New Roman"/>
+          <w:sz w:val="34"/>
+          <w:szCs w:val="34"/>
+        </w:rPr>
+        <w:t>23 Series</w:t>
+      </w:r>
+    </w:p>
+    <w:p>
+      <w:pPr>
+        <w:jc w:val="center"/>
+        <w:rPr>
+          <w:rFonts w:ascii="Times New Roman" w:hAnsi="Times New Roman" w:cs="Times New Roman"/>
+          <w:b/>
+          <w:bCs/>
+          <w:sz w:val="44"/>
+          <w:szCs w:val="44"/>
+        </w:rPr>
+      </w:pPr>
+    </w:p>
+    <w:p>
+      <w:pPr>
+        <w:jc w:val="center"/>
+        <w:rPr>
+          <w:rFonts w:ascii="Times New Roman" w:hAnsi="Times New Roman" w:cs="Times New Roman"/>
+          <w:sz w:val="32"/>
+          <w:szCs w:val="32"/>
+        </w:rPr>
+      </w:pPr>
+      <w:r>
+        <w:rPr>
+          <w:rFonts w:ascii="Times New Roman" w:hAnsi="Times New Roman" w:cs="Times New Roman"/>
+          <w:b/>
+          <w:bCs/>
+          <w:sz w:val="32"/>
+          <w:szCs w:val="32"/>
+        </w:rPr>
+        <w:t xml:space="preserve">Course Code: </w:t>
+      </w:r>
+      <w:r>
+        <w:rPr>
+          <w:rFonts w:ascii="Times New Roman" w:hAnsi="Times New Roman" w:cs="Times New Roman"/>
+          <w:sz w:val="32"/>
+          <w:szCs w:val="32"/>
+        </w:rPr>
+        <w:t>2206</w:t>
+      </w:r>
+    </w:p>
+    <w:p>
+      <w:pPr>
+        <w:jc w:val="center"/>
+        <w:rPr>
+          <w:rFonts w:ascii="Times New Roman" w:hAnsi="Times New Roman" w:cs="Times New Roman"/>
+          <w:sz w:val="32"/>
+          <w:szCs w:val="32"/>
+        </w:rPr>
+      </w:pPr>
+      <w:r>
+        <w:rPr>
+          <w:rFonts w:ascii="Times New Roman" w:hAnsi="Times New Roman" w:cs="Times New Roman"/>
+          <w:b/>
+          <w:bCs/>
+          <w:sz w:val="32"/>
+          <w:szCs w:val="32"/>
+        </w:rPr>
+        <w:t xml:space="preserve">Course Title: </w:t>
+      </w:r>
+      <w:r>
+        <w:rPr>
+          <w:rFonts w:ascii="Times New Roman" w:hAnsi="Times New Roman" w:cs="Times New Roman"/>
+          <w:sz w:val="32"/>
+          <w:szCs w:val="32"/>
+        </w:rPr>
+        <w:t>Microprocessor, Microcontroller &amp; Assembly Language</w:t>
+      </w:r>
+    </w:p>
+    <w:p>
+      <w:pPr>
+        <w:jc w:val="center"/>
+        <w:rPr>
+          <w:rFonts w:ascii="Times New Roman" w:hAnsi="Times New Roman" w:cs="Times New Roman"/>
+          <w:sz w:val="32"/>
+          <w:szCs w:val="32"/>
+        </w:rPr>
+      </w:pPr>
+    </w:p>
+    <w:p>
+      <w:pPr>
+        <w:jc w:val="center"/>
+        <w:rPr>
+          <w:rFonts w:ascii="Times New Roman" w:hAnsi="Times New Roman" w:cs="Times New Roman"/>
+          <w:b/>
+          <w:bCs/>
+          <w:sz w:val="32"/>
+          <w:szCs w:val="32"/>
+        </w:rPr>
+      </w:pPr>
+      <w:r>
+        <w:rPr>
+          <w:rFonts w:ascii="Times New Roman" w:hAnsi="Times New Roman" w:cs="Times New Roman"/>
+          <w:b/>
+          <w:bCs/>
+          <w:sz w:val="32"/>
+          <w:szCs w:val="32"/>
+        </w:rPr>
+        <w:t xml:space="preserve">Lab No.: </w:t>
+      </w:r>
+      <w:r>
+        <w:rPr>
+          <w:rFonts w:ascii="Times New Roman" w:hAnsi="Times New Roman" w:cs="Times New Roman"/>
+          <w:b/>
+          <w:bCs/>
+          <w:sz w:val="32"/>
+          <w:szCs w:val="32"/>
+        </w:rPr>
+        <w:t>07</w:t>
+      </w:r>
+    </w:p>
+    <w:p>
+      <w:pPr>
+        <w:jc w:val="center"/>
+        <w:rPr>
+          <w:rFonts w:ascii="Times New Roman" w:hAnsi="Times New Roman" w:cs="Times New Roman"/>
+          <w:b/>
+          <w:bCs/>
+          <w:sz w:val="32"/>
+          <w:szCs w:val="32"/>
+        </w:rPr>
+      </w:pPr>
+    </w:p>
+    <w:p>
+      <w:pPr>
+        <w:jc w:val="center"/>
+        <w:rPr>
+          <w:rFonts w:ascii="Times New Roman" w:hAnsi="Times New Roman" w:cs="Times New Roman"/>
+          <w:b/>
+          <w:bCs/>
+          <w:sz w:val="32"/>
+          <w:szCs w:val="32"/>
+        </w:rPr>
+      </w:pPr>
+    </w:p>
+    <w:tbl>
+      <w:tblPr>
+        <w:tblStyle w:val="TableGrid"/>
+        <w:tblW w:w="8986" w:type="dxa"/>
+        <w:tblInd w:w="-113" w:type="dxa"/>
+        <w:tblBorders>
+          <w:insideH w:val="none" w:sz="0" w:space="0" w:color="auto"/>
+          <w:insideV w:val="none" w:sz="0" w:space="0" w:color="auto"/>
+        </w:tblBorders>
+        <w:tblLook w:val="04A0" w:firstRow="1" w:lastRow="0" w:firstColumn="1" w:lastColumn="0" w:noHBand="0" w:noVBand="1"/>
+      </w:tblPr>
+      <w:tblGrid>
+        <w:gridCol w:w="4488"/>
+        <w:gridCol w:w="4498"/>
+      </w:tblGrid>
+      <w:tr>
+        <w:trPr>
+          <w:trHeight w:val="612"/>
+        </w:trPr>
+        <w:tc>
+          <w:tcPr>
+            <w:tcW w:w="4488" w:type="dxa"/>
+            <w:tcBorders>
+              <w:top w:val="single" w:sz="18" w:space="0" w:color="000000"/>
+              <w:left w:val="single" w:sz="18" w:space="0" w:color="000000"/>
+              <w:bottom w:val="nil"/>
+              <w:right w:val="single" w:sz="18" w:space="0" w:color="000000"/>
+            </w:tcBorders>
+            <w:hideMark/>
+          </w:tcPr>
+          <w:p>
+            <w:pPr>
+              <w:ind w:left="144" w:right="720"/>
+              <w:rPr>
+                <w:rFonts w:ascii="Times New Roman" w:hAnsi="Times New Roman" w:cs="Times New Roman"/>
+                <w:b/>
+                <w:bCs/>
+                <w:sz w:val="32"/>
+                <w:szCs w:val="32"/>
+                <w:u w:val="single"/>
+              </w:rPr>
+            </w:pPr>
+            <w:r>
+              <w:rPr>
+                <w:rFonts w:ascii="Times New Roman" w:hAnsi="Times New Roman" w:cs="Times New Roman"/>
+                <w:b/>
+                <w:bCs/>
+                <w:sz w:val="32"/>
+                <w:szCs w:val="32"/>
+                <w:u w:val="single"/>
+              </w:rPr>
+              <w:t>Submitted By:</w:t>
+            </w:r>
+          </w:p>
+        </w:tc>
+        <w:tc>
+          <w:tcPr>
+            <w:tcW w:w="4498" w:type="dxa"/>
+            <w:tcBorders>
+              <w:top w:val="single" w:sz="18" w:space="0" w:color="000000"/>
+              <w:left w:val="single" w:sz="18" w:space="0" w:color="000000"/>
+              <w:bottom w:val="nil"/>
+              <w:right w:val="single" w:sz="18" w:space="0" w:color="000000"/>
+            </w:tcBorders>
+            <w:hideMark/>
+          </w:tcPr>
+          <w:p>
+            <w:pPr>
+              <w:ind w:left="144"/>
+              <w:rPr>
+                <w:rFonts w:ascii="Times New Roman" w:hAnsi="Times New Roman" w:cs="Times New Roman"/>
+                <w:b/>
+                <w:bCs/>
+                <w:sz w:val="32"/>
+                <w:szCs w:val="32"/>
+                <w:u w:val="single"/>
+              </w:rPr>
+            </w:pPr>
+            <w:r>
+              <w:rPr>
+                <w:rFonts w:ascii="Times New Roman" w:hAnsi="Times New Roman" w:cs="Times New Roman"/>
+                <w:b/>
+                <w:bCs/>
+                <w:sz w:val="32"/>
+                <w:szCs w:val="32"/>
+                <w:u w:val="single"/>
+              </w:rPr>
+              <w:t>Submitted To:</w:t>
+            </w:r>
+          </w:p>
+        </w:tc>
+      </w:tr>
+      <w:tr>
+        <w:trPr>
+          <w:trHeight w:val="1719"/>
+        </w:trPr>
+        <w:tc>
+          <w:tcPr>
+            <w:tcW w:w="4488" w:type="dxa"/>
+            <w:tcBorders>
+              <w:top w:val="nil"/>
+              <w:left w:val="single" w:sz="18" w:space="0" w:color="000000"/>
+              <w:bottom w:val="single" w:sz="18" w:space="0" w:color="000000"/>
+              <w:right w:val="single" w:sz="18" w:space="0" w:color="000000"/>
+            </w:tcBorders>
+            <w:hideMark/>
+          </w:tcPr>
+          <w:p>
+            <w:pPr>
+              <w:ind w:left="144" w:right="720"/>
+              <w:rPr>
+                <w:rFonts w:ascii="Arial" w:hAnsi="Arial" w:cs="Arial"/>
+                <w:sz w:val="28"/>
+                <w:szCs w:val="28"/>
+              </w:rPr>
+            </w:pPr>
+            <w:r>
+              <w:rPr>
+                <w:rFonts w:ascii="Arial" w:hAnsi="Arial" w:cs="Arial"/>
+                <w:sz w:val="28"/>
+                <w:szCs w:val="28"/>
+              </w:rPr>
+              <w:t xml:space="preserve">Name: </w:t>
+            </w:r>
+            <w:r>
+              <w:rPr>
+                <w:rFonts w:ascii="Arial" w:hAnsi="Arial" w:cs="Arial"/>
+                <w:sz w:val="28"/>
+                <w:szCs w:val="28"/>
+              </w:rPr>
+              <w:t>Md. Farhan Masud</w:t>
+            </w:r>
+          </w:p>
+          <w:p>
+            <w:pPr>
+              <w:ind w:left="144" w:right="720"/>
+              <w:rPr>
+                <w:rFonts w:ascii="Arial" w:hAnsi="Arial" w:cs="Arial"/>
+                <w:sz w:val="28"/>
+                <w:szCs w:val="28"/>
+              </w:rPr>
+            </w:pPr>
+            <w:r>
+              <w:rPr>
+                <w:rFonts w:ascii="Arial" w:hAnsi="Arial" w:cs="Arial"/>
+                <w:sz w:val="28"/>
+                <w:szCs w:val="28"/>
+              </w:rPr>
+              <w:t xml:space="preserve">Roll: </w:t>
+            </w:r>
+            <w:r>
+              <w:rPr>
+                <w:rFonts w:ascii="Arial" w:hAnsi="Arial" w:cs="Arial"/>
+                <w:sz w:val="28"/>
+                <w:szCs w:val="28"/>
+              </w:rPr>
+              <w:t>2303011</w:t>
+            </w:r>
+          </w:p>
+          <w:p>
+            <w:pPr>
+              <w:ind w:left="144" w:right="720"/>
+              <w:rPr>
+                <w:rFonts w:ascii="Arial" w:hAnsi="Arial" w:cs="Arial"/>
+                <w:sz w:val="28"/>
+                <w:szCs w:val="28"/>
+              </w:rPr>
+            </w:pPr>
+            <w:r>
+              <w:rPr>
+                <w:rFonts w:ascii="Arial" w:hAnsi="Arial" w:cs="Arial"/>
+                <w:sz w:val="28"/>
+                <w:szCs w:val="28"/>
+              </w:rPr>
+              <w:t>Section: A</w:t>
+            </w:r>
+          </w:p>
+          <w:p>
+            <w:pPr>
+              <w:ind w:left="144" w:right="720"/>
+              <w:rPr>
+                <w:rFonts w:ascii="Arial" w:hAnsi="Arial" w:cs="Arial"/>
+                <w:sz w:val="28"/>
+                <w:szCs w:val="28"/>
+              </w:rPr>
+            </w:pPr>
+            <w:r>
+              <w:rPr>
+                <w:rFonts w:ascii="Arial" w:hAnsi="Arial" w:cs="Arial"/>
+                <w:sz w:val="28"/>
+                <w:szCs w:val="28"/>
+              </w:rPr>
+              <w:t>Session: 20</w:t>
+            </w:r>
+            <w:r>
+              <w:rPr>
+                <w:rFonts w:ascii="Arial" w:hAnsi="Arial" w:cs="Arial"/>
+                <w:sz w:val="28"/>
+                <w:szCs w:val="28"/>
+              </w:rPr>
+              <w:t>23-24</w:t>
+            </w:r>
+          </w:p>
+        </w:tc>
+        <w:tc>
+          <w:tcPr>
+            <w:tcW w:w="4498" w:type="dxa"/>
+            <w:tcBorders>
+              <w:top w:val="nil"/>
+              <w:left w:val="single" w:sz="18" w:space="0" w:color="000000"/>
+              <w:bottom w:val="single" w:sz="18" w:space="0" w:color="000000"/>
+              <w:right w:val="single" w:sz="18" w:space="0" w:color="000000"/>
+            </w:tcBorders>
+            <w:hideMark/>
+          </w:tcPr>
+          <w:p>
+            <w:pPr>
+              <w:ind w:left="144"/>
+              <w:rPr>
+                <w:rFonts w:ascii="Arial" w:hAnsi="Arial" w:cs="Arial"/>
+                <w:sz w:val="28"/>
+                <w:szCs w:val="28"/>
+              </w:rPr>
+            </w:pPr>
+            <w:r>
+              <w:rPr>
+                <w:rFonts w:ascii="Arial" w:hAnsi="Arial" w:cs="Arial"/>
+                <w:sz w:val="28"/>
+                <w:szCs w:val="28"/>
+              </w:rPr>
+              <w:t>Sadia Zaman Mishu</w:t>
+            </w:r>
+          </w:p>
+          <w:p>
+            <w:pPr>
+              <w:ind w:left="144"/>
+              <w:rPr>
+                <w:rFonts w:ascii="Arial" w:hAnsi="Arial" w:cs="Arial"/>
+                <w:sz w:val="28"/>
+                <w:szCs w:val="28"/>
+              </w:rPr>
+            </w:pPr>
+            <w:r>
+              <w:rPr>
+                <w:rFonts w:ascii="Arial" w:hAnsi="Arial" w:cs="Arial"/>
+                <w:sz w:val="28"/>
+                <w:szCs w:val="28"/>
+              </w:rPr>
+              <w:t>Assistant Professor</w:t>
+            </w:r>
+          </w:p>
+          <w:p>
+            <w:pPr>
+              <w:ind w:left="144"/>
+              <w:rPr>
+                <w:rFonts w:ascii="Arial" w:hAnsi="Arial" w:cs="Arial"/>
+                <w:sz w:val="28"/>
+                <w:szCs w:val="28"/>
+              </w:rPr>
+            </w:pPr>
+            <w:r>
+              <w:rPr>
+                <w:rFonts w:ascii="Arial" w:hAnsi="Arial" w:cs="Arial"/>
+                <w:sz w:val="28"/>
+                <w:szCs w:val="28"/>
+                <w:shd w:val="clear" w:color="auto" w:fill="FFFFFF"/>
+              </w:rPr>
+              <w:t>Dep</w:t>
+            </w:r>
+            <w:r>
+              <w:rPr>
+                <w:rFonts w:ascii="Arial" w:hAnsi="Arial" w:cs="Arial"/>
+                <w:sz w:val="28"/>
+                <w:szCs w:val="28"/>
+                <w:shd w:val="clear" w:color="auto" w:fill="FFFFFF"/>
+              </w:rPr>
+              <w:t>t.</w:t>
+            </w:r>
+            <w:r>
+              <w:rPr>
+                <w:rFonts w:ascii="Arial" w:hAnsi="Arial" w:cs="Arial"/>
+                <w:sz w:val="28"/>
+                <w:szCs w:val="28"/>
+                <w:shd w:val="clear" w:color="auto" w:fill="FFFFFF"/>
+              </w:rPr>
+              <w:t xml:space="preserve"> of </w:t>
+            </w:r>
+            <w:r>
+              <w:rPr>
+                <w:rFonts w:ascii="Arial" w:hAnsi="Arial" w:cs="Arial"/>
+                <w:sz w:val="28"/>
+                <w:szCs w:val="28"/>
+                <w:shd w:val="clear" w:color="auto" w:fill="FFFFFF"/>
+              </w:rPr>
+              <w:t>Computer Science &amp; Engineering, RUET</w:t>
+            </w:r>
+          </w:p>
+        </w:tc>
+      </w:tr>
+    </w:tbl>
+    <w:p>
+      <w:pPr>
+        <w:rPr>
+          <w:rFonts w:ascii="Times New Roman" w:hAnsi="Times New Roman" w:cs="Times New Roman"/>
+          <w:b/>
+          <w:bCs/>
+          <w:sz w:val="28"/>
+          <w:szCs w:val="28"/>
+        </w:rPr>
+      </w:pPr>
+    </w:p>
+    <w:p>
+      <w:pPr>
+        <w:rPr>
+          <w:rStyle w:val="Strong"/>
+        </w:rPr>
+      </w:pPr>
+      <w:r>
+        <w:rPr>
+          <w:rStyle w:val="Strong"/>
+        </w:rPr>
         <w:br w:type="page"/>
       </w:r>
     </w:p>
@@ -7887,7 +12431,7 @@
                     </pic:cNvPicPr>
                   </pic:nvPicPr>
                   <pic:blipFill>
-                    <a:blip r:embed="rId13"/>
+                    <a:blip r:embed="rId14"/>
                     <a:stretch>
                       <a:fillRect/>
                     </a:stretch>
@@ -7995,6 +12539,655 @@
     </w:p>
     <w:p>
       <w:pPr>
+        <w:jc w:val="center"/>
+        <w:rPr>
+          <w:rStyle w:val="SubtleEmphasis"/>
+          <w:rFonts w:ascii="Monotype Corsiva" w:hAnsi="Monotype Corsiva"/>
+          <w:sz w:val="28"/>
+          <w:szCs w:val="26"/>
+        </w:rPr>
+      </w:pPr>
+      <w:r>
+        <w:rPr>
+          <w:rStyle w:val="SubtleEmphasis"/>
+          <w:rFonts w:ascii="Monotype Corsiva" w:hAnsi="Monotype Corsiva"/>
+          <w:sz w:val="28"/>
+          <w:szCs w:val="26"/>
+        </w:rPr>
+        <w:lastRenderedPageBreak/>
+        <w:t>Heaven’s Light is Our Guide</w:t>
+      </w:r>
+    </w:p>
+    <w:p>
+      <w:pPr>
+        <w:jc w:val="center"/>
+        <w:rPr>
+          <w:rFonts w:ascii="Times New Roman" w:hAnsi="Times New Roman" w:cs="Times New Roman"/>
+          <w:b/>
+          <w:bCs/>
+          <w:sz w:val="36"/>
+          <w:szCs w:val="36"/>
+        </w:rPr>
+      </w:pPr>
+    </w:p>
+    <w:p>
+      <w:pPr>
+        <w:jc w:val="center"/>
+        <w:rPr>
+          <w:rFonts w:ascii="Times New Roman" w:hAnsi="Times New Roman" w:cs="Times New Roman"/>
+          <w:b/>
+          <w:bCs/>
+          <w:sz w:val="36"/>
+          <w:szCs w:val="36"/>
+        </w:rPr>
+      </w:pPr>
+    </w:p>
+    <w:p>
+      <w:pPr>
+        <w:jc w:val="center"/>
+        <w:rPr>
+          <w:rFonts w:ascii="Times New Roman" w:hAnsi="Times New Roman" w:cs="Times New Roman"/>
+          <w:sz w:val="36"/>
+          <w:szCs w:val="36"/>
+        </w:rPr>
+      </w:pPr>
+      <w:r>
+        <w:rPr>
+          <w:rFonts w:ascii="Times New Roman" w:hAnsi="Times New Roman" w:cs="Times New Roman"/>
+          <w:sz w:val="36"/>
+          <w:szCs w:val="36"/>
+        </w:rPr>
+        <w:t>Rajshahi University of Engineering &amp; Technology</w:t>
+      </w:r>
+    </w:p>
+    <w:p>
+      <w:pPr>
+        <w:jc w:val="center"/>
+        <w:rPr>
+          <w:rFonts w:ascii="Times New Roman" w:hAnsi="Times New Roman" w:cs="Times New Roman"/>
+          <w:sz w:val="34"/>
+          <w:szCs w:val="34"/>
+        </w:rPr>
+      </w:pPr>
+      <w:r>
+        <w:rPr>
+          <w:noProof/>
+        </w:rPr>
+        <w:drawing>
+          <wp:anchor distT="0" distB="0" distL="114300" distR="114300" simplePos="0" relativeHeight="251674624" behindDoc="0" locked="0" layoutInCell="1" allowOverlap="1" wp14:anchorId="717A7FF2" wp14:editId="038B5E5B">
+            <wp:simplePos x="0" y="0"/>
+            <wp:positionH relativeFrom="margin">
+              <wp:align>center</wp:align>
+            </wp:positionH>
+            <wp:positionV relativeFrom="paragraph">
+              <wp:posOffset>450215</wp:posOffset>
+            </wp:positionV>
+            <wp:extent cx="1181100" cy="1413510"/>
+            <wp:effectExtent l="0" t="0" r="0" b="0"/>
+            <wp:wrapTopAndBottom/>
+            <wp:docPr id="1222014890" name="Picture 1" descr="RUET Logo / Monogram | Turbo Dream"/>
+            <wp:cNvGraphicFramePr>
+              <a:graphicFrameLocks xmlns:a="http://schemas.openxmlformats.org/drawingml/2006/main" noChangeAspect="1"/>
+            </wp:cNvGraphicFramePr>
+            <a:graphic xmlns:a="http://schemas.openxmlformats.org/drawingml/2006/main">
+              <a:graphicData uri="http://schemas.openxmlformats.org/drawingml/2006/picture">
+                <pic:pic xmlns:pic="http://schemas.openxmlformats.org/drawingml/2006/picture">
+                  <pic:nvPicPr>
+                    <pic:cNvPr id="0" name="Picture 1" descr="RUET Logo / Monogram | Turbo Dream"/>
+                    <pic:cNvPicPr>
+                      <a:picLocks noChangeAspect="1" noChangeArrowheads="1"/>
+                    </pic:cNvPicPr>
+                  </pic:nvPicPr>
+                  <pic:blipFill>
+                    <a:blip r:embed="rId5">
+                      <a:extLst>
+                        <a:ext uri="{28A0092B-C50C-407E-A947-70E740481C1C}">
+                          <a14:useLocalDpi xmlns:a14="http://schemas.microsoft.com/office/drawing/2010/main" val="0"/>
+                        </a:ext>
+                      </a:extLst>
+                    </a:blip>
+                    <a:srcRect/>
+                    <a:stretch>
+                      <a:fillRect/>
+                    </a:stretch>
+                  </pic:blipFill>
+                  <pic:spPr bwMode="auto">
+                    <a:xfrm>
+                      <a:off x="0" y="0"/>
+                      <a:ext cx="1181100" cy="1413510"/>
+                    </a:xfrm>
+                    <a:prstGeom prst="rect">
+                      <a:avLst/>
+                    </a:prstGeom>
+                    <a:noFill/>
+                  </pic:spPr>
+                </pic:pic>
+              </a:graphicData>
+            </a:graphic>
+            <wp14:sizeRelH relativeFrom="margin">
+              <wp14:pctWidth>0</wp14:pctWidth>
+            </wp14:sizeRelH>
+            <wp14:sizeRelV relativeFrom="margin">
+              <wp14:pctHeight>0</wp14:pctHeight>
+            </wp14:sizeRelV>
+          </wp:anchor>
+        </w:drawing>
+      </w:r>
+    </w:p>
+    <w:p>
+      <w:pPr>
+        <w:jc w:val="center"/>
+        <w:rPr>
+          <w:rFonts w:ascii="Times New Roman" w:hAnsi="Times New Roman" w:cs="Times New Roman"/>
+          <w:sz w:val="34"/>
+          <w:szCs w:val="34"/>
+        </w:rPr>
+      </w:pPr>
+      <w:r>
+        <w:rPr>
+          <w:rFonts w:ascii="Times New Roman" w:hAnsi="Times New Roman" w:cs="Times New Roman"/>
+          <w:sz w:val="34"/>
+          <w:szCs w:val="34"/>
+        </w:rPr>
+        <w:br/>
+      </w:r>
+    </w:p>
+    <w:p>
+      <w:pPr>
+        <w:jc w:val="center"/>
+        <w:rPr>
+          <w:rFonts w:ascii="Times New Roman" w:hAnsi="Times New Roman" w:cs="Times New Roman"/>
+          <w:sz w:val="34"/>
+          <w:szCs w:val="34"/>
+        </w:rPr>
+      </w:pPr>
+      <w:r>
+        <w:rPr>
+          <w:rFonts w:ascii="Times New Roman" w:hAnsi="Times New Roman" w:cs="Times New Roman"/>
+          <w:sz w:val="34"/>
+          <w:szCs w:val="34"/>
+        </w:rPr>
+        <w:t>Department of Computer Science &amp; Engineering</w:t>
+      </w:r>
+    </w:p>
+    <w:p>
+      <w:pPr>
+        <w:jc w:val="center"/>
+        <w:rPr>
+          <w:rFonts w:ascii="Times New Roman" w:hAnsi="Times New Roman" w:cs="Times New Roman"/>
+          <w:sz w:val="34"/>
+          <w:szCs w:val="34"/>
+        </w:rPr>
+      </w:pPr>
+      <w:r>
+        <w:rPr>
+          <w:rFonts w:ascii="Times New Roman" w:hAnsi="Times New Roman" w:cs="Times New Roman"/>
+          <w:sz w:val="34"/>
+          <w:szCs w:val="34"/>
+        </w:rPr>
+        <w:t>23 Series</w:t>
+      </w:r>
+    </w:p>
+    <w:p>
+      <w:pPr>
+        <w:jc w:val="center"/>
+        <w:rPr>
+          <w:rFonts w:ascii="Times New Roman" w:hAnsi="Times New Roman" w:cs="Times New Roman"/>
+          <w:b/>
+          <w:bCs/>
+          <w:sz w:val="44"/>
+          <w:szCs w:val="44"/>
+        </w:rPr>
+      </w:pPr>
+    </w:p>
+    <w:p>
+      <w:pPr>
+        <w:jc w:val="center"/>
+        <w:rPr>
+          <w:rFonts w:ascii="Times New Roman" w:hAnsi="Times New Roman" w:cs="Times New Roman"/>
+          <w:sz w:val="32"/>
+          <w:szCs w:val="32"/>
+        </w:rPr>
+      </w:pPr>
+      <w:r>
+        <w:rPr>
+          <w:rFonts w:ascii="Times New Roman" w:hAnsi="Times New Roman" w:cs="Times New Roman"/>
+          <w:b/>
+          <w:bCs/>
+          <w:sz w:val="32"/>
+          <w:szCs w:val="32"/>
+        </w:rPr>
+        <w:t xml:space="preserve">Course Code: </w:t>
+      </w:r>
+      <w:r>
+        <w:rPr>
+          <w:rFonts w:ascii="Times New Roman" w:hAnsi="Times New Roman" w:cs="Times New Roman"/>
+          <w:sz w:val="32"/>
+          <w:szCs w:val="32"/>
+        </w:rPr>
+        <w:t>2206</w:t>
+      </w:r>
+    </w:p>
+    <w:p>
+      <w:pPr>
+        <w:jc w:val="center"/>
+        <w:rPr>
+          <w:rFonts w:ascii="Times New Roman" w:hAnsi="Times New Roman" w:cs="Times New Roman"/>
+          <w:sz w:val="32"/>
+          <w:szCs w:val="32"/>
+        </w:rPr>
+      </w:pPr>
+      <w:r>
+        <w:rPr>
+          <w:rFonts w:ascii="Times New Roman" w:hAnsi="Times New Roman" w:cs="Times New Roman"/>
+          <w:b/>
+          <w:bCs/>
+          <w:sz w:val="32"/>
+          <w:szCs w:val="32"/>
+        </w:rPr>
+        <w:t xml:space="preserve">Course Title: </w:t>
+      </w:r>
+      <w:r>
+        <w:rPr>
+          <w:rFonts w:ascii="Times New Roman" w:hAnsi="Times New Roman" w:cs="Times New Roman"/>
+          <w:sz w:val="32"/>
+          <w:szCs w:val="32"/>
+        </w:rPr>
+        <w:t>Microprocessor, Microcontroller &amp; Assembly Language</w:t>
+      </w:r>
+    </w:p>
+    <w:p>
+      <w:pPr>
+        <w:jc w:val="center"/>
+        <w:rPr>
+          <w:rFonts w:ascii="Times New Roman" w:hAnsi="Times New Roman" w:cs="Times New Roman"/>
+          <w:sz w:val="32"/>
+          <w:szCs w:val="32"/>
+        </w:rPr>
+      </w:pPr>
+    </w:p>
+    <w:p>
+      <w:pPr>
+        <w:jc w:val="center"/>
+        <w:rPr>
+          <w:rFonts w:ascii="Times New Roman" w:hAnsi="Times New Roman" w:cs="Times New Roman"/>
+          <w:b/>
+          <w:bCs/>
+          <w:sz w:val="32"/>
+          <w:szCs w:val="32"/>
+        </w:rPr>
+      </w:pPr>
+      <w:r>
+        <w:rPr>
+          <w:rFonts w:ascii="Times New Roman" w:hAnsi="Times New Roman" w:cs="Times New Roman"/>
+          <w:b/>
+          <w:bCs/>
+          <w:sz w:val="32"/>
+          <w:szCs w:val="32"/>
+        </w:rPr>
+        <w:t xml:space="preserve">Lab No.: </w:t>
+      </w:r>
+      <w:r>
+        <w:rPr>
+          <w:rFonts w:ascii="Times New Roman" w:hAnsi="Times New Roman" w:cs="Times New Roman"/>
+          <w:b/>
+          <w:bCs/>
+          <w:sz w:val="32"/>
+          <w:szCs w:val="32"/>
+        </w:rPr>
+        <w:t>08</w:t>
+      </w:r>
+    </w:p>
+    <w:p>
+      <w:pPr>
+        <w:jc w:val="center"/>
+        <w:rPr>
+          <w:rFonts w:ascii="Times New Roman" w:hAnsi="Times New Roman" w:cs="Times New Roman"/>
+          <w:b/>
+          <w:bCs/>
+          <w:sz w:val="32"/>
+          <w:szCs w:val="32"/>
+        </w:rPr>
+      </w:pPr>
+    </w:p>
+    <w:p>
+      <w:pPr>
+        <w:jc w:val="center"/>
+        <w:rPr>
+          <w:rFonts w:ascii="Times New Roman" w:hAnsi="Times New Roman" w:cs="Times New Roman"/>
+          <w:b/>
+          <w:bCs/>
+          <w:sz w:val="32"/>
+          <w:szCs w:val="32"/>
+        </w:rPr>
+      </w:pPr>
+    </w:p>
+    <w:tbl>
+      <w:tblPr>
+        <w:tblStyle w:val="TableGrid"/>
+        <w:tblW w:w="8986" w:type="dxa"/>
+        <w:tblInd w:w="-113" w:type="dxa"/>
+        <w:tblBorders>
+          <w:insideH w:val="none" w:sz="0" w:space="0" w:color="auto"/>
+          <w:insideV w:val="none" w:sz="0" w:space="0" w:color="auto"/>
+        </w:tblBorders>
+        <w:tblLook w:val="04A0" w:firstRow="1" w:lastRow="0" w:firstColumn="1" w:lastColumn="0" w:noHBand="0" w:noVBand="1"/>
+      </w:tblPr>
+      <w:tblGrid>
+        <w:gridCol w:w="4488"/>
+        <w:gridCol w:w="4498"/>
+      </w:tblGrid>
+      <w:tr>
+        <w:trPr>
+          <w:trHeight w:val="612"/>
+        </w:trPr>
+        <w:tc>
+          <w:tcPr>
+            <w:tcW w:w="4488" w:type="dxa"/>
+            <w:tcBorders>
+              <w:top w:val="single" w:sz="18" w:space="0" w:color="000000"/>
+              <w:left w:val="single" w:sz="18" w:space="0" w:color="000000"/>
+              <w:bottom w:val="nil"/>
+              <w:right w:val="single" w:sz="18" w:space="0" w:color="000000"/>
+            </w:tcBorders>
+            <w:hideMark/>
+          </w:tcPr>
+          <w:p>
+            <w:pPr>
+              <w:ind w:left="144" w:right="720"/>
+              <w:rPr>
+                <w:rFonts w:ascii="Times New Roman" w:hAnsi="Times New Roman" w:cs="Times New Roman"/>
+                <w:b/>
+                <w:bCs/>
+                <w:sz w:val="32"/>
+                <w:szCs w:val="32"/>
+                <w:u w:val="single"/>
+              </w:rPr>
+            </w:pPr>
+            <w:r>
+              <w:rPr>
+                <w:rFonts w:ascii="Times New Roman" w:hAnsi="Times New Roman" w:cs="Times New Roman"/>
+                <w:b/>
+                <w:bCs/>
+                <w:sz w:val="32"/>
+                <w:szCs w:val="32"/>
+                <w:u w:val="single"/>
+              </w:rPr>
+              <w:t>Submitted By:</w:t>
+            </w:r>
+          </w:p>
+        </w:tc>
+        <w:tc>
+          <w:tcPr>
+            <w:tcW w:w="4498" w:type="dxa"/>
+            <w:tcBorders>
+              <w:top w:val="single" w:sz="18" w:space="0" w:color="000000"/>
+              <w:left w:val="single" w:sz="18" w:space="0" w:color="000000"/>
+              <w:bottom w:val="nil"/>
+              <w:right w:val="single" w:sz="18" w:space="0" w:color="000000"/>
+            </w:tcBorders>
+            <w:hideMark/>
+          </w:tcPr>
+          <w:p>
+            <w:pPr>
+              <w:ind w:left="144"/>
+              <w:rPr>
+                <w:rFonts w:ascii="Times New Roman" w:hAnsi="Times New Roman" w:cs="Times New Roman"/>
+                <w:b/>
+                <w:bCs/>
+                <w:sz w:val="32"/>
+                <w:szCs w:val="32"/>
+                <w:u w:val="single"/>
+              </w:rPr>
+            </w:pPr>
+            <w:r>
+              <w:rPr>
+                <w:rFonts w:ascii="Times New Roman" w:hAnsi="Times New Roman" w:cs="Times New Roman"/>
+                <w:b/>
+                <w:bCs/>
+                <w:sz w:val="32"/>
+                <w:szCs w:val="32"/>
+                <w:u w:val="single"/>
+              </w:rPr>
+              <w:t>Submitted To:</w:t>
+            </w:r>
+          </w:p>
+        </w:tc>
+      </w:tr>
+      <w:tr>
+        <w:trPr>
+          <w:trHeight w:val="1719"/>
+        </w:trPr>
+        <w:tc>
+          <w:tcPr>
+            <w:tcW w:w="4488" w:type="dxa"/>
+            <w:tcBorders>
+              <w:top w:val="nil"/>
+              <w:left w:val="single" w:sz="18" w:space="0" w:color="000000"/>
+              <w:bottom w:val="single" w:sz="18" w:space="0" w:color="000000"/>
+              <w:right w:val="single" w:sz="18" w:space="0" w:color="000000"/>
+            </w:tcBorders>
+            <w:hideMark/>
+          </w:tcPr>
+          <w:p>
+            <w:pPr>
+              <w:ind w:left="144" w:right="720"/>
+              <w:rPr>
+                <w:rFonts w:ascii="Arial" w:hAnsi="Arial" w:cs="Arial"/>
+                <w:sz w:val="28"/>
+                <w:szCs w:val="28"/>
+              </w:rPr>
+            </w:pPr>
+            <w:r>
+              <w:rPr>
+                <w:rFonts w:ascii="Arial" w:hAnsi="Arial" w:cs="Arial"/>
+                <w:sz w:val="28"/>
+                <w:szCs w:val="28"/>
+              </w:rPr>
+              <w:t xml:space="preserve">Name: </w:t>
+            </w:r>
+            <w:r>
+              <w:rPr>
+                <w:rFonts w:ascii="Arial" w:hAnsi="Arial" w:cs="Arial"/>
+                <w:sz w:val="28"/>
+                <w:szCs w:val="28"/>
+              </w:rPr>
+              <w:t>Md. Farhan Masud</w:t>
+            </w:r>
+          </w:p>
+          <w:p>
+            <w:pPr>
+              <w:ind w:left="144" w:right="720"/>
+              <w:rPr>
+                <w:rFonts w:ascii="Arial" w:hAnsi="Arial" w:cs="Arial"/>
+                <w:sz w:val="28"/>
+                <w:szCs w:val="28"/>
+              </w:rPr>
+            </w:pPr>
+            <w:r>
+              <w:rPr>
+                <w:rFonts w:ascii="Arial" w:hAnsi="Arial" w:cs="Arial"/>
+                <w:sz w:val="28"/>
+                <w:szCs w:val="28"/>
+              </w:rPr>
+              <w:t xml:space="preserve">Roll: </w:t>
+            </w:r>
+            <w:r>
+              <w:rPr>
+                <w:rFonts w:ascii="Arial" w:hAnsi="Arial" w:cs="Arial"/>
+                <w:sz w:val="28"/>
+                <w:szCs w:val="28"/>
+              </w:rPr>
+              <w:t>2303011</w:t>
+            </w:r>
+          </w:p>
+          <w:p>
+            <w:pPr>
+              <w:ind w:left="144" w:right="720"/>
+              <w:rPr>
+                <w:rFonts w:ascii="Arial" w:hAnsi="Arial" w:cs="Arial"/>
+                <w:sz w:val="28"/>
+                <w:szCs w:val="28"/>
+              </w:rPr>
+            </w:pPr>
+            <w:r>
+              <w:rPr>
+                <w:rFonts w:ascii="Arial" w:hAnsi="Arial" w:cs="Arial"/>
+                <w:sz w:val="28"/>
+                <w:szCs w:val="28"/>
+              </w:rPr>
+              <w:t>Section: A</w:t>
+            </w:r>
+          </w:p>
+          <w:p>
+            <w:pPr>
+              <w:ind w:left="144" w:right="720"/>
+              <w:rPr>
+                <w:rFonts w:ascii="Arial" w:hAnsi="Arial" w:cs="Arial"/>
+                <w:sz w:val="28"/>
+                <w:szCs w:val="28"/>
+              </w:rPr>
+            </w:pPr>
+            <w:r>
+              <w:rPr>
+                <w:rFonts w:ascii="Arial" w:hAnsi="Arial" w:cs="Arial"/>
+                <w:sz w:val="28"/>
+                <w:szCs w:val="28"/>
+              </w:rPr>
+              <w:t>Session: 20</w:t>
+            </w:r>
+            <w:r>
+              <w:rPr>
+                <w:rFonts w:ascii="Arial" w:hAnsi="Arial" w:cs="Arial"/>
+                <w:sz w:val="28"/>
+                <w:szCs w:val="28"/>
+              </w:rPr>
+              <w:t>23-24</w:t>
+            </w:r>
+          </w:p>
+        </w:tc>
+        <w:tc>
+          <w:tcPr>
+            <w:tcW w:w="4498" w:type="dxa"/>
+            <w:tcBorders>
+              <w:top w:val="nil"/>
+              <w:left w:val="single" w:sz="18" w:space="0" w:color="000000"/>
+              <w:bottom w:val="single" w:sz="18" w:space="0" w:color="000000"/>
+              <w:right w:val="single" w:sz="18" w:space="0" w:color="000000"/>
+            </w:tcBorders>
+            <w:hideMark/>
+          </w:tcPr>
+          <w:p>
+            <w:pPr>
+              <w:ind w:left="144"/>
+              <w:rPr>
+                <w:rFonts w:ascii="Arial" w:hAnsi="Arial" w:cs="Arial"/>
+                <w:sz w:val="28"/>
+                <w:szCs w:val="28"/>
+              </w:rPr>
+            </w:pPr>
+            <w:r>
+              <w:rPr>
+                <w:rFonts w:ascii="Arial" w:hAnsi="Arial" w:cs="Arial"/>
+                <w:sz w:val="28"/>
+                <w:szCs w:val="28"/>
+              </w:rPr>
+              <w:t>Sadia Zaman Mishu</w:t>
+            </w:r>
+          </w:p>
+          <w:p>
+            <w:pPr>
+              <w:ind w:left="144"/>
+              <w:rPr>
+                <w:rFonts w:ascii="Arial" w:hAnsi="Arial" w:cs="Arial"/>
+                <w:sz w:val="28"/>
+                <w:szCs w:val="28"/>
+              </w:rPr>
+            </w:pPr>
+            <w:r>
+              <w:rPr>
+                <w:rFonts w:ascii="Arial" w:hAnsi="Arial" w:cs="Arial"/>
+                <w:sz w:val="28"/>
+                <w:szCs w:val="28"/>
+              </w:rPr>
+              <w:t>Assistant Professor</w:t>
+            </w:r>
+          </w:p>
+          <w:p>
+            <w:pPr>
+              <w:ind w:left="144"/>
+              <w:rPr>
+                <w:rFonts w:ascii="Arial" w:hAnsi="Arial" w:cs="Arial"/>
+                <w:sz w:val="28"/>
+                <w:szCs w:val="28"/>
+              </w:rPr>
+            </w:pPr>
+            <w:r>
+              <w:rPr>
+                <w:rFonts w:ascii="Arial" w:hAnsi="Arial" w:cs="Arial"/>
+                <w:sz w:val="28"/>
+                <w:szCs w:val="28"/>
+                <w:shd w:val="clear" w:color="auto" w:fill="FFFFFF"/>
+              </w:rPr>
+              <w:t>Dep</w:t>
+            </w:r>
+            <w:r>
+              <w:rPr>
+                <w:rFonts w:ascii="Arial" w:hAnsi="Arial" w:cs="Arial"/>
+                <w:sz w:val="28"/>
+                <w:szCs w:val="28"/>
+                <w:shd w:val="clear" w:color="auto" w:fill="FFFFFF"/>
+              </w:rPr>
+              <w:t>t.</w:t>
+            </w:r>
+            <w:r>
+              <w:rPr>
+                <w:rFonts w:ascii="Arial" w:hAnsi="Arial" w:cs="Arial"/>
+                <w:sz w:val="28"/>
+                <w:szCs w:val="28"/>
+                <w:shd w:val="clear" w:color="auto" w:fill="FFFFFF"/>
+              </w:rPr>
+              <w:t xml:space="preserve"> of </w:t>
+            </w:r>
+            <w:r>
+              <w:rPr>
+                <w:rFonts w:ascii="Arial" w:hAnsi="Arial" w:cs="Arial"/>
+                <w:sz w:val="28"/>
+                <w:szCs w:val="28"/>
+                <w:shd w:val="clear" w:color="auto" w:fill="FFFFFF"/>
+              </w:rPr>
+              <w:t>Computer Science &amp; Engineering, RUET</w:t>
+            </w:r>
+          </w:p>
+        </w:tc>
+      </w:tr>
+    </w:tbl>
+    <w:p>
+      <w:pPr>
+        <w:rPr>
+          <w:rFonts w:ascii="Times New Roman" w:hAnsi="Times New Roman" w:cs="Times New Roman"/>
+          <w:b/>
+          <w:bCs/>
+          <w:sz w:val="28"/>
+          <w:szCs w:val="28"/>
+        </w:rPr>
+      </w:pPr>
+    </w:p>
+    <w:p>
+      <w:pPr>
+        <w:rPr>
+          <w:rStyle w:val="Strong"/>
+        </w:rPr>
+      </w:pPr>
+      <w:r>
+        <w:rPr>
+          <w:rStyle w:val="Strong"/>
+        </w:rPr>
+        <w:br w:type="page"/>
+      </w:r>
+    </w:p>
+    <w:p>
+      <w:pPr>
         <w:spacing w:after="120"/>
         <w:jc w:val="both"/>
         <w:rPr>
@@ -8935,6 +14128,7 @@
         <w:rPr>
           <w:rStyle w:val="Strong"/>
           <w:rFonts w:ascii="Liberation Serif" w:hAnsi="Liberation Serif"/>
+          <w:noProof/>
           <w:sz w:val="24"/>
           <w:szCs w:val="24"/>
         </w:rPr>
@@ -8962,7 +14156,7 @@
                     <pic:cNvPicPr/>
                   </pic:nvPicPr>
                   <pic:blipFill>
-                    <a:blip r:embed="rId14">
+                    <a:blip r:embed="rId15">
                       <a:extLst>
                         <a:ext uri="{28A0092B-C50C-407E-A947-70E740481C1C}">
                           <a14:useLocalDpi xmlns:a14="http://schemas.microsoft.com/office/drawing/2010/main" val="0"/>
@@ -9953,6 +15147,43 @@
       <w:sz w:val="20"/>
     </w:rPr>
   </w:style>
+  <w:style w:type="character" w:styleId="SubtleEmphasis">
+    <w:name w:val="Subtle Emphasis"/>
+    <w:basedOn w:val="DefaultParagraphFont"/>
+    <w:uiPriority w:val="19"/>
+    <w:qFormat/>
+    <w:rsid w:val="0036575D"/>
+    <w:rPr>
+      <w:i/>
+      <w:iCs/>
+      <w:color w:val="404040" w:themeColor="text1" w:themeTint="BF"/>
+    </w:rPr>
+  </w:style>
+  <w:style w:type="table" w:styleId="TableGrid">
+    <w:name w:val="Table Grid"/>
+    <w:basedOn w:val="TableNormal"/>
+    <w:uiPriority w:val="39"/>
+    <w:rsid w:val="0036575D"/>
+    <w:pPr>
+      <w:suppressAutoHyphens w:val="0"/>
+    </w:pPr>
+    <w:rPr>
+      <w:rFonts w:ascii="Aptos" w:eastAsia="Aptos" w:hAnsi="Aptos" w:cs="Vrinda"/>
+      <w:lang w:eastAsia="en-US" w:bidi="ar-SA"/>
+      <w14:ligatures w14:val="standardContextual"/>
+    </w:rPr>
+    <w:tblPr>
+      <w:tblInd w:w="0" w:type="nil"/>
+      <w:tblBorders>
+        <w:top w:val="single" w:sz="4" w:space="0" w:color="auto"/>
+        <w:left w:val="single" w:sz="4" w:space="0" w:color="auto"/>
+        <w:bottom w:val="single" w:sz="4" w:space="0" w:color="auto"/>
+        <w:right w:val="single" w:sz="4" w:space="0" w:color="auto"/>
+        <w:insideH w:val="single" w:sz="4" w:space="0" w:color="auto"/>
+        <w:insideV w:val="single" w:sz="4" w:space="0" w:color="auto"/>
+      </w:tblBorders>
+    </w:tblPr>
+  </w:style>
 </w:styles>
 </file>
 
